--- a/2026-T3/B2-ICTSAD609-Plan_Monitor/2-Task2/Task2.docx
+++ b/2026-T3/B2-ICTSAD609-Plan_Monitor/2-Task2/Task2.docx
@@ -46,28 +46,3320 @@
       </w:r>
       <w:r>
         <w:br/>
-        <w:t xml:space="preserve">1. </w:t>
-      </w:r>
-      <w:r>
-        <w:t>Cloud-First SaaS and B2C Model</w:t>
+        <w:t>1. Cloud-First SaaS and B2C Model</w:t>
       </w:r>
       <w:r>
         <w:br/>
-      </w:r>
-      <w:r>
         <w:t>2. Strategic Hardware Partnerships and Outsourced Distribution</w:t>
+      </w:r>
+    </w:p>
+    <w:p>
+      <w:pPr>
+        <w:rPr>
+          <w:b/>
+          <w:bCs/>
+        </w:rPr>
+      </w:pPr>
+    </w:p>
+    <w:p>
+      <w:pPr>
+        <w:rPr>
+          <w:b/>
+          <w:bCs/>
+        </w:rPr>
+      </w:pPr>
+      <w:r>
+        <w:rPr>
+          <w:b/>
+          <w:bCs/>
+        </w:rPr>
+        <w:t>Section 1:</w:t>
+      </w:r>
+    </w:p>
+    <w:p>
+      <w:pPr>
+        <w:rPr>
+          <w:b/>
+          <w:bCs/>
+        </w:rPr>
+      </w:pPr>
+    </w:p>
+    <w:p>
+      <w:pPr>
+        <w:rPr>
+          <w:b/>
+          <w:bCs/>
+        </w:rPr>
+      </w:pPr>
+      <w:r>
+        <w:rPr>
+          <w:b/>
+          <w:bCs/>
+        </w:rPr>
+        <w:t>Business Overview</w:t>
+      </w:r>
+    </w:p>
+    <w:p>
+      <w:pPr>
+        <w:rPr>
+          <w:b/>
+          <w:bCs/>
+        </w:rPr>
+      </w:pPr>
+    </w:p>
+    <w:p>
+      <w:pPr>
+        <w:rPr>
+          <w:b/>
+          <w:bCs/>
+        </w:rPr>
+      </w:pPr>
+      <w:r>
+        <w:rPr>
+          <w:b/>
+          <w:bCs/>
+        </w:rPr>
+        <w:t>Worlducation</w:t>
+      </w:r>
+    </w:p>
+    <w:p>
+      <w:r>
+        <w:t>Worlducation is a social startup founded in 2016, headquartered in Sydney's CBD, with a development team in Bulgaria, a manufacturing team in Hong Kong, and operations and marketing staff in Colombia, Egypt, Iceland, Russia, and the Philippines. The company manufactures AI-powered tablet computers for elementary school students and develops educational software, content, and activities designed to adapt to each child's individual learning progress.</w:t>
+      </w:r>
+    </w:p>
+    <w:p>
+      <w:r>
+        <w:t>Worlducation operates on a B2B model, selling its tablets and software subscriptions directly to schools and educational institutions. By the end of 2019, the organization had sold more than 35,000 tablets to over 550 schools in 23 countries. Its unique value proposition is a one-to-one donation model: for every classroom that purchases its products, Worlducation donates and trains a classroom in an underserved community globally, connecting both classrooms for collaborative learning.</w:t>
+      </w:r>
+    </w:p>
+    <w:p>
+      <w:r>
+        <w:t>The company's long-term strategy includes expanding into a B2C model and continuing to innovate in AI-powered educational technology. In 2020, Worlducation faced significant operational disruption due to the COVID-19 pandemic, which closed its Hong Kong factory for a month, caused supply chain delays (only 500 of the 2,000 tablets scheduled were shipped before April 2020), and created financial pressure: while revenue was revised upward to a projected $55 million, net profit fell to $5 million and net cash flow turned negative at -$3 million.</w:t>
       </w:r>
     </w:p>
     <w:p/>
+    <w:p>
+      <w:pPr>
+        <w:rPr>
+          <w:b/>
+          <w:bCs/>
+        </w:rPr>
+      </w:pPr>
+      <w:r>
+        <w:rPr>
+          <w:b/>
+          <w:bCs/>
+        </w:rPr>
+        <w:br w:type="page"/>
+      </w:r>
+    </w:p>
+    <w:p>
+      <w:pPr>
+        <w:rPr>
+          <w:b/>
+          <w:bCs/>
+        </w:rPr>
+      </w:pPr>
+      <w:r>
+        <w:rPr>
+          <w:b/>
+          <w:bCs/>
+        </w:rPr>
+        <w:lastRenderedPageBreak/>
+        <w:t xml:space="preserve">ICT business analysis initiatives </w:t>
+      </w:r>
+    </w:p>
+    <w:p>
+      <w:r>
+        <w:t>1. Cloud-First SaaS and B2C Model</w:t>
+      </w:r>
+    </w:p>
+    <w:p>
+      <w:r>
+        <w:t>2. Strategic Hardware Partnerships and Outsourced Distribution</w:t>
+      </w:r>
+    </w:p>
+    <w:p/>
+    <w:p>
+      <w:pPr>
+        <w:rPr>
+          <w:b/>
+          <w:bCs/>
+        </w:rPr>
+      </w:pPr>
+      <w:r>
+        <w:rPr>
+          <w:b/>
+          <w:bCs/>
+        </w:rPr>
+        <w:t>Cloud-First SaaS and B2C Model</w:t>
+      </w:r>
+    </w:p>
+    <w:p>
+      <w:r>
+        <w:t>This is a S</w:t>
+      </w:r>
+      <w:r>
+        <w:t>oftware Transformation/Digital Business</w:t>
+      </w:r>
+      <w:r>
+        <w:t xml:space="preserve"> </w:t>
+      </w:r>
+      <w:r>
+        <w:t>Model Transition</w:t>
+      </w:r>
+    </w:p>
+    <w:p/>
+    <w:p>
+      <w:r>
+        <w:t xml:space="preserve">This initiative proposes transitioning the delivery of </w:t>
+      </w:r>
+      <w:proofErr w:type="spellStart"/>
+      <w:r>
+        <w:t>Worlducation's</w:t>
+      </w:r>
+      <w:proofErr w:type="spellEnd"/>
+      <w:r>
+        <w:t xml:space="preserve"> core product from a hardware-dependent B2B model to a cloud-based SaaS platform accessible from any device, combined with a B2C sales model targeting individual students, parents, and schools. The initiative involves dismantling the reliance on physical tablet manufacturing, migrating AI-powered learning software to a cloud architecture, building a self-service B2C subscription portal, and enabling direct digital delivery to end consumers globally.</w:t>
+      </w:r>
+    </w:p>
+    <w:p>
+      <w:r>
+        <w:t xml:space="preserve">From a financial perspective, the initiative requires an estimated initial investment of $2 million for cloud infrastructure, software redesign, and cybersecurity measures. This compares </w:t>
+      </w:r>
+      <w:proofErr w:type="spellStart"/>
+      <w:r>
+        <w:t>favorably</w:t>
+      </w:r>
+      <w:proofErr w:type="spellEnd"/>
+      <w:r>
+        <w:t xml:space="preserve"> to the $5 million needed for a second manufacturing facility or the $3 million in annual margin lost from purchasing commercial tablets. The SaaS model eliminates manufacturing costs and</w:t>
+      </w:r>
+      <w:r>
+        <w:t xml:space="preserve"> </w:t>
+      </w:r>
+      <w:r>
+        <w:t>generates recurring subscription revenue, directly addressing the</w:t>
+      </w:r>
+      <w:r>
+        <w:t xml:space="preserve"> </w:t>
+      </w:r>
+      <w:r>
+        <w:t>projected negative cash flow of -$3 million for 2020.</w:t>
+      </w:r>
+    </w:p>
+    <w:p/>
+    <w:p>
+      <w:pPr>
+        <w:rPr>
+          <w:rFonts w:ascii="Helvetica Neue" w:hAnsi="Helvetica Neue"/>
+          <w:color w:val="20374B"/>
+          <w:shd w:val="clear" w:color="auto" w:fill="FFFFFF"/>
+        </w:rPr>
+      </w:pPr>
+      <w:r>
+        <w:rPr>
+          <w:rFonts w:ascii="Helvetica Neue" w:hAnsi="Helvetica Neue"/>
+          <w:color w:val="20374B"/>
+          <w:shd w:val="clear" w:color="auto" w:fill="FFFFFF"/>
+        </w:rPr>
+        <w:t>SWAT analysis</w:t>
+      </w:r>
+    </w:p>
+    <w:tbl>
+      <w:tblPr>
+        <w:tblStyle w:val="TableGrid"/>
+        <w:tblW w:w="0" w:type="auto"/>
+        <w:tblLook w:val="04A0" w:firstRow="1" w:lastRow="0" w:firstColumn="1" w:lastColumn="0" w:noHBand="0" w:noVBand="1"/>
+      </w:tblPr>
+      <w:tblGrid>
+        <w:gridCol w:w="4802"/>
+        <w:gridCol w:w="5654"/>
+      </w:tblGrid>
+      <w:tr>
+        <w:tc>
+          <w:tcPr>
+            <w:tcW w:w="0" w:type="auto"/>
+            <w:hideMark/>
+          </w:tcPr>
+          <w:p>
+            <w:pPr>
+              <w:spacing w:after="160" w:line="278" w:lineRule="auto"/>
+              <w:rPr>
+                <w:b/>
+                <w:bCs/>
+              </w:rPr>
+            </w:pPr>
+            <w:r>
+              <w:rPr>
+                <w:b/>
+                <w:bCs/>
+              </w:rPr>
+              <w:t>Strengths</w:t>
+            </w:r>
+          </w:p>
+        </w:tc>
+        <w:tc>
+          <w:tcPr>
+            <w:tcW w:w="0" w:type="auto"/>
+            <w:hideMark/>
+          </w:tcPr>
+          <w:p>
+            <w:pPr>
+              <w:spacing w:after="160" w:line="278" w:lineRule="auto"/>
+              <w:rPr>
+                <w:b/>
+                <w:bCs/>
+              </w:rPr>
+            </w:pPr>
+            <w:r>
+              <w:rPr>
+                <w:b/>
+                <w:bCs/>
+              </w:rPr>
+              <w:t>Weaknesses</w:t>
+            </w:r>
+          </w:p>
+        </w:tc>
+      </w:tr>
+      <w:tr>
+        <w:tc>
+          <w:tcPr>
+            <w:tcW w:w="0" w:type="auto"/>
+            <w:hideMark/>
+          </w:tcPr>
+          <w:p>
+            <w:r>
+              <w:t>- Strong in-house AI and software development capabilities (development team in Bulgaria)</w:t>
+            </w:r>
+          </w:p>
+          <w:p>
+            <w:r>
+              <w:t>- Established relationships with clients in over 550 schools across 23 countries</w:t>
+            </w:r>
+          </w:p>
+          <w:p>
+            <w:r>
+              <w:t>- Strong management team with available investment funding</w:t>
+            </w:r>
+          </w:p>
+          <w:p>
+            <w:pPr>
+              <w:spacing w:after="160" w:line="278" w:lineRule="auto"/>
+            </w:pPr>
+            <w:r>
+              <w:t>- Proven AI learning platform with demonstrated educational outcomes</w:t>
+            </w:r>
+          </w:p>
+        </w:tc>
+        <w:tc>
+          <w:tcPr>
+            <w:tcW w:w="0" w:type="auto"/>
+            <w:hideMark/>
+          </w:tcPr>
+          <w:p>
+            <w:r>
+              <w:t>- Lack of a B2C platform or digital subscription infrastructure</w:t>
+            </w:r>
+          </w:p>
+          <w:p>
+            <w:r>
+              <w:t>- Staff skills gaps in SaaS operations, digital marketing, and B2C customer service</w:t>
+            </w:r>
+          </w:p>
+          <w:p>
+            <w:r>
+              <w:t>- Growing organization with limited internal capacity for large-scale ICT transformations</w:t>
+            </w:r>
+          </w:p>
+          <w:p>
+            <w:pPr>
+              <w:spacing w:after="160" w:line="278" w:lineRule="auto"/>
+            </w:pPr>
+            <w:r>
+              <w:t>- Brand not yet widely recognized by end consumers</w:t>
+            </w:r>
+          </w:p>
+        </w:tc>
+      </w:tr>
+      <w:tr>
+        <w:tc>
+          <w:tcPr>
+            <w:tcW w:w="0" w:type="auto"/>
+            <w:hideMark/>
+          </w:tcPr>
+          <w:p>
+            <w:pPr>
+              <w:spacing w:after="160" w:line="278" w:lineRule="auto"/>
+            </w:pPr>
+            <w:r>
+              <w:rPr>
+                <w:b/>
+                <w:bCs/>
+              </w:rPr>
+              <w:t>Opportunities</w:t>
+            </w:r>
+          </w:p>
+        </w:tc>
+        <w:tc>
+          <w:tcPr>
+            <w:tcW w:w="0" w:type="auto"/>
+            <w:hideMark/>
+          </w:tcPr>
+          <w:p>
+            <w:pPr>
+              <w:spacing w:after="160" w:line="278" w:lineRule="auto"/>
+            </w:pPr>
+            <w:r>
+              <w:rPr>
+                <w:b/>
+                <w:bCs/>
+              </w:rPr>
+              <w:t>Threats</w:t>
+            </w:r>
+          </w:p>
+        </w:tc>
+      </w:tr>
+      <w:tr>
+        <w:tc>
+          <w:tcPr>
+            <w:tcW w:w="0" w:type="auto"/>
+            <w:hideMark/>
+          </w:tcPr>
+          <w:p>
+            <w:r>
+              <w:t>- COVID-19 accelerating the adoption of remote and digital learning solutions globally</w:t>
+            </w:r>
+          </w:p>
+          <w:p>
+            <w:r>
+              <w:t>- Schools and families seeking accessible, device-independent educational technology</w:t>
+            </w:r>
+          </w:p>
+          <w:p>
+            <w:r>
+              <w:t>- Opportunity to scale globally without increasing manufacturing capacity</w:t>
+            </w:r>
+          </w:p>
+          <w:p>
+            <w:pPr>
+              <w:spacing w:after="160" w:line="278" w:lineRule="auto"/>
+            </w:pPr>
+            <w:r>
+              <w:lastRenderedPageBreak/>
+              <w:t>- Growing EdTech market driven by artificial intelligence and Internet of Things (IoT) technologies</w:t>
+            </w:r>
+          </w:p>
+        </w:tc>
+        <w:tc>
+          <w:tcPr>
+            <w:tcW w:w="0" w:type="auto"/>
+            <w:hideMark/>
+          </w:tcPr>
+          <w:p>
+            <w:r>
+              <w:lastRenderedPageBreak/>
+              <w:t>- Cybersecurity risks associated with storing and processing student data in the cloud</w:t>
+            </w:r>
+          </w:p>
+          <w:p>
+            <w:r>
+              <w:t>- Established SaaS competitors (Google Classroom, Microsoft Education, Duolingo) with a stronger market presence</w:t>
+            </w:r>
+          </w:p>
+          <w:p>
+            <w:r>
+              <w:t>- The initial transition period may put greater pressure on short-term cash flow before subscription revenue stabilizes</w:t>
+            </w:r>
+          </w:p>
+          <w:p>
+            <w:pPr>
+              <w:spacing w:after="160" w:line="278" w:lineRule="auto"/>
+            </w:pPr>
+            <w:r>
+              <w:lastRenderedPageBreak/>
+              <w:t>- Regulatory requirements regarding the privacy of minors' data under applicable legislation</w:t>
+            </w:r>
+          </w:p>
+        </w:tc>
+      </w:tr>
+    </w:tbl>
+    <w:p/>
+    <w:p/>
+    <w:p>
+      <w:pPr>
+        <w:rPr>
+          <w:b/>
+          <w:bCs/>
+        </w:rPr>
+      </w:pPr>
+      <w:r>
+        <w:rPr>
+          <w:b/>
+          <w:bCs/>
+        </w:rPr>
+        <w:t>Alignment with the Organization's Vision and Strategy</w:t>
+      </w:r>
+    </w:p>
+    <w:p>
+      <w:pPr>
+        <w:rPr>
+          <w:b/>
+          <w:bCs/>
+        </w:rPr>
+      </w:pPr>
+    </w:p>
+    <w:p>
+      <w:proofErr w:type="spellStart"/>
+      <w:r>
+        <w:t>Worlducation's</w:t>
+      </w:r>
+      <w:proofErr w:type="spellEnd"/>
+      <w:r>
+        <w:t xml:space="preserve"> vision is "to see a world without illiteracy," and its mission is to expand access to quality education globally.</w:t>
+      </w:r>
+    </w:p>
+    <w:p>
+      <w:r>
+        <w:t xml:space="preserve">The Cloud-Centric B2C SaaS initiative directly supports this vision by eliminating the physical and logistical barriers of hardware dependency, enabling any student in the world to access </w:t>
+      </w:r>
+      <w:proofErr w:type="spellStart"/>
+      <w:r>
+        <w:t>Worlducation's</w:t>
+      </w:r>
+      <w:proofErr w:type="spellEnd"/>
+      <w:r>
+        <w:t xml:space="preserve"> AI-powered learning platform from their own device. This initiative also aligns with the organization's strategic priorities: achieving at least 10% annual profit growth (by reducing OPEX and generating recurring revenue), increasing reach (by serving individual consumers globally without manufacturing constraints), and building deeper customer relationships (by offering a seamless digital service experience). The initiative was formally proposed for approval by Manuel Perez, IT Professional, to Senior Management and the Founders, as documented in the attached approval request letter.</w:t>
+      </w:r>
+    </w:p>
+    <w:p/>
+    <w:p>
+      <w:r>
+        <w:rPr>
+          <w:b/>
+          <w:bCs/>
+        </w:rPr>
+        <w:t>Objectives</w:t>
+      </w:r>
+      <w:r>
+        <w:t>:</w:t>
+      </w:r>
+    </w:p>
+    <w:p>
+      <w:pPr>
+        <w:pStyle w:val="ListParagraph"/>
+        <w:numPr>
+          <w:ilvl w:val="0"/>
+          <w:numId w:val="18"/>
+        </w:numPr>
+      </w:pPr>
+      <w:r>
+        <w:t xml:space="preserve">Design and implement a cloud-based SaaS learning platform by the third quarter of 2026, enabling access to </w:t>
+      </w:r>
+      <w:proofErr w:type="spellStart"/>
+      <w:r>
+        <w:t>Worlducation's</w:t>
+      </w:r>
+      <w:proofErr w:type="spellEnd"/>
+      <w:r>
+        <w:t xml:space="preserve"> AI-powered educational software from any internet-connected device, eliminating dependence on proprietary tablet hardware and resolving the supply chain disruption that caused the shortfall of 1,500 tablets in 2020.</w:t>
+      </w:r>
+    </w:p>
+    <w:p>
+      <w:pPr>
+        <w:pStyle w:val="ListParagraph"/>
+        <w:numPr>
+          <w:ilvl w:val="0"/>
+          <w:numId w:val="18"/>
+        </w:numPr>
+      </w:pPr>
+      <w:r>
+        <w:t xml:space="preserve">Establish and launch a B2C subscription model by the fourth quarter of 2026, generating a minimum recurring annual revenue of $10 million from individual consumer subscriptions, contributing to the restoration of </w:t>
+      </w:r>
+      <w:proofErr w:type="spellStart"/>
+      <w:r>
+        <w:t>Worlducation's</w:t>
+      </w:r>
+      <w:proofErr w:type="spellEnd"/>
+      <w:r>
+        <w:t xml:space="preserve"> target net profit margin of at least 10% annually, in line with the organization's 2020–2022 Strategic Plan.</w:t>
+      </w:r>
+    </w:p>
+    <w:p>
+      <w:r>
+        <w:br w:type="page"/>
+      </w:r>
+    </w:p>
+    <w:p>
+      <w:pPr>
+        <w:rPr>
+          <w:b/>
+          <w:bCs/>
+        </w:rPr>
+      </w:pPr>
+      <w:r>
+        <w:rPr>
+          <w:b/>
+          <w:bCs/>
+        </w:rPr>
+        <w:lastRenderedPageBreak/>
+        <w:t>Strategic Hardware Partnerships and Outsourced Distribution</w:t>
+      </w:r>
+    </w:p>
+    <w:p>
+      <w:pPr>
+        <w:rPr>
+          <w:b/>
+          <w:bCs/>
+        </w:rPr>
+      </w:pPr>
+    </w:p>
+    <w:p>
+      <w:r>
+        <w:t>This is a Supply Chain Transformation / Strategic Acquisition and Distribution of ICT Hardware</w:t>
+      </w:r>
+      <w:r>
+        <w:t>.</w:t>
+      </w:r>
+    </w:p>
+    <w:p/>
+    <w:p>
+      <w:r>
+        <w:t xml:space="preserve">This initiative proposes establishing formal alliances with external hardware manufacturers and distribution providers to replace </w:t>
+      </w:r>
+      <w:proofErr w:type="spellStart"/>
+      <w:r>
+        <w:t>Worlducation's</w:t>
+      </w:r>
+      <w:proofErr w:type="spellEnd"/>
+      <w:r>
+        <w:t xml:space="preserve"> dependence on its single factory in Hong Kong.</w:t>
+      </w:r>
+    </w:p>
+    <w:p>
+      <w:r>
+        <w:t xml:space="preserve">Under this model, Worlducation would continue to deliver its proprietary software and content with artificial intelligence, licensing it or pre-installing it on tablets acquired and distributed by strategic partners. The initiative involves identifying and selecting qualified hardware partners, negotiating agreements with defined service level commitments, integrating partners' systems with </w:t>
+      </w:r>
+      <w:proofErr w:type="spellStart"/>
+      <w:r>
+        <w:t>Worlducation's</w:t>
+      </w:r>
+      <w:proofErr w:type="spellEnd"/>
+      <w:r>
+        <w:t xml:space="preserve"> ERP, and establishing a scalable, third-party distribution network.</w:t>
+      </w:r>
+    </w:p>
+    <w:p>
+      <w:r>
+        <w:t>From a financial perspective, the outsourcing model implies a lost margin of $200 per unit sold ($2 million annually at 10,000 units). However, it significantly reduces capital expenditure, eliminates the risk of single-source manufacturing, and shortens the path to fulfilling backorders. Compared to establishing a second manufacturing plant for $5 million, this approach is considerably more cost-effective in the short and medium term.</w:t>
+      </w:r>
+    </w:p>
+    <w:p/>
+    <w:p>
+      <w:pPr>
+        <w:rPr>
+          <w:b/>
+          <w:bCs/>
+        </w:rPr>
+      </w:pPr>
+      <w:r>
+        <w:rPr>
+          <w:b/>
+          <w:bCs/>
+        </w:rPr>
+        <w:t>PESLE Analysis</w:t>
+      </w:r>
+    </w:p>
     <w:p/>
     <w:sectPr>
       <w:pgSz w:w="11906" w:h="16838"/>
-      <w:pgMar w:top="1440" w:right="1440" w:bottom="1440" w:left="1440" w:header="708" w:footer="708" w:gutter="0"/>
+      <w:pgMar w:top="720" w:right="720" w:bottom="720" w:left="720" w:header="708" w:footer="708" w:gutter="0"/>
       <w:cols w:space="708"/>
       <w:docGrid w:linePitch="360"/>
     </w:sectPr>
   </w:body>
 </w:document>
+</file>
+
+<file path=word/numbering.xml><?xml version="1.0" encoding="utf-8"?>
+<w:numbering xmlns:wpc="http://schemas.microsoft.com/office/word/2010/wordprocessingCanvas" xmlns:cx="http://schemas.microsoft.com/office/drawing/2014/chartex" xmlns:cx1="http://schemas.microsoft.com/office/drawing/2015/9/8/chartex" xmlns:cx2="http://schemas.microsoft.com/office/drawing/2015/10/21/chartex" xmlns:cx3="http://schemas.microsoft.com/office/drawing/2016/5/9/chartex" xmlns:cx4="http://schemas.microsoft.com/office/drawing/2016/5/10/chartex" xmlns:cx5="http://schemas.microsoft.com/office/drawing/2016/5/11/chartex" xmlns:cx6="http://schemas.microsoft.com/office/drawing/2016/5/12/chartex" xmlns:cx7="http://schemas.microsoft.com/office/drawing/2016/5/13/chartex" xmlns:cx8="http://schemas.microsoft.com/office/drawing/2016/5/14/chartex" xmlns:mc="http://schemas.openxmlformats.org/markup-compatibility/2006" xmlns:m="http://schemas.openxmlformats.org/officeDocument/2006/math" xmlns:aink="http://schemas.microsoft.com/office/drawing/2016/ink" xmlns:am3d="http://schemas.microsoft.com/office/drawing/2017/model3d" xmlns:oel="http://schemas.microsoft.com/office/2019/extlst" xmlns:r="http://schemas.openxmlformats.org/officeDocument/2006/relationships" xmlns:wp14="http://schemas.microsoft.com/office/word/2010/wordprocessingDrawing" xmlns:wp="http://schemas.openxmlformats.org/drawingml/2006/wordprocessingDrawing" xmlns:wpg="http://schemas.microsoft.com/office/word/2010/wordprocessingGroup" xmlns:wpi="http://schemas.microsoft.com/office/word/2010/wordprocessingInk" xmlns:wps="http://schemas.microsoft.com/office/word/2010/wordprocessingShape" xmlns:o="urn:schemas-microsoft-com:office:office" xmlns:v="urn:schemas-microsoft-com:vml" xmlns:w10="urn:schemas-microsoft-com:office:word" xmlns:w="http://schemas.openxmlformats.org/wordprocessingml/2006/main" xmlns:w14="http://schemas.microsoft.com/office/word/2010/wordml" xmlns:w15="http://schemas.microsoft.com/office/word/2012/wordml" xmlns:w16cex="http://schemas.microsoft.com/office/word/2018/wordml/cex" xmlns:w16cid="http://schemas.microsoft.com/office/word/2016/wordml/cid" xmlns:w16="http://schemas.microsoft.com/office/word/2018/wordml" xmlns:w16sdtdh="http://schemas.microsoft.com/office/word/2020/wordml/sdtdatahash" xmlns:w16sdtfl="http://schemas.microsoft.com/office/word/2024/wordml/sdtformatlock" xmlns:w16se="http://schemas.microsoft.com/office/word/2015/wordml/symex" xmlns:w16du="http://schemas.microsoft.com/office/word/2023/wordml/word16du" xmlns:wne="http://schemas.microsoft.com/office/word/2006/wordml" mc:Ignorable="w14 w15 w16se w16cid w16 w16cex w16sdtdh w16sdtfl w16du wp14">
+  <w:abstractNum w:abstractNumId="0" w15:restartNumberingAfterBreak="0">
+    <w:nsid w:val="0D7320FB"/>
+    <w:multiLevelType w:val="multilevel"/>
+    <w:tmpl w:val="CD941F0A"/>
+    <w:lvl w:ilvl="0">
+      <w:start w:val="1"/>
+      <w:numFmt w:val="bullet"/>
+      <w:lvlText w:val=""/>
+      <w:lvlJc w:val="left"/>
+      <w:pPr>
+        <w:tabs>
+          <w:tab w:val="num" w:pos="720"/>
+        </w:tabs>
+        <w:ind w:left="720" w:hanging="360"/>
+      </w:pPr>
+      <w:rPr>
+        <w:rFonts w:ascii="Symbol" w:hAnsi="Symbol" w:hint="default"/>
+        <w:sz w:val="20"/>
+      </w:rPr>
+    </w:lvl>
+    <w:lvl w:ilvl="1">
+      <w:start w:val="1"/>
+      <w:numFmt w:val="bullet"/>
+      <w:lvlText w:val="o"/>
+      <w:lvlJc w:val="left"/>
+      <w:pPr>
+        <w:tabs>
+          <w:tab w:val="num" w:pos="1440"/>
+        </w:tabs>
+        <w:ind w:left="1440" w:hanging="360"/>
+      </w:pPr>
+      <w:rPr>
+        <w:rFonts w:ascii="Courier New" w:hAnsi="Courier New" w:hint="default"/>
+        <w:sz w:val="20"/>
+      </w:rPr>
+    </w:lvl>
+    <w:lvl w:ilvl="2" w:tentative="1">
+      <w:start w:val="1"/>
+      <w:numFmt w:val="bullet"/>
+      <w:lvlText w:val=""/>
+      <w:lvlJc w:val="left"/>
+      <w:pPr>
+        <w:tabs>
+          <w:tab w:val="num" w:pos="2160"/>
+        </w:tabs>
+        <w:ind w:left="2160" w:hanging="360"/>
+      </w:pPr>
+      <w:rPr>
+        <w:rFonts w:ascii="Wingdings" w:hAnsi="Wingdings" w:hint="default"/>
+        <w:sz w:val="20"/>
+      </w:rPr>
+    </w:lvl>
+    <w:lvl w:ilvl="3" w:tentative="1">
+      <w:start w:val="1"/>
+      <w:numFmt w:val="bullet"/>
+      <w:lvlText w:val=""/>
+      <w:lvlJc w:val="left"/>
+      <w:pPr>
+        <w:tabs>
+          <w:tab w:val="num" w:pos="2880"/>
+        </w:tabs>
+        <w:ind w:left="2880" w:hanging="360"/>
+      </w:pPr>
+      <w:rPr>
+        <w:rFonts w:ascii="Wingdings" w:hAnsi="Wingdings" w:hint="default"/>
+        <w:sz w:val="20"/>
+      </w:rPr>
+    </w:lvl>
+    <w:lvl w:ilvl="4" w:tentative="1">
+      <w:start w:val="1"/>
+      <w:numFmt w:val="bullet"/>
+      <w:lvlText w:val=""/>
+      <w:lvlJc w:val="left"/>
+      <w:pPr>
+        <w:tabs>
+          <w:tab w:val="num" w:pos="3600"/>
+        </w:tabs>
+        <w:ind w:left="3600" w:hanging="360"/>
+      </w:pPr>
+      <w:rPr>
+        <w:rFonts w:ascii="Wingdings" w:hAnsi="Wingdings" w:hint="default"/>
+        <w:sz w:val="20"/>
+      </w:rPr>
+    </w:lvl>
+    <w:lvl w:ilvl="5" w:tentative="1">
+      <w:start w:val="1"/>
+      <w:numFmt w:val="bullet"/>
+      <w:lvlText w:val=""/>
+      <w:lvlJc w:val="left"/>
+      <w:pPr>
+        <w:tabs>
+          <w:tab w:val="num" w:pos="4320"/>
+        </w:tabs>
+        <w:ind w:left="4320" w:hanging="360"/>
+      </w:pPr>
+      <w:rPr>
+        <w:rFonts w:ascii="Wingdings" w:hAnsi="Wingdings" w:hint="default"/>
+        <w:sz w:val="20"/>
+      </w:rPr>
+    </w:lvl>
+    <w:lvl w:ilvl="6" w:tentative="1">
+      <w:start w:val="1"/>
+      <w:numFmt w:val="bullet"/>
+      <w:lvlText w:val=""/>
+      <w:lvlJc w:val="left"/>
+      <w:pPr>
+        <w:tabs>
+          <w:tab w:val="num" w:pos="5040"/>
+        </w:tabs>
+        <w:ind w:left="5040" w:hanging="360"/>
+      </w:pPr>
+      <w:rPr>
+        <w:rFonts w:ascii="Wingdings" w:hAnsi="Wingdings" w:hint="default"/>
+        <w:sz w:val="20"/>
+      </w:rPr>
+    </w:lvl>
+    <w:lvl w:ilvl="7" w:tentative="1">
+      <w:start w:val="1"/>
+      <w:numFmt w:val="bullet"/>
+      <w:lvlText w:val=""/>
+      <w:lvlJc w:val="left"/>
+      <w:pPr>
+        <w:tabs>
+          <w:tab w:val="num" w:pos="5760"/>
+        </w:tabs>
+        <w:ind w:left="5760" w:hanging="360"/>
+      </w:pPr>
+      <w:rPr>
+        <w:rFonts w:ascii="Wingdings" w:hAnsi="Wingdings" w:hint="default"/>
+        <w:sz w:val="20"/>
+      </w:rPr>
+    </w:lvl>
+    <w:lvl w:ilvl="8" w:tentative="1">
+      <w:start w:val="1"/>
+      <w:numFmt w:val="bullet"/>
+      <w:lvlText w:val=""/>
+      <w:lvlJc w:val="left"/>
+      <w:pPr>
+        <w:tabs>
+          <w:tab w:val="num" w:pos="6480"/>
+        </w:tabs>
+        <w:ind w:left="6480" w:hanging="360"/>
+      </w:pPr>
+      <w:rPr>
+        <w:rFonts w:ascii="Wingdings" w:hAnsi="Wingdings" w:hint="default"/>
+        <w:sz w:val="20"/>
+      </w:rPr>
+    </w:lvl>
+  </w:abstractNum>
+  <w:abstractNum w:abstractNumId="1" w15:restartNumberingAfterBreak="0">
+    <w:nsid w:val="113C59F1"/>
+    <w:multiLevelType w:val="multilevel"/>
+    <w:tmpl w:val="66D8D3C4"/>
+    <w:lvl w:ilvl="0">
+      <w:start w:val="1"/>
+      <w:numFmt w:val="bullet"/>
+      <w:lvlText w:val=""/>
+      <w:lvlJc w:val="left"/>
+      <w:pPr>
+        <w:tabs>
+          <w:tab w:val="num" w:pos="720"/>
+        </w:tabs>
+        <w:ind w:left="720" w:hanging="360"/>
+      </w:pPr>
+      <w:rPr>
+        <w:rFonts w:ascii="Symbol" w:hAnsi="Symbol" w:hint="default"/>
+        <w:sz w:val="20"/>
+      </w:rPr>
+    </w:lvl>
+    <w:lvl w:ilvl="1" w:tentative="1">
+      <w:start w:val="1"/>
+      <w:numFmt w:val="bullet"/>
+      <w:lvlText w:val="o"/>
+      <w:lvlJc w:val="left"/>
+      <w:pPr>
+        <w:tabs>
+          <w:tab w:val="num" w:pos="1440"/>
+        </w:tabs>
+        <w:ind w:left="1440" w:hanging="360"/>
+      </w:pPr>
+      <w:rPr>
+        <w:rFonts w:ascii="Courier New" w:hAnsi="Courier New" w:hint="default"/>
+        <w:sz w:val="20"/>
+      </w:rPr>
+    </w:lvl>
+    <w:lvl w:ilvl="2" w:tentative="1">
+      <w:start w:val="1"/>
+      <w:numFmt w:val="bullet"/>
+      <w:lvlText w:val=""/>
+      <w:lvlJc w:val="left"/>
+      <w:pPr>
+        <w:tabs>
+          <w:tab w:val="num" w:pos="2160"/>
+        </w:tabs>
+        <w:ind w:left="2160" w:hanging="360"/>
+      </w:pPr>
+      <w:rPr>
+        <w:rFonts w:ascii="Wingdings" w:hAnsi="Wingdings" w:hint="default"/>
+        <w:sz w:val="20"/>
+      </w:rPr>
+    </w:lvl>
+    <w:lvl w:ilvl="3" w:tentative="1">
+      <w:start w:val="1"/>
+      <w:numFmt w:val="bullet"/>
+      <w:lvlText w:val=""/>
+      <w:lvlJc w:val="left"/>
+      <w:pPr>
+        <w:tabs>
+          <w:tab w:val="num" w:pos="2880"/>
+        </w:tabs>
+        <w:ind w:left="2880" w:hanging="360"/>
+      </w:pPr>
+      <w:rPr>
+        <w:rFonts w:ascii="Wingdings" w:hAnsi="Wingdings" w:hint="default"/>
+        <w:sz w:val="20"/>
+      </w:rPr>
+    </w:lvl>
+    <w:lvl w:ilvl="4" w:tentative="1">
+      <w:start w:val="1"/>
+      <w:numFmt w:val="bullet"/>
+      <w:lvlText w:val=""/>
+      <w:lvlJc w:val="left"/>
+      <w:pPr>
+        <w:tabs>
+          <w:tab w:val="num" w:pos="3600"/>
+        </w:tabs>
+        <w:ind w:left="3600" w:hanging="360"/>
+      </w:pPr>
+      <w:rPr>
+        <w:rFonts w:ascii="Wingdings" w:hAnsi="Wingdings" w:hint="default"/>
+        <w:sz w:val="20"/>
+      </w:rPr>
+    </w:lvl>
+    <w:lvl w:ilvl="5" w:tentative="1">
+      <w:start w:val="1"/>
+      <w:numFmt w:val="bullet"/>
+      <w:lvlText w:val=""/>
+      <w:lvlJc w:val="left"/>
+      <w:pPr>
+        <w:tabs>
+          <w:tab w:val="num" w:pos="4320"/>
+        </w:tabs>
+        <w:ind w:left="4320" w:hanging="360"/>
+      </w:pPr>
+      <w:rPr>
+        <w:rFonts w:ascii="Wingdings" w:hAnsi="Wingdings" w:hint="default"/>
+        <w:sz w:val="20"/>
+      </w:rPr>
+    </w:lvl>
+    <w:lvl w:ilvl="6" w:tentative="1">
+      <w:start w:val="1"/>
+      <w:numFmt w:val="bullet"/>
+      <w:lvlText w:val=""/>
+      <w:lvlJc w:val="left"/>
+      <w:pPr>
+        <w:tabs>
+          <w:tab w:val="num" w:pos="5040"/>
+        </w:tabs>
+        <w:ind w:left="5040" w:hanging="360"/>
+      </w:pPr>
+      <w:rPr>
+        <w:rFonts w:ascii="Wingdings" w:hAnsi="Wingdings" w:hint="default"/>
+        <w:sz w:val="20"/>
+      </w:rPr>
+    </w:lvl>
+    <w:lvl w:ilvl="7" w:tentative="1">
+      <w:start w:val="1"/>
+      <w:numFmt w:val="bullet"/>
+      <w:lvlText w:val=""/>
+      <w:lvlJc w:val="left"/>
+      <w:pPr>
+        <w:tabs>
+          <w:tab w:val="num" w:pos="5760"/>
+        </w:tabs>
+        <w:ind w:left="5760" w:hanging="360"/>
+      </w:pPr>
+      <w:rPr>
+        <w:rFonts w:ascii="Wingdings" w:hAnsi="Wingdings" w:hint="default"/>
+        <w:sz w:val="20"/>
+      </w:rPr>
+    </w:lvl>
+    <w:lvl w:ilvl="8" w:tentative="1">
+      <w:start w:val="1"/>
+      <w:numFmt w:val="bullet"/>
+      <w:lvlText w:val=""/>
+      <w:lvlJc w:val="left"/>
+      <w:pPr>
+        <w:tabs>
+          <w:tab w:val="num" w:pos="6480"/>
+        </w:tabs>
+        <w:ind w:left="6480" w:hanging="360"/>
+      </w:pPr>
+      <w:rPr>
+        <w:rFonts w:ascii="Wingdings" w:hAnsi="Wingdings" w:hint="default"/>
+        <w:sz w:val="20"/>
+      </w:rPr>
+    </w:lvl>
+  </w:abstractNum>
+  <w:abstractNum w:abstractNumId="2" w15:restartNumberingAfterBreak="0">
+    <w:nsid w:val="1B890B33"/>
+    <w:multiLevelType w:val="multilevel"/>
+    <w:tmpl w:val="9A761358"/>
+    <w:lvl w:ilvl="0">
+      <w:start w:val="1"/>
+      <w:numFmt w:val="bullet"/>
+      <w:lvlText w:val=""/>
+      <w:lvlJc w:val="left"/>
+      <w:pPr>
+        <w:tabs>
+          <w:tab w:val="num" w:pos="720"/>
+        </w:tabs>
+        <w:ind w:left="720" w:hanging="360"/>
+      </w:pPr>
+      <w:rPr>
+        <w:rFonts w:ascii="Symbol" w:hAnsi="Symbol" w:hint="default"/>
+        <w:sz w:val="20"/>
+      </w:rPr>
+    </w:lvl>
+    <w:lvl w:ilvl="1">
+      <w:start w:val="1"/>
+      <w:numFmt w:val="bullet"/>
+      <w:lvlText w:val="o"/>
+      <w:lvlJc w:val="left"/>
+      <w:pPr>
+        <w:tabs>
+          <w:tab w:val="num" w:pos="1440"/>
+        </w:tabs>
+        <w:ind w:left="1440" w:hanging="360"/>
+      </w:pPr>
+      <w:rPr>
+        <w:rFonts w:ascii="Courier New" w:hAnsi="Courier New" w:hint="default"/>
+        <w:sz w:val="20"/>
+      </w:rPr>
+    </w:lvl>
+    <w:lvl w:ilvl="2" w:tentative="1">
+      <w:start w:val="1"/>
+      <w:numFmt w:val="bullet"/>
+      <w:lvlText w:val=""/>
+      <w:lvlJc w:val="left"/>
+      <w:pPr>
+        <w:tabs>
+          <w:tab w:val="num" w:pos="2160"/>
+        </w:tabs>
+        <w:ind w:left="2160" w:hanging="360"/>
+      </w:pPr>
+      <w:rPr>
+        <w:rFonts w:ascii="Wingdings" w:hAnsi="Wingdings" w:hint="default"/>
+        <w:sz w:val="20"/>
+      </w:rPr>
+    </w:lvl>
+    <w:lvl w:ilvl="3" w:tentative="1">
+      <w:start w:val="1"/>
+      <w:numFmt w:val="bullet"/>
+      <w:lvlText w:val=""/>
+      <w:lvlJc w:val="left"/>
+      <w:pPr>
+        <w:tabs>
+          <w:tab w:val="num" w:pos="2880"/>
+        </w:tabs>
+        <w:ind w:left="2880" w:hanging="360"/>
+      </w:pPr>
+      <w:rPr>
+        <w:rFonts w:ascii="Wingdings" w:hAnsi="Wingdings" w:hint="default"/>
+        <w:sz w:val="20"/>
+      </w:rPr>
+    </w:lvl>
+    <w:lvl w:ilvl="4" w:tentative="1">
+      <w:start w:val="1"/>
+      <w:numFmt w:val="bullet"/>
+      <w:lvlText w:val=""/>
+      <w:lvlJc w:val="left"/>
+      <w:pPr>
+        <w:tabs>
+          <w:tab w:val="num" w:pos="3600"/>
+        </w:tabs>
+        <w:ind w:left="3600" w:hanging="360"/>
+      </w:pPr>
+      <w:rPr>
+        <w:rFonts w:ascii="Wingdings" w:hAnsi="Wingdings" w:hint="default"/>
+        <w:sz w:val="20"/>
+      </w:rPr>
+    </w:lvl>
+    <w:lvl w:ilvl="5" w:tentative="1">
+      <w:start w:val="1"/>
+      <w:numFmt w:val="bullet"/>
+      <w:lvlText w:val=""/>
+      <w:lvlJc w:val="left"/>
+      <w:pPr>
+        <w:tabs>
+          <w:tab w:val="num" w:pos="4320"/>
+        </w:tabs>
+        <w:ind w:left="4320" w:hanging="360"/>
+      </w:pPr>
+      <w:rPr>
+        <w:rFonts w:ascii="Wingdings" w:hAnsi="Wingdings" w:hint="default"/>
+        <w:sz w:val="20"/>
+      </w:rPr>
+    </w:lvl>
+    <w:lvl w:ilvl="6" w:tentative="1">
+      <w:start w:val="1"/>
+      <w:numFmt w:val="bullet"/>
+      <w:lvlText w:val=""/>
+      <w:lvlJc w:val="left"/>
+      <w:pPr>
+        <w:tabs>
+          <w:tab w:val="num" w:pos="5040"/>
+        </w:tabs>
+        <w:ind w:left="5040" w:hanging="360"/>
+      </w:pPr>
+      <w:rPr>
+        <w:rFonts w:ascii="Wingdings" w:hAnsi="Wingdings" w:hint="default"/>
+        <w:sz w:val="20"/>
+      </w:rPr>
+    </w:lvl>
+    <w:lvl w:ilvl="7" w:tentative="1">
+      <w:start w:val="1"/>
+      <w:numFmt w:val="bullet"/>
+      <w:lvlText w:val=""/>
+      <w:lvlJc w:val="left"/>
+      <w:pPr>
+        <w:tabs>
+          <w:tab w:val="num" w:pos="5760"/>
+        </w:tabs>
+        <w:ind w:left="5760" w:hanging="360"/>
+      </w:pPr>
+      <w:rPr>
+        <w:rFonts w:ascii="Wingdings" w:hAnsi="Wingdings" w:hint="default"/>
+        <w:sz w:val="20"/>
+      </w:rPr>
+    </w:lvl>
+    <w:lvl w:ilvl="8" w:tentative="1">
+      <w:start w:val="1"/>
+      <w:numFmt w:val="bullet"/>
+      <w:lvlText w:val=""/>
+      <w:lvlJc w:val="left"/>
+      <w:pPr>
+        <w:tabs>
+          <w:tab w:val="num" w:pos="6480"/>
+        </w:tabs>
+        <w:ind w:left="6480" w:hanging="360"/>
+      </w:pPr>
+      <w:rPr>
+        <w:rFonts w:ascii="Wingdings" w:hAnsi="Wingdings" w:hint="default"/>
+        <w:sz w:val="20"/>
+      </w:rPr>
+    </w:lvl>
+  </w:abstractNum>
+  <w:abstractNum w:abstractNumId="3" w15:restartNumberingAfterBreak="0">
+    <w:nsid w:val="1E526D28"/>
+    <w:multiLevelType w:val="multilevel"/>
+    <w:tmpl w:val="E61E96DA"/>
+    <w:lvl w:ilvl="0">
+      <w:start w:val="1"/>
+      <w:numFmt w:val="bullet"/>
+      <w:lvlText w:val=""/>
+      <w:lvlJc w:val="left"/>
+      <w:pPr>
+        <w:tabs>
+          <w:tab w:val="num" w:pos="720"/>
+        </w:tabs>
+        <w:ind w:left="720" w:hanging="360"/>
+      </w:pPr>
+      <w:rPr>
+        <w:rFonts w:ascii="Symbol" w:hAnsi="Symbol" w:hint="default"/>
+        <w:sz w:val="20"/>
+      </w:rPr>
+    </w:lvl>
+    <w:lvl w:ilvl="1" w:tentative="1">
+      <w:start w:val="1"/>
+      <w:numFmt w:val="bullet"/>
+      <w:lvlText w:val="o"/>
+      <w:lvlJc w:val="left"/>
+      <w:pPr>
+        <w:tabs>
+          <w:tab w:val="num" w:pos="1440"/>
+        </w:tabs>
+        <w:ind w:left="1440" w:hanging="360"/>
+      </w:pPr>
+      <w:rPr>
+        <w:rFonts w:ascii="Courier New" w:hAnsi="Courier New" w:hint="default"/>
+        <w:sz w:val="20"/>
+      </w:rPr>
+    </w:lvl>
+    <w:lvl w:ilvl="2" w:tentative="1">
+      <w:start w:val="1"/>
+      <w:numFmt w:val="bullet"/>
+      <w:lvlText w:val=""/>
+      <w:lvlJc w:val="left"/>
+      <w:pPr>
+        <w:tabs>
+          <w:tab w:val="num" w:pos="2160"/>
+        </w:tabs>
+        <w:ind w:left="2160" w:hanging="360"/>
+      </w:pPr>
+      <w:rPr>
+        <w:rFonts w:ascii="Wingdings" w:hAnsi="Wingdings" w:hint="default"/>
+        <w:sz w:val="20"/>
+      </w:rPr>
+    </w:lvl>
+    <w:lvl w:ilvl="3" w:tentative="1">
+      <w:start w:val="1"/>
+      <w:numFmt w:val="bullet"/>
+      <w:lvlText w:val=""/>
+      <w:lvlJc w:val="left"/>
+      <w:pPr>
+        <w:tabs>
+          <w:tab w:val="num" w:pos="2880"/>
+        </w:tabs>
+        <w:ind w:left="2880" w:hanging="360"/>
+      </w:pPr>
+      <w:rPr>
+        <w:rFonts w:ascii="Wingdings" w:hAnsi="Wingdings" w:hint="default"/>
+        <w:sz w:val="20"/>
+      </w:rPr>
+    </w:lvl>
+    <w:lvl w:ilvl="4" w:tentative="1">
+      <w:start w:val="1"/>
+      <w:numFmt w:val="bullet"/>
+      <w:lvlText w:val=""/>
+      <w:lvlJc w:val="left"/>
+      <w:pPr>
+        <w:tabs>
+          <w:tab w:val="num" w:pos="3600"/>
+        </w:tabs>
+        <w:ind w:left="3600" w:hanging="360"/>
+      </w:pPr>
+      <w:rPr>
+        <w:rFonts w:ascii="Wingdings" w:hAnsi="Wingdings" w:hint="default"/>
+        <w:sz w:val="20"/>
+      </w:rPr>
+    </w:lvl>
+    <w:lvl w:ilvl="5" w:tentative="1">
+      <w:start w:val="1"/>
+      <w:numFmt w:val="bullet"/>
+      <w:lvlText w:val=""/>
+      <w:lvlJc w:val="left"/>
+      <w:pPr>
+        <w:tabs>
+          <w:tab w:val="num" w:pos="4320"/>
+        </w:tabs>
+        <w:ind w:left="4320" w:hanging="360"/>
+      </w:pPr>
+      <w:rPr>
+        <w:rFonts w:ascii="Wingdings" w:hAnsi="Wingdings" w:hint="default"/>
+        <w:sz w:val="20"/>
+      </w:rPr>
+    </w:lvl>
+    <w:lvl w:ilvl="6" w:tentative="1">
+      <w:start w:val="1"/>
+      <w:numFmt w:val="bullet"/>
+      <w:lvlText w:val=""/>
+      <w:lvlJc w:val="left"/>
+      <w:pPr>
+        <w:tabs>
+          <w:tab w:val="num" w:pos="5040"/>
+        </w:tabs>
+        <w:ind w:left="5040" w:hanging="360"/>
+      </w:pPr>
+      <w:rPr>
+        <w:rFonts w:ascii="Wingdings" w:hAnsi="Wingdings" w:hint="default"/>
+        <w:sz w:val="20"/>
+      </w:rPr>
+    </w:lvl>
+    <w:lvl w:ilvl="7" w:tentative="1">
+      <w:start w:val="1"/>
+      <w:numFmt w:val="bullet"/>
+      <w:lvlText w:val=""/>
+      <w:lvlJc w:val="left"/>
+      <w:pPr>
+        <w:tabs>
+          <w:tab w:val="num" w:pos="5760"/>
+        </w:tabs>
+        <w:ind w:left="5760" w:hanging="360"/>
+      </w:pPr>
+      <w:rPr>
+        <w:rFonts w:ascii="Wingdings" w:hAnsi="Wingdings" w:hint="default"/>
+        <w:sz w:val="20"/>
+      </w:rPr>
+    </w:lvl>
+    <w:lvl w:ilvl="8" w:tentative="1">
+      <w:start w:val="1"/>
+      <w:numFmt w:val="bullet"/>
+      <w:lvlText w:val=""/>
+      <w:lvlJc w:val="left"/>
+      <w:pPr>
+        <w:tabs>
+          <w:tab w:val="num" w:pos="6480"/>
+        </w:tabs>
+        <w:ind w:left="6480" w:hanging="360"/>
+      </w:pPr>
+      <w:rPr>
+        <w:rFonts w:ascii="Wingdings" w:hAnsi="Wingdings" w:hint="default"/>
+        <w:sz w:val="20"/>
+      </w:rPr>
+    </w:lvl>
+  </w:abstractNum>
+  <w:abstractNum w:abstractNumId="4" w15:restartNumberingAfterBreak="0">
+    <w:nsid w:val="291B1D4C"/>
+    <w:multiLevelType w:val="multilevel"/>
+    <w:tmpl w:val="25A8E8A2"/>
+    <w:lvl w:ilvl="0">
+      <w:start w:val="1"/>
+      <w:numFmt w:val="bullet"/>
+      <w:lvlText w:val=""/>
+      <w:lvlJc w:val="left"/>
+      <w:pPr>
+        <w:tabs>
+          <w:tab w:val="num" w:pos="720"/>
+        </w:tabs>
+        <w:ind w:left="720" w:hanging="360"/>
+      </w:pPr>
+      <w:rPr>
+        <w:rFonts w:ascii="Symbol" w:hAnsi="Symbol" w:hint="default"/>
+        <w:sz w:val="20"/>
+      </w:rPr>
+    </w:lvl>
+    <w:lvl w:ilvl="1" w:tentative="1">
+      <w:start w:val="1"/>
+      <w:numFmt w:val="bullet"/>
+      <w:lvlText w:val="o"/>
+      <w:lvlJc w:val="left"/>
+      <w:pPr>
+        <w:tabs>
+          <w:tab w:val="num" w:pos="1440"/>
+        </w:tabs>
+        <w:ind w:left="1440" w:hanging="360"/>
+      </w:pPr>
+      <w:rPr>
+        <w:rFonts w:ascii="Courier New" w:hAnsi="Courier New" w:hint="default"/>
+        <w:sz w:val="20"/>
+      </w:rPr>
+    </w:lvl>
+    <w:lvl w:ilvl="2" w:tentative="1">
+      <w:start w:val="1"/>
+      <w:numFmt w:val="bullet"/>
+      <w:lvlText w:val=""/>
+      <w:lvlJc w:val="left"/>
+      <w:pPr>
+        <w:tabs>
+          <w:tab w:val="num" w:pos="2160"/>
+        </w:tabs>
+        <w:ind w:left="2160" w:hanging="360"/>
+      </w:pPr>
+      <w:rPr>
+        <w:rFonts w:ascii="Wingdings" w:hAnsi="Wingdings" w:hint="default"/>
+        <w:sz w:val="20"/>
+      </w:rPr>
+    </w:lvl>
+    <w:lvl w:ilvl="3" w:tentative="1">
+      <w:start w:val="1"/>
+      <w:numFmt w:val="bullet"/>
+      <w:lvlText w:val=""/>
+      <w:lvlJc w:val="left"/>
+      <w:pPr>
+        <w:tabs>
+          <w:tab w:val="num" w:pos="2880"/>
+        </w:tabs>
+        <w:ind w:left="2880" w:hanging="360"/>
+      </w:pPr>
+      <w:rPr>
+        <w:rFonts w:ascii="Wingdings" w:hAnsi="Wingdings" w:hint="default"/>
+        <w:sz w:val="20"/>
+      </w:rPr>
+    </w:lvl>
+    <w:lvl w:ilvl="4" w:tentative="1">
+      <w:start w:val="1"/>
+      <w:numFmt w:val="bullet"/>
+      <w:lvlText w:val=""/>
+      <w:lvlJc w:val="left"/>
+      <w:pPr>
+        <w:tabs>
+          <w:tab w:val="num" w:pos="3600"/>
+        </w:tabs>
+        <w:ind w:left="3600" w:hanging="360"/>
+      </w:pPr>
+      <w:rPr>
+        <w:rFonts w:ascii="Wingdings" w:hAnsi="Wingdings" w:hint="default"/>
+        <w:sz w:val="20"/>
+      </w:rPr>
+    </w:lvl>
+    <w:lvl w:ilvl="5" w:tentative="1">
+      <w:start w:val="1"/>
+      <w:numFmt w:val="bullet"/>
+      <w:lvlText w:val=""/>
+      <w:lvlJc w:val="left"/>
+      <w:pPr>
+        <w:tabs>
+          <w:tab w:val="num" w:pos="4320"/>
+        </w:tabs>
+        <w:ind w:left="4320" w:hanging="360"/>
+      </w:pPr>
+      <w:rPr>
+        <w:rFonts w:ascii="Wingdings" w:hAnsi="Wingdings" w:hint="default"/>
+        <w:sz w:val="20"/>
+      </w:rPr>
+    </w:lvl>
+    <w:lvl w:ilvl="6" w:tentative="1">
+      <w:start w:val="1"/>
+      <w:numFmt w:val="bullet"/>
+      <w:lvlText w:val=""/>
+      <w:lvlJc w:val="left"/>
+      <w:pPr>
+        <w:tabs>
+          <w:tab w:val="num" w:pos="5040"/>
+        </w:tabs>
+        <w:ind w:left="5040" w:hanging="360"/>
+      </w:pPr>
+      <w:rPr>
+        <w:rFonts w:ascii="Wingdings" w:hAnsi="Wingdings" w:hint="default"/>
+        <w:sz w:val="20"/>
+      </w:rPr>
+    </w:lvl>
+    <w:lvl w:ilvl="7" w:tentative="1">
+      <w:start w:val="1"/>
+      <w:numFmt w:val="bullet"/>
+      <w:lvlText w:val=""/>
+      <w:lvlJc w:val="left"/>
+      <w:pPr>
+        <w:tabs>
+          <w:tab w:val="num" w:pos="5760"/>
+        </w:tabs>
+        <w:ind w:left="5760" w:hanging="360"/>
+      </w:pPr>
+      <w:rPr>
+        <w:rFonts w:ascii="Wingdings" w:hAnsi="Wingdings" w:hint="default"/>
+        <w:sz w:val="20"/>
+      </w:rPr>
+    </w:lvl>
+    <w:lvl w:ilvl="8" w:tentative="1">
+      <w:start w:val="1"/>
+      <w:numFmt w:val="bullet"/>
+      <w:lvlText w:val=""/>
+      <w:lvlJc w:val="left"/>
+      <w:pPr>
+        <w:tabs>
+          <w:tab w:val="num" w:pos="6480"/>
+        </w:tabs>
+        <w:ind w:left="6480" w:hanging="360"/>
+      </w:pPr>
+      <w:rPr>
+        <w:rFonts w:ascii="Wingdings" w:hAnsi="Wingdings" w:hint="default"/>
+        <w:sz w:val="20"/>
+      </w:rPr>
+    </w:lvl>
+  </w:abstractNum>
+  <w:abstractNum w:abstractNumId="5" w15:restartNumberingAfterBreak="0">
+    <w:nsid w:val="2B2026EC"/>
+    <w:multiLevelType w:val="multilevel"/>
+    <w:tmpl w:val="A98CDBF2"/>
+    <w:lvl w:ilvl="0">
+      <w:start w:val="1"/>
+      <w:numFmt w:val="bullet"/>
+      <w:lvlText w:val=""/>
+      <w:lvlJc w:val="left"/>
+      <w:pPr>
+        <w:tabs>
+          <w:tab w:val="num" w:pos="720"/>
+        </w:tabs>
+        <w:ind w:left="720" w:hanging="360"/>
+      </w:pPr>
+      <w:rPr>
+        <w:rFonts w:ascii="Symbol" w:hAnsi="Symbol" w:hint="default"/>
+        <w:sz w:val="20"/>
+      </w:rPr>
+    </w:lvl>
+    <w:lvl w:ilvl="1" w:tentative="1">
+      <w:start w:val="1"/>
+      <w:numFmt w:val="bullet"/>
+      <w:lvlText w:val="o"/>
+      <w:lvlJc w:val="left"/>
+      <w:pPr>
+        <w:tabs>
+          <w:tab w:val="num" w:pos="1440"/>
+        </w:tabs>
+        <w:ind w:left="1440" w:hanging="360"/>
+      </w:pPr>
+      <w:rPr>
+        <w:rFonts w:ascii="Courier New" w:hAnsi="Courier New" w:hint="default"/>
+        <w:sz w:val="20"/>
+      </w:rPr>
+    </w:lvl>
+    <w:lvl w:ilvl="2" w:tentative="1">
+      <w:start w:val="1"/>
+      <w:numFmt w:val="bullet"/>
+      <w:lvlText w:val=""/>
+      <w:lvlJc w:val="left"/>
+      <w:pPr>
+        <w:tabs>
+          <w:tab w:val="num" w:pos="2160"/>
+        </w:tabs>
+        <w:ind w:left="2160" w:hanging="360"/>
+      </w:pPr>
+      <w:rPr>
+        <w:rFonts w:ascii="Wingdings" w:hAnsi="Wingdings" w:hint="default"/>
+        <w:sz w:val="20"/>
+      </w:rPr>
+    </w:lvl>
+    <w:lvl w:ilvl="3" w:tentative="1">
+      <w:start w:val="1"/>
+      <w:numFmt w:val="bullet"/>
+      <w:lvlText w:val=""/>
+      <w:lvlJc w:val="left"/>
+      <w:pPr>
+        <w:tabs>
+          <w:tab w:val="num" w:pos="2880"/>
+        </w:tabs>
+        <w:ind w:left="2880" w:hanging="360"/>
+      </w:pPr>
+      <w:rPr>
+        <w:rFonts w:ascii="Wingdings" w:hAnsi="Wingdings" w:hint="default"/>
+        <w:sz w:val="20"/>
+      </w:rPr>
+    </w:lvl>
+    <w:lvl w:ilvl="4" w:tentative="1">
+      <w:start w:val="1"/>
+      <w:numFmt w:val="bullet"/>
+      <w:lvlText w:val=""/>
+      <w:lvlJc w:val="left"/>
+      <w:pPr>
+        <w:tabs>
+          <w:tab w:val="num" w:pos="3600"/>
+        </w:tabs>
+        <w:ind w:left="3600" w:hanging="360"/>
+      </w:pPr>
+      <w:rPr>
+        <w:rFonts w:ascii="Wingdings" w:hAnsi="Wingdings" w:hint="default"/>
+        <w:sz w:val="20"/>
+      </w:rPr>
+    </w:lvl>
+    <w:lvl w:ilvl="5" w:tentative="1">
+      <w:start w:val="1"/>
+      <w:numFmt w:val="bullet"/>
+      <w:lvlText w:val=""/>
+      <w:lvlJc w:val="left"/>
+      <w:pPr>
+        <w:tabs>
+          <w:tab w:val="num" w:pos="4320"/>
+        </w:tabs>
+        <w:ind w:left="4320" w:hanging="360"/>
+      </w:pPr>
+      <w:rPr>
+        <w:rFonts w:ascii="Wingdings" w:hAnsi="Wingdings" w:hint="default"/>
+        <w:sz w:val="20"/>
+      </w:rPr>
+    </w:lvl>
+    <w:lvl w:ilvl="6" w:tentative="1">
+      <w:start w:val="1"/>
+      <w:numFmt w:val="bullet"/>
+      <w:lvlText w:val=""/>
+      <w:lvlJc w:val="left"/>
+      <w:pPr>
+        <w:tabs>
+          <w:tab w:val="num" w:pos="5040"/>
+        </w:tabs>
+        <w:ind w:left="5040" w:hanging="360"/>
+      </w:pPr>
+      <w:rPr>
+        <w:rFonts w:ascii="Wingdings" w:hAnsi="Wingdings" w:hint="default"/>
+        <w:sz w:val="20"/>
+      </w:rPr>
+    </w:lvl>
+    <w:lvl w:ilvl="7" w:tentative="1">
+      <w:start w:val="1"/>
+      <w:numFmt w:val="bullet"/>
+      <w:lvlText w:val=""/>
+      <w:lvlJc w:val="left"/>
+      <w:pPr>
+        <w:tabs>
+          <w:tab w:val="num" w:pos="5760"/>
+        </w:tabs>
+        <w:ind w:left="5760" w:hanging="360"/>
+      </w:pPr>
+      <w:rPr>
+        <w:rFonts w:ascii="Wingdings" w:hAnsi="Wingdings" w:hint="default"/>
+        <w:sz w:val="20"/>
+      </w:rPr>
+    </w:lvl>
+    <w:lvl w:ilvl="8" w:tentative="1">
+      <w:start w:val="1"/>
+      <w:numFmt w:val="bullet"/>
+      <w:lvlText w:val=""/>
+      <w:lvlJc w:val="left"/>
+      <w:pPr>
+        <w:tabs>
+          <w:tab w:val="num" w:pos="6480"/>
+        </w:tabs>
+        <w:ind w:left="6480" w:hanging="360"/>
+      </w:pPr>
+      <w:rPr>
+        <w:rFonts w:ascii="Wingdings" w:hAnsi="Wingdings" w:hint="default"/>
+        <w:sz w:val="20"/>
+      </w:rPr>
+    </w:lvl>
+  </w:abstractNum>
+  <w:abstractNum w:abstractNumId="6" w15:restartNumberingAfterBreak="0">
+    <w:nsid w:val="2C200EEE"/>
+    <w:multiLevelType w:val="multilevel"/>
+    <w:tmpl w:val="E2E06D82"/>
+    <w:lvl w:ilvl="0">
+      <w:start w:val="1"/>
+      <w:numFmt w:val="bullet"/>
+      <w:lvlText w:val=""/>
+      <w:lvlJc w:val="left"/>
+      <w:pPr>
+        <w:tabs>
+          <w:tab w:val="num" w:pos="720"/>
+        </w:tabs>
+        <w:ind w:left="720" w:hanging="360"/>
+      </w:pPr>
+      <w:rPr>
+        <w:rFonts w:ascii="Symbol" w:hAnsi="Symbol" w:hint="default"/>
+        <w:sz w:val="20"/>
+      </w:rPr>
+    </w:lvl>
+    <w:lvl w:ilvl="1">
+      <w:start w:val="1"/>
+      <w:numFmt w:val="bullet"/>
+      <w:lvlText w:val="o"/>
+      <w:lvlJc w:val="left"/>
+      <w:pPr>
+        <w:tabs>
+          <w:tab w:val="num" w:pos="1440"/>
+        </w:tabs>
+        <w:ind w:left="1440" w:hanging="360"/>
+      </w:pPr>
+      <w:rPr>
+        <w:rFonts w:ascii="Courier New" w:hAnsi="Courier New" w:hint="default"/>
+        <w:sz w:val="20"/>
+      </w:rPr>
+    </w:lvl>
+    <w:lvl w:ilvl="2" w:tentative="1">
+      <w:start w:val="1"/>
+      <w:numFmt w:val="bullet"/>
+      <w:lvlText w:val=""/>
+      <w:lvlJc w:val="left"/>
+      <w:pPr>
+        <w:tabs>
+          <w:tab w:val="num" w:pos="2160"/>
+        </w:tabs>
+        <w:ind w:left="2160" w:hanging="360"/>
+      </w:pPr>
+      <w:rPr>
+        <w:rFonts w:ascii="Wingdings" w:hAnsi="Wingdings" w:hint="default"/>
+        <w:sz w:val="20"/>
+      </w:rPr>
+    </w:lvl>
+    <w:lvl w:ilvl="3" w:tentative="1">
+      <w:start w:val="1"/>
+      <w:numFmt w:val="bullet"/>
+      <w:lvlText w:val=""/>
+      <w:lvlJc w:val="left"/>
+      <w:pPr>
+        <w:tabs>
+          <w:tab w:val="num" w:pos="2880"/>
+        </w:tabs>
+        <w:ind w:left="2880" w:hanging="360"/>
+      </w:pPr>
+      <w:rPr>
+        <w:rFonts w:ascii="Wingdings" w:hAnsi="Wingdings" w:hint="default"/>
+        <w:sz w:val="20"/>
+      </w:rPr>
+    </w:lvl>
+    <w:lvl w:ilvl="4" w:tentative="1">
+      <w:start w:val="1"/>
+      <w:numFmt w:val="bullet"/>
+      <w:lvlText w:val=""/>
+      <w:lvlJc w:val="left"/>
+      <w:pPr>
+        <w:tabs>
+          <w:tab w:val="num" w:pos="3600"/>
+        </w:tabs>
+        <w:ind w:left="3600" w:hanging="360"/>
+      </w:pPr>
+      <w:rPr>
+        <w:rFonts w:ascii="Wingdings" w:hAnsi="Wingdings" w:hint="default"/>
+        <w:sz w:val="20"/>
+      </w:rPr>
+    </w:lvl>
+    <w:lvl w:ilvl="5" w:tentative="1">
+      <w:start w:val="1"/>
+      <w:numFmt w:val="bullet"/>
+      <w:lvlText w:val=""/>
+      <w:lvlJc w:val="left"/>
+      <w:pPr>
+        <w:tabs>
+          <w:tab w:val="num" w:pos="4320"/>
+        </w:tabs>
+        <w:ind w:left="4320" w:hanging="360"/>
+      </w:pPr>
+      <w:rPr>
+        <w:rFonts w:ascii="Wingdings" w:hAnsi="Wingdings" w:hint="default"/>
+        <w:sz w:val="20"/>
+      </w:rPr>
+    </w:lvl>
+    <w:lvl w:ilvl="6" w:tentative="1">
+      <w:start w:val="1"/>
+      <w:numFmt w:val="bullet"/>
+      <w:lvlText w:val=""/>
+      <w:lvlJc w:val="left"/>
+      <w:pPr>
+        <w:tabs>
+          <w:tab w:val="num" w:pos="5040"/>
+        </w:tabs>
+        <w:ind w:left="5040" w:hanging="360"/>
+      </w:pPr>
+      <w:rPr>
+        <w:rFonts w:ascii="Wingdings" w:hAnsi="Wingdings" w:hint="default"/>
+        <w:sz w:val="20"/>
+      </w:rPr>
+    </w:lvl>
+    <w:lvl w:ilvl="7" w:tentative="1">
+      <w:start w:val="1"/>
+      <w:numFmt w:val="bullet"/>
+      <w:lvlText w:val=""/>
+      <w:lvlJc w:val="left"/>
+      <w:pPr>
+        <w:tabs>
+          <w:tab w:val="num" w:pos="5760"/>
+        </w:tabs>
+        <w:ind w:left="5760" w:hanging="360"/>
+      </w:pPr>
+      <w:rPr>
+        <w:rFonts w:ascii="Wingdings" w:hAnsi="Wingdings" w:hint="default"/>
+        <w:sz w:val="20"/>
+      </w:rPr>
+    </w:lvl>
+    <w:lvl w:ilvl="8" w:tentative="1">
+      <w:start w:val="1"/>
+      <w:numFmt w:val="bullet"/>
+      <w:lvlText w:val=""/>
+      <w:lvlJc w:val="left"/>
+      <w:pPr>
+        <w:tabs>
+          <w:tab w:val="num" w:pos="6480"/>
+        </w:tabs>
+        <w:ind w:left="6480" w:hanging="360"/>
+      </w:pPr>
+      <w:rPr>
+        <w:rFonts w:ascii="Wingdings" w:hAnsi="Wingdings" w:hint="default"/>
+        <w:sz w:val="20"/>
+      </w:rPr>
+    </w:lvl>
+  </w:abstractNum>
+  <w:abstractNum w:abstractNumId="7" w15:restartNumberingAfterBreak="0">
+    <w:nsid w:val="45D42475"/>
+    <w:multiLevelType w:val="multilevel"/>
+    <w:tmpl w:val="94867490"/>
+    <w:lvl w:ilvl="0">
+      <w:start w:val="1"/>
+      <w:numFmt w:val="bullet"/>
+      <w:lvlText w:val=""/>
+      <w:lvlJc w:val="left"/>
+      <w:pPr>
+        <w:tabs>
+          <w:tab w:val="num" w:pos="720"/>
+        </w:tabs>
+        <w:ind w:left="720" w:hanging="360"/>
+      </w:pPr>
+      <w:rPr>
+        <w:rFonts w:ascii="Symbol" w:hAnsi="Symbol" w:hint="default"/>
+        <w:sz w:val="20"/>
+      </w:rPr>
+    </w:lvl>
+    <w:lvl w:ilvl="1">
+      <w:start w:val="1"/>
+      <w:numFmt w:val="bullet"/>
+      <w:lvlText w:val="o"/>
+      <w:lvlJc w:val="left"/>
+      <w:pPr>
+        <w:tabs>
+          <w:tab w:val="num" w:pos="1440"/>
+        </w:tabs>
+        <w:ind w:left="1440" w:hanging="360"/>
+      </w:pPr>
+      <w:rPr>
+        <w:rFonts w:ascii="Courier New" w:hAnsi="Courier New" w:hint="default"/>
+        <w:sz w:val="20"/>
+      </w:rPr>
+    </w:lvl>
+    <w:lvl w:ilvl="2" w:tentative="1">
+      <w:start w:val="1"/>
+      <w:numFmt w:val="bullet"/>
+      <w:lvlText w:val=""/>
+      <w:lvlJc w:val="left"/>
+      <w:pPr>
+        <w:tabs>
+          <w:tab w:val="num" w:pos="2160"/>
+        </w:tabs>
+        <w:ind w:left="2160" w:hanging="360"/>
+      </w:pPr>
+      <w:rPr>
+        <w:rFonts w:ascii="Wingdings" w:hAnsi="Wingdings" w:hint="default"/>
+        <w:sz w:val="20"/>
+      </w:rPr>
+    </w:lvl>
+    <w:lvl w:ilvl="3" w:tentative="1">
+      <w:start w:val="1"/>
+      <w:numFmt w:val="bullet"/>
+      <w:lvlText w:val=""/>
+      <w:lvlJc w:val="left"/>
+      <w:pPr>
+        <w:tabs>
+          <w:tab w:val="num" w:pos="2880"/>
+        </w:tabs>
+        <w:ind w:left="2880" w:hanging="360"/>
+      </w:pPr>
+      <w:rPr>
+        <w:rFonts w:ascii="Wingdings" w:hAnsi="Wingdings" w:hint="default"/>
+        <w:sz w:val="20"/>
+      </w:rPr>
+    </w:lvl>
+    <w:lvl w:ilvl="4" w:tentative="1">
+      <w:start w:val="1"/>
+      <w:numFmt w:val="bullet"/>
+      <w:lvlText w:val=""/>
+      <w:lvlJc w:val="left"/>
+      <w:pPr>
+        <w:tabs>
+          <w:tab w:val="num" w:pos="3600"/>
+        </w:tabs>
+        <w:ind w:left="3600" w:hanging="360"/>
+      </w:pPr>
+      <w:rPr>
+        <w:rFonts w:ascii="Wingdings" w:hAnsi="Wingdings" w:hint="default"/>
+        <w:sz w:val="20"/>
+      </w:rPr>
+    </w:lvl>
+    <w:lvl w:ilvl="5" w:tentative="1">
+      <w:start w:val="1"/>
+      <w:numFmt w:val="bullet"/>
+      <w:lvlText w:val=""/>
+      <w:lvlJc w:val="left"/>
+      <w:pPr>
+        <w:tabs>
+          <w:tab w:val="num" w:pos="4320"/>
+        </w:tabs>
+        <w:ind w:left="4320" w:hanging="360"/>
+      </w:pPr>
+      <w:rPr>
+        <w:rFonts w:ascii="Wingdings" w:hAnsi="Wingdings" w:hint="default"/>
+        <w:sz w:val="20"/>
+      </w:rPr>
+    </w:lvl>
+    <w:lvl w:ilvl="6" w:tentative="1">
+      <w:start w:val="1"/>
+      <w:numFmt w:val="bullet"/>
+      <w:lvlText w:val=""/>
+      <w:lvlJc w:val="left"/>
+      <w:pPr>
+        <w:tabs>
+          <w:tab w:val="num" w:pos="5040"/>
+        </w:tabs>
+        <w:ind w:left="5040" w:hanging="360"/>
+      </w:pPr>
+      <w:rPr>
+        <w:rFonts w:ascii="Wingdings" w:hAnsi="Wingdings" w:hint="default"/>
+        <w:sz w:val="20"/>
+      </w:rPr>
+    </w:lvl>
+    <w:lvl w:ilvl="7" w:tentative="1">
+      <w:start w:val="1"/>
+      <w:numFmt w:val="bullet"/>
+      <w:lvlText w:val=""/>
+      <w:lvlJc w:val="left"/>
+      <w:pPr>
+        <w:tabs>
+          <w:tab w:val="num" w:pos="5760"/>
+        </w:tabs>
+        <w:ind w:left="5760" w:hanging="360"/>
+      </w:pPr>
+      <w:rPr>
+        <w:rFonts w:ascii="Wingdings" w:hAnsi="Wingdings" w:hint="default"/>
+        <w:sz w:val="20"/>
+      </w:rPr>
+    </w:lvl>
+    <w:lvl w:ilvl="8" w:tentative="1">
+      <w:start w:val="1"/>
+      <w:numFmt w:val="bullet"/>
+      <w:lvlText w:val=""/>
+      <w:lvlJc w:val="left"/>
+      <w:pPr>
+        <w:tabs>
+          <w:tab w:val="num" w:pos="6480"/>
+        </w:tabs>
+        <w:ind w:left="6480" w:hanging="360"/>
+      </w:pPr>
+      <w:rPr>
+        <w:rFonts w:ascii="Wingdings" w:hAnsi="Wingdings" w:hint="default"/>
+        <w:sz w:val="20"/>
+      </w:rPr>
+    </w:lvl>
+  </w:abstractNum>
+  <w:abstractNum w:abstractNumId="8" w15:restartNumberingAfterBreak="0">
+    <w:nsid w:val="4B8F7330"/>
+    <w:multiLevelType w:val="multilevel"/>
+    <w:tmpl w:val="86B07C14"/>
+    <w:lvl w:ilvl="0">
+      <w:start w:val="1"/>
+      <w:numFmt w:val="bullet"/>
+      <w:lvlText w:val=""/>
+      <w:lvlJc w:val="left"/>
+      <w:pPr>
+        <w:tabs>
+          <w:tab w:val="num" w:pos="720"/>
+        </w:tabs>
+        <w:ind w:left="720" w:hanging="360"/>
+      </w:pPr>
+      <w:rPr>
+        <w:rFonts w:ascii="Symbol" w:hAnsi="Symbol" w:hint="default"/>
+        <w:sz w:val="20"/>
+      </w:rPr>
+    </w:lvl>
+    <w:lvl w:ilvl="1" w:tentative="1">
+      <w:start w:val="1"/>
+      <w:numFmt w:val="bullet"/>
+      <w:lvlText w:val="o"/>
+      <w:lvlJc w:val="left"/>
+      <w:pPr>
+        <w:tabs>
+          <w:tab w:val="num" w:pos="1440"/>
+        </w:tabs>
+        <w:ind w:left="1440" w:hanging="360"/>
+      </w:pPr>
+      <w:rPr>
+        <w:rFonts w:ascii="Courier New" w:hAnsi="Courier New" w:hint="default"/>
+        <w:sz w:val="20"/>
+      </w:rPr>
+    </w:lvl>
+    <w:lvl w:ilvl="2" w:tentative="1">
+      <w:start w:val="1"/>
+      <w:numFmt w:val="bullet"/>
+      <w:lvlText w:val=""/>
+      <w:lvlJc w:val="left"/>
+      <w:pPr>
+        <w:tabs>
+          <w:tab w:val="num" w:pos="2160"/>
+        </w:tabs>
+        <w:ind w:left="2160" w:hanging="360"/>
+      </w:pPr>
+      <w:rPr>
+        <w:rFonts w:ascii="Wingdings" w:hAnsi="Wingdings" w:hint="default"/>
+        <w:sz w:val="20"/>
+      </w:rPr>
+    </w:lvl>
+    <w:lvl w:ilvl="3" w:tentative="1">
+      <w:start w:val="1"/>
+      <w:numFmt w:val="bullet"/>
+      <w:lvlText w:val=""/>
+      <w:lvlJc w:val="left"/>
+      <w:pPr>
+        <w:tabs>
+          <w:tab w:val="num" w:pos="2880"/>
+        </w:tabs>
+        <w:ind w:left="2880" w:hanging="360"/>
+      </w:pPr>
+      <w:rPr>
+        <w:rFonts w:ascii="Wingdings" w:hAnsi="Wingdings" w:hint="default"/>
+        <w:sz w:val="20"/>
+      </w:rPr>
+    </w:lvl>
+    <w:lvl w:ilvl="4" w:tentative="1">
+      <w:start w:val="1"/>
+      <w:numFmt w:val="bullet"/>
+      <w:lvlText w:val=""/>
+      <w:lvlJc w:val="left"/>
+      <w:pPr>
+        <w:tabs>
+          <w:tab w:val="num" w:pos="3600"/>
+        </w:tabs>
+        <w:ind w:left="3600" w:hanging="360"/>
+      </w:pPr>
+      <w:rPr>
+        <w:rFonts w:ascii="Wingdings" w:hAnsi="Wingdings" w:hint="default"/>
+        <w:sz w:val="20"/>
+      </w:rPr>
+    </w:lvl>
+    <w:lvl w:ilvl="5" w:tentative="1">
+      <w:start w:val="1"/>
+      <w:numFmt w:val="bullet"/>
+      <w:lvlText w:val=""/>
+      <w:lvlJc w:val="left"/>
+      <w:pPr>
+        <w:tabs>
+          <w:tab w:val="num" w:pos="4320"/>
+        </w:tabs>
+        <w:ind w:left="4320" w:hanging="360"/>
+      </w:pPr>
+      <w:rPr>
+        <w:rFonts w:ascii="Wingdings" w:hAnsi="Wingdings" w:hint="default"/>
+        <w:sz w:val="20"/>
+      </w:rPr>
+    </w:lvl>
+    <w:lvl w:ilvl="6" w:tentative="1">
+      <w:start w:val="1"/>
+      <w:numFmt w:val="bullet"/>
+      <w:lvlText w:val=""/>
+      <w:lvlJc w:val="left"/>
+      <w:pPr>
+        <w:tabs>
+          <w:tab w:val="num" w:pos="5040"/>
+        </w:tabs>
+        <w:ind w:left="5040" w:hanging="360"/>
+      </w:pPr>
+      <w:rPr>
+        <w:rFonts w:ascii="Wingdings" w:hAnsi="Wingdings" w:hint="default"/>
+        <w:sz w:val="20"/>
+      </w:rPr>
+    </w:lvl>
+    <w:lvl w:ilvl="7" w:tentative="1">
+      <w:start w:val="1"/>
+      <w:numFmt w:val="bullet"/>
+      <w:lvlText w:val=""/>
+      <w:lvlJc w:val="left"/>
+      <w:pPr>
+        <w:tabs>
+          <w:tab w:val="num" w:pos="5760"/>
+        </w:tabs>
+        <w:ind w:left="5760" w:hanging="360"/>
+      </w:pPr>
+      <w:rPr>
+        <w:rFonts w:ascii="Wingdings" w:hAnsi="Wingdings" w:hint="default"/>
+        <w:sz w:val="20"/>
+      </w:rPr>
+    </w:lvl>
+    <w:lvl w:ilvl="8" w:tentative="1">
+      <w:start w:val="1"/>
+      <w:numFmt w:val="bullet"/>
+      <w:lvlText w:val=""/>
+      <w:lvlJc w:val="left"/>
+      <w:pPr>
+        <w:tabs>
+          <w:tab w:val="num" w:pos="6480"/>
+        </w:tabs>
+        <w:ind w:left="6480" w:hanging="360"/>
+      </w:pPr>
+      <w:rPr>
+        <w:rFonts w:ascii="Wingdings" w:hAnsi="Wingdings" w:hint="default"/>
+        <w:sz w:val="20"/>
+      </w:rPr>
+    </w:lvl>
+  </w:abstractNum>
+  <w:abstractNum w:abstractNumId="9" w15:restartNumberingAfterBreak="0">
+    <w:nsid w:val="4E8E5320"/>
+    <w:multiLevelType w:val="multilevel"/>
+    <w:tmpl w:val="8C40FDA4"/>
+    <w:lvl w:ilvl="0">
+      <w:start w:val="1"/>
+      <w:numFmt w:val="bullet"/>
+      <w:lvlText w:val=""/>
+      <w:lvlJc w:val="left"/>
+      <w:pPr>
+        <w:tabs>
+          <w:tab w:val="num" w:pos="720"/>
+        </w:tabs>
+        <w:ind w:left="720" w:hanging="360"/>
+      </w:pPr>
+      <w:rPr>
+        <w:rFonts w:ascii="Symbol" w:hAnsi="Symbol" w:hint="default"/>
+        <w:sz w:val="20"/>
+      </w:rPr>
+    </w:lvl>
+    <w:lvl w:ilvl="1" w:tentative="1">
+      <w:start w:val="1"/>
+      <w:numFmt w:val="bullet"/>
+      <w:lvlText w:val="o"/>
+      <w:lvlJc w:val="left"/>
+      <w:pPr>
+        <w:tabs>
+          <w:tab w:val="num" w:pos="1440"/>
+        </w:tabs>
+        <w:ind w:left="1440" w:hanging="360"/>
+      </w:pPr>
+      <w:rPr>
+        <w:rFonts w:ascii="Courier New" w:hAnsi="Courier New" w:hint="default"/>
+        <w:sz w:val="20"/>
+      </w:rPr>
+    </w:lvl>
+    <w:lvl w:ilvl="2" w:tentative="1">
+      <w:start w:val="1"/>
+      <w:numFmt w:val="bullet"/>
+      <w:lvlText w:val=""/>
+      <w:lvlJc w:val="left"/>
+      <w:pPr>
+        <w:tabs>
+          <w:tab w:val="num" w:pos="2160"/>
+        </w:tabs>
+        <w:ind w:left="2160" w:hanging="360"/>
+      </w:pPr>
+      <w:rPr>
+        <w:rFonts w:ascii="Wingdings" w:hAnsi="Wingdings" w:hint="default"/>
+        <w:sz w:val="20"/>
+      </w:rPr>
+    </w:lvl>
+    <w:lvl w:ilvl="3" w:tentative="1">
+      <w:start w:val="1"/>
+      <w:numFmt w:val="bullet"/>
+      <w:lvlText w:val=""/>
+      <w:lvlJc w:val="left"/>
+      <w:pPr>
+        <w:tabs>
+          <w:tab w:val="num" w:pos="2880"/>
+        </w:tabs>
+        <w:ind w:left="2880" w:hanging="360"/>
+      </w:pPr>
+      <w:rPr>
+        <w:rFonts w:ascii="Wingdings" w:hAnsi="Wingdings" w:hint="default"/>
+        <w:sz w:val="20"/>
+      </w:rPr>
+    </w:lvl>
+    <w:lvl w:ilvl="4" w:tentative="1">
+      <w:start w:val="1"/>
+      <w:numFmt w:val="bullet"/>
+      <w:lvlText w:val=""/>
+      <w:lvlJc w:val="left"/>
+      <w:pPr>
+        <w:tabs>
+          <w:tab w:val="num" w:pos="3600"/>
+        </w:tabs>
+        <w:ind w:left="3600" w:hanging="360"/>
+      </w:pPr>
+      <w:rPr>
+        <w:rFonts w:ascii="Wingdings" w:hAnsi="Wingdings" w:hint="default"/>
+        <w:sz w:val="20"/>
+      </w:rPr>
+    </w:lvl>
+    <w:lvl w:ilvl="5" w:tentative="1">
+      <w:start w:val="1"/>
+      <w:numFmt w:val="bullet"/>
+      <w:lvlText w:val=""/>
+      <w:lvlJc w:val="left"/>
+      <w:pPr>
+        <w:tabs>
+          <w:tab w:val="num" w:pos="4320"/>
+        </w:tabs>
+        <w:ind w:left="4320" w:hanging="360"/>
+      </w:pPr>
+      <w:rPr>
+        <w:rFonts w:ascii="Wingdings" w:hAnsi="Wingdings" w:hint="default"/>
+        <w:sz w:val="20"/>
+      </w:rPr>
+    </w:lvl>
+    <w:lvl w:ilvl="6" w:tentative="1">
+      <w:start w:val="1"/>
+      <w:numFmt w:val="bullet"/>
+      <w:lvlText w:val=""/>
+      <w:lvlJc w:val="left"/>
+      <w:pPr>
+        <w:tabs>
+          <w:tab w:val="num" w:pos="5040"/>
+        </w:tabs>
+        <w:ind w:left="5040" w:hanging="360"/>
+      </w:pPr>
+      <w:rPr>
+        <w:rFonts w:ascii="Wingdings" w:hAnsi="Wingdings" w:hint="default"/>
+        <w:sz w:val="20"/>
+      </w:rPr>
+    </w:lvl>
+    <w:lvl w:ilvl="7" w:tentative="1">
+      <w:start w:val="1"/>
+      <w:numFmt w:val="bullet"/>
+      <w:lvlText w:val=""/>
+      <w:lvlJc w:val="left"/>
+      <w:pPr>
+        <w:tabs>
+          <w:tab w:val="num" w:pos="5760"/>
+        </w:tabs>
+        <w:ind w:left="5760" w:hanging="360"/>
+      </w:pPr>
+      <w:rPr>
+        <w:rFonts w:ascii="Wingdings" w:hAnsi="Wingdings" w:hint="default"/>
+        <w:sz w:val="20"/>
+      </w:rPr>
+    </w:lvl>
+    <w:lvl w:ilvl="8" w:tentative="1">
+      <w:start w:val="1"/>
+      <w:numFmt w:val="bullet"/>
+      <w:lvlText w:val=""/>
+      <w:lvlJc w:val="left"/>
+      <w:pPr>
+        <w:tabs>
+          <w:tab w:val="num" w:pos="6480"/>
+        </w:tabs>
+        <w:ind w:left="6480" w:hanging="360"/>
+      </w:pPr>
+      <w:rPr>
+        <w:rFonts w:ascii="Wingdings" w:hAnsi="Wingdings" w:hint="default"/>
+        <w:sz w:val="20"/>
+      </w:rPr>
+    </w:lvl>
+  </w:abstractNum>
+  <w:abstractNum w:abstractNumId="10" w15:restartNumberingAfterBreak="0">
+    <w:nsid w:val="4ED3475E"/>
+    <w:multiLevelType w:val="multilevel"/>
+    <w:tmpl w:val="457CF4BA"/>
+    <w:lvl w:ilvl="0">
+      <w:start w:val="1"/>
+      <w:numFmt w:val="bullet"/>
+      <w:lvlText w:val=""/>
+      <w:lvlJc w:val="left"/>
+      <w:pPr>
+        <w:tabs>
+          <w:tab w:val="num" w:pos="720"/>
+        </w:tabs>
+        <w:ind w:left="720" w:hanging="360"/>
+      </w:pPr>
+      <w:rPr>
+        <w:rFonts w:ascii="Symbol" w:hAnsi="Symbol" w:hint="default"/>
+        <w:sz w:val="20"/>
+      </w:rPr>
+    </w:lvl>
+    <w:lvl w:ilvl="1" w:tentative="1">
+      <w:start w:val="1"/>
+      <w:numFmt w:val="bullet"/>
+      <w:lvlText w:val="o"/>
+      <w:lvlJc w:val="left"/>
+      <w:pPr>
+        <w:tabs>
+          <w:tab w:val="num" w:pos="1440"/>
+        </w:tabs>
+        <w:ind w:left="1440" w:hanging="360"/>
+      </w:pPr>
+      <w:rPr>
+        <w:rFonts w:ascii="Courier New" w:hAnsi="Courier New" w:hint="default"/>
+        <w:sz w:val="20"/>
+      </w:rPr>
+    </w:lvl>
+    <w:lvl w:ilvl="2" w:tentative="1">
+      <w:start w:val="1"/>
+      <w:numFmt w:val="bullet"/>
+      <w:lvlText w:val=""/>
+      <w:lvlJc w:val="left"/>
+      <w:pPr>
+        <w:tabs>
+          <w:tab w:val="num" w:pos="2160"/>
+        </w:tabs>
+        <w:ind w:left="2160" w:hanging="360"/>
+      </w:pPr>
+      <w:rPr>
+        <w:rFonts w:ascii="Wingdings" w:hAnsi="Wingdings" w:hint="default"/>
+        <w:sz w:val="20"/>
+      </w:rPr>
+    </w:lvl>
+    <w:lvl w:ilvl="3" w:tentative="1">
+      <w:start w:val="1"/>
+      <w:numFmt w:val="bullet"/>
+      <w:lvlText w:val=""/>
+      <w:lvlJc w:val="left"/>
+      <w:pPr>
+        <w:tabs>
+          <w:tab w:val="num" w:pos="2880"/>
+        </w:tabs>
+        <w:ind w:left="2880" w:hanging="360"/>
+      </w:pPr>
+      <w:rPr>
+        <w:rFonts w:ascii="Wingdings" w:hAnsi="Wingdings" w:hint="default"/>
+        <w:sz w:val="20"/>
+      </w:rPr>
+    </w:lvl>
+    <w:lvl w:ilvl="4" w:tentative="1">
+      <w:start w:val="1"/>
+      <w:numFmt w:val="bullet"/>
+      <w:lvlText w:val=""/>
+      <w:lvlJc w:val="left"/>
+      <w:pPr>
+        <w:tabs>
+          <w:tab w:val="num" w:pos="3600"/>
+        </w:tabs>
+        <w:ind w:left="3600" w:hanging="360"/>
+      </w:pPr>
+      <w:rPr>
+        <w:rFonts w:ascii="Wingdings" w:hAnsi="Wingdings" w:hint="default"/>
+        <w:sz w:val="20"/>
+      </w:rPr>
+    </w:lvl>
+    <w:lvl w:ilvl="5" w:tentative="1">
+      <w:start w:val="1"/>
+      <w:numFmt w:val="bullet"/>
+      <w:lvlText w:val=""/>
+      <w:lvlJc w:val="left"/>
+      <w:pPr>
+        <w:tabs>
+          <w:tab w:val="num" w:pos="4320"/>
+        </w:tabs>
+        <w:ind w:left="4320" w:hanging="360"/>
+      </w:pPr>
+      <w:rPr>
+        <w:rFonts w:ascii="Wingdings" w:hAnsi="Wingdings" w:hint="default"/>
+        <w:sz w:val="20"/>
+      </w:rPr>
+    </w:lvl>
+    <w:lvl w:ilvl="6" w:tentative="1">
+      <w:start w:val="1"/>
+      <w:numFmt w:val="bullet"/>
+      <w:lvlText w:val=""/>
+      <w:lvlJc w:val="left"/>
+      <w:pPr>
+        <w:tabs>
+          <w:tab w:val="num" w:pos="5040"/>
+        </w:tabs>
+        <w:ind w:left="5040" w:hanging="360"/>
+      </w:pPr>
+      <w:rPr>
+        <w:rFonts w:ascii="Wingdings" w:hAnsi="Wingdings" w:hint="default"/>
+        <w:sz w:val="20"/>
+      </w:rPr>
+    </w:lvl>
+    <w:lvl w:ilvl="7" w:tentative="1">
+      <w:start w:val="1"/>
+      <w:numFmt w:val="bullet"/>
+      <w:lvlText w:val=""/>
+      <w:lvlJc w:val="left"/>
+      <w:pPr>
+        <w:tabs>
+          <w:tab w:val="num" w:pos="5760"/>
+        </w:tabs>
+        <w:ind w:left="5760" w:hanging="360"/>
+      </w:pPr>
+      <w:rPr>
+        <w:rFonts w:ascii="Wingdings" w:hAnsi="Wingdings" w:hint="default"/>
+        <w:sz w:val="20"/>
+      </w:rPr>
+    </w:lvl>
+    <w:lvl w:ilvl="8" w:tentative="1">
+      <w:start w:val="1"/>
+      <w:numFmt w:val="bullet"/>
+      <w:lvlText w:val=""/>
+      <w:lvlJc w:val="left"/>
+      <w:pPr>
+        <w:tabs>
+          <w:tab w:val="num" w:pos="6480"/>
+        </w:tabs>
+        <w:ind w:left="6480" w:hanging="360"/>
+      </w:pPr>
+      <w:rPr>
+        <w:rFonts w:ascii="Wingdings" w:hAnsi="Wingdings" w:hint="default"/>
+        <w:sz w:val="20"/>
+      </w:rPr>
+    </w:lvl>
+  </w:abstractNum>
+  <w:abstractNum w:abstractNumId="11" w15:restartNumberingAfterBreak="0">
+    <w:nsid w:val="664C4BE2"/>
+    <w:multiLevelType w:val="hybridMultilevel"/>
+    <w:tmpl w:val="26CA9C52"/>
+    <w:lvl w:ilvl="0" w:tplc="0809000F">
+      <w:start w:val="1"/>
+      <w:numFmt w:val="decimal"/>
+      <w:lvlText w:val="%1."/>
+      <w:lvlJc w:val="left"/>
+      <w:pPr>
+        <w:ind w:left="720" w:hanging="360"/>
+      </w:pPr>
+      <w:rPr>
+        <w:rFonts w:hint="default"/>
+      </w:rPr>
+    </w:lvl>
+    <w:lvl w:ilvl="1" w:tplc="08090019" w:tentative="1">
+      <w:start w:val="1"/>
+      <w:numFmt w:val="lowerLetter"/>
+      <w:lvlText w:val="%2."/>
+      <w:lvlJc w:val="left"/>
+      <w:pPr>
+        <w:ind w:left="1440" w:hanging="360"/>
+      </w:pPr>
+    </w:lvl>
+    <w:lvl w:ilvl="2" w:tplc="0809001B" w:tentative="1">
+      <w:start w:val="1"/>
+      <w:numFmt w:val="lowerRoman"/>
+      <w:lvlText w:val="%3."/>
+      <w:lvlJc w:val="right"/>
+      <w:pPr>
+        <w:ind w:left="2160" w:hanging="180"/>
+      </w:pPr>
+    </w:lvl>
+    <w:lvl w:ilvl="3" w:tplc="0809000F" w:tentative="1">
+      <w:start w:val="1"/>
+      <w:numFmt w:val="decimal"/>
+      <w:lvlText w:val="%4."/>
+      <w:lvlJc w:val="left"/>
+      <w:pPr>
+        <w:ind w:left="2880" w:hanging="360"/>
+      </w:pPr>
+    </w:lvl>
+    <w:lvl w:ilvl="4" w:tplc="08090019" w:tentative="1">
+      <w:start w:val="1"/>
+      <w:numFmt w:val="lowerLetter"/>
+      <w:lvlText w:val="%5."/>
+      <w:lvlJc w:val="left"/>
+      <w:pPr>
+        <w:ind w:left="3600" w:hanging="360"/>
+      </w:pPr>
+    </w:lvl>
+    <w:lvl w:ilvl="5" w:tplc="0809001B" w:tentative="1">
+      <w:start w:val="1"/>
+      <w:numFmt w:val="lowerRoman"/>
+      <w:lvlText w:val="%6."/>
+      <w:lvlJc w:val="right"/>
+      <w:pPr>
+        <w:ind w:left="4320" w:hanging="180"/>
+      </w:pPr>
+    </w:lvl>
+    <w:lvl w:ilvl="6" w:tplc="0809000F" w:tentative="1">
+      <w:start w:val="1"/>
+      <w:numFmt w:val="decimal"/>
+      <w:lvlText w:val="%7."/>
+      <w:lvlJc w:val="left"/>
+      <w:pPr>
+        <w:ind w:left="5040" w:hanging="360"/>
+      </w:pPr>
+    </w:lvl>
+    <w:lvl w:ilvl="7" w:tplc="08090019" w:tentative="1">
+      <w:start w:val="1"/>
+      <w:numFmt w:val="lowerLetter"/>
+      <w:lvlText w:val="%8."/>
+      <w:lvlJc w:val="left"/>
+      <w:pPr>
+        <w:ind w:left="5760" w:hanging="360"/>
+      </w:pPr>
+    </w:lvl>
+    <w:lvl w:ilvl="8" w:tplc="0809001B" w:tentative="1">
+      <w:start w:val="1"/>
+      <w:numFmt w:val="lowerRoman"/>
+      <w:lvlText w:val="%9."/>
+      <w:lvlJc w:val="right"/>
+      <w:pPr>
+        <w:ind w:left="6480" w:hanging="180"/>
+      </w:pPr>
+    </w:lvl>
+  </w:abstractNum>
+  <w:abstractNum w:abstractNumId="12" w15:restartNumberingAfterBreak="0">
+    <w:nsid w:val="68427343"/>
+    <w:multiLevelType w:val="multilevel"/>
+    <w:tmpl w:val="61965642"/>
+    <w:lvl w:ilvl="0">
+      <w:start w:val="1"/>
+      <w:numFmt w:val="bullet"/>
+      <w:lvlText w:val=""/>
+      <w:lvlJc w:val="left"/>
+      <w:pPr>
+        <w:tabs>
+          <w:tab w:val="num" w:pos="720"/>
+        </w:tabs>
+        <w:ind w:left="720" w:hanging="360"/>
+      </w:pPr>
+      <w:rPr>
+        <w:rFonts w:ascii="Symbol" w:hAnsi="Symbol" w:hint="default"/>
+        <w:sz w:val="20"/>
+      </w:rPr>
+    </w:lvl>
+    <w:lvl w:ilvl="1" w:tentative="1">
+      <w:start w:val="1"/>
+      <w:numFmt w:val="bullet"/>
+      <w:lvlText w:val="o"/>
+      <w:lvlJc w:val="left"/>
+      <w:pPr>
+        <w:tabs>
+          <w:tab w:val="num" w:pos="1440"/>
+        </w:tabs>
+        <w:ind w:left="1440" w:hanging="360"/>
+      </w:pPr>
+      <w:rPr>
+        <w:rFonts w:ascii="Courier New" w:hAnsi="Courier New" w:hint="default"/>
+        <w:sz w:val="20"/>
+      </w:rPr>
+    </w:lvl>
+    <w:lvl w:ilvl="2" w:tentative="1">
+      <w:start w:val="1"/>
+      <w:numFmt w:val="bullet"/>
+      <w:lvlText w:val=""/>
+      <w:lvlJc w:val="left"/>
+      <w:pPr>
+        <w:tabs>
+          <w:tab w:val="num" w:pos="2160"/>
+        </w:tabs>
+        <w:ind w:left="2160" w:hanging="360"/>
+      </w:pPr>
+      <w:rPr>
+        <w:rFonts w:ascii="Wingdings" w:hAnsi="Wingdings" w:hint="default"/>
+        <w:sz w:val="20"/>
+      </w:rPr>
+    </w:lvl>
+    <w:lvl w:ilvl="3" w:tentative="1">
+      <w:start w:val="1"/>
+      <w:numFmt w:val="bullet"/>
+      <w:lvlText w:val=""/>
+      <w:lvlJc w:val="left"/>
+      <w:pPr>
+        <w:tabs>
+          <w:tab w:val="num" w:pos="2880"/>
+        </w:tabs>
+        <w:ind w:left="2880" w:hanging="360"/>
+      </w:pPr>
+      <w:rPr>
+        <w:rFonts w:ascii="Wingdings" w:hAnsi="Wingdings" w:hint="default"/>
+        <w:sz w:val="20"/>
+      </w:rPr>
+    </w:lvl>
+    <w:lvl w:ilvl="4" w:tentative="1">
+      <w:start w:val="1"/>
+      <w:numFmt w:val="bullet"/>
+      <w:lvlText w:val=""/>
+      <w:lvlJc w:val="left"/>
+      <w:pPr>
+        <w:tabs>
+          <w:tab w:val="num" w:pos="3600"/>
+        </w:tabs>
+        <w:ind w:left="3600" w:hanging="360"/>
+      </w:pPr>
+      <w:rPr>
+        <w:rFonts w:ascii="Wingdings" w:hAnsi="Wingdings" w:hint="default"/>
+        <w:sz w:val="20"/>
+      </w:rPr>
+    </w:lvl>
+    <w:lvl w:ilvl="5" w:tentative="1">
+      <w:start w:val="1"/>
+      <w:numFmt w:val="bullet"/>
+      <w:lvlText w:val=""/>
+      <w:lvlJc w:val="left"/>
+      <w:pPr>
+        <w:tabs>
+          <w:tab w:val="num" w:pos="4320"/>
+        </w:tabs>
+        <w:ind w:left="4320" w:hanging="360"/>
+      </w:pPr>
+      <w:rPr>
+        <w:rFonts w:ascii="Wingdings" w:hAnsi="Wingdings" w:hint="default"/>
+        <w:sz w:val="20"/>
+      </w:rPr>
+    </w:lvl>
+    <w:lvl w:ilvl="6" w:tentative="1">
+      <w:start w:val="1"/>
+      <w:numFmt w:val="bullet"/>
+      <w:lvlText w:val=""/>
+      <w:lvlJc w:val="left"/>
+      <w:pPr>
+        <w:tabs>
+          <w:tab w:val="num" w:pos="5040"/>
+        </w:tabs>
+        <w:ind w:left="5040" w:hanging="360"/>
+      </w:pPr>
+      <w:rPr>
+        <w:rFonts w:ascii="Wingdings" w:hAnsi="Wingdings" w:hint="default"/>
+        <w:sz w:val="20"/>
+      </w:rPr>
+    </w:lvl>
+    <w:lvl w:ilvl="7" w:tentative="1">
+      <w:start w:val="1"/>
+      <w:numFmt w:val="bullet"/>
+      <w:lvlText w:val=""/>
+      <w:lvlJc w:val="left"/>
+      <w:pPr>
+        <w:tabs>
+          <w:tab w:val="num" w:pos="5760"/>
+        </w:tabs>
+        <w:ind w:left="5760" w:hanging="360"/>
+      </w:pPr>
+      <w:rPr>
+        <w:rFonts w:ascii="Wingdings" w:hAnsi="Wingdings" w:hint="default"/>
+        <w:sz w:val="20"/>
+      </w:rPr>
+    </w:lvl>
+    <w:lvl w:ilvl="8" w:tentative="1">
+      <w:start w:val="1"/>
+      <w:numFmt w:val="bullet"/>
+      <w:lvlText w:val=""/>
+      <w:lvlJc w:val="left"/>
+      <w:pPr>
+        <w:tabs>
+          <w:tab w:val="num" w:pos="6480"/>
+        </w:tabs>
+        <w:ind w:left="6480" w:hanging="360"/>
+      </w:pPr>
+      <w:rPr>
+        <w:rFonts w:ascii="Wingdings" w:hAnsi="Wingdings" w:hint="default"/>
+        <w:sz w:val="20"/>
+      </w:rPr>
+    </w:lvl>
+  </w:abstractNum>
+  <w:abstractNum w:abstractNumId="13" w15:restartNumberingAfterBreak="0">
+    <w:nsid w:val="69B45CEF"/>
+    <w:multiLevelType w:val="multilevel"/>
+    <w:tmpl w:val="2FD69B20"/>
+    <w:lvl w:ilvl="0">
+      <w:start w:val="1"/>
+      <w:numFmt w:val="bullet"/>
+      <w:lvlText w:val=""/>
+      <w:lvlJc w:val="left"/>
+      <w:pPr>
+        <w:tabs>
+          <w:tab w:val="num" w:pos="720"/>
+        </w:tabs>
+        <w:ind w:left="720" w:hanging="360"/>
+      </w:pPr>
+      <w:rPr>
+        <w:rFonts w:ascii="Symbol" w:hAnsi="Symbol" w:hint="default"/>
+        <w:sz w:val="20"/>
+      </w:rPr>
+    </w:lvl>
+    <w:lvl w:ilvl="1" w:tentative="1">
+      <w:start w:val="1"/>
+      <w:numFmt w:val="bullet"/>
+      <w:lvlText w:val="o"/>
+      <w:lvlJc w:val="left"/>
+      <w:pPr>
+        <w:tabs>
+          <w:tab w:val="num" w:pos="1440"/>
+        </w:tabs>
+        <w:ind w:left="1440" w:hanging="360"/>
+      </w:pPr>
+      <w:rPr>
+        <w:rFonts w:ascii="Courier New" w:hAnsi="Courier New" w:hint="default"/>
+        <w:sz w:val="20"/>
+      </w:rPr>
+    </w:lvl>
+    <w:lvl w:ilvl="2" w:tentative="1">
+      <w:start w:val="1"/>
+      <w:numFmt w:val="bullet"/>
+      <w:lvlText w:val=""/>
+      <w:lvlJc w:val="left"/>
+      <w:pPr>
+        <w:tabs>
+          <w:tab w:val="num" w:pos="2160"/>
+        </w:tabs>
+        <w:ind w:left="2160" w:hanging="360"/>
+      </w:pPr>
+      <w:rPr>
+        <w:rFonts w:ascii="Wingdings" w:hAnsi="Wingdings" w:hint="default"/>
+        <w:sz w:val="20"/>
+      </w:rPr>
+    </w:lvl>
+    <w:lvl w:ilvl="3" w:tentative="1">
+      <w:start w:val="1"/>
+      <w:numFmt w:val="bullet"/>
+      <w:lvlText w:val=""/>
+      <w:lvlJc w:val="left"/>
+      <w:pPr>
+        <w:tabs>
+          <w:tab w:val="num" w:pos="2880"/>
+        </w:tabs>
+        <w:ind w:left="2880" w:hanging="360"/>
+      </w:pPr>
+      <w:rPr>
+        <w:rFonts w:ascii="Wingdings" w:hAnsi="Wingdings" w:hint="default"/>
+        <w:sz w:val="20"/>
+      </w:rPr>
+    </w:lvl>
+    <w:lvl w:ilvl="4" w:tentative="1">
+      <w:start w:val="1"/>
+      <w:numFmt w:val="bullet"/>
+      <w:lvlText w:val=""/>
+      <w:lvlJc w:val="left"/>
+      <w:pPr>
+        <w:tabs>
+          <w:tab w:val="num" w:pos="3600"/>
+        </w:tabs>
+        <w:ind w:left="3600" w:hanging="360"/>
+      </w:pPr>
+      <w:rPr>
+        <w:rFonts w:ascii="Wingdings" w:hAnsi="Wingdings" w:hint="default"/>
+        <w:sz w:val="20"/>
+      </w:rPr>
+    </w:lvl>
+    <w:lvl w:ilvl="5" w:tentative="1">
+      <w:start w:val="1"/>
+      <w:numFmt w:val="bullet"/>
+      <w:lvlText w:val=""/>
+      <w:lvlJc w:val="left"/>
+      <w:pPr>
+        <w:tabs>
+          <w:tab w:val="num" w:pos="4320"/>
+        </w:tabs>
+        <w:ind w:left="4320" w:hanging="360"/>
+      </w:pPr>
+      <w:rPr>
+        <w:rFonts w:ascii="Wingdings" w:hAnsi="Wingdings" w:hint="default"/>
+        <w:sz w:val="20"/>
+      </w:rPr>
+    </w:lvl>
+    <w:lvl w:ilvl="6" w:tentative="1">
+      <w:start w:val="1"/>
+      <w:numFmt w:val="bullet"/>
+      <w:lvlText w:val=""/>
+      <w:lvlJc w:val="left"/>
+      <w:pPr>
+        <w:tabs>
+          <w:tab w:val="num" w:pos="5040"/>
+        </w:tabs>
+        <w:ind w:left="5040" w:hanging="360"/>
+      </w:pPr>
+      <w:rPr>
+        <w:rFonts w:ascii="Wingdings" w:hAnsi="Wingdings" w:hint="default"/>
+        <w:sz w:val="20"/>
+      </w:rPr>
+    </w:lvl>
+    <w:lvl w:ilvl="7" w:tentative="1">
+      <w:start w:val="1"/>
+      <w:numFmt w:val="bullet"/>
+      <w:lvlText w:val=""/>
+      <w:lvlJc w:val="left"/>
+      <w:pPr>
+        <w:tabs>
+          <w:tab w:val="num" w:pos="5760"/>
+        </w:tabs>
+        <w:ind w:left="5760" w:hanging="360"/>
+      </w:pPr>
+      <w:rPr>
+        <w:rFonts w:ascii="Wingdings" w:hAnsi="Wingdings" w:hint="default"/>
+        <w:sz w:val="20"/>
+      </w:rPr>
+    </w:lvl>
+    <w:lvl w:ilvl="8" w:tentative="1">
+      <w:start w:val="1"/>
+      <w:numFmt w:val="bullet"/>
+      <w:lvlText w:val=""/>
+      <w:lvlJc w:val="left"/>
+      <w:pPr>
+        <w:tabs>
+          <w:tab w:val="num" w:pos="6480"/>
+        </w:tabs>
+        <w:ind w:left="6480" w:hanging="360"/>
+      </w:pPr>
+      <w:rPr>
+        <w:rFonts w:ascii="Wingdings" w:hAnsi="Wingdings" w:hint="default"/>
+        <w:sz w:val="20"/>
+      </w:rPr>
+    </w:lvl>
+  </w:abstractNum>
+  <w:abstractNum w:abstractNumId="14" w15:restartNumberingAfterBreak="0">
+    <w:nsid w:val="6B7832EC"/>
+    <w:multiLevelType w:val="multilevel"/>
+    <w:tmpl w:val="A81A89CA"/>
+    <w:lvl w:ilvl="0">
+      <w:start w:val="1"/>
+      <w:numFmt w:val="bullet"/>
+      <w:lvlText w:val=""/>
+      <w:lvlJc w:val="left"/>
+      <w:pPr>
+        <w:tabs>
+          <w:tab w:val="num" w:pos="720"/>
+        </w:tabs>
+        <w:ind w:left="720" w:hanging="360"/>
+      </w:pPr>
+      <w:rPr>
+        <w:rFonts w:ascii="Symbol" w:hAnsi="Symbol" w:hint="default"/>
+        <w:sz w:val="20"/>
+      </w:rPr>
+    </w:lvl>
+    <w:lvl w:ilvl="1" w:tentative="1">
+      <w:start w:val="1"/>
+      <w:numFmt w:val="bullet"/>
+      <w:lvlText w:val="o"/>
+      <w:lvlJc w:val="left"/>
+      <w:pPr>
+        <w:tabs>
+          <w:tab w:val="num" w:pos="1440"/>
+        </w:tabs>
+        <w:ind w:left="1440" w:hanging="360"/>
+      </w:pPr>
+      <w:rPr>
+        <w:rFonts w:ascii="Courier New" w:hAnsi="Courier New" w:hint="default"/>
+        <w:sz w:val="20"/>
+      </w:rPr>
+    </w:lvl>
+    <w:lvl w:ilvl="2" w:tentative="1">
+      <w:start w:val="1"/>
+      <w:numFmt w:val="bullet"/>
+      <w:lvlText w:val=""/>
+      <w:lvlJc w:val="left"/>
+      <w:pPr>
+        <w:tabs>
+          <w:tab w:val="num" w:pos="2160"/>
+        </w:tabs>
+        <w:ind w:left="2160" w:hanging="360"/>
+      </w:pPr>
+      <w:rPr>
+        <w:rFonts w:ascii="Wingdings" w:hAnsi="Wingdings" w:hint="default"/>
+        <w:sz w:val="20"/>
+      </w:rPr>
+    </w:lvl>
+    <w:lvl w:ilvl="3" w:tentative="1">
+      <w:start w:val="1"/>
+      <w:numFmt w:val="bullet"/>
+      <w:lvlText w:val=""/>
+      <w:lvlJc w:val="left"/>
+      <w:pPr>
+        <w:tabs>
+          <w:tab w:val="num" w:pos="2880"/>
+        </w:tabs>
+        <w:ind w:left="2880" w:hanging="360"/>
+      </w:pPr>
+      <w:rPr>
+        <w:rFonts w:ascii="Wingdings" w:hAnsi="Wingdings" w:hint="default"/>
+        <w:sz w:val="20"/>
+      </w:rPr>
+    </w:lvl>
+    <w:lvl w:ilvl="4" w:tentative="1">
+      <w:start w:val="1"/>
+      <w:numFmt w:val="bullet"/>
+      <w:lvlText w:val=""/>
+      <w:lvlJc w:val="left"/>
+      <w:pPr>
+        <w:tabs>
+          <w:tab w:val="num" w:pos="3600"/>
+        </w:tabs>
+        <w:ind w:left="3600" w:hanging="360"/>
+      </w:pPr>
+      <w:rPr>
+        <w:rFonts w:ascii="Wingdings" w:hAnsi="Wingdings" w:hint="default"/>
+        <w:sz w:val="20"/>
+      </w:rPr>
+    </w:lvl>
+    <w:lvl w:ilvl="5" w:tentative="1">
+      <w:start w:val="1"/>
+      <w:numFmt w:val="bullet"/>
+      <w:lvlText w:val=""/>
+      <w:lvlJc w:val="left"/>
+      <w:pPr>
+        <w:tabs>
+          <w:tab w:val="num" w:pos="4320"/>
+        </w:tabs>
+        <w:ind w:left="4320" w:hanging="360"/>
+      </w:pPr>
+      <w:rPr>
+        <w:rFonts w:ascii="Wingdings" w:hAnsi="Wingdings" w:hint="default"/>
+        <w:sz w:val="20"/>
+      </w:rPr>
+    </w:lvl>
+    <w:lvl w:ilvl="6" w:tentative="1">
+      <w:start w:val="1"/>
+      <w:numFmt w:val="bullet"/>
+      <w:lvlText w:val=""/>
+      <w:lvlJc w:val="left"/>
+      <w:pPr>
+        <w:tabs>
+          <w:tab w:val="num" w:pos="5040"/>
+        </w:tabs>
+        <w:ind w:left="5040" w:hanging="360"/>
+      </w:pPr>
+      <w:rPr>
+        <w:rFonts w:ascii="Wingdings" w:hAnsi="Wingdings" w:hint="default"/>
+        <w:sz w:val="20"/>
+      </w:rPr>
+    </w:lvl>
+    <w:lvl w:ilvl="7" w:tentative="1">
+      <w:start w:val="1"/>
+      <w:numFmt w:val="bullet"/>
+      <w:lvlText w:val=""/>
+      <w:lvlJc w:val="left"/>
+      <w:pPr>
+        <w:tabs>
+          <w:tab w:val="num" w:pos="5760"/>
+        </w:tabs>
+        <w:ind w:left="5760" w:hanging="360"/>
+      </w:pPr>
+      <w:rPr>
+        <w:rFonts w:ascii="Wingdings" w:hAnsi="Wingdings" w:hint="default"/>
+        <w:sz w:val="20"/>
+      </w:rPr>
+    </w:lvl>
+    <w:lvl w:ilvl="8" w:tentative="1">
+      <w:start w:val="1"/>
+      <w:numFmt w:val="bullet"/>
+      <w:lvlText w:val=""/>
+      <w:lvlJc w:val="left"/>
+      <w:pPr>
+        <w:tabs>
+          <w:tab w:val="num" w:pos="6480"/>
+        </w:tabs>
+        <w:ind w:left="6480" w:hanging="360"/>
+      </w:pPr>
+      <w:rPr>
+        <w:rFonts w:ascii="Wingdings" w:hAnsi="Wingdings" w:hint="default"/>
+        <w:sz w:val="20"/>
+      </w:rPr>
+    </w:lvl>
+  </w:abstractNum>
+  <w:abstractNum w:abstractNumId="15" w15:restartNumberingAfterBreak="0">
+    <w:nsid w:val="73321BBA"/>
+    <w:multiLevelType w:val="multilevel"/>
+    <w:tmpl w:val="EFE6DFCA"/>
+    <w:lvl w:ilvl="0">
+      <w:start w:val="1"/>
+      <w:numFmt w:val="bullet"/>
+      <w:lvlText w:val=""/>
+      <w:lvlJc w:val="left"/>
+      <w:pPr>
+        <w:tabs>
+          <w:tab w:val="num" w:pos="720"/>
+        </w:tabs>
+        <w:ind w:left="720" w:hanging="360"/>
+      </w:pPr>
+      <w:rPr>
+        <w:rFonts w:ascii="Symbol" w:hAnsi="Symbol" w:hint="default"/>
+        <w:sz w:val="20"/>
+      </w:rPr>
+    </w:lvl>
+    <w:lvl w:ilvl="1" w:tentative="1">
+      <w:start w:val="1"/>
+      <w:numFmt w:val="bullet"/>
+      <w:lvlText w:val="o"/>
+      <w:lvlJc w:val="left"/>
+      <w:pPr>
+        <w:tabs>
+          <w:tab w:val="num" w:pos="1440"/>
+        </w:tabs>
+        <w:ind w:left="1440" w:hanging="360"/>
+      </w:pPr>
+      <w:rPr>
+        <w:rFonts w:ascii="Courier New" w:hAnsi="Courier New" w:hint="default"/>
+        <w:sz w:val="20"/>
+      </w:rPr>
+    </w:lvl>
+    <w:lvl w:ilvl="2" w:tentative="1">
+      <w:start w:val="1"/>
+      <w:numFmt w:val="bullet"/>
+      <w:lvlText w:val=""/>
+      <w:lvlJc w:val="left"/>
+      <w:pPr>
+        <w:tabs>
+          <w:tab w:val="num" w:pos="2160"/>
+        </w:tabs>
+        <w:ind w:left="2160" w:hanging="360"/>
+      </w:pPr>
+      <w:rPr>
+        <w:rFonts w:ascii="Wingdings" w:hAnsi="Wingdings" w:hint="default"/>
+        <w:sz w:val="20"/>
+      </w:rPr>
+    </w:lvl>
+    <w:lvl w:ilvl="3" w:tentative="1">
+      <w:start w:val="1"/>
+      <w:numFmt w:val="bullet"/>
+      <w:lvlText w:val=""/>
+      <w:lvlJc w:val="left"/>
+      <w:pPr>
+        <w:tabs>
+          <w:tab w:val="num" w:pos="2880"/>
+        </w:tabs>
+        <w:ind w:left="2880" w:hanging="360"/>
+      </w:pPr>
+      <w:rPr>
+        <w:rFonts w:ascii="Wingdings" w:hAnsi="Wingdings" w:hint="default"/>
+        <w:sz w:val="20"/>
+      </w:rPr>
+    </w:lvl>
+    <w:lvl w:ilvl="4" w:tentative="1">
+      <w:start w:val="1"/>
+      <w:numFmt w:val="bullet"/>
+      <w:lvlText w:val=""/>
+      <w:lvlJc w:val="left"/>
+      <w:pPr>
+        <w:tabs>
+          <w:tab w:val="num" w:pos="3600"/>
+        </w:tabs>
+        <w:ind w:left="3600" w:hanging="360"/>
+      </w:pPr>
+      <w:rPr>
+        <w:rFonts w:ascii="Wingdings" w:hAnsi="Wingdings" w:hint="default"/>
+        <w:sz w:val="20"/>
+      </w:rPr>
+    </w:lvl>
+    <w:lvl w:ilvl="5" w:tentative="1">
+      <w:start w:val="1"/>
+      <w:numFmt w:val="bullet"/>
+      <w:lvlText w:val=""/>
+      <w:lvlJc w:val="left"/>
+      <w:pPr>
+        <w:tabs>
+          <w:tab w:val="num" w:pos="4320"/>
+        </w:tabs>
+        <w:ind w:left="4320" w:hanging="360"/>
+      </w:pPr>
+      <w:rPr>
+        <w:rFonts w:ascii="Wingdings" w:hAnsi="Wingdings" w:hint="default"/>
+        <w:sz w:val="20"/>
+      </w:rPr>
+    </w:lvl>
+    <w:lvl w:ilvl="6" w:tentative="1">
+      <w:start w:val="1"/>
+      <w:numFmt w:val="bullet"/>
+      <w:lvlText w:val=""/>
+      <w:lvlJc w:val="left"/>
+      <w:pPr>
+        <w:tabs>
+          <w:tab w:val="num" w:pos="5040"/>
+        </w:tabs>
+        <w:ind w:left="5040" w:hanging="360"/>
+      </w:pPr>
+      <w:rPr>
+        <w:rFonts w:ascii="Wingdings" w:hAnsi="Wingdings" w:hint="default"/>
+        <w:sz w:val="20"/>
+      </w:rPr>
+    </w:lvl>
+    <w:lvl w:ilvl="7" w:tentative="1">
+      <w:start w:val="1"/>
+      <w:numFmt w:val="bullet"/>
+      <w:lvlText w:val=""/>
+      <w:lvlJc w:val="left"/>
+      <w:pPr>
+        <w:tabs>
+          <w:tab w:val="num" w:pos="5760"/>
+        </w:tabs>
+        <w:ind w:left="5760" w:hanging="360"/>
+      </w:pPr>
+      <w:rPr>
+        <w:rFonts w:ascii="Wingdings" w:hAnsi="Wingdings" w:hint="default"/>
+        <w:sz w:val="20"/>
+      </w:rPr>
+    </w:lvl>
+    <w:lvl w:ilvl="8" w:tentative="1">
+      <w:start w:val="1"/>
+      <w:numFmt w:val="bullet"/>
+      <w:lvlText w:val=""/>
+      <w:lvlJc w:val="left"/>
+      <w:pPr>
+        <w:tabs>
+          <w:tab w:val="num" w:pos="6480"/>
+        </w:tabs>
+        <w:ind w:left="6480" w:hanging="360"/>
+      </w:pPr>
+      <w:rPr>
+        <w:rFonts w:ascii="Wingdings" w:hAnsi="Wingdings" w:hint="default"/>
+        <w:sz w:val="20"/>
+      </w:rPr>
+    </w:lvl>
+  </w:abstractNum>
+  <w:abstractNum w:abstractNumId="16" w15:restartNumberingAfterBreak="0">
+    <w:nsid w:val="78BD4B0A"/>
+    <w:multiLevelType w:val="multilevel"/>
+    <w:tmpl w:val="0E5AF6F0"/>
+    <w:lvl w:ilvl="0">
+      <w:start w:val="1"/>
+      <w:numFmt w:val="bullet"/>
+      <w:lvlText w:val=""/>
+      <w:lvlJc w:val="left"/>
+      <w:pPr>
+        <w:tabs>
+          <w:tab w:val="num" w:pos="720"/>
+        </w:tabs>
+        <w:ind w:left="720" w:hanging="360"/>
+      </w:pPr>
+      <w:rPr>
+        <w:rFonts w:ascii="Symbol" w:hAnsi="Symbol" w:hint="default"/>
+        <w:sz w:val="20"/>
+      </w:rPr>
+    </w:lvl>
+    <w:lvl w:ilvl="1">
+      <w:start w:val="1"/>
+      <w:numFmt w:val="bullet"/>
+      <w:lvlText w:val="o"/>
+      <w:lvlJc w:val="left"/>
+      <w:pPr>
+        <w:tabs>
+          <w:tab w:val="num" w:pos="1440"/>
+        </w:tabs>
+        <w:ind w:left="1440" w:hanging="360"/>
+      </w:pPr>
+      <w:rPr>
+        <w:rFonts w:ascii="Courier New" w:hAnsi="Courier New" w:hint="default"/>
+        <w:sz w:val="20"/>
+      </w:rPr>
+    </w:lvl>
+    <w:lvl w:ilvl="2" w:tentative="1">
+      <w:start w:val="1"/>
+      <w:numFmt w:val="bullet"/>
+      <w:lvlText w:val=""/>
+      <w:lvlJc w:val="left"/>
+      <w:pPr>
+        <w:tabs>
+          <w:tab w:val="num" w:pos="2160"/>
+        </w:tabs>
+        <w:ind w:left="2160" w:hanging="360"/>
+      </w:pPr>
+      <w:rPr>
+        <w:rFonts w:ascii="Wingdings" w:hAnsi="Wingdings" w:hint="default"/>
+        <w:sz w:val="20"/>
+      </w:rPr>
+    </w:lvl>
+    <w:lvl w:ilvl="3" w:tentative="1">
+      <w:start w:val="1"/>
+      <w:numFmt w:val="bullet"/>
+      <w:lvlText w:val=""/>
+      <w:lvlJc w:val="left"/>
+      <w:pPr>
+        <w:tabs>
+          <w:tab w:val="num" w:pos="2880"/>
+        </w:tabs>
+        <w:ind w:left="2880" w:hanging="360"/>
+      </w:pPr>
+      <w:rPr>
+        <w:rFonts w:ascii="Wingdings" w:hAnsi="Wingdings" w:hint="default"/>
+        <w:sz w:val="20"/>
+      </w:rPr>
+    </w:lvl>
+    <w:lvl w:ilvl="4" w:tentative="1">
+      <w:start w:val="1"/>
+      <w:numFmt w:val="bullet"/>
+      <w:lvlText w:val=""/>
+      <w:lvlJc w:val="left"/>
+      <w:pPr>
+        <w:tabs>
+          <w:tab w:val="num" w:pos="3600"/>
+        </w:tabs>
+        <w:ind w:left="3600" w:hanging="360"/>
+      </w:pPr>
+      <w:rPr>
+        <w:rFonts w:ascii="Wingdings" w:hAnsi="Wingdings" w:hint="default"/>
+        <w:sz w:val="20"/>
+      </w:rPr>
+    </w:lvl>
+    <w:lvl w:ilvl="5" w:tentative="1">
+      <w:start w:val="1"/>
+      <w:numFmt w:val="bullet"/>
+      <w:lvlText w:val=""/>
+      <w:lvlJc w:val="left"/>
+      <w:pPr>
+        <w:tabs>
+          <w:tab w:val="num" w:pos="4320"/>
+        </w:tabs>
+        <w:ind w:left="4320" w:hanging="360"/>
+      </w:pPr>
+      <w:rPr>
+        <w:rFonts w:ascii="Wingdings" w:hAnsi="Wingdings" w:hint="default"/>
+        <w:sz w:val="20"/>
+      </w:rPr>
+    </w:lvl>
+    <w:lvl w:ilvl="6" w:tentative="1">
+      <w:start w:val="1"/>
+      <w:numFmt w:val="bullet"/>
+      <w:lvlText w:val=""/>
+      <w:lvlJc w:val="left"/>
+      <w:pPr>
+        <w:tabs>
+          <w:tab w:val="num" w:pos="5040"/>
+        </w:tabs>
+        <w:ind w:left="5040" w:hanging="360"/>
+      </w:pPr>
+      <w:rPr>
+        <w:rFonts w:ascii="Wingdings" w:hAnsi="Wingdings" w:hint="default"/>
+        <w:sz w:val="20"/>
+      </w:rPr>
+    </w:lvl>
+    <w:lvl w:ilvl="7" w:tentative="1">
+      <w:start w:val="1"/>
+      <w:numFmt w:val="bullet"/>
+      <w:lvlText w:val=""/>
+      <w:lvlJc w:val="left"/>
+      <w:pPr>
+        <w:tabs>
+          <w:tab w:val="num" w:pos="5760"/>
+        </w:tabs>
+        <w:ind w:left="5760" w:hanging="360"/>
+      </w:pPr>
+      <w:rPr>
+        <w:rFonts w:ascii="Wingdings" w:hAnsi="Wingdings" w:hint="default"/>
+        <w:sz w:val="20"/>
+      </w:rPr>
+    </w:lvl>
+    <w:lvl w:ilvl="8" w:tentative="1">
+      <w:start w:val="1"/>
+      <w:numFmt w:val="bullet"/>
+      <w:lvlText w:val=""/>
+      <w:lvlJc w:val="left"/>
+      <w:pPr>
+        <w:tabs>
+          <w:tab w:val="num" w:pos="6480"/>
+        </w:tabs>
+        <w:ind w:left="6480" w:hanging="360"/>
+      </w:pPr>
+      <w:rPr>
+        <w:rFonts w:ascii="Wingdings" w:hAnsi="Wingdings" w:hint="default"/>
+        <w:sz w:val="20"/>
+      </w:rPr>
+    </w:lvl>
+  </w:abstractNum>
+  <w:abstractNum w:abstractNumId="17" w15:restartNumberingAfterBreak="0">
+    <w:nsid w:val="79FD2B7C"/>
+    <w:multiLevelType w:val="multilevel"/>
+    <w:tmpl w:val="FEC8E97E"/>
+    <w:lvl w:ilvl="0">
+      <w:start w:val="1"/>
+      <w:numFmt w:val="bullet"/>
+      <w:lvlText w:val=""/>
+      <w:lvlJc w:val="left"/>
+      <w:pPr>
+        <w:tabs>
+          <w:tab w:val="num" w:pos="720"/>
+        </w:tabs>
+        <w:ind w:left="720" w:hanging="360"/>
+      </w:pPr>
+      <w:rPr>
+        <w:rFonts w:ascii="Symbol" w:hAnsi="Symbol" w:hint="default"/>
+        <w:sz w:val="20"/>
+      </w:rPr>
+    </w:lvl>
+    <w:lvl w:ilvl="1" w:tentative="1">
+      <w:start w:val="1"/>
+      <w:numFmt w:val="bullet"/>
+      <w:lvlText w:val="o"/>
+      <w:lvlJc w:val="left"/>
+      <w:pPr>
+        <w:tabs>
+          <w:tab w:val="num" w:pos="1440"/>
+        </w:tabs>
+        <w:ind w:left="1440" w:hanging="360"/>
+      </w:pPr>
+      <w:rPr>
+        <w:rFonts w:ascii="Courier New" w:hAnsi="Courier New" w:hint="default"/>
+        <w:sz w:val="20"/>
+      </w:rPr>
+    </w:lvl>
+    <w:lvl w:ilvl="2" w:tentative="1">
+      <w:start w:val="1"/>
+      <w:numFmt w:val="bullet"/>
+      <w:lvlText w:val=""/>
+      <w:lvlJc w:val="left"/>
+      <w:pPr>
+        <w:tabs>
+          <w:tab w:val="num" w:pos="2160"/>
+        </w:tabs>
+        <w:ind w:left="2160" w:hanging="360"/>
+      </w:pPr>
+      <w:rPr>
+        <w:rFonts w:ascii="Wingdings" w:hAnsi="Wingdings" w:hint="default"/>
+        <w:sz w:val="20"/>
+      </w:rPr>
+    </w:lvl>
+    <w:lvl w:ilvl="3" w:tentative="1">
+      <w:start w:val="1"/>
+      <w:numFmt w:val="bullet"/>
+      <w:lvlText w:val=""/>
+      <w:lvlJc w:val="left"/>
+      <w:pPr>
+        <w:tabs>
+          <w:tab w:val="num" w:pos="2880"/>
+        </w:tabs>
+        <w:ind w:left="2880" w:hanging="360"/>
+      </w:pPr>
+      <w:rPr>
+        <w:rFonts w:ascii="Wingdings" w:hAnsi="Wingdings" w:hint="default"/>
+        <w:sz w:val="20"/>
+      </w:rPr>
+    </w:lvl>
+    <w:lvl w:ilvl="4" w:tentative="1">
+      <w:start w:val="1"/>
+      <w:numFmt w:val="bullet"/>
+      <w:lvlText w:val=""/>
+      <w:lvlJc w:val="left"/>
+      <w:pPr>
+        <w:tabs>
+          <w:tab w:val="num" w:pos="3600"/>
+        </w:tabs>
+        <w:ind w:left="3600" w:hanging="360"/>
+      </w:pPr>
+      <w:rPr>
+        <w:rFonts w:ascii="Wingdings" w:hAnsi="Wingdings" w:hint="default"/>
+        <w:sz w:val="20"/>
+      </w:rPr>
+    </w:lvl>
+    <w:lvl w:ilvl="5" w:tentative="1">
+      <w:start w:val="1"/>
+      <w:numFmt w:val="bullet"/>
+      <w:lvlText w:val=""/>
+      <w:lvlJc w:val="left"/>
+      <w:pPr>
+        <w:tabs>
+          <w:tab w:val="num" w:pos="4320"/>
+        </w:tabs>
+        <w:ind w:left="4320" w:hanging="360"/>
+      </w:pPr>
+      <w:rPr>
+        <w:rFonts w:ascii="Wingdings" w:hAnsi="Wingdings" w:hint="default"/>
+        <w:sz w:val="20"/>
+      </w:rPr>
+    </w:lvl>
+    <w:lvl w:ilvl="6" w:tentative="1">
+      <w:start w:val="1"/>
+      <w:numFmt w:val="bullet"/>
+      <w:lvlText w:val=""/>
+      <w:lvlJc w:val="left"/>
+      <w:pPr>
+        <w:tabs>
+          <w:tab w:val="num" w:pos="5040"/>
+        </w:tabs>
+        <w:ind w:left="5040" w:hanging="360"/>
+      </w:pPr>
+      <w:rPr>
+        <w:rFonts w:ascii="Wingdings" w:hAnsi="Wingdings" w:hint="default"/>
+        <w:sz w:val="20"/>
+      </w:rPr>
+    </w:lvl>
+    <w:lvl w:ilvl="7" w:tentative="1">
+      <w:start w:val="1"/>
+      <w:numFmt w:val="bullet"/>
+      <w:lvlText w:val=""/>
+      <w:lvlJc w:val="left"/>
+      <w:pPr>
+        <w:tabs>
+          <w:tab w:val="num" w:pos="5760"/>
+        </w:tabs>
+        <w:ind w:left="5760" w:hanging="360"/>
+      </w:pPr>
+      <w:rPr>
+        <w:rFonts w:ascii="Wingdings" w:hAnsi="Wingdings" w:hint="default"/>
+        <w:sz w:val="20"/>
+      </w:rPr>
+    </w:lvl>
+    <w:lvl w:ilvl="8" w:tentative="1">
+      <w:start w:val="1"/>
+      <w:numFmt w:val="bullet"/>
+      <w:lvlText w:val=""/>
+      <w:lvlJc w:val="left"/>
+      <w:pPr>
+        <w:tabs>
+          <w:tab w:val="num" w:pos="6480"/>
+        </w:tabs>
+        <w:ind w:left="6480" w:hanging="360"/>
+      </w:pPr>
+      <w:rPr>
+        <w:rFonts w:ascii="Wingdings" w:hAnsi="Wingdings" w:hint="default"/>
+        <w:sz w:val="20"/>
+      </w:rPr>
+    </w:lvl>
+  </w:abstractNum>
+  <w:num w:numId="1" w16cid:durableId="1651977992">
+    <w:abstractNumId w:val="15"/>
+  </w:num>
+  <w:num w:numId="2" w16cid:durableId="222713874">
+    <w:abstractNumId w:val="0"/>
+  </w:num>
+  <w:num w:numId="3" w16cid:durableId="1897811804">
+    <w:abstractNumId w:val="16"/>
+  </w:num>
+  <w:num w:numId="4" w16cid:durableId="480998893">
+    <w:abstractNumId w:val="10"/>
+  </w:num>
+  <w:num w:numId="5" w16cid:durableId="627710897">
+    <w:abstractNumId w:val="9"/>
+  </w:num>
+  <w:num w:numId="6" w16cid:durableId="1650670057">
+    <w:abstractNumId w:val="3"/>
+  </w:num>
+  <w:num w:numId="7" w16cid:durableId="1062102917">
+    <w:abstractNumId w:val="14"/>
+  </w:num>
+  <w:num w:numId="8" w16cid:durableId="879586373">
+    <w:abstractNumId w:val="5"/>
+  </w:num>
+  <w:num w:numId="9" w16cid:durableId="1369069069">
+    <w:abstractNumId w:val="12"/>
+  </w:num>
+  <w:num w:numId="10" w16cid:durableId="245656287">
+    <w:abstractNumId w:val="17"/>
+  </w:num>
+  <w:num w:numId="11" w16cid:durableId="435977825">
+    <w:abstractNumId w:val="7"/>
+  </w:num>
+  <w:num w:numId="12" w16cid:durableId="1315985183">
+    <w:abstractNumId w:val="6"/>
+  </w:num>
+  <w:num w:numId="13" w16cid:durableId="1158885373">
+    <w:abstractNumId w:val="2"/>
+  </w:num>
+  <w:num w:numId="14" w16cid:durableId="1310137639">
+    <w:abstractNumId w:val="8"/>
+  </w:num>
+  <w:num w:numId="15" w16cid:durableId="248657663">
+    <w:abstractNumId w:val="4"/>
+  </w:num>
+  <w:num w:numId="16" w16cid:durableId="1338919693">
+    <w:abstractNumId w:val="1"/>
+  </w:num>
+  <w:num w:numId="17" w16cid:durableId="1705866966">
+    <w:abstractNumId w:val="13"/>
+  </w:num>
+  <w:num w:numId="18" w16cid:durableId="1640526705">
+    <w:abstractNumId w:val="11"/>
+  </w:num>
+</w:numbering>
 </file>
 
 <file path=word/styles.xml><?xml version="1.0" encoding="utf-8"?>
@@ -673,7 +3965,6 @@
   <w:style w:type="character" w:default="1" w:styleId="DefaultParagraphFont">
     <w:name w:val="Default Paragraph Font"/>
     <w:uiPriority w:val="1"/>
-    <w:semiHidden/>
     <w:unhideWhenUsed/>
   </w:style>
   <w:style w:type="table" w:default="1" w:styleId="TableNormal">
@@ -987,6 +4278,25 @@
       <w:spacing w:val="5"/>
     </w:rPr>
   </w:style>
+  <w:style w:type="table" w:styleId="TableGrid">
+    <w:name w:val="Table Grid"/>
+    <w:basedOn w:val="TableNormal"/>
+    <w:uiPriority w:val="39"/>
+    <w:rsid w:val="002A68F5"/>
+    <w:pPr>
+      <w:spacing w:after="0" w:line="240" w:lineRule="auto"/>
+    </w:pPr>
+    <w:tblPr>
+      <w:tblBorders>
+        <w:top w:val="single" w:sz="4" w:space="0" w:color="auto"/>
+        <w:left w:val="single" w:sz="4" w:space="0" w:color="auto"/>
+        <w:bottom w:val="single" w:sz="4" w:space="0" w:color="auto"/>
+        <w:right w:val="single" w:sz="4" w:space="0" w:color="auto"/>
+        <w:insideH w:val="single" w:sz="4" w:space="0" w:color="auto"/>
+        <w:insideV w:val="single" w:sz="4" w:space="0" w:color="auto"/>
+      </w:tblBorders>
+    </w:tblPr>
+  </w:style>
 </w:styles>
 </file>
 

--- a/2026-T3/B2-ICTSAD609-Plan_Monitor/2-Task2/Task2.docx
+++ b/2026-T3/B2-ICTSAD609-Plan_Monitor/2-Task2/Task2.docx
@@ -5,50 +5,132 @@
     <w:p>
       <w:pPr>
         <w:pStyle w:val="Title"/>
-      </w:pPr>
-      <w:r>
+        <w:rPr>
+          <w:rFonts w:ascii="Arial" w:hAnsi="Arial" w:cs="Arial"/>
+          <w:sz w:val="22"/>
+          <w:szCs w:val="22"/>
+        </w:rPr>
+      </w:pPr>
+      <w:r>
+        <w:rPr>
+          <w:rFonts w:ascii="Arial" w:hAnsi="Arial" w:cs="Arial"/>
+          <w:sz w:val="22"/>
+          <w:szCs w:val="22"/>
+        </w:rPr>
         <w:t>ICTSAD609 Assessment Task 2</w:t>
       </w:r>
     </w:p>
     <w:p>
       <w:pPr>
         <w:pStyle w:val="Title"/>
-      </w:pPr>
-      <w:r>
+        <w:rPr>
+          <w:rFonts w:ascii="Arial" w:hAnsi="Arial" w:cs="Arial"/>
+          <w:sz w:val="22"/>
+          <w:szCs w:val="22"/>
+        </w:rPr>
+      </w:pPr>
+      <w:r>
+        <w:rPr>
+          <w:rFonts w:ascii="Arial" w:hAnsi="Arial" w:cs="Arial"/>
+          <w:sz w:val="22"/>
+          <w:szCs w:val="22"/>
+        </w:rPr>
         <w:t>Project Portfolio</w:t>
       </w:r>
     </w:p>
-    <w:p/>
-    <w:p/>
-    <w:p>
-      <w:r>
-        <w:t>Hi teacher, t</w:t>
-      </w:r>
-      <w:r>
-        <w:t>his project is based on "</w:t>
+    <w:p>
+      <w:pPr>
+        <w:rPr>
+          <w:rFonts w:ascii="Arial" w:hAnsi="Arial" w:cs="Arial"/>
+          <w:sz w:val="22"/>
+          <w:szCs w:val="22"/>
+        </w:rPr>
+      </w:pPr>
+    </w:p>
+    <w:p>
+      <w:pPr>
+        <w:rPr>
+          <w:rFonts w:ascii="Arial" w:hAnsi="Arial" w:cs="Arial"/>
+          <w:sz w:val="22"/>
+          <w:szCs w:val="22"/>
+        </w:rPr>
+      </w:pPr>
+    </w:p>
+    <w:p>
+      <w:pPr>
+        <w:rPr>
+          <w:rFonts w:ascii="Arial" w:hAnsi="Arial" w:cs="Arial"/>
+          <w:sz w:val="22"/>
+          <w:szCs w:val="22"/>
+        </w:rPr>
+      </w:pPr>
+      <w:r>
+        <w:rPr>
+          <w:rFonts w:ascii="Arial" w:hAnsi="Arial" w:cs="Arial"/>
+          <w:sz w:val="22"/>
+          <w:szCs w:val="22"/>
+        </w:rPr>
+        <w:t>Hi teacher, this project is based on "</w:t>
       </w:r>
       <w:proofErr w:type="spellStart"/>
       <w:r>
+        <w:rPr>
+          <w:rFonts w:ascii="Arial" w:hAnsi="Arial" w:cs="Arial"/>
+          <w:sz w:val="22"/>
+          <w:szCs w:val="22"/>
+        </w:rPr>
         <w:t>Applying_critical_thinking</w:t>
       </w:r>
       <w:proofErr w:type="spellEnd"/>
       <w:r>
+        <w:rPr>
+          <w:rFonts w:ascii="Arial" w:hAnsi="Arial" w:cs="Arial"/>
+          <w:sz w:val="22"/>
+          <w:szCs w:val="22"/>
+        </w:rPr>
         <w:t xml:space="preserve"> MANUEL_PEREZ TASK2" from the module "BSBCRT611 - Apply critical thinking for complex problem solving"</w:t>
       </w:r>
     </w:p>
-    <w:p/>
-    <w:p>
-      <w:r>
-        <w:t>I have considered these business alternatives:</w:t>
-      </w:r>
-      <w:r>
-        <w:t xml:space="preserve"> </w:t>
-      </w:r>
-      <w:r>
+    <w:p>
+      <w:pPr>
+        <w:rPr>
+          <w:rFonts w:ascii="Arial" w:hAnsi="Arial" w:cs="Arial"/>
+          <w:sz w:val="22"/>
+          <w:szCs w:val="22"/>
+        </w:rPr>
+      </w:pPr>
+    </w:p>
+    <w:p>
+      <w:pPr>
+        <w:rPr>
+          <w:rFonts w:ascii="Arial" w:hAnsi="Arial" w:cs="Arial"/>
+          <w:sz w:val="22"/>
+          <w:szCs w:val="22"/>
+        </w:rPr>
+      </w:pPr>
+      <w:r>
+        <w:rPr>
+          <w:rFonts w:ascii="Arial" w:hAnsi="Arial" w:cs="Arial"/>
+          <w:sz w:val="22"/>
+          <w:szCs w:val="22"/>
+        </w:rPr>
+        <w:t xml:space="preserve">I have considered these business alternatives: </w:t>
+      </w:r>
+      <w:r>
+        <w:rPr>
+          <w:rFonts w:ascii="Arial" w:hAnsi="Arial" w:cs="Arial"/>
+          <w:sz w:val="22"/>
+          <w:szCs w:val="22"/>
+        </w:rPr>
         <w:br/>
         <w:t>1. Cloud-First SaaS and B2C Model</w:t>
       </w:r>
       <w:r>
+        <w:rPr>
+          <w:rFonts w:ascii="Arial" w:hAnsi="Arial" w:cs="Arial"/>
+          <w:sz w:val="22"/>
+          <w:szCs w:val="22"/>
+        </w:rPr>
         <w:br/>
         <w:t>2. Strategic Hardware Partnerships and Outsourced Distribution</w:t>
       </w:r>
@@ -56,22 +138,31 @@
     <w:p>
       <w:pPr>
         <w:rPr>
+          <w:rFonts w:ascii="Arial" w:hAnsi="Arial" w:cs="Arial"/>
           <w:b/>
           <w:bCs/>
-        </w:rPr>
-      </w:pPr>
-    </w:p>
-    <w:p>
-      <w:pPr>
-        <w:rPr>
+          <w:sz w:val="22"/>
+          <w:szCs w:val="22"/>
+        </w:rPr>
+      </w:pPr>
+    </w:p>
+    <w:p>
+      <w:pPr>
+        <w:rPr>
+          <w:rFonts w:ascii="Arial" w:hAnsi="Arial" w:cs="Arial"/>
           <w:b/>
           <w:bCs/>
-        </w:rPr>
-      </w:pPr>
-      <w:r>
-        <w:rPr>
+          <w:sz w:val="22"/>
+          <w:szCs w:val="22"/>
+        </w:rPr>
+      </w:pPr>
+      <w:r>
+        <w:rPr>
+          <w:rFonts w:ascii="Arial" w:hAnsi="Arial" w:cs="Arial"/>
           <w:b/>
           <w:bCs/>
+          <w:sz w:val="22"/>
+          <w:szCs w:val="22"/>
         </w:rPr>
         <w:t>Section 1:</w:t>
       </w:r>
@@ -79,22 +170,31 @@
     <w:p>
       <w:pPr>
         <w:rPr>
+          <w:rFonts w:ascii="Arial" w:hAnsi="Arial" w:cs="Arial"/>
           <w:b/>
           <w:bCs/>
-        </w:rPr>
-      </w:pPr>
-    </w:p>
-    <w:p>
-      <w:pPr>
-        <w:rPr>
+          <w:sz w:val="22"/>
+          <w:szCs w:val="22"/>
+        </w:rPr>
+      </w:pPr>
+    </w:p>
+    <w:p>
+      <w:pPr>
+        <w:rPr>
+          <w:rFonts w:ascii="Arial" w:hAnsi="Arial" w:cs="Arial"/>
           <w:b/>
           <w:bCs/>
-        </w:rPr>
-      </w:pPr>
-      <w:r>
-        <w:rPr>
+          <w:sz w:val="22"/>
+          <w:szCs w:val="22"/>
+        </w:rPr>
+      </w:pPr>
+      <w:r>
+        <w:rPr>
+          <w:rFonts w:ascii="Arial" w:hAnsi="Arial" w:cs="Arial"/>
           <w:b/>
           <w:bCs/>
+          <w:sz w:val="22"/>
+          <w:szCs w:val="22"/>
         </w:rPr>
         <w:t>Business Overview</w:t>
       </w:r>
@@ -102,53 +202,112 @@
     <w:p>
       <w:pPr>
         <w:rPr>
+          <w:rFonts w:ascii="Arial" w:hAnsi="Arial" w:cs="Arial"/>
           <w:b/>
           <w:bCs/>
-        </w:rPr>
-      </w:pPr>
-    </w:p>
-    <w:p>
-      <w:pPr>
-        <w:rPr>
+          <w:sz w:val="22"/>
+          <w:szCs w:val="22"/>
+        </w:rPr>
+      </w:pPr>
+    </w:p>
+    <w:p>
+      <w:pPr>
+        <w:rPr>
+          <w:rFonts w:ascii="Arial" w:hAnsi="Arial" w:cs="Arial"/>
           <w:b/>
           <w:bCs/>
-        </w:rPr>
-      </w:pPr>
-      <w:r>
-        <w:rPr>
+          <w:sz w:val="22"/>
+          <w:szCs w:val="22"/>
+        </w:rPr>
+      </w:pPr>
+      <w:r>
+        <w:rPr>
+          <w:rFonts w:ascii="Arial" w:hAnsi="Arial" w:cs="Arial"/>
           <w:b/>
           <w:bCs/>
+          <w:sz w:val="22"/>
+          <w:szCs w:val="22"/>
         </w:rPr>
         <w:t>Worlducation</w:t>
       </w:r>
     </w:p>
     <w:p>
-      <w:r>
+      <w:pPr>
+        <w:rPr>
+          <w:rFonts w:ascii="Arial" w:hAnsi="Arial" w:cs="Arial"/>
+          <w:sz w:val="22"/>
+          <w:szCs w:val="22"/>
+        </w:rPr>
+      </w:pPr>
+      <w:r>
+        <w:rPr>
+          <w:rFonts w:ascii="Arial" w:hAnsi="Arial" w:cs="Arial"/>
+          <w:sz w:val="22"/>
+          <w:szCs w:val="22"/>
+        </w:rPr>
         <w:t>Worlducation is a social startup founded in 2016, headquartered in Sydney's CBD, with a development team in Bulgaria, a manufacturing team in Hong Kong, and operations and marketing staff in Colombia, Egypt, Iceland, Russia, and the Philippines. The company manufactures AI-powered tablet computers for elementary school students and develops educational software, content, and activities designed to adapt to each child's individual learning progress.</w:t>
       </w:r>
     </w:p>
     <w:p>
-      <w:r>
+      <w:pPr>
+        <w:rPr>
+          <w:rFonts w:ascii="Arial" w:hAnsi="Arial" w:cs="Arial"/>
+          <w:sz w:val="22"/>
+          <w:szCs w:val="22"/>
+        </w:rPr>
+      </w:pPr>
+      <w:r>
+        <w:rPr>
+          <w:rFonts w:ascii="Arial" w:hAnsi="Arial" w:cs="Arial"/>
+          <w:sz w:val="22"/>
+          <w:szCs w:val="22"/>
+        </w:rPr>
         <w:t>Worlducation operates on a B2B model, selling its tablets and software subscriptions directly to schools and educational institutions. By the end of 2019, the organization had sold more than 35,000 tablets to over 550 schools in 23 countries. Its unique value proposition is a one-to-one donation model: for every classroom that purchases its products, Worlducation donates and trains a classroom in an underserved community globally, connecting both classrooms for collaborative learning.</w:t>
       </w:r>
     </w:p>
     <w:p>
-      <w:r>
+      <w:pPr>
+        <w:rPr>
+          <w:rFonts w:ascii="Arial" w:hAnsi="Arial" w:cs="Arial"/>
+          <w:sz w:val="22"/>
+          <w:szCs w:val="22"/>
+        </w:rPr>
+      </w:pPr>
+      <w:r>
+        <w:rPr>
+          <w:rFonts w:ascii="Arial" w:hAnsi="Arial" w:cs="Arial"/>
+          <w:sz w:val="22"/>
+          <w:szCs w:val="22"/>
+        </w:rPr>
         <w:t>The company's long-term strategy includes expanding into a B2C model and continuing to innovate in AI-powered educational technology. In 2020, Worlducation faced significant operational disruption due to the COVID-19 pandemic, which closed its Hong Kong factory for a month, caused supply chain delays (only 500 of the 2,000 tablets scheduled were shipped before April 2020), and created financial pressure: while revenue was revised upward to a projected $55 million, net profit fell to $5 million and net cash flow turned negative at -$3 million.</w:t>
       </w:r>
     </w:p>
-    <w:p/>
-    <w:p>
-      <w:pPr>
-        <w:rPr>
+    <w:p>
+      <w:pPr>
+        <w:rPr>
+          <w:rFonts w:ascii="Arial" w:hAnsi="Arial" w:cs="Arial"/>
+          <w:sz w:val="22"/>
+          <w:szCs w:val="22"/>
+        </w:rPr>
+      </w:pPr>
+    </w:p>
+    <w:p>
+      <w:pPr>
+        <w:rPr>
+          <w:rFonts w:ascii="Arial" w:hAnsi="Arial" w:cs="Arial"/>
           <w:b/>
           <w:bCs/>
-        </w:rPr>
-      </w:pPr>
-      <w:r>
-        <w:rPr>
+          <w:sz w:val="22"/>
+          <w:szCs w:val="22"/>
+        </w:rPr>
+      </w:pPr>
+      <w:r>
+        <w:rPr>
+          <w:rFonts w:ascii="Arial" w:hAnsi="Arial" w:cs="Arial"/>
           <w:b/>
           <w:bCs/>
+          <w:sz w:val="22"/>
+          <w:szCs w:val="22"/>
         </w:rPr>
         <w:br w:type="page"/>
       </w:r>
@@ -156,111 +315,270 @@
     <w:p>
       <w:pPr>
         <w:rPr>
+          <w:rFonts w:ascii="Arial" w:hAnsi="Arial" w:cs="Arial"/>
           <w:b/>
           <w:bCs/>
-        </w:rPr>
-      </w:pPr>
-      <w:r>
-        <w:rPr>
+          <w:sz w:val="22"/>
+          <w:szCs w:val="22"/>
+        </w:rPr>
+      </w:pPr>
+      <w:r>
+        <w:rPr>
+          <w:rFonts w:ascii="Arial" w:hAnsi="Arial" w:cs="Arial"/>
           <w:b/>
           <w:bCs/>
+          <w:sz w:val="22"/>
+          <w:szCs w:val="22"/>
         </w:rPr>
         <w:lastRenderedPageBreak/>
         <w:t xml:space="preserve">ICT business analysis initiatives </w:t>
       </w:r>
     </w:p>
     <w:p>
-      <w:r>
+      <w:pPr>
+        <w:rPr>
+          <w:rFonts w:ascii="Arial" w:hAnsi="Arial" w:cs="Arial"/>
+          <w:sz w:val="22"/>
+          <w:szCs w:val="22"/>
+        </w:rPr>
+      </w:pPr>
+      <w:r>
+        <w:rPr>
+          <w:rFonts w:ascii="Arial" w:hAnsi="Arial" w:cs="Arial"/>
+          <w:sz w:val="22"/>
+          <w:szCs w:val="22"/>
+        </w:rPr>
         <w:t>1. Cloud-First SaaS and B2C Model</w:t>
       </w:r>
     </w:p>
     <w:p>
-      <w:r>
+      <w:pPr>
+        <w:rPr>
+          <w:rFonts w:ascii="Arial" w:hAnsi="Arial" w:cs="Arial"/>
+          <w:sz w:val="22"/>
+          <w:szCs w:val="22"/>
+        </w:rPr>
+      </w:pPr>
+      <w:r>
+        <w:rPr>
+          <w:rFonts w:ascii="Arial" w:hAnsi="Arial" w:cs="Arial"/>
+          <w:sz w:val="22"/>
+          <w:szCs w:val="22"/>
+        </w:rPr>
         <w:t>2. Strategic Hardware Partnerships and Outsourced Distribution</w:t>
       </w:r>
     </w:p>
-    <w:p/>
-    <w:p>
-      <w:pPr>
-        <w:rPr>
+    <w:p>
+      <w:pPr>
+        <w:rPr>
+          <w:rFonts w:ascii="Arial" w:hAnsi="Arial" w:cs="Arial"/>
+          <w:sz w:val="22"/>
+          <w:szCs w:val="22"/>
+        </w:rPr>
+      </w:pPr>
+    </w:p>
+    <w:p>
+      <w:pPr>
+        <w:rPr>
+          <w:rFonts w:ascii="Arial" w:hAnsi="Arial" w:cs="Arial"/>
           <w:b/>
           <w:bCs/>
-        </w:rPr>
-      </w:pPr>
-      <w:r>
-        <w:rPr>
+          <w:sz w:val="22"/>
+          <w:szCs w:val="22"/>
+        </w:rPr>
+      </w:pPr>
+      <w:r>
+        <w:rPr>
+          <w:rFonts w:ascii="Arial" w:hAnsi="Arial" w:cs="Arial"/>
           <w:b/>
           <w:bCs/>
+          <w:sz w:val="22"/>
+          <w:szCs w:val="22"/>
         </w:rPr>
         <w:t>Cloud-First SaaS and B2C Model</w:t>
       </w:r>
     </w:p>
     <w:p>
-      <w:r>
+      <w:pPr>
+        <w:rPr>
+          <w:rFonts w:ascii="Arial" w:hAnsi="Arial" w:cs="Arial"/>
+          <w:sz w:val="22"/>
+          <w:szCs w:val="22"/>
+        </w:rPr>
+      </w:pPr>
+      <w:r>
+        <w:rPr>
+          <w:rFonts w:ascii="Arial" w:hAnsi="Arial" w:cs="Arial"/>
+          <w:sz w:val="22"/>
+          <w:szCs w:val="22"/>
+        </w:rPr>
         <w:t>This is a S</w:t>
       </w:r>
       <w:r>
+        <w:rPr>
+          <w:rFonts w:ascii="Arial" w:hAnsi="Arial" w:cs="Arial"/>
+          <w:sz w:val="22"/>
+          <w:szCs w:val="22"/>
+        </w:rPr>
         <w:t>oftware Transformation/Digital Business</w:t>
       </w:r>
       <w:r>
+        <w:rPr>
+          <w:rFonts w:ascii="Arial" w:hAnsi="Arial" w:cs="Arial"/>
+          <w:sz w:val="22"/>
+          <w:szCs w:val="22"/>
+        </w:rPr>
         <w:t xml:space="preserve"> </w:t>
       </w:r>
       <w:r>
+        <w:rPr>
+          <w:rFonts w:ascii="Arial" w:hAnsi="Arial" w:cs="Arial"/>
+          <w:sz w:val="22"/>
+          <w:szCs w:val="22"/>
+        </w:rPr>
         <w:t>Model Transition</w:t>
       </w:r>
     </w:p>
-    <w:p/>
-    <w:p>
-      <w:r>
+    <w:p>
+      <w:pPr>
+        <w:rPr>
+          <w:rFonts w:ascii="Arial" w:hAnsi="Arial" w:cs="Arial"/>
+          <w:sz w:val="22"/>
+          <w:szCs w:val="22"/>
+        </w:rPr>
+      </w:pPr>
+    </w:p>
+    <w:p>
+      <w:pPr>
+        <w:rPr>
+          <w:rFonts w:ascii="Arial" w:hAnsi="Arial" w:cs="Arial"/>
+          <w:sz w:val="22"/>
+          <w:szCs w:val="22"/>
+        </w:rPr>
+      </w:pPr>
+      <w:r>
+        <w:rPr>
+          <w:rFonts w:ascii="Arial" w:hAnsi="Arial" w:cs="Arial"/>
+          <w:sz w:val="22"/>
+          <w:szCs w:val="22"/>
+        </w:rPr>
         <w:t xml:space="preserve">This initiative proposes transitioning the delivery of </w:t>
       </w:r>
       <w:proofErr w:type="spellStart"/>
       <w:r>
+        <w:rPr>
+          <w:rFonts w:ascii="Arial" w:hAnsi="Arial" w:cs="Arial"/>
+          <w:sz w:val="22"/>
+          <w:szCs w:val="22"/>
+        </w:rPr>
         <w:t>Worlducation's</w:t>
       </w:r>
       <w:proofErr w:type="spellEnd"/>
       <w:r>
+        <w:rPr>
+          <w:rFonts w:ascii="Arial" w:hAnsi="Arial" w:cs="Arial"/>
+          <w:sz w:val="22"/>
+          <w:szCs w:val="22"/>
+        </w:rPr>
         <w:t xml:space="preserve"> core product from a hardware-dependent B2B model to a cloud-based SaaS platform accessible from any device, combined with a B2C sales model targeting individual students, parents, and schools. The initiative involves dismantling the reliance on physical tablet manufacturing, migrating AI-powered learning software to a cloud architecture, building a self-service B2C subscription portal, and enabling direct digital delivery to end consumers globally.</w:t>
       </w:r>
     </w:p>
     <w:p>
-      <w:r>
+      <w:pPr>
+        <w:rPr>
+          <w:rFonts w:ascii="Arial" w:hAnsi="Arial" w:cs="Arial"/>
+          <w:sz w:val="22"/>
+          <w:szCs w:val="22"/>
+        </w:rPr>
+      </w:pPr>
+      <w:r>
+        <w:rPr>
+          <w:rFonts w:ascii="Arial" w:hAnsi="Arial" w:cs="Arial"/>
+          <w:sz w:val="22"/>
+          <w:szCs w:val="22"/>
+        </w:rPr>
         <w:t xml:space="preserve">From a financial perspective, the initiative requires an estimated initial investment of $2 million for cloud infrastructure, software redesign, and cybersecurity measures. This compares </w:t>
       </w:r>
       <w:proofErr w:type="spellStart"/>
       <w:r>
+        <w:rPr>
+          <w:rFonts w:ascii="Arial" w:hAnsi="Arial" w:cs="Arial"/>
+          <w:sz w:val="22"/>
+          <w:szCs w:val="22"/>
+        </w:rPr>
         <w:t>favorably</w:t>
       </w:r>
       <w:proofErr w:type="spellEnd"/>
       <w:r>
+        <w:rPr>
+          <w:rFonts w:ascii="Arial" w:hAnsi="Arial" w:cs="Arial"/>
+          <w:sz w:val="22"/>
+          <w:szCs w:val="22"/>
+        </w:rPr>
         <w:t xml:space="preserve"> to the $5 million needed for a second manufacturing facility or the $3 million in annual margin lost from purchasing commercial tablets. The SaaS model eliminates manufacturing costs and</w:t>
       </w:r>
       <w:r>
+        <w:rPr>
+          <w:rFonts w:ascii="Arial" w:hAnsi="Arial" w:cs="Arial"/>
+          <w:sz w:val="22"/>
+          <w:szCs w:val="22"/>
+        </w:rPr>
         <w:t xml:space="preserve"> </w:t>
       </w:r>
       <w:r>
+        <w:rPr>
+          <w:rFonts w:ascii="Arial" w:hAnsi="Arial" w:cs="Arial"/>
+          <w:sz w:val="22"/>
+          <w:szCs w:val="22"/>
+        </w:rPr>
         <w:t>generates recurring subscription revenue, directly addressing the</w:t>
       </w:r>
       <w:r>
+        <w:rPr>
+          <w:rFonts w:ascii="Arial" w:hAnsi="Arial" w:cs="Arial"/>
+          <w:sz w:val="22"/>
+          <w:szCs w:val="22"/>
+        </w:rPr>
         <w:t xml:space="preserve"> </w:t>
       </w:r>
       <w:r>
+        <w:rPr>
+          <w:rFonts w:ascii="Arial" w:hAnsi="Arial" w:cs="Arial"/>
+          <w:sz w:val="22"/>
+          <w:szCs w:val="22"/>
+        </w:rPr>
         <w:t>projected negative cash flow of -$3 million for 2020.</w:t>
       </w:r>
     </w:p>
-    <w:p/>
-    <w:p>
-      <w:pPr>
-        <w:rPr>
-          <w:rFonts w:ascii="Helvetica Neue" w:hAnsi="Helvetica Neue"/>
+    <w:p>
+      <w:pPr>
+        <w:rPr>
+          <w:rFonts w:ascii="Arial" w:hAnsi="Arial" w:cs="Arial"/>
+          <w:sz w:val="22"/>
+          <w:szCs w:val="22"/>
+        </w:rPr>
+      </w:pPr>
+    </w:p>
+    <w:p>
+      <w:pPr>
+        <w:rPr>
+          <w:rFonts w:ascii="Arial" w:hAnsi="Arial" w:cs="Arial"/>
+          <w:b/>
+          <w:bCs/>
           <w:color w:val="20374B"/>
+          <w:sz w:val="22"/>
+          <w:szCs w:val="22"/>
           <w:shd w:val="clear" w:color="auto" w:fill="FFFFFF"/>
         </w:rPr>
       </w:pPr>
       <w:r>
         <w:rPr>
-          <w:rFonts w:ascii="Helvetica Neue" w:hAnsi="Helvetica Neue"/>
+          <w:rFonts w:ascii="Arial" w:hAnsi="Arial" w:cs="Arial"/>
+          <w:b/>
+          <w:bCs/>
           <w:color w:val="20374B"/>
+          <w:sz w:val="22"/>
+          <w:szCs w:val="22"/>
           <w:shd w:val="clear" w:color="auto" w:fill="FFFFFF"/>
         </w:rPr>
         <w:t>SWAT analysis</w:t>
@@ -273,8 +591,8 @@
         <w:tblLook w:val="04A0" w:firstRow="1" w:lastRow="0" w:firstColumn="1" w:lastColumn="0" w:noHBand="0" w:noVBand="1"/>
       </w:tblPr>
       <w:tblGrid>
-        <w:gridCol w:w="4802"/>
-        <w:gridCol w:w="5654"/>
+        <w:gridCol w:w="4830"/>
+        <w:gridCol w:w="5626"/>
       </w:tblGrid>
       <w:tr>
         <w:tc>
@@ -286,14 +604,20 @@
             <w:pPr>
               <w:spacing w:after="160" w:line="278" w:lineRule="auto"/>
               <w:rPr>
+                <w:rFonts w:ascii="Arial" w:hAnsi="Arial" w:cs="Arial"/>
                 <w:b/>
                 <w:bCs/>
-              </w:rPr>
-            </w:pPr>
-            <w:r>
-              <w:rPr>
+                <w:sz w:val="22"/>
+                <w:szCs w:val="22"/>
+              </w:rPr>
+            </w:pPr>
+            <w:r>
+              <w:rPr>
+                <w:rFonts w:ascii="Arial" w:hAnsi="Arial" w:cs="Arial"/>
                 <w:b/>
                 <w:bCs/>
+                <w:sz w:val="22"/>
+                <w:szCs w:val="22"/>
               </w:rPr>
               <w:t>Strengths</w:t>
             </w:r>
@@ -308,14 +632,20 @@
             <w:pPr>
               <w:spacing w:after="160" w:line="278" w:lineRule="auto"/>
               <w:rPr>
+                <w:rFonts w:ascii="Arial" w:hAnsi="Arial" w:cs="Arial"/>
                 <w:b/>
                 <w:bCs/>
-              </w:rPr>
-            </w:pPr>
-            <w:r>
-              <w:rPr>
+                <w:sz w:val="22"/>
+                <w:szCs w:val="22"/>
+              </w:rPr>
+            </w:pPr>
+            <w:r>
+              <w:rPr>
+                <w:rFonts w:ascii="Arial" w:hAnsi="Arial" w:cs="Arial"/>
                 <w:b/>
                 <w:bCs/>
+                <w:sz w:val="22"/>
+                <w:szCs w:val="22"/>
               </w:rPr>
               <w:t>Weaknesses</w:t>
             </w:r>
@@ -329,25 +659,71 @@
             <w:hideMark/>
           </w:tcPr>
           <w:p>
-            <w:r>
+            <w:pPr>
+              <w:rPr>
+                <w:rFonts w:ascii="Arial" w:hAnsi="Arial" w:cs="Arial"/>
+                <w:sz w:val="22"/>
+                <w:szCs w:val="22"/>
+              </w:rPr>
+            </w:pPr>
+            <w:r>
+              <w:rPr>
+                <w:rFonts w:ascii="Arial" w:hAnsi="Arial" w:cs="Arial"/>
+                <w:sz w:val="22"/>
+                <w:szCs w:val="22"/>
+              </w:rPr>
               <w:t>- Strong in-house AI and software development capabilities (development team in Bulgaria)</w:t>
             </w:r>
           </w:p>
           <w:p>
-            <w:r>
+            <w:pPr>
+              <w:rPr>
+                <w:rFonts w:ascii="Arial" w:hAnsi="Arial" w:cs="Arial"/>
+                <w:sz w:val="22"/>
+                <w:szCs w:val="22"/>
+              </w:rPr>
+            </w:pPr>
+            <w:r>
+              <w:rPr>
+                <w:rFonts w:ascii="Arial" w:hAnsi="Arial" w:cs="Arial"/>
+                <w:sz w:val="22"/>
+                <w:szCs w:val="22"/>
+              </w:rPr>
               <w:t>- Established relationships with clients in over 550 schools across 23 countries</w:t>
             </w:r>
           </w:p>
           <w:p>
-            <w:r>
+            <w:pPr>
+              <w:rPr>
+                <w:rFonts w:ascii="Arial" w:hAnsi="Arial" w:cs="Arial"/>
+                <w:sz w:val="22"/>
+                <w:szCs w:val="22"/>
+              </w:rPr>
+            </w:pPr>
+            <w:r>
+              <w:rPr>
+                <w:rFonts w:ascii="Arial" w:hAnsi="Arial" w:cs="Arial"/>
+                <w:sz w:val="22"/>
+                <w:szCs w:val="22"/>
+              </w:rPr>
               <w:t>- Strong management team with available investment funding</w:t>
             </w:r>
           </w:p>
           <w:p>
             <w:pPr>
               <w:spacing w:after="160" w:line="278" w:lineRule="auto"/>
-            </w:pPr>
-            <w:r>
+              <w:rPr>
+                <w:rFonts w:ascii="Arial" w:hAnsi="Arial" w:cs="Arial"/>
+                <w:sz w:val="22"/>
+                <w:szCs w:val="22"/>
+              </w:rPr>
+            </w:pPr>
+            <w:r>
+              <w:rPr>
+                <w:rFonts w:ascii="Arial" w:hAnsi="Arial" w:cs="Arial"/>
+                <w:sz w:val="22"/>
+                <w:szCs w:val="22"/>
+              </w:rPr>
               <w:t>- Proven AI learning platform with demonstrated educational outcomes</w:t>
             </w:r>
           </w:p>
@@ -358,25 +734,71 @@
             <w:hideMark/>
           </w:tcPr>
           <w:p>
-            <w:r>
+            <w:pPr>
+              <w:rPr>
+                <w:rFonts w:ascii="Arial" w:hAnsi="Arial" w:cs="Arial"/>
+                <w:sz w:val="22"/>
+                <w:szCs w:val="22"/>
+              </w:rPr>
+            </w:pPr>
+            <w:r>
+              <w:rPr>
+                <w:rFonts w:ascii="Arial" w:hAnsi="Arial" w:cs="Arial"/>
+                <w:sz w:val="22"/>
+                <w:szCs w:val="22"/>
+              </w:rPr>
               <w:t>- Lack of a B2C platform or digital subscription infrastructure</w:t>
             </w:r>
           </w:p>
           <w:p>
-            <w:r>
+            <w:pPr>
+              <w:rPr>
+                <w:rFonts w:ascii="Arial" w:hAnsi="Arial" w:cs="Arial"/>
+                <w:sz w:val="22"/>
+                <w:szCs w:val="22"/>
+              </w:rPr>
+            </w:pPr>
+            <w:r>
+              <w:rPr>
+                <w:rFonts w:ascii="Arial" w:hAnsi="Arial" w:cs="Arial"/>
+                <w:sz w:val="22"/>
+                <w:szCs w:val="22"/>
+              </w:rPr>
               <w:t>- Staff skills gaps in SaaS operations, digital marketing, and B2C customer service</w:t>
             </w:r>
           </w:p>
           <w:p>
-            <w:r>
+            <w:pPr>
+              <w:rPr>
+                <w:rFonts w:ascii="Arial" w:hAnsi="Arial" w:cs="Arial"/>
+                <w:sz w:val="22"/>
+                <w:szCs w:val="22"/>
+              </w:rPr>
+            </w:pPr>
+            <w:r>
+              <w:rPr>
+                <w:rFonts w:ascii="Arial" w:hAnsi="Arial" w:cs="Arial"/>
+                <w:sz w:val="22"/>
+                <w:szCs w:val="22"/>
+              </w:rPr>
               <w:t>- Growing organization with limited internal capacity for large-scale ICT transformations</w:t>
             </w:r>
           </w:p>
           <w:p>
             <w:pPr>
               <w:spacing w:after="160" w:line="278" w:lineRule="auto"/>
-            </w:pPr>
-            <w:r>
+              <w:rPr>
+                <w:rFonts w:ascii="Arial" w:hAnsi="Arial" w:cs="Arial"/>
+                <w:sz w:val="22"/>
+                <w:szCs w:val="22"/>
+              </w:rPr>
+            </w:pPr>
+            <w:r>
+              <w:rPr>
+                <w:rFonts w:ascii="Arial" w:hAnsi="Arial" w:cs="Arial"/>
+                <w:sz w:val="22"/>
+                <w:szCs w:val="22"/>
+              </w:rPr>
               <w:t>- Brand not yet widely recognized by end consumers</w:t>
             </w:r>
           </w:p>
@@ -391,11 +813,19 @@
           <w:p>
             <w:pPr>
               <w:spacing w:after="160" w:line="278" w:lineRule="auto"/>
-            </w:pPr>
-            <w:r>
-              <w:rPr>
+              <w:rPr>
+                <w:rFonts w:ascii="Arial" w:hAnsi="Arial" w:cs="Arial"/>
+                <w:sz w:val="22"/>
+                <w:szCs w:val="22"/>
+              </w:rPr>
+            </w:pPr>
+            <w:r>
+              <w:rPr>
+                <w:rFonts w:ascii="Arial" w:hAnsi="Arial" w:cs="Arial"/>
                 <w:b/>
                 <w:bCs/>
+                <w:sz w:val="22"/>
+                <w:szCs w:val="22"/>
               </w:rPr>
               <w:t>Opportunities</w:t>
             </w:r>
@@ -409,11 +839,19 @@
           <w:p>
             <w:pPr>
               <w:spacing w:after="160" w:line="278" w:lineRule="auto"/>
-            </w:pPr>
-            <w:r>
-              <w:rPr>
+              <w:rPr>
+                <w:rFonts w:ascii="Arial" w:hAnsi="Arial" w:cs="Arial"/>
+                <w:sz w:val="22"/>
+                <w:szCs w:val="22"/>
+              </w:rPr>
+            </w:pPr>
+            <w:r>
+              <w:rPr>
+                <w:rFonts w:ascii="Arial" w:hAnsi="Arial" w:cs="Arial"/>
                 <w:b/>
                 <w:bCs/>
+                <w:sz w:val="22"/>
+                <w:szCs w:val="22"/>
               </w:rPr>
               <w:t>Threats</w:t>
             </w:r>
@@ -427,26 +865,71 @@
             <w:hideMark/>
           </w:tcPr>
           <w:p>
-            <w:r>
+            <w:pPr>
+              <w:rPr>
+                <w:rFonts w:ascii="Arial" w:hAnsi="Arial" w:cs="Arial"/>
+                <w:sz w:val="22"/>
+                <w:szCs w:val="22"/>
+              </w:rPr>
+            </w:pPr>
+            <w:r>
+              <w:rPr>
+                <w:rFonts w:ascii="Arial" w:hAnsi="Arial" w:cs="Arial"/>
+                <w:sz w:val="22"/>
+                <w:szCs w:val="22"/>
+              </w:rPr>
               <w:t>- COVID-19 accelerating the adoption of remote and digital learning solutions globally</w:t>
             </w:r>
           </w:p>
           <w:p>
-            <w:r>
+            <w:pPr>
+              <w:rPr>
+                <w:rFonts w:ascii="Arial" w:hAnsi="Arial" w:cs="Arial"/>
+                <w:sz w:val="22"/>
+                <w:szCs w:val="22"/>
+              </w:rPr>
+            </w:pPr>
+            <w:r>
+              <w:rPr>
+                <w:rFonts w:ascii="Arial" w:hAnsi="Arial" w:cs="Arial"/>
+                <w:sz w:val="22"/>
+                <w:szCs w:val="22"/>
+              </w:rPr>
               <w:t>- Schools and families seeking accessible, device-independent educational technology</w:t>
             </w:r>
           </w:p>
           <w:p>
-            <w:r>
+            <w:pPr>
+              <w:rPr>
+                <w:rFonts w:ascii="Arial" w:hAnsi="Arial" w:cs="Arial"/>
+                <w:sz w:val="22"/>
+                <w:szCs w:val="22"/>
+              </w:rPr>
+            </w:pPr>
+            <w:r>
+              <w:rPr>
+                <w:rFonts w:ascii="Arial" w:hAnsi="Arial" w:cs="Arial"/>
+                <w:sz w:val="22"/>
+                <w:szCs w:val="22"/>
+              </w:rPr>
               <w:t>- Opportunity to scale globally without increasing manufacturing capacity</w:t>
             </w:r>
           </w:p>
           <w:p>
             <w:pPr>
               <w:spacing w:after="160" w:line="278" w:lineRule="auto"/>
-            </w:pPr>
-            <w:r>
-              <w:lastRenderedPageBreak/>
+              <w:rPr>
+                <w:rFonts w:ascii="Arial" w:hAnsi="Arial" w:cs="Arial"/>
+                <w:sz w:val="22"/>
+                <w:szCs w:val="22"/>
+              </w:rPr>
+            </w:pPr>
+            <w:r>
+              <w:rPr>
+                <w:rFonts w:ascii="Arial" w:hAnsi="Arial" w:cs="Arial"/>
+                <w:sz w:val="22"/>
+                <w:szCs w:val="22"/>
+              </w:rPr>
               <w:t>- Growing EdTech market driven by artificial intelligence and Internet of Things (IoT) technologies</w:t>
             </w:r>
           </w:p>
@@ -457,46 +940,113 @@
             <w:hideMark/>
           </w:tcPr>
           <w:p>
-            <w:r>
-              <w:lastRenderedPageBreak/>
+            <w:pPr>
+              <w:rPr>
+                <w:rFonts w:ascii="Arial" w:hAnsi="Arial" w:cs="Arial"/>
+                <w:sz w:val="22"/>
+                <w:szCs w:val="22"/>
+              </w:rPr>
+            </w:pPr>
+            <w:r>
+              <w:rPr>
+                <w:rFonts w:ascii="Arial" w:hAnsi="Arial" w:cs="Arial"/>
+                <w:sz w:val="22"/>
+                <w:szCs w:val="22"/>
+              </w:rPr>
               <w:t>- Cybersecurity risks associated with storing and processing student data in the cloud</w:t>
             </w:r>
           </w:p>
           <w:p>
-            <w:r>
+            <w:pPr>
+              <w:rPr>
+                <w:rFonts w:ascii="Arial" w:hAnsi="Arial" w:cs="Arial"/>
+                <w:sz w:val="22"/>
+                <w:szCs w:val="22"/>
+              </w:rPr>
+            </w:pPr>
+            <w:r>
+              <w:rPr>
+                <w:rFonts w:ascii="Arial" w:hAnsi="Arial" w:cs="Arial"/>
+                <w:sz w:val="22"/>
+                <w:szCs w:val="22"/>
+              </w:rPr>
               <w:t>- Established SaaS competitors (Google Classroom, Microsoft Education, Duolingo) with a stronger market presence</w:t>
             </w:r>
           </w:p>
           <w:p>
-            <w:r>
+            <w:pPr>
+              <w:rPr>
+                <w:rFonts w:ascii="Arial" w:hAnsi="Arial" w:cs="Arial"/>
+                <w:sz w:val="22"/>
+                <w:szCs w:val="22"/>
+              </w:rPr>
+            </w:pPr>
+            <w:r>
+              <w:rPr>
+                <w:rFonts w:ascii="Arial" w:hAnsi="Arial" w:cs="Arial"/>
+                <w:sz w:val="22"/>
+                <w:szCs w:val="22"/>
+              </w:rPr>
               <w:t>- The initial transition period may put greater pressure on short-term cash flow before subscription revenue stabilizes</w:t>
             </w:r>
           </w:p>
           <w:p>
             <w:pPr>
               <w:spacing w:after="160" w:line="278" w:lineRule="auto"/>
-            </w:pPr>
-            <w:r>
-              <w:lastRenderedPageBreak/>
+              <w:rPr>
+                <w:rFonts w:ascii="Arial" w:hAnsi="Arial" w:cs="Arial"/>
+                <w:sz w:val="22"/>
+                <w:szCs w:val="22"/>
+              </w:rPr>
+            </w:pPr>
+            <w:r>
+              <w:rPr>
+                <w:rFonts w:ascii="Arial" w:hAnsi="Arial" w:cs="Arial"/>
+                <w:sz w:val="22"/>
+                <w:szCs w:val="22"/>
+              </w:rPr>
               <w:t>- Regulatory requirements regarding the privacy of minors' data under applicable legislation</w:t>
             </w:r>
           </w:p>
         </w:tc>
       </w:tr>
     </w:tbl>
-    <w:p/>
-    <w:p/>
-    <w:p>
-      <w:pPr>
-        <w:rPr>
+    <w:p>
+      <w:pPr>
+        <w:spacing w:after="160" w:line="278" w:lineRule="auto"/>
+        <w:rPr>
+          <w:rFonts w:ascii="Arial" w:hAnsi="Arial" w:cs="Arial"/>
+          <w:sz w:val="22"/>
+          <w:szCs w:val="22"/>
+        </w:rPr>
+      </w:pPr>
+    </w:p>
+    <w:p>
+      <w:pPr>
+        <w:rPr>
+          <w:rFonts w:ascii="Arial" w:hAnsi="Arial" w:cs="Arial"/>
+          <w:sz w:val="22"/>
+          <w:szCs w:val="22"/>
+        </w:rPr>
+      </w:pPr>
+    </w:p>
+    <w:p>
+      <w:pPr>
+        <w:rPr>
+          <w:rFonts w:ascii="Arial" w:hAnsi="Arial" w:cs="Arial"/>
           <w:b/>
           <w:bCs/>
-        </w:rPr>
-      </w:pPr>
-      <w:r>
-        <w:rPr>
+          <w:sz w:val="22"/>
+          <w:szCs w:val="22"/>
+        </w:rPr>
+      </w:pPr>
+      <w:r>
+        <w:rPr>
+          <w:rFonts w:ascii="Arial" w:hAnsi="Arial" w:cs="Arial"/>
           <w:b/>
           <w:bCs/>
+          <w:sz w:val="22"/>
+          <w:szCs w:val="22"/>
         </w:rPr>
         <w:t>Alignment with the Organization's Vision and Strategy</w:t>
       </w:r>
@@ -504,44 +1054,109 @@
     <w:p>
       <w:pPr>
         <w:rPr>
+          <w:rFonts w:ascii="Arial" w:hAnsi="Arial" w:cs="Arial"/>
           <w:b/>
           <w:bCs/>
-        </w:rPr>
-      </w:pPr>
-    </w:p>
-    <w:p>
+          <w:sz w:val="22"/>
+          <w:szCs w:val="22"/>
+        </w:rPr>
+      </w:pPr>
+    </w:p>
+    <w:p>
+      <w:pPr>
+        <w:rPr>
+          <w:rFonts w:ascii="Arial" w:hAnsi="Arial" w:cs="Arial"/>
+          <w:sz w:val="22"/>
+          <w:szCs w:val="22"/>
+        </w:rPr>
+      </w:pPr>
       <w:proofErr w:type="spellStart"/>
       <w:r>
+        <w:rPr>
+          <w:rFonts w:ascii="Arial" w:hAnsi="Arial" w:cs="Arial"/>
+          <w:sz w:val="22"/>
+          <w:szCs w:val="22"/>
+        </w:rPr>
         <w:t>Worlducation's</w:t>
       </w:r>
       <w:proofErr w:type="spellEnd"/>
       <w:r>
+        <w:rPr>
+          <w:rFonts w:ascii="Arial" w:hAnsi="Arial" w:cs="Arial"/>
+          <w:sz w:val="22"/>
+          <w:szCs w:val="22"/>
+        </w:rPr>
         <w:t xml:space="preserve"> vision is "to see a world without illiteracy," and its mission is to expand access to quality education globally.</w:t>
       </w:r>
     </w:p>
     <w:p>
-      <w:r>
+      <w:pPr>
+        <w:rPr>
+          <w:rFonts w:ascii="Arial" w:hAnsi="Arial" w:cs="Arial"/>
+          <w:sz w:val="22"/>
+          <w:szCs w:val="22"/>
+        </w:rPr>
+      </w:pPr>
+      <w:r>
+        <w:rPr>
+          <w:rFonts w:ascii="Arial" w:hAnsi="Arial" w:cs="Arial"/>
+          <w:sz w:val="22"/>
+          <w:szCs w:val="22"/>
+        </w:rPr>
         <w:t xml:space="preserve">The Cloud-Centric B2C SaaS initiative directly supports this vision by eliminating the physical and logistical barriers of hardware dependency, enabling any student in the world to access </w:t>
       </w:r>
       <w:proofErr w:type="spellStart"/>
       <w:r>
+        <w:rPr>
+          <w:rFonts w:ascii="Arial" w:hAnsi="Arial" w:cs="Arial"/>
+          <w:sz w:val="22"/>
+          <w:szCs w:val="22"/>
+        </w:rPr>
         <w:t>Worlducation's</w:t>
       </w:r>
       <w:proofErr w:type="spellEnd"/>
       <w:r>
+        <w:rPr>
+          <w:rFonts w:ascii="Arial" w:hAnsi="Arial" w:cs="Arial"/>
+          <w:sz w:val="22"/>
+          <w:szCs w:val="22"/>
+        </w:rPr>
         <w:t xml:space="preserve"> AI-powered learning platform from their own device. This initiative also aligns with the organization's strategic priorities: achieving at least 10% annual profit growth (by reducing OPEX and generating recurring revenue), increasing reach (by serving individual consumers globally without manufacturing constraints), and building deeper customer relationships (by offering a seamless digital service experience). The initiative was formally proposed for approval by Manuel Perez, IT Professional, to Senior Management and the Founders, as documented in the attached approval request letter.</w:t>
       </w:r>
     </w:p>
-    <w:p/>
-    <w:p>
-      <w:r>
-        <w:rPr>
+    <w:p>
+      <w:pPr>
+        <w:rPr>
+          <w:rFonts w:ascii="Arial" w:hAnsi="Arial" w:cs="Arial"/>
+          <w:sz w:val="22"/>
+          <w:szCs w:val="22"/>
+        </w:rPr>
+      </w:pPr>
+    </w:p>
+    <w:p>
+      <w:pPr>
+        <w:rPr>
+          <w:rFonts w:ascii="Arial" w:hAnsi="Arial" w:cs="Arial"/>
+          <w:sz w:val="22"/>
+          <w:szCs w:val="22"/>
+        </w:rPr>
+      </w:pPr>
+      <w:r>
+        <w:rPr>
+          <w:rFonts w:ascii="Arial" w:hAnsi="Arial" w:cs="Arial"/>
           <w:b/>
           <w:bCs/>
+          <w:sz w:val="22"/>
+          <w:szCs w:val="22"/>
         </w:rPr>
         <w:t>Objectives</w:t>
       </w:r>
       <w:r>
+        <w:rPr>
+          <w:rFonts w:ascii="Arial" w:hAnsi="Arial" w:cs="Arial"/>
+          <w:sz w:val="22"/>
+          <w:szCs w:val="22"/>
+        </w:rPr>
         <w:t>:</w:t>
       </w:r>
     </w:p>
@@ -552,16 +1167,37 @@
           <w:ilvl w:val="0"/>
           <w:numId w:val="18"/>
         </w:numPr>
-      </w:pPr>
-      <w:r>
+        <w:rPr>
+          <w:rFonts w:ascii="Arial" w:hAnsi="Arial" w:cs="Arial"/>
+          <w:sz w:val="22"/>
+          <w:szCs w:val="22"/>
+        </w:rPr>
+      </w:pPr>
+      <w:r>
+        <w:rPr>
+          <w:rFonts w:ascii="Arial" w:hAnsi="Arial" w:cs="Arial"/>
+          <w:sz w:val="22"/>
+          <w:szCs w:val="22"/>
+        </w:rPr>
+        <w:lastRenderedPageBreak/>
         <w:t xml:space="preserve">Design and implement a cloud-based SaaS learning platform by the third quarter of 2026, enabling access to </w:t>
       </w:r>
       <w:proofErr w:type="spellStart"/>
       <w:r>
+        <w:rPr>
+          <w:rFonts w:ascii="Arial" w:hAnsi="Arial" w:cs="Arial"/>
+          <w:sz w:val="22"/>
+          <w:szCs w:val="22"/>
+        </w:rPr>
         <w:t>Worlducation's</w:t>
       </w:r>
       <w:proofErr w:type="spellEnd"/>
       <w:r>
+        <w:rPr>
+          <w:rFonts w:ascii="Arial" w:hAnsi="Arial" w:cs="Arial"/>
+          <w:sz w:val="22"/>
+          <w:szCs w:val="22"/>
+        </w:rPr>
         <w:t xml:space="preserve"> AI-powered educational software from any internet-connected device, eliminating dependence on proprietary tablet hardware and resolving the supply chain disruption that caused the shortfall of 1,500 tablets in 2020.</w:t>
       </w:r>
     </w:p>
@@ -572,35 +1208,73 @@
           <w:ilvl w:val="0"/>
           <w:numId w:val="18"/>
         </w:numPr>
-      </w:pPr>
-      <w:r>
+        <w:rPr>
+          <w:rFonts w:ascii="Arial" w:hAnsi="Arial" w:cs="Arial"/>
+          <w:sz w:val="22"/>
+          <w:szCs w:val="22"/>
+        </w:rPr>
+      </w:pPr>
+      <w:r>
+        <w:rPr>
+          <w:rFonts w:ascii="Arial" w:hAnsi="Arial" w:cs="Arial"/>
+          <w:sz w:val="22"/>
+          <w:szCs w:val="22"/>
+        </w:rPr>
         <w:t xml:space="preserve">Establish and launch a B2C subscription model by the fourth quarter of 2026, generating a minimum recurring annual revenue of $10 million from individual consumer subscriptions, contributing to the restoration of </w:t>
       </w:r>
       <w:proofErr w:type="spellStart"/>
       <w:r>
+        <w:rPr>
+          <w:rFonts w:ascii="Arial" w:hAnsi="Arial" w:cs="Arial"/>
+          <w:sz w:val="22"/>
+          <w:szCs w:val="22"/>
+        </w:rPr>
         <w:t>Worlducation's</w:t>
       </w:r>
       <w:proofErr w:type="spellEnd"/>
       <w:r>
+        <w:rPr>
+          <w:rFonts w:ascii="Arial" w:hAnsi="Arial" w:cs="Arial"/>
+          <w:sz w:val="22"/>
+          <w:szCs w:val="22"/>
+        </w:rPr>
         <w:t xml:space="preserve"> target net profit margin of at least 10% annually, in line with the organization's 2020–2022 Strategic Plan.</w:t>
       </w:r>
     </w:p>
     <w:p>
-      <w:r>
+      <w:pPr>
+        <w:rPr>
+          <w:rFonts w:ascii="Arial" w:hAnsi="Arial" w:cs="Arial"/>
+          <w:sz w:val="22"/>
+          <w:szCs w:val="22"/>
+        </w:rPr>
+      </w:pPr>
+      <w:r>
+        <w:rPr>
+          <w:rFonts w:ascii="Arial" w:hAnsi="Arial" w:cs="Arial"/>
+          <w:sz w:val="22"/>
+          <w:szCs w:val="22"/>
+        </w:rPr>
         <w:br w:type="page"/>
       </w:r>
     </w:p>
     <w:p>
       <w:pPr>
         <w:rPr>
+          <w:rFonts w:ascii="Arial" w:hAnsi="Arial" w:cs="Arial"/>
           <w:b/>
           <w:bCs/>
-        </w:rPr>
-      </w:pPr>
-      <w:r>
-        <w:rPr>
+          <w:sz w:val="22"/>
+          <w:szCs w:val="22"/>
+        </w:rPr>
+      </w:pPr>
+      <w:r>
+        <w:rPr>
+          <w:rFonts w:ascii="Arial" w:hAnsi="Arial" w:cs="Arial"/>
           <w:b/>
           <w:bCs/>
+          <w:sz w:val="22"/>
+          <w:szCs w:val="22"/>
         </w:rPr>
         <w:lastRenderedPageBreak/>
         <w:t>Strategic Hardware Partnerships and Outsourced Distribution</w:t>
@@ -609,68 +1283,6710 @@
     <w:p>
       <w:pPr>
         <w:rPr>
+          <w:rFonts w:ascii="Arial" w:hAnsi="Arial" w:cs="Arial"/>
           <w:b/>
           <w:bCs/>
-        </w:rPr>
-      </w:pPr>
-    </w:p>
-    <w:p>
-      <w:r>
+          <w:sz w:val="22"/>
+          <w:szCs w:val="22"/>
+        </w:rPr>
+      </w:pPr>
+    </w:p>
+    <w:p>
+      <w:pPr>
+        <w:rPr>
+          <w:rFonts w:ascii="Arial" w:hAnsi="Arial" w:cs="Arial"/>
+          <w:sz w:val="22"/>
+          <w:szCs w:val="22"/>
+        </w:rPr>
+      </w:pPr>
+      <w:r>
+        <w:rPr>
+          <w:rFonts w:ascii="Arial" w:hAnsi="Arial" w:cs="Arial"/>
+          <w:sz w:val="22"/>
+          <w:szCs w:val="22"/>
+        </w:rPr>
         <w:t>This is a Supply Chain Transformation / Strategic Acquisition and Distribution of ICT Hardware</w:t>
       </w:r>
       <w:r>
+        <w:rPr>
+          <w:rFonts w:ascii="Arial" w:hAnsi="Arial" w:cs="Arial"/>
+          <w:sz w:val="22"/>
+          <w:szCs w:val="22"/>
+        </w:rPr>
         <w:t>.</w:t>
       </w:r>
     </w:p>
-    <w:p/>
-    <w:p>
-      <w:r>
+    <w:p>
+      <w:pPr>
+        <w:rPr>
+          <w:rFonts w:ascii="Arial" w:hAnsi="Arial" w:cs="Arial"/>
+          <w:sz w:val="22"/>
+          <w:szCs w:val="22"/>
+        </w:rPr>
+      </w:pPr>
+    </w:p>
+    <w:p>
+      <w:pPr>
+        <w:rPr>
+          <w:rFonts w:ascii="Arial" w:hAnsi="Arial" w:cs="Arial"/>
+          <w:sz w:val="22"/>
+          <w:szCs w:val="22"/>
+        </w:rPr>
+      </w:pPr>
+      <w:r>
+        <w:rPr>
+          <w:rFonts w:ascii="Arial" w:hAnsi="Arial" w:cs="Arial"/>
+          <w:sz w:val="22"/>
+          <w:szCs w:val="22"/>
+        </w:rPr>
         <w:t xml:space="preserve">This initiative proposes establishing formal alliances with external hardware manufacturers and distribution providers to replace </w:t>
       </w:r>
       <w:proofErr w:type="spellStart"/>
       <w:r>
+        <w:rPr>
+          <w:rFonts w:ascii="Arial" w:hAnsi="Arial" w:cs="Arial"/>
+          <w:sz w:val="22"/>
+          <w:szCs w:val="22"/>
+        </w:rPr>
         <w:t>Worlducation's</w:t>
       </w:r>
       <w:proofErr w:type="spellEnd"/>
       <w:r>
+        <w:rPr>
+          <w:rFonts w:ascii="Arial" w:hAnsi="Arial" w:cs="Arial"/>
+          <w:sz w:val="22"/>
+          <w:szCs w:val="22"/>
+        </w:rPr>
         <w:t xml:space="preserve"> dependence on its single factory in Hong Kong.</w:t>
       </w:r>
     </w:p>
     <w:p>
-      <w:r>
+      <w:pPr>
+        <w:rPr>
+          <w:rFonts w:ascii="Arial" w:hAnsi="Arial" w:cs="Arial"/>
+          <w:sz w:val="22"/>
+          <w:szCs w:val="22"/>
+        </w:rPr>
+      </w:pPr>
+      <w:r>
+        <w:rPr>
+          <w:rFonts w:ascii="Arial" w:hAnsi="Arial" w:cs="Arial"/>
+          <w:sz w:val="22"/>
+          <w:szCs w:val="22"/>
+        </w:rPr>
         <w:t xml:space="preserve">Under this model, Worlducation would continue to deliver its proprietary software and content with artificial intelligence, licensing it or pre-installing it on tablets acquired and distributed by strategic partners. The initiative involves identifying and selecting qualified hardware partners, negotiating agreements with defined service level commitments, integrating partners' systems with </w:t>
       </w:r>
       <w:proofErr w:type="spellStart"/>
       <w:r>
+        <w:rPr>
+          <w:rFonts w:ascii="Arial" w:hAnsi="Arial" w:cs="Arial"/>
+          <w:sz w:val="22"/>
+          <w:szCs w:val="22"/>
+        </w:rPr>
         <w:t>Worlducation's</w:t>
       </w:r>
       <w:proofErr w:type="spellEnd"/>
       <w:r>
+        <w:rPr>
+          <w:rFonts w:ascii="Arial" w:hAnsi="Arial" w:cs="Arial"/>
+          <w:sz w:val="22"/>
+          <w:szCs w:val="22"/>
+        </w:rPr>
         <w:t xml:space="preserve"> ERP, and establishing a scalable, third-party distribution network.</w:t>
       </w:r>
     </w:p>
     <w:p>
-      <w:r>
+      <w:pPr>
+        <w:rPr>
+          <w:rFonts w:ascii="Arial" w:hAnsi="Arial" w:cs="Arial"/>
+          <w:sz w:val="22"/>
+          <w:szCs w:val="22"/>
+        </w:rPr>
+      </w:pPr>
+      <w:r>
+        <w:rPr>
+          <w:rFonts w:ascii="Arial" w:hAnsi="Arial" w:cs="Arial"/>
+          <w:sz w:val="22"/>
+          <w:szCs w:val="22"/>
+        </w:rPr>
         <w:t>From a financial perspective, the outsourcing model implies a lost margin of $200 per unit sold ($2 million annually at 10,000 units). However, it significantly reduces capital expenditure, eliminates the risk of single-source manufacturing, and shortens the path to fulfilling backorders. Compared to establishing a second manufacturing plant for $5 million, this approach is considerably more cost-effective in the short and medium term.</w:t>
       </w:r>
     </w:p>
-    <w:p/>
-    <w:p>
-      <w:pPr>
-        <w:rPr>
+    <w:p>
+      <w:pPr>
+        <w:rPr>
+          <w:rFonts w:ascii="Arial" w:hAnsi="Arial" w:cs="Arial"/>
+          <w:sz w:val="22"/>
+          <w:szCs w:val="22"/>
+        </w:rPr>
+      </w:pPr>
+    </w:p>
+    <w:p>
+      <w:pPr>
+        <w:rPr>
+          <w:rFonts w:ascii="Arial" w:hAnsi="Arial" w:cs="Arial"/>
           <w:b/>
           <w:bCs/>
-        </w:rPr>
-      </w:pPr>
-      <w:r>
-        <w:rPr>
+          <w:sz w:val="22"/>
+          <w:szCs w:val="22"/>
+        </w:rPr>
+      </w:pPr>
+      <w:r>
+        <w:rPr>
+          <w:rFonts w:ascii="Arial" w:hAnsi="Arial" w:cs="Arial"/>
           <w:b/>
           <w:bCs/>
+          <w:sz w:val="22"/>
+          <w:szCs w:val="22"/>
         </w:rPr>
         <w:t>PESLE Analysis</w:t>
       </w:r>
     </w:p>
-    <w:p/>
+    <w:p>
+      <w:pPr>
+        <w:rPr>
+          <w:rFonts w:ascii="Arial" w:hAnsi="Arial" w:cs="Arial"/>
+          <w:sz w:val="22"/>
+          <w:szCs w:val="22"/>
+        </w:rPr>
+      </w:pPr>
+    </w:p>
+    <w:tbl>
+      <w:tblPr>
+        <w:tblStyle w:val="TableGrid"/>
+        <w:tblW w:w="0" w:type="auto"/>
+        <w:tblLook w:val="04A0" w:firstRow="1" w:lastRow="0" w:firstColumn="1" w:lastColumn="0" w:noHBand="0" w:noVBand="1"/>
+      </w:tblPr>
+      <w:tblGrid>
+        <w:gridCol w:w="1623"/>
+        <w:gridCol w:w="8833"/>
+      </w:tblGrid>
+      <w:tr>
+        <w:tc>
+          <w:tcPr>
+            <w:tcW w:w="0" w:type="auto"/>
+          </w:tcPr>
+          <w:p>
+            <w:pPr>
+              <w:spacing w:after="160" w:line="278" w:lineRule="auto"/>
+              <w:rPr>
+                <w:rFonts w:ascii="Arial" w:hAnsi="Arial" w:cs="Arial"/>
+                <w:b/>
+                <w:bCs/>
+                <w:sz w:val="22"/>
+                <w:szCs w:val="22"/>
+              </w:rPr>
+            </w:pPr>
+            <w:r>
+              <w:rPr>
+                <w:rFonts w:ascii="Arial" w:hAnsi="Arial" w:cs="Arial"/>
+                <w:b/>
+                <w:bCs/>
+                <w:sz w:val="22"/>
+                <w:szCs w:val="22"/>
+              </w:rPr>
+              <w:t>Factor</w:t>
+            </w:r>
+          </w:p>
+        </w:tc>
+        <w:tc>
+          <w:tcPr>
+            <w:tcW w:w="0" w:type="auto"/>
+          </w:tcPr>
+          <w:p>
+            <w:pPr>
+              <w:spacing w:after="160" w:line="278" w:lineRule="auto"/>
+              <w:rPr>
+                <w:rFonts w:ascii="Arial" w:hAnsi="Arial" w:cs="Arial"/>
+                <w:b/>
+                <w:bCs/>
+                <w:sz w:val="22"/>
+                <w:szCs w:val="22"/>
+              </w:rPr>
+            </w:pPr>
+            <w:r>
+              <w:rPr>
+                <w:rFonts w:ascii="Arial" w:hAnsi="Arial" w:cs="Arial"/>
+                <w:b/>
+                <w:bCs/>
+                <w:sz w:val="22"/>
+                <w:szCs w:val="22"/>
+              </w:rPr>
+              <w:t>Analysis</w:t>
+            </w:r>
+          </w:p>
+        </w:tc>
+      </w:tr>
+      <w:tr>
+        <w:tc>
+          <w:tcPr>
+            <w:tcW w:w="0" w:type="auto"/>
+          </w:tcPr>
+          <w:p>
+            <w:pPr>
+              <w:spacing w:after="160" w:line="278" w:lineRule="auto"/>
+              <w:rPr>
+                <w:rFonts w:ascii="Arial" w:hAnsi="Arial" w:cs="Arial"/>
+                <w:sz w:val="22"/>
+                <w:szCs w:val="22"/>
+              </w:rPr>
+            </w:pPr>
+            <w:r>
+              <w:rPr>
+                <w:rFonts w:ascii="Arial" w:hAnsi="Arial" w:cs="Arial"/>
+                <w:sz w:val="22"/>
+                <w:szCs w:val="22"/>
+              </w:rPr>
+              <w:t>Political</w:t>
+            </w:r>
+          </w:p>
+        </w:tc>
+        <w:tc>
+          <w:tcPr>
+            <w:tcW w:w="0" w:type="auto"/>
+          </w:tcPr>
+          <w:p>
+            <w:pPr>
+              <w:spacing w:after="160" w:line="278" w:lineRule="auto"/>
+              <w:rPr>
+                <w:rFonts w:ascii="Arial" w:hAnsi="Arial" w:cs="Arial"/>
+                <w:sz w:val="22"/>
+                <w:szCs w:val="22"/>
+              </w:rPr>
+            </w:pPr>
+            <w:r>
+              <w:rPr>
+                <w:rFonts w:ascii="Arial" w:hAnsi="Arial" w:cs="Arial"/>
+                <w:sz w:val="22"/>
+                <w:szCs w:val="22"/>
+              </w:rPr>
+              <w:t xml:space="preserve">Rising geopolitical tensions between mainland China and Hong Kong create systemic risk in </w:t>
+            </w:r>
+            <w:proofErr w:type="spellStart"/>
+            <w:r>
+              <w:rPr>
+                <w:rFonts w:ascii="Arial" w:hAnsi="Arial" w:cs="Arial"/>
+                <w:sz w:val="22"/>
+                <w:szCs w:val="22"/>
+              </w:rPr>
+              <w:t>Worlducation's</w:t>
+            </w:r>
+            <w:proofErr w:type="spellEnd"/>
+            <w:r>
+              <w:rPr>
+                <w:rFonts w:ascii="Arial" w:hAnsi="Arial" w:cs="Arial"/>
+                <w:sz w:val="22"/>
+                <w:szCs w:val="22"/>
+              </w:rPr>
+              <w:t xml:space="preserve"> current single-source manufacturing scheme. Government restrictions imposed during COVID-19 closed the Hong Kong factory for a month, causing delivery shortfalls. Establishing hardware alliances in multiple geographies diversifies this political risk.</w:t>
+            </w:r>
+          </w:p>
+        </w:tc>
+      </w:tr>
+      <w:tr>
+        <w:tc>
+          <w:tcPr>
+            <w:tcW w:w="0" w:type="auto"/>
+          </w:tcPr>
+          <w:p>
+            <w:pPr>
+              <w:spacing w:after="160" w:line="278" w:lineRule="auto"/>
+              <w:rPr>
+                <w:rFonts w:ascii="Arial" w:hAnsi="Arial" w:cs="Arial"/>
+                <w:sz w:val="22"/>
+                <w:szCs w:val="22"/>
+              </w:rPr>
+            </w:pPr>
+            <w:r>
+              <w:rPr>
+                <w:rFonts w:ascii="Arial" w:hAnsi="Arial" w:cs="Arial"/>
+                <w:sz w:val="22"/>
+                <w:szCs w:val="22"/>
+              </w:rPr>
+              <w:t>Economic</w:t>
+            </w:r>
+          </w:p>
+        </w:tc>
+        <w:tc>
+          <w:tcPr>
+            <w:tcW w:w="0" w:type="auto"/>
+          </w:tcPr>
+          <w:p>
+            <w:pPr>
+              <w:spacing w:after="160" w:line="278" w:lineRule="auto"/>
+              <w:rPr>
+                <w:rFonts w:ascii="Arial" w:hAnsi="Arial" w:cs="Arial"/>
+                <w:sz w:val="22"/>
+                <w:szCs w:val="22"/>
+              </w:rPr>
+            </w:pPr>
+            <w:proofErr w:type="spellStart"/>
+            <w:r>
+              <w:rPr>
+                <w:rFonts w:ascii="Arial" w:hAnsi="Arial" w:cs="Arial"/>
+                <w:sz w:val="22"/>
+                <w:szCs w:val="22"/>
+              </w:rPr>
+              <w:t>Worlducation's</w:t>
+            </w:r>
+            <w:proofErr w:type="spellEnd"/>
+            <w:r>
+              <w:rPr>
+                <w:rFonts w:ascii="Arial" w:hAnsi="Arial" w:cs="Arial"/>
+                <w:sz w:val="22"/>
+                <w:szCs w:val="22"/>
+              </w:rPr>
+              <w:t xml:space="preserve"> revised projections for 2020 show revenue of $55 million but a net profit of just $5 million (9.1% margin) and negative cash flow of -$3 million. The lost margin of $200 per unit from the outsourcing model represents a known and manageable cost, while the current manufacturing disruption creates unpredictable financial exposure. The pressure on working capital caused by inventory growth and debtors further reinforces the need for a low-capital supply chain model.</w:t>
+            </w:r>
+          </w:p>
+        </w:tc>
+      </w:tr>
+      <w:tr>
+        <w:tc>
+          <w:tcPr>
+            <w:tcW w:w="0" w:type="auto"/>
+          </w:tcPr>
+          <w:p>
+            <w:pPr>
+              <w:spacing w:after="160" w:line="278" w:lineRule="auto"/>
+              <w:rPr>
+                <w:rFonts w:ascii="Arial" w:hAnsi="Arial" w:cs="Arial"/>
+                <w:sz w:val="22"/>
+                <w:szCs w:val="22"/>
+              </w:rPr>
+            </w:pPr>
+            <w:r>
+              <w:rPr>
+                <w:rFonts w:ascii="Arial" w:hAnsi="Arial" w:cs="Arial"/>
+                <w:sz w:val="22"/>
+                <w:szCs w:val="22"/>
+              </w:rPr>
+              <w:t>Social</w:t>
+            </w:r>
+          </w:p>
+        </w:tc>
+        <w:tc>
+          <w:tcPr>
+            <w:tcW w:w="0" w:type="auto"/>
+          </w:tcPr>
+          <w:p>
+            <w:pPr>
+              <w:spacing w:after="160" w:line="278" w:lineRule="auto"/>
+              <w:rPr>
+                <w:rFonts w:ascii="Arial" w:hAnsi="Arial" w:cs="Arial"/>
+                <w:sz w:val="22"/>
+                <w:szCs w:val="22"/>
+              </w:rPr>
+            </w:pPr>
+            <w:r>
+              <w:rPr>
+                <w:rFonts w:ascii="Arial" w:hAnsi="Arial" w:cs="Arial"/>
+                <w:sz w:val="22"/>
+                <w:szCs w:val="22"/>
+              </w:rPr>
+              <w:t xml:space="preserve">Accelerated demand for educational technology, driven by COVID-19 and the global shift to remote learning, has increased orders beyond </w:t>
+            </w:r>
+            <w:proofErr w:type="spellStart"/>
+            <w:r>
+              <w:rPr>
+                <w:rFonts w:ascii="Arial" w:hAnsi="Arial" w:cs="Arial"/>
+                <w:sz w:val="22"/>
+                <w:szCs w:val="22"/>
+              </w:rPr>
+              <w:t>Worlducation's</w:t>
+            </w:r>
+            <w:proofErr w:type="spellEnd"/>
+            <w:r>
+              <w:rPr>
+                <w:rFonts w:ascii="Arial" w:hAnsi="Arial" w:cs="Arial"/>
+                <w:sz w:val="22"/>
+                <w:szCs w:val="22"/>
+              </w:rPr>
+              <w:t xml:space="preserve"> manufacturing capacity. Hardware alliances would allow existing demand from more than 550 schools and new emerging potential customers to be met more quickly.</w:t>
+            </w:r>
+          </w:p>
+        </w:tc>
+      </w:tr>
+      <w:tr>
+        <w:tc>
+          <w:tcPr>
+            <w:tcW w:w="0" w:type="auto"/>
+          </w:tcPr>
+          <w:p>
+            <w:pPr>
+              <w:rPr>
+                <w:rFonts w:ascii="Arial" w:hAnsi="Arial" w:cs="Arial"/>
+                <w:sz w:val="22"/>
+                <w:szCs w:val="22"/>
+              </w:rPr>
+            </w:pPr>
+            <w:r>
+              <w:rPr>
+                <w:rFonts w:ascii="Arial" w:hAnsi="Arial" w:cs="Arial"/>
+                <w:sz w:val="22"/>
+                <w:szCs w:val="22"/>
+              </w:rPr>
+              <w:t>Tech</w:t>
+            </w:r>
+          </w:p>
+        </w:tc>
+        <w:tc>
+          <w:tcPr>
+            <w:tcW w:w="0" w:type="auto"/>
+          </w:tcPr>
+          <w:p>
+            <w:pPr>
+              <w:rPr>
+                <w:rFonts w:ascii="Arial" w:hAnsi="Arial" w:cs="Arial"/>
+                <w:sz w:val="22"/>
+                <w:szCs w:val="22"/>
+              </w:rPr>
+            </w:pPr>
+            <w:r>
+              <w:rPr>
+                <w:rFonts w:ascii="Arial" w:hAnsi="Arial" w:cs="Arial"/>
+                <w:sz w:val="22"/>
+                <w:szCs w:val="22"/>
+              </w:rPr>
+              <w:t xml:space="preserve">The initiative requires integration between </w:t>
+            </w:r>
+            <w:proofErr w:type="spellStart"/>
+            <w:r>
+              <w:rPr>
+                <w:rFonts w:ascii="Arial" w:hAnsi="Arial" w:cs="Arial"/>
+                <w:sz w:val="22"/>
+                <w:szCs w:val="22"/>
+              </w:rPr>
+              <w:t>Worlducation's</w:t>
+            </w:r>
+            <w:proofErr w:type="spellEnd"/>
+            <w:r>
+              <w:rPr>
+                <w:rFonts w:ascii="Arial" w:hAnsi="Arial" w:cs="Arial"/>
+                <w:sz w:val="22"/>
+                <w:szCs w:val="22"/>
+              </w:rPr>
+              <w:t xml:space="preserve"> ERP system and partners' manufacturing and distribution platforms, including order management, delivery tracking and software pre-installation workflows. Technology compatibility and data integrity are critical success factors for this initiative.</w:t>
+            </w:r>
+          </w:p>
+        </w:tc>
+      </w:tr>
+      <w:tr>
+        <w:tc>
+          <w:tcPr>
+            <w:tcW w:w="0" w:type="auto"/>
+          </w:tcPr>
+          <w:p>
+            <w:pPr>
+              <w:rPr>
+                <w:rFonts w:ascii="Arial" w:hAnsi="Arial" w:cs="Arial"/>
+                <w:sz w:val="22"/>
+                <w:szCs w:val="22"/>
+              </w:rPr>
+            </w:pPr>
+            <w:r>
+              <w:rPr>
+                <w:rFonts w:ascii="Arial" w:hAnsi="Arial" w:cs="Arial"/>
+                <w:sz w:val="22"/>
+                <w:szCs w:val="22"/>
+              </w:rPr>
+              <w:t>Legal</w:t>
+            </w:r>
+          </w:p>
+        </w:tc>
+        <w:tc>
+          <w:tcPr>
+            <w:tcW w:w="0" w:type="auto"/>
+          </w:tcPr>
+          <w:p>
+            <w:pPr>
+              <w:rPr>
+                <w:rFonts w:ascii="Arial" w:hAnsi="Arial" w:cs="Arial"/>
+                <w:sz w:val="22"/>
+                <w:szCs w:val="22"/>
+              </w:rPr>
+            </w:pPr>
+            <w:r>
+              <w:rPr>
+                <w:rFonts w:ascii="Arial" w:hAnsi="Arial" w:cs="Arial"/>
+                <w:sz w:val="22"/>
+                <w:szCs w:val="22"/>
+              </w:rPr>
+              <w:t xml:space="preserve">Contracts with hardware partners must comply with Australian trade laws, including the 30-day minimum payment terms required by </w:t>
+            </w:r>
+            <w:proofErr w:type="spellStart"/>
+            <w:r>
+              <w:rPr>
+                <w:rFonts w:ascii="Arial" w:hAnsi="Arial" w:cs="Arial"/>
+                <w:sz w:val="22"/>
+                <w:szCs w:val="22"/>
+              </w:rPr>
+              <w:t>Worlducation's</w:t>
+            </w:r>
+            <w:proofErr w:type="spellEnd"/>
+            <w:r>
+              <w:rPr>
+                <w:rFonts w:ascii="Arial" w:hAnsi="Arial" w:cs="Arial"/>
+                <w:sz w:val="22"/>
+                <w:szCs w:val="22"/>
+              </w:rPr>
+              <w:t xml:space="preserve"> New Supplier Policy. All new suppliers must be evaluated and appointed by the Business Manager in accordance with the Supplier Selection Policy. Agreements with partners should also provide for liability, warranties, and intellectual property protection of Worlducation software.</w:t>
+            </w:r>
+          </w:p>
+        </w:tc>
+      </w:tr>
+      <w:tr>
+        <w:tc>
+          <w:tcPr>
+            <w:tcW w:w="0" w:type="auto"/>
+          </w:tcPr>
+          <w:p>
+            <w:pPr>
+              <w:rPr>
+                <w:rFonts w:ascii="Arial" w:hAnsi="Arial" w:cs="Arial"/>
+                <w:sz w:val="22"/>
+                <w:szCs w:val="22"/>
+              </w:rPr>
+            </w:pPr>
+            <w:r>
+              <w:rPr>
+                <w:rFonts w:ascii="Arial" w:hAnsi="Arial" w:cs="Arial"/>
+                <w:sz w:val="22"/>
+                <w:szCs w:val="22"/>
+              </w:rPr>
+              <w:t>Environmental</w:t>
+            </w:r>
+          </w:p>
+        </w:tc>
+        <w:tc>
+          <w:tcPr>
+            <w:tcW w:w="0" w:type="auto"/>
+          </w:tcPr>
+          <w:p>
+            <w:pPr>
+              <w:rPr>
+                <w:rFonts w:ascii="Arial" w:hAnsi="Arial" w:cs="Arial"/>
+                <w:sz w:val="22"/>
+                <w:szCs w:val="22"/>
+              </w:rPr>
+            </w:pPr>
+            <w:r>
+              <w:rPr>
+                <w:rFonts w:ascii="Arial" w:hAnsi="Arial" w:cs="Arial"/>
+                <w:sz w:val="22"/>
+                <w:szCs w:val="22"/>
+              </w:rPr>
+              <w:t>Purchasing hardware through partners raises considerations around e-waste management, ethical sourcing, and environmental compliance across multiple manufacturing regions. Supplier selection criteria must include environmental responsibility assessments.</w:t>
+            </w:r>
+          </w:p>
+        </w:tc>
+      </w:tr>
+    </w:tbl>
+    <w:p>
+      <w:pPr>
+        <w:rPr>
+          <w:rFonts w:ascii="Arial" w:hAnsi="Arial" w:cs="Arial"/>
+          <w:sz w:val="22"/>
+          <w:szCs w:val="22"/>
+        </w:rPr>
+      </w:pPr>
+    </w:p>
+    <w:p>
+      <w:pPr>
+        <w:rPr>
+          <w:rFonts w:ascii="Arial" w:hAnsi="Arial" w:cs="Arial"/>
+          <w:b/>
+          <w:bCs/>
+          <w:sz w:val="22"/>
+          <w:szCs w:val="22"/>
+        </w:rPr>
+      </w:pPr>
+      <w:r>
+        <w:rPr>
+          <w:rFonts w:ascii="Arial" w:hAnsi="Arial" w:cs="Arial"/>
+          <w:b/>
+          <w:bCs/>
+          <w:sz w:val="22"/>
+          <w:szCs w:val="22"/>
+        </w:rPr>
+        <w:t>Alignment with the Organization's Vision and Strategy</w:t>
+      </w:r>
+    </w:p>
+    <w:p>
+      <w:pPr>
+        <w:rPr>
+          <w:rFonts w:ascii="Arial" w:hAnsi="Arial" w:cs="Arial"/>
+          <w:sz w:val="22"/>
+          <w:szCs w:val="22"/>
+        </w:rPr>
+      </w:pPr>
+    </w:p>
+    <w:p>
+      <w:pPr>
+        <w:rPr>
+          <w:rFonts w:ascii="Arial" w:hAnsi="Arial" w:cs="Arial"/>
+          <w:sz w:val="22"/>
+          <w:szCs w:val="22"/>
+        </w:rPr>
+      </w:pPr>
+      <w:r>
+        <w:rPr>
+          <w:rFonts w:ascii="Arial" w:hAnsi="Arial" w:cs="Arial"/>
+          <w:sz w:val="22"/>
+          <w:szCs w:val="22"/>
+        </w:rPr>
+        <w:t xml:space="preserve">The Strategic Hardware Partnerships initiative supports </w:t>
+      </w:r>
+      <w:proofErr w:type="spellStart"/>
+      <w:r>
+        <w:rPr>
+          <w:rFonts w:ascii="Arial" w:hAnsi="Arial" w:cs="Arial"/>
+          <w:sz w:val="22"/>
+          <w:szCs w:val="22"/>
+        </w:rPr>
+        <w:t>Worlducation’s</w:t>
+      </w:r>
+      <w:proofErr w:type="spellEnd"/>
+      <w:r>
+        <w:rPr>
+          <w:rFonts w:ascii="Arial" w:hAnsi="Arial" w:cs="Arial"/>
+          <w:sz w:val="22"/>
+          <w:szCs w:val="22"/>
+        </w:rPr>
+        <w:t xml:space="preserve"> strategic priority of being well-managed, high-performing, cost-effective, and responsible by diversifying the supply chain and reducing the concentration risk that contributed to the 2020 manufacturing crisis. By ensuring the reliable delivery of </w:t>
+      </w:r>
+      <w:r>
+        <w:rPr>
+          <w:rFonts w:ascii="Arial" w:hAnsi="Arial" w:cs="Arial"/>
+          <w:sz w:val="22"/>
+          <w:szCs w:val="22"/>
+        </w:rPr>
+        <w:lastRenderedPageBreak/>
+        <w:t xml:space="preserve">hardware to schools, the initiative maintains </w:t>
+      </w:r>
+      <w:proofErr w:type="spellStart"/>
+      <w:r>
+        <w:rPr>
+          <w:rFonts w:ascii="Arial" w:hAnsi="Arial" w:cs="Arial"/>
+          <w:sz w:val="22"/>
+          <w:szCs w:val="22"/>
+        </w:rPr>
+        <w:t>Worlducation’s</w:t>
+      </w:r>
+      <w:proofErr w:type="spellEnd"/>
+      <w:r>
+        <w:rPr>
+          <w:rFonts w:ascii="Arial" w:hAnsi="Arial" w:cs="Arial"/>
+          <w:sz w:val="22"/>
+          <w:szCs w:val="22"/>
+        </w:rPr>
+        <w:t xml:space="preserve"> ability to fulfill its one-to-one donation model and continue supporting underserved classrooms, directly serving the organization’s vision of a world without illiteracy. The initiative also supports the strategy of expanding reach by enabling faster fulfillment of demand in existing and new markets, while preserving the core value proposition of software and content.</w:t>
+      </w:r>
+    </w:p>
+    <w:p>
+      <w:pPr>
+        <w:rPr>
+          <w:rFonts w:ascii="Arial" w:hAnsi="Arial" w:cs="Arial"/>
+          <w:sz w:val="22"/>
+          <w:szCs w:val="22"/>
+        </w:rPr>
+      </w:pPr>
+    </w:p>
+    <w:p>
+      <w:pPr>
+        <w:rPr>
+          <w:rFonts w:ascii="Arial" w:hAnsi="Arial" w:cs="Arial"/>
+          <w:sz w:val="22"/>
+          <w:szCs w:val="22"/>
+        </w:rPr>
+      </w:pPr>
+      <w:r>
+        <w:rPr>
+          <w:rFonts w:ascii="Arial" w:hAnsi="Arial" w:cs="Arial"/>
+          <w:b/>
+          <w:bCs/>
+          <w:sz w:val="22"/>
+          <w:szCs w:val="22"/>
+        </w:rPr>
+        <w:t>Objectives</w:t>
+      </w:r>
+      <w:r>
+        <w:rPr>
+          <w:rFonts w:ascii="Arial" w:hAnsi="Arial" w:cs="Arial"/>
+          <w:sz w:val="22"/>
+          <w:szCs w:val="22"/>
+        </w:rPr>
+        <w:t>:</w:t>
+      </w:r>
+    </w:p>
+    <w:p>
+      <w:pPr>
+        <w:pStyle w:val="ListParagraph"/>
+        <w:numPr>
+          <w:ilvl w:val="0"/>
+          <w:numId w:val="19"/>
+        </w:numPr>
+        <w:rPr>
+          <w:rFonts w:ascii="Arial" w:hAnsi="Arial" w:cs="Arial"/>
+          <w:sz w:val="22"/>
+          <w:szCs w:val="22"/>
+        </w:rPr>
+      </w:pPr>
+      <w:r>
+        <w:rPr>
+          <w:rFonts w:ascii="Arial" w:hAnsi="Arial" w:cs="Arial"/>
+          <w:sz w:val="22"/>
+          <w:szCs w:val="22"/>
+        </w:rPr>
+        <w:t xml:space="preserve">Identify, evaluate, and formalize contracts with a minimum of two qualified hardware manufacturing partners by the second quarter of 2026, in accordance with </w:t>
+      </w:r>
+      <w:proofErr w:type="spellStart"/>
+      <w:r>
+        <w:rPr>
+          <w:rFonts w:ascii="Arial" w:hAnsi="Arial" w:cs="Arial"/>
+          <w:sz w:val="22"/>
+          <w:szCs w:val="22"/>
+        </w:rPr>
+        <w:t>Worlducation's</w:t>
+      </w:r>
+      <w:proofErr w:type="spellEnd"/>
+      <w:r>
+        <w:rPr>
+          <w:rFonts w:ascii="Arial" w:hAnsi="Arial" w:cs="Arial"/>
+          <w:sz w:val="22"/>
+          <w:szCs w:val="22"/>
+        </w:rPr>
+        <w:t xml:space="preserve"> New Supplier Policy, ensuring that the 1,500 undelivered tablets from 2020 and all outstanding orders from 2026 can be fulfilled within the agreed service level agreements.</w:t>
+      </w:r>
+    </w:p>
+    <w:p>
+      <w:pPr>
+        <w:pStyle w:val="ListParagraph"/>
+        <w:numPr>
+          <w:ilvl w:val="0"/>
+          <w:numId w:val="19"/>
+        </w:numPr>
+        <w:rPr>
+          <w:rFonts w:ascii="Arial" w:hAnsi="Arial" w:cs="Arial"/>
+          <w:sz w:val="22"/>
+          <w:szCs w:val="22"/>
+        </w:rPr>
+      </w:pPr>
+      <w:r>
+        <w:rPr>
+          <w:rFonts w:ascii="Arial" w:hAnsi="Arial" w:cs="Arial"/>
+          <w:sz w:val="22"/>
+          <w:szCs w:val="22"/>
+        </w:rPr>
+        <w:t xml:space="preserve">Integrate the partners' hardware systems with </w:t>
+      </w:r>
+      <w:proofErr w:type="spellStart"/>
+      <w:r>
+        <w:rPr>
+          <w:rFonts w:ascii="Arial" w:hAnsi="Arial" w:cs="Arial"/>
+          <w:sz w:val="22"/>
+          <w:szCs w:val="22"/>
+        </w:rPr>
+        <w:t>Worlducation's</w:t>
+      </w:r>
+      <w:proofErr w:type="spellEnd"/>
+      <w:r>
+        <w:rPr>
+          <w:rFonts w:ascii="Arial" w:hAnsi="Arial" w:cs="Arial"/>
+          <w:sz w:val="22"/>
+          <w:szCs w:val="22"/>
+        </w:rPr>
+        <w:t xml:space="preserve"> ERP platform by the third quarter of 2026, enabling automated order routing, real-time delivery tracking, and consistent software pre-installation processes, thereby reducing order fulfillment delays and restoring the net profit margin to the target of 10%.</w:t>
+      </w:r>
+    </w:p>
+    <w:p>
+      <w:pPr>
+        <w:rPr>
+          <w:rFonts w:ascii="Arial" w:hAnsi="Arial" w:cs="Arial"/>
+          <w:sz w:val="22"/>
+          <w:szCs w:val="22"/>
+        </w:rPr>
+      </w:pPr>
+    </w:p>
+    <w:p>
+      <w:pPr>
+        <w:rPr>
+          <w:rFonts w:ascii="Arial" w:hAnsi="Arial" w:cs="Arial"/>
+          <w:sz w:val="22"/>
+          <w:szCs w:val="22"/>
+        </w:rPr>
+      </w:pPr>
+    </w:p>
+    <w:p>
+      <w:pPr>
+        <w:rPr>
+          <w:rFonts w:ascii="Arial" w:hAnsi="Arial" w:cs="Arial"/>
+          <w:b/>
+          <w:bCs/>
+          <w:sz w:val="22"/>
+          <w:szCs w:val="22"/>
+        </w:rPr>
+      </w:pPr>
+      <w:r>
+        <w:rPr>
+          <w:rFonts w:ascii="Arial" w:hAnsi="Arial" w:cs="Arial"/>
+          <w:b/>
+          <w:bCs/>
+          <w:sz w:val="22"/>
+          <w:szCs w:val="22"/>
+        </w:rPr>
+        <w:br w:type="page"/>
+      </w:r>
+    </w:p>
+    <w:p>
+      <w:pPr>
+        <w:rPr>
+          <w:rFonts w:ascii="Arial" w:hAnsi="Arial" w:cs="Arial"/>
+          <w:b/>
+          <w:bCs/>
+          <w:sz w:val="22"/>
+          <w:szCs w:val="22"/>
+        </w:rPr>
+      </w:pPr>
+      <w:r>
+        <w:rPr>
+          <w:rFonts w:ascii="Arial" w:hAnsi="Arial" w:cs="Arial"/>
+          <w:b/>
+          <w:bCs/>
+          <w:sz w:val="22"/>
+          <w:szCs w:val="22"/>
+        </w:rPr>
+        <w:lastRenderedPageBreak/>
+        <w:t>L</w:t>
+      </w:r>
+      <w:r>
+        <w:rPr>
+          <w:rFonts w:ascii="Arial" w:hAnsi="Arial" w:cs="Arial"/>
+          <w:b/>
+          <w:bCs/>
+          <w:sz w:val="22"/>
+          <w:szCs w:val="22"/>
+        </w:rPr>
+        <w:t xml:space="preserve">egislative and </w:t>
+      </w:r>
+      <w:r>
+        <w:rPr>
+          <w:rFonts w:ascii="Arial" w:hAnsi="Arial" w:cs="Arial"/>
+          <w:b/>
+          <w:bCs/>
+          <w:sz w:val="22"/>
+          <w:szCs w:val="22"/>
+        </w:rPr>
+        <w:t>O</w:t>
+      </w:r>
+      <w:r>
+        <w:rPr>
+          <w:rFonts w:ascii="Arial" w:hAnsi="Arial" w:cs="Arial"/>
+          <w:b/>
+          <w:bCs/>
+          <w:sz w:val="22"/>
+          <w:szCs w:val="22"/>
+        </w:rPr>
+        <w:t xml:space="preserve">rganisational </w:t>
+      </w:r>
+      <w:r>
+        <w:rPr>
+          <w:rFonts w:ascii="Arial" w:hAnsi="Arial" w:cs="Arial"/>
+          <w:b/>
+          <w:bCs/>
+          <w:sz w:val="22"/>
+          <w:szCs w:val="22"/>
+        </w:rPr>
+        <w:t>R</w:t>
+      </w:r>
+      <w:r>
+        <w:rPr>
+          <w:rFonts w:ascii="Arial" w:hAnsi="Arial" w:cs="Arial"/>
+          <w:b/>
+          <w:bCs/>
+          <w:sz w:val="22"/>
+          <w:szCs w:val="22"/>
+        </w:rPr>
+        <w:t>equirements</w:t>
+      </w:r>
+    </w:p>
+    <w:p>
+      <w:pPr>
+        <w:rPr>
+          <w:rFonts w:ascii="Arial" w:hAnsi="Arial" w:cs="Arial"/>
+          <w:sz w:val="22"/>
+          <w:szCs w:val="22"/>
+        </w:rPr>
+      </w:pPr>
+      <w:r>
+        <w:rPr>
+          <w:rFonts w:ascii="Arial" w:hAnsi="Arial" w:cs="Arial"/>
+          <w:sz w:val="22"/>
+          <w:szCs w:val="22"/>
+        </w:rPr>
+        <w:t>1. Cloud-First SaaS and B2C Model</w:t>
+      </w:r>
+    </w:p>
+    <w:tbl>
+      <w:tblPr>
+        <w:tblStyle w:val="TableGrid"/>
+        <w:tblW w:w="0" w:type="auto"/>
+        <w:tblLook w:val="04A0" w:firstRow="1" w:lastRow="0" w:firstColumn="1" w:lastColumn="0" w:noHBand="0" w:noVBand="1"/>
+      </w:tblPr>
+      <w:tblGrid>
+        <w:gridCol w:w="1937"/>
+        <w:gridCol w:w="8519"/>
+      </w:tblGrid>
+      <w:tr>
+        <w:tc>
+          <w:tcPr>
+            <w:tcW w:w="0" w:type="auto"/>
+          </w:tcPr>
+          <w:p>
+            <w:pPr>
+              <w:rPr>
+                <w:rFonts w:ascii="Arial" w:hAnsi="Arial" w:cs="Arial"/>
+                <w:b/>
+                <w:bCs/>
+                <w:sz w:val="22"/>
+                <w:szCs w:val="22"/>
+              </w:rPr>
+            </w:pPr>
+            <w:r>
+              <w:rPr>
+                <w:rFonts w:ascii="Arial" w:hAnsi="Arial" w:cs="Arial"/>
+                <w:b/>
+                <w:bCs/>
+                <w:sz w:val="22"/>
+                <w:szCs w:val="22"/>
+              </w:rPr>
+              <w:t>Legislation</w:t>
+            </w:r>
+          </w:p>
+        </w:tc>
+        <w:tc>
+          <w:tcPr>
+            <w:tcW w:w="0" w:type="auto"/>
+          </w:tcPr>
+          <w:p>
+            <w:pPr>
+              <w:rPr>
+                <w:rFonts w:ascii="Arial" w:hAnsi="Arial" w:cs="Arial"/>
+                <w:b/>
+                <w:bCs/>
+                <w:sz w:val="22"/>
+                <w:szCs w:val="22"/>
+              </w:rPr>
+            </w:pPr>
+            <w:r>
+              <w:rPr>
+                <w:rFonts w:ascii="Arial" w:hAnsi="Arial" w:cs="Arial"/>
+                <w:b/>
+                <w:bCs/>
+                <w:sz w:val="22"/>
+                <w:szCs w:val="22"/>
+              </w:rPr>
+              <w:t>H</w:t>
+            </w:r>
+            <w:r>
+              <w:rPr>
+                <w:rFonts w:ascii="Arial" w:hAnsi="Arial" w:cs="Arial"/>
+                <w:b/>
+                <w:bCs/>
+                <w:sz w:val="22"/>
+                <w:szCs w:val="22"/>
+              </w:rPr>
+              <w:t>ow it applies to the initiative</w:t>
+            </w:r>
+            <w:r>
+              <w:rPr>
+                <w:rFonts w:ascii="Arial" w:hAnsi="Arial" w:cs="Arial"/>
+                <w:b/>
+                <w:bCs/>
+                <w:sz w:val="22"/>
+                <w:szCs w:val="22"/>
+              </w:rPr>
+              <w:t>s</w:t>
+            </w:r>
+          </w:p>
+        </w:tc>
+      </w:tr>
+      <w:tr>
+        <w:tc>
+          <w:tcPr>
+            <w:tcW w:w="0" w:type="auto"/>
+          </w:tcPr>
+          <w:p>
+            <w:pPr>
+              <w:spacing w:after="160" w:line="278" w:lineRule="auto"/>
+              <w:rPr>
+                <w:rFonts w:ascii="Arial" w:hAnsi="Arial" w:cs="Arial"/>
+                <w:sz w:val="22"/>
+                <w:szCs w:val="22"/>
+              </w:rPr>
+            </w:pPr>
+            <w:r>
+              <w:rPr>
+                <w:rFonts w:ascii="Arial" w:hAnsi="Arial" w:cs="Arial"/>
+                <w:sz w:val="22"/>
+                <w:szCs w:val="22"/>
+              </w:rPr>
+              <w:t>Privacy Act 1988</w:t>
+            </w:r>
+            <w:r>
+              <w:rPr>
+                <w:rFonts w:ascii="Arial" w:hAnsi="Arial" w:cs="Arial"/>
+                <w:sz w:val="22"/>
+                <w:szCs w:val="22"/>
+              </w:rPr>
+              <w:t xml:space="preserve"> - APPs</w:t>
+            </w:r>
+          </w:p>
+        </w:tc>
+        <w:tc>
+          <w:tcPr>
+            <w:tcW w:w="0" w:type="auto"/>
+          </w:tcPr>
+          <w:p>
+            <w:pPr>
+              <w:spacing w:after="160" w:line="278" w:lineRule="auto"/>
+              <w:rPr>
+                <w:rFonts w:ascii="Arial" w:hAnsi="Arial" w:cs="Arial"/>
+                <w:sz w:val="22"/>
+                <w:szCs w:val="22"/>
+              </w:rPr>
+            </w:pPr>
+            <w:r>
+              <w:rPr>
+                <w:rFonts w:ascii="Arial" w:hAnsi="Arial" w:cs="Arial"/>
+                <w:sz w:val="22"/>
+                <w:szCs w:val="22"/>
+              </w:rPr>
+              <w:t xml:space="preserve">This initiative involves the collection, storage and processing of personal information of students, parents and educational institutions in cloud infrastructure. The APPs govern how this data should be collected (directly from individuals where possible), stored securely (with appropriate encryption and access controls), used only for its intended purposes, and disclosed only with consent. </w:t>
+            </w:r>
+            <w:proofErr w:type="spellStart"/>
+            <w:r>
+              <w:rPr>
+                <w:rFonts w:ascii="Arial" w:hAnsi="Arial" w:cs="Arial"/>
+                <w:sz w:val="22"/>
+                <w:szCs w:val="22"/>
+              </w:rPr>
+              <w:t>Worlducation's</w:t>
+            </w:r>
+            <w:proofErr w:type="spellEnd"/>
+            <w:r>
+              <w:rPr>
+                <w:rFonts w:ascii="Arial" w:hAnsi="Arial" w:cs="Arial"/>
+                <w:sz w:val="22"/>
+                <w:szCs w:val="22"/>
+              </w:rPr>
+              <w:t xml:space="preserve"> Privacy Policy and Procedures are derived directly from this Law. The Business Analyst must ensure that the entire design of the cloud architecture, B2C registration flows and data retention policies comply with the requirements of the APPs, including the right to anonymity where feasible and the secure destruction of data that is no longer necessary.</w:t>
+            </w:r>
+          </w:p>
+        </w:tc>
+      </w:tr>
+      <w:tr>
+        <w:tc>
+          <w:tcPr>
+            <w:tcW w:w="0" w:type="auto"/>
+          </w:tcPr>
+          <w:p>
+            <w:pPr>
+              <w:spacing w:after="160" w:line="278" w:lineRule="auto"/>
+              <w:rPr>
+                <w:rFonts w:ascii="Arial" w:hAnsi="Arial" w:cs="Arial"/>
+                <w:sz w:val="22"/>
+                <w:szCs w:val="22"/>
+              </w:rPr>
+            </w:pPr>
+            <w:r>
+              <w:rPr>
+                <w:rFonts w:ascii="Arial" w:hAnsi="Arial" w:cs="Arial"/>
+                <w:sz w:val="22"/>
+                <w:szCs w:val="22"/>
+              </w:rPr>
+              <w:t>Competition and Consumer Act 2010</w:t>
+            </w:r>
+          </w:p>
+        </w:tc>
+        <w:tc>
+          <w:tcPr>
+            <w:tcW w:w="0" w:type="auto"/>
+          </w:tcPr>
+          <w:p>
+            <w:pPr>
+              <w:spacing w:after="160" w:line="278" w:lineRule="auto"/>
+              <w:rPr>
+                <w:rFonts w:ascii="Arial" w:hAnsi="Arial" w:cs="Arial"/>
+                <w:sz w:val="22"/>
+                <w:szCs w:val="22"/>
+              </w:rPr>
+            </w:pPr>
+            <w:r>
+              <w:rPr>
+                <w:rFonts w:ascii="Arial" w:hAnsi="Arial" w:cs="Arial"/>
+                <w:sz w:val="22"/>
+                <w:szCs w:val="22"/>
+              </w:rPr>
+              <w:t xml:space="preserve">The transition to a B2C subscription model puts Worlducation in direct contact with individual consumers. The ACL imposes mandatory consumer warranties on services, including a warranty that the services will be provided with due care and skill and are fit for purpose. Subscription terms, refund policies, service availability commitments, and statements made in B2C marketing materials must comply with the provisions of the ACL to avoid claims of misleading or abusive </w:t>
+            </w:r>
+            <w:proofErr w:type="spellStart"/>
+            <w:r>
+              <w:rPr>
+                <w:rFonts w:ascii="Arial" w:hAnsi="Arial" w:cs="Arial"/>
+                <w:sz w:val="22"/>
+                <w:szCs w:val="22"/>
+              </w:rPr>
+              <w:t>behavior</w:t>
+            </w:r>
+            <w:proofErr w:type="spellEnd"/>
+            <w:r>
+              <w:rPr>
+                <w:rFonts w:ascii="Arial" w:hAnsi="Arial" w:cs="Arial"/>
+                <w:sz w:val="22"/>
+                <w:szCs w:val="22"/>
+              </w:rPr>
+              <w:t>.</w:t>
+            </w:r>
+          </w:p>
+        </w:tc>
+      </w:tr>
+      <w:tr>
+        <w:tc>
+          <w:tcPr>
+            <w:tcW w:w="0" w:type="auto"/>
+          </w:tcPr>
+          <w:p>
+            <w:pPr>
+              <w:spacing w:after="160" w:line="278" w:lineRule="auto"/>
+              <w:rPr>
+                <w:rFonts w:ascii="Arial" w:hAnsi="Arial" w:cs="Arial"/>
+                <w:sz w:val="22"/>
+                <w:szCs w:val="22"/>
+              </w:rPr>
+            </w:pPr>
+            <w:r>
+              <w:rPr>
+                <w:rFonts w:ascii="Arial" w:hAnsi="Arial" w:cs="Arial"/>
+                <w:sz w:val="22"/>
+                <w:szCs w:val="22"/>
+              </w:rPr>
+              <w:t>Spam Act 2003</w:t>
+            </w:r>
+          </w:p>
+        </w:tc>
+        <w:tc>
+          <w:tcPr>
+            <w:tcW w:w="0" w:type="auto"/>
+          </w:tcPr>
+          <w:p>
+            <w:pPr>
+              <w:spacing w:after="160" w:line="278" w:lineRule="auto"/>
+              <w:rPr>
+                <w:rFonts w:ascii="Arial" w:hAnsi="Arial" w:cs="Arial"/>
+                <w:sz w:val="22"/>
+                <w:szCs w:val="22"/>
+              </w:rPr>
+            </w:pPr>
+            <w:r>
+              <w:rPr>
+                <w:rFonts w:ascii="Arial" w:hAnsi="Arial" w:cs="Arial"/>
+                <w:sz w:val="22"/>
+                <w:szCs w:val="22"/>
+              </w:rPr>
+              <w:t>The B2C model will require digital marketing campaigns, email communications and promotional activities targeted at individual consumers. The Spam Act prohibits the sending of unsolicited commercial electronic messages without consent, requires clear identification of the sender, and mandates a functional unsubscribe mechanism. All B2C marketing communications should be designed to meet these obligations before launch.</w:t>
+            </w:r>
+          </w:p>
+        </w:tc>
+      </w:tr>
+      <w:tr>
+        <w:tc>
+          <w:tcPr>
+            <w:tcW w:w="0" w:type="auto"/>
+          </w:tcPr>
+          <w:p>
+            <w:pPr>
+              <w:spacing w:after="160" w:line="278" w:lineRule="auto"/>
+              <w:rPr>
+                <w:rFonts w:ascii="Arial" w:hAnsi="Arial" w:cs="Arial"/>
+                <w:sz w:val="22"/>
+                <w:szCs w:val="22"/>
+              </w:rPr>
+            </w:pPr>
+            <w:r>
+              <w:rPr>
+                <w:rFonts w:ascii="Arial" w:hAnsi="Arial" w:cs="Arial"/>
+                <w:sz w:val="22"/>
+                <w:szCs w:val="22"/>
+              </w:rPr>
+              <w:t>Copyright Act 1968</w:t>
+            </w:r>
+          </w:p>
+        </w:tc>
+        <w:tc>
+          <w:tcPr>
+            <w:tcW w:w="0" w:type="auto"/>
+          </w:tcPr>
+          <w:p>
+            <w:pPr>
+              <w:spacing w:after="160" w:line="278" w:lineRule="auto"/>
+              <w:rPr>
+                <w:rFonts w:ascii="Arial" w:hAnsi="Arial" w:cs="Arial"/>
+                <w:sz w:val="22"/>
+                <w:szCs w:val="22"/>
+              </w:rPr>
+            </w:pPr>
+            <w:r>
+              <w:rPr>
+                <w:rFonts w:ascii="Arial" w:hAnsi="Arial" w:cs="Arial"/>
+                <w:sz w:val="22"/>
+                <w:szCs w:val="22"/>
+              </w:rPr>
+              <w:t>Worlducation AI learning software, educational content and activities are the sole intellectual property. As the platform moves toward a cloud-based delivery model accessible from any device, it is essential to review all software licenses, content agreements, and third-party integrations to confirm that cloud distribution does not violate existing copyright agreements. New user license agreements for B2C subscribers must also be drawn up in accordance with this Law.</w:t>
+            </w:r>
+          </w:p>
+        </w:tc>
+      </w:tr>
+    </w:tbl>
+    <w:p>
+      <w:pPr>
+        <w:rPr>
+          <w:rFonts w:ascii="Arial" w:hAnsi="Arial" w:cs="Arial"/>
+          <w:sz w:val="22"/>
+          <w:szCs w:val="22"/>
+        </w:rPr>
+      </w:pPr>
+    </w:p>
+    <w:p>
+      <w:pPr>
+        <w:rPr>
+          <w:rFonts w:ascii="Arial" w:hAnsi="Arial" w:cs="Arial"/>
+          <w:sz w:val="22"/>
+          <w:szCs w:val="22"/>
+        </w:rPr>
+      </w:pPr>
+    </w:p>
+    <w:p>
+      <w:pPr>
+        <w:rPr>
+          <w:rFonts w:ascii="Arial" w:hAnsi="Arial" w:cs="Arial"/>
+          <w:b/>
+          <w:bCs/>
+          <w:sz w:val="22"/>
+          <w:szCs w:val="22"/>
+        </w:rPr>
+      </w:pPr>
+      <w:r>
+        <w:rPr>
+          <w:rFonts w:ascii="Arial" w:hAnsi="Arial" w:cs="Arial"/>
+          <w:b/>
+          <w:bCs/>
+          <w:sz w:val="22"/>
+          <w:szCs w:val="22"/>
+        </w:rPr>
+        <w:t>Standards</w:t>
+      </w:r>
+    </w:p>
+    <w:p>
+      <w:pPr>
+        <w:rPr>
+          <w:rFonts w:ascii="Arial" w:hAnsi="Arial" w:cs="Arial"/>
+          <w:sz w:val="22"/>
+          <w:szCs w:val="22"/>
+        </w:rPr>
+      </w:pPr>
+      <w:r>
+        <w:rPr>
+          <w:rFonts w:ascii="Arial" w:hAnsi="Arial" w:cs="Arial"/>
+          <w:sz w:val="22"/>
+          <w:szCs w:val="22"/>
+        </w:rPr>
+        <w:t>1. Cloud-First SaaS and B2C Model</w:t>
+      </w:r>
+    </w:p>
+    <w:tbl>
+      <w:tblPr>
+        <w:tblStyle w:val="TableGrid"/>
+        <w:tblW w:w="0" w:type="auto"/>
+        <w:tblLook w:val="04A0" w:firstRow="1" w:lastRow="0" w:firstColumn="1" w:lastColumn="0" w:noHBand="0" w:noVBand="1"/>
+      </w:tblPr>
+      <w:tblGrid>
+        <w:gridCol w:w="2731"/>
+        <w:gridCol w:w="7725"/>
+      </w:tblGrid>
+      <w:tr>
+        <w:tc>
+          <w:tcPr>
+            <w:tcW w:w="0" w:type="auto"/>
+          </w:tcPr>
+          <w:p>
+            <w:pPr>
+              <w:rPr>
+                <w:rFonts w:ascii="Arial" w:hAnsi="Arial" w:cs="Arial"/>
+                <w:b/>
+                <w:bCs/>
+                <w:sz w:val="22"/>
+                <w:szCs w:val="22"/>
+              </w:rPr>
+            </w:pPr>
+          </w:p>
+        </w:tc>
+        <w:tc>
+          <w:tcPr>
+            <w:tcW w:w="0" w:type="auto"/>
+          </w:tcPr>
+          <w:p>
+            <w:pPr>
+              <w:rPr>
+                <w:rFonts w:ascii="Arial" w:hAnsi="Arial" w:cs="Arial"/>
+                <w:b/>
+                <w:bCs/>
+                <w:sz w:val="22"/>
+                <w:szCs w:val="22"/>
+              </w:rPr>
+            </w:pPr>
+            <w:r>
+              <w:rPr>
+                <w:rFonts w:ascii="Arial" w:hAnsi="Arial" w:cs="Arial"/>
+                <w:b/>
+                <w:bCs/>
+                <w:sz w:val="22"/>
+                <w:szCs w:val="22"/>
+              </w:rPr>
+              <w:t xml:space="preserve">How it applies to </w:t>
+            </w:r>
+            <w:r>
+              <w:rPr>
+                <w:rFonts w:ascii="Arial" w:hAnsi="Arial" w:cs="Arial"/>
+                <w:b/>
+                <w:bCs/>
+                <w:sz w:val="22"/>
+                <w:szCs w:val="22"/>
+              </w:rPr>
+              <w:t>business analysis activities</w:t>
+            </w:r>
+          </w:p>
+        </w:tc>
+      </w:tr>
+      <w:tr>
+        <w:tc>
+          <w:tcPr>
+            <w:tcW w:w="0" w:type="auto"/>
+          </w:tcPr>
+          <w:p>
+            <w:pPr>
+              <w:spacing w:after="160" w:line="278" w:lineRule="auto"/>
+              <w:rPr>
+                <w:rFonts w:ascii="Arial" w:hAnsi="Arial" w:cs="Arial"/>
+                <w:sz w:val="22"/>
+                <w:szCs w:val="22"/>
+              </w:rPr>
+            </w:pPr>
+            <w:r>
+              <w:rPr>
+                <w:rFonts w:ascii="Arial" w:hAnsi="Arial" w:cs="Arial"/>
+                <w:sz w:val="22"/>
+                <w:szCs w:val="22"/>
+              </w:rPr>
+              <w:t>ISO/IEC 27001:2022 – Information Security Management Systems</w:t>
+            </w:r>
+          </w:p>
+        </w:tc>
+        <w:tc>
+          <w:tcPr>
+            <w:tcW w:w="0" w:type="auto"/>
+          </w:tcPr>
+          <w:p>
+            <w:pPr>
+              <w:spacing w:after="160" w:line="278" w:lineRule="auto"/>
+              <w:rPr>
+                <w:rFonts w:ascii="Arial" w:hAnsi="Arial" w:cs="Arial"/>
+                <w:sz w:val="22"/>
+                <w:szCs w:val="22"/>
+              </w:rPr>
+            </w:pPr>
+            <w:r>
+              <w:rPr>
+                <w:rFonts w:ascii="Arial" w:hAnsi="Arial" w:cs="Arial"/>
+                <w:sz w:val="22"/>
+                <w:szCs w:val="22"/>
+              </w:rPr>
+              <w:t>Migrating student data and learning progress records to cloud infrastructure creates significant information security obligations. This international standard provides the framework for establishing, implementing and maintaining an information security management system. Business analysis activities should incorporate security requirements into the functional and non-functional requirements of the cloud platform, and the solution design should be evaluated against ISO 27001 controls to ensure that student data is protected from unauthorized access, breaches or loss.</w:t>
+            </w:r>
+          </w:p>
+        </w:tc>
+      </w:tr>
+      <w:tr>
+        <w:tc>
+          <w:tcPr>
+            <w:tcW w:w="0" w:type="auto"/>
+          </w:tcPr>
+          <w:p>
+            <w:pPr>
+              <w:spacing w:after="160" w:line="278" w:lineRule="auto"/>
+              <w:rPr>
+                <w:rFonts w:ascii="Arial" w:hAnsi="Arial" w:cs="Arial"/>
+                <w:sz w:val="22"/>
+                <w:szCs w:val="22"/>
+              </w:rPr>
+            </w:pPr>
+            <w:r>
+              <w:rPr>
+                <w:rFonts w:ascii="Arial" w:hAnsi="Arial" w:cs="Arial"/>
+                <w:sz w:val="22"/>
+                <w:szCs w:val="22"/>
+              </w:rPr>
+              <w:t>ISO/IEC 25010:2023 – Software Quality Requirements and Assessment</w:t>
+            </w:r>
+          </w:p>
+        </w:tc>
+        <w:tc>
+          <w:tcPr>
+            <w:tcW w:w="0" w:type="auto"/>
+          </w:tcPr>
+          <w:p>
+            <w:pPr>
+              <w:spacing w:after="160" w:line="278" w:lineRule="auto"/>
+              <w:rPr>
+                <w:rFonts w:ascii="Arial" w:hAnsi="Arial" w:cs="Arial"/>
+                <w:sz w:val="22"/>
+                <w:szCs w:val="22"/>
+              </w:rPr>
+            </w:pPr>
+            <w:r>
+              <w:rPr>
+                <w:rFonts w:ascii="Arial" w:hAnsi="Arial" w:cs="Arial"/>
+                <w:sz w:val="22"/>
+                <w:szCs w:val="22"/>
+              </w:rPr>
+              <w:t>This standard defines the quality characteristics of software products, including functionality, performance efficiency, compatibility, usability, reliability, security, maintainability and portability. Business analysis activities for this initiative must capture quality requirements aligned with these characteristics to ensure that the SaaS platform meets the performance and reliability expectations of global educational users.</w:t>
+            </w:r>
+          </w:p>
+        </w:tc>
+      </w:tr>
+      <w:tr>
+        <w:tc>
+          <w:tcPr>
+            <w:tcW w:w="0" w:type="auto"/>
+          </w:tcPr>
+          <w:p>
+            <w:pPr>
+              <w:spacing w:after="160" w:line="278" w:lineRule="auto"/>
+              <w:rPr>
+                <w:rFonts w:ascii="Arial" w:hAnsi="Arial" w:cs="Arial"/>
+                <w:sz w:val="22"/>
+                <w:szCs w:val="22"/>
+              </w:rPr>
+            </w:pPr>
+            <w:r>
+              <w:rPr>
+                <w:rFonts w:ascii="Arial" w:hAnsi="Arial" w:cs="Arial"/>
+                <w:sz w:val="22"/>
+                <w:szCs w:val="22"/>
+              </w:rPr>
+              <w:lastRenderedPageBreak/>
+              <w:t>BABOK v3 – Business Analysis Body of Knowledge</w:t>
+            </w:r>
+          </w:p>
+        </w:tc>
+        <w:tc>
+          <w:tcPr>
+            <w:tcW w:w="0" w:type="auto"/>
+          </w:tcPr>
+          <w:p>
+            <w:pPr>
+              <w:spacing w:after="160" w:line="278" w:lineRule="auto"/>
+              <w:rPr>
+                <w:rFonts w:ascii="Arial" w:hAnsi="Arial" w:cs="Arial"/>
+                <w:sz w:val="22"/>
+                <w:szCs w:val="22"/>
+              </w:rPr>
+            </w:pPr>
+            <w:r>
+              <w:rPr>
+                <w:rFonts w:ascii="Arial" w:hAnsi="Arial" w:cs="Arial"/>
+                <w:sz w:val="22"/>
+                <w:szCs w:val="22"/>
+              </w:rPr>
+              <w:t>The IIBA BABOK provides the recognized standard for the practice of business analysis, including stakeholder engagement, requirements elicitation, requirements management, and solution evaluation. All business analysis activities for this initiative must be planned and executed in accordance with the BABOK v3 knowledge areas, to ensure professional and consistent delivery of the business analysis engagement.</w:t>
+            </w:r>
+          </w:p>
+        </w:tc>
+      </w:tr>
+    </w:tbl>
+    <w:p>
+      <w:pPr>
+        <w:rPr>
+          <w:rFonts w:ascii="Arial" w:hAnsi="Arial" w:cs="Arial"/>
+          <w:sz w:val="22"/>
+          <w:szCs w:val="22"/>
+        </w:rPr>
+      </w:pPr>
+    </w:p>
+    <w:p>
+      <w:pPr>
+        <w:rPr>
+          <w:rFonts w:ascii="Arial" w:hAnsi="Arial" w:cs="Arial"/>
+          <w:b/>
+          <w:bCs/>
+          <w:sz w:val="22"/>
+          <w:szCs w:val="22"/>
+        </w:rPr>
+      </w:pPr>
+      <w:r>
+        <w:rPr>
+          <w:rFonts w:ascii="Arial" w:hAnsi="Arial" w:cs="Arial"/>
+          <w:b/>
+          <w:bCs/>
+          <w:sz w:val="22"/>
+          <w:szCs w:val="22"/>
+        </w:rPr>
+        <w:t>Policies &amp; Procedures</w:t>
+      </w:r>
+    </w:p>
+    <w:p>
+      <w:pPr>
+        <w:rPr>
+          <w:rFonts w:ascii="Arial" w:hAnsi="Arial" w:cs="Arial"/>
+          <w:sz w:val="22"/>
+          <w:szCs w:val="22"/>
+        </w:rPr>
+      </w:pPr>
+      <w:r>
+        <w:rPr>
+          <w:rFonts w:ascii="Arial" w:hAnsi="Arial" w:cs="Arial"/>
+          <w:sz w:val="22"/>
+          <w:szCs w:val="22"/>
+        </w:rPr>
+        <w:t>1. Cloud-First SaaS and B2C Model</w:t>
+      </w:r>
+    </w:p>
+    <w:tbl>
+      <w:tblPr>
+        <w:tblStyle w:val="TableGrid"/>
+        <w:tblW w:w="0" w:type="auto"/>
+        <w:tblLook w:val="04A0" w:firstRow="1" w:lastRow="0" w:firstColumn="1" w:lastColumn="0" w:noHBand="0" w:noVBand="1"/>
+      </w:tblPr>
+      <w:tblGrid>
+        <w:gridCol w:w="2074"/>
+        <w:gridCol w:w="8382"/>
+      </w:tblGrid>
+      <w:tr>
+        <w:tc>
+          <w:tcPr>
+            <w:tcW w:w="0" w:type="auto"/>
+          </w:tcPr>
+          <w:p>
+            <w:pPr>
+              <w:rPr>
+                <w:rFonts w:ascii="Arial" w:hAnsi="Arial" w:cs="Arial"/>
+                <w:b/>
+                <w:bCs/>
+                <w:sz w:val="22"/>
+                <w:szCs w:val="22"/>
+              </w:rPr>
+            </w:pPr>
+          </w:p>
+        </w:tc>
+        <w:tc>
+          <w:tcPr>
+            <w:tcW w:w="0" w:type="auto"/>
+          </w:tcPr>
+          <w:p>
+            <w:pPr>
+              <w:rPr>
+                <w:rFonts w:ascii="Arial" w:hAnsi="Arial" w:cs="Arial"/>
+                <w:b/>
+                <w:bCs/>
+                <w:sz w:val="22"/>
+                <w:szCs w:val="22"/>
+              </w:rPr>
+            </w:pPr>
+            <w:r>
+              <w:rPr>
+                <w:rFonts w:ascii="Arial" w:hAnsi="Arial" w:cs="Arial"/>
+                <w:b/>
+                <w:bCs/>
+                <w:sz w:val="22"/>
+                <w:szCs w:val="22"/>
+              </w:rPr>
+              <w:t>How it applies to business analysis activities</w:t>
+            </w:r>
+          </w:p>
+        </w:tc>
+      </w:tr>
+      <w:tr>
+        <w:tc>
+          <w:tcPr>
+            <w:tcW w:w="0" w:type="auto"/>
+          </w:tcPr>
+          <w:p>
+            <w:pPr>
+              <w:spacing w:after="160" w:line="278" w:lineRule="auto"/>
+              <w:rPr>
+                <w:rFonts w:ascii="Arial" w:hAnsi="Arial" w:cs="Arial"/>
+                <w:sz w:val="22"/>
+                <w:szCs w:val="22"/>
+              </w:rPr>
+            </w:pPr>
+            <w:r>
+              <w:rPr>
+                <w:rFonts w:ascii="Arial" w:hAnsi="Arial" w:cs="Arial"/>
+                <w:sz w:val="22"/>
+                <w:szCs w:val="22"/>
+              </w:rPr>
+              <w:t>Cloud / Hosting / SaaS Policy</w:t>
+            </w:r>
+          </w:p>
+        </w:tc>
+        <w:tc>
+          <w:tcPr>
+            <w:tcW w:w="0" w:type="auto"/>
+          </w:tcPr>
+          <w:p>
+            <w:pPr>
+              <w:spacing w:after="160" w:line="278" w:lineRule="auto"/>
+              <w:rPr>
+                <w:rFonts w:ascii="Arial" w:hAnsi="Arial" w:cs="Arial"/>
+                <w:sz w:val="22"/>
+                <w:szCs w:val="22"/>
+              </w:rPr>
+            </w:pPr>
+            <w:r>
+              <w:rPr>
+                <w:rFonts w:ascii="Arial" w:hAnsi="Arial" w:cs="Arial"/>
+                <w:sz w:val="22"/>
+                <w:szCs w:val="22"/>
+              </w:rPr>
+              <w:t>This policy directly governs this initiative. It requires all departments to work with the ICT department to identify and assess risks before purchasing cloud solutions, and states that data integrity and security are paramount. The Business Analyst must lead a formal risk assessment process in collaboration with the ICT department before making any decisions about the cloud platform. Violations must be reported to the General Manager of ICT.</w:t>
+            </w:r>
+          </w:p>
+        </w:tc>
+      </w:tr>
+      <w:tr>
+        <w:tc>
+          <w:tcPr>
+            <w:tcW w:w="0" w:type="auto"/>
+          </w:tcPr>
+          <w:p>
+            <w:pPr>
+              <w:spacing w:after="160" w:line="278" w:lineRule="auto"/>
+              <w:rPr>
+                <w:rFonts w:ascii="Arial" w:hAnsi="Arial" w:cs="Arial"/>
+                <w:sz w:val="22"/>
+                <w:szCs w:val="22"/>
+              </w:rPr>
+            </w:pPr>
+            <w:r>
+              <w:rPr>
+                <w:rFonts w:ascii="Arial" w:hAnsi="Arial" w:cs="Arial"/>
+                <w:sz w:val="22"/>
+                <w:szCs w:val="22"/>
+              </w:rPr>
+              <w:t>Software Development Policy</w:t>
+            </w:r>
+          </w:p>
+        </w:tc>
+        <w:tc>
+          <w:tcPr>
+            <w:tcW w:w="0" w:type="auto"/>
+          </w:tcPr>
+          <w:p>
+            <w:pPr>
+              <w:spacing w:after="160" w:line="278" w:lineRule="auto"/>
+              <w:rPr>
+                <w:rFonts w:ascii="Arial" w:hAnsi="Arial" w:cs="Arial"/>
+                <w:sz w:val="22"/>
+                <w:szCs w:val="22"/>
+              </w:rPr>
+            </w:pPr>
+            <w:r>
+              <w:rPr>
+                <w:rFonts w:ascii="Arial" w:hAnsi="Arial" w:cs="Arial"/>
+                <w:sz w:val="22"/>
+                <w:szCs w:val="22"/>
+              </w:rPr>
+              <w:t>This policy states that all critical software development follows the Systems Development Life Cycle (SDLC), encompassing preliminary analysis, risk mitigation, design, development, quality assurance (QA), implementation and subsequent review. The business analysis should define the requirements at each stage of the SDLC and ensure that production environments are strictly separated from development and test environments.</w:t>
+            </w:r>
+          </w:p>
+        </w:tc>
+      </w:tr>
+      <w:tr>
+        <w:tc>
+          <w:tcPr>
+            <w:tcW w:w="0" w:type="auto"/>
+          </w:tcPr>
+          <w:p>
+            <w:pPr>
+              <w:spacing w:after="160" w:line="278" w:lineRule="auto"/>
+              <w:rPr>
+                <w:rFonts w:ascii="Arial" w:hAnsi="Arial" w:cs="Arial"/>
+                <w:sz w:val="22"/>
+                <w:szCs w:val="22"/>
+              </w:rPr>
+            </w:pPr>
+            <w:r>
+              <w:rPr>
+                <w:rFonts w:ascii="Arial" w:hAnsi="Arial" w:cs="Arial"/>
+                <w:sz w:val="22"/>
+                <w:szCs w:val="22"/>
+              </w:rPr>
+              <w:t>Privacy Policy and Procedures</w:t>
+            </w:r>
+          </w:p>
+        </w:tc>
+        <w:tc>
+          <w:tcPr>
+            <w:tcW w:w="0" w:type="auto"/>
+          </w:tcPr>
+          <w:p>
+            <w:pPr>
+              <w:spacing w:after="160" w:line="278" w:lineRule="auto"/>
+              <w:rPr>
+                <w:rFonts w:ascii="Arial" w:hAnsi="Arial" w:cs="Arial"/>
+                <w:sz w:val="22"/>
+                <w:szCs w:val="22"/>
+              </w:rPr>
+            </w:pPr>
+            <w:proofErr w:type="spellStart"/>
+            <w:r>
+              <w:rPr>
+                <w:rFonts w:ascii="Arial" w:hAnsi="Arial" w:cs="Arial"/>
+                <w:sz w:val="22"/>
+                <w:szCs w:val="22"/>
+              </w:rPr>
+              <w:t>Worlducation's</w:t>
+            </w:r>
+            <w:proofErr w:type="spellEnd"/>
+            <w:r>
+              <w:rPr>
+                <w:rFonts w:ascii="Arial" w:hAnsi="Arial" w:cs="Arial"/>
+                <w:sz w:val="22"/>
+                <w:szCs w:val="22"/>
+              </w:rPr>
+              <w:t xml:space="preserve"> internal Privacy Policy, derived from the Privacy Act 1988, governs the collection, storage, use and security of personal information. The design of the initiative must comply with procedures that include secure storage on servers, weekly data backups, restricted access to personal data, and malware scanning on external devices.</w:t>
+            </w:r>
+          </w:p>
+        </w:tc>
+      </w:tr>
+      <w:tr>
+        <w:tc>
+          <w:tcPr>
+            <w:tcW w:w="0" w:type="auto"/>
+          </w:tcPr>
+          <w:p>
+            <w:pPr>
+              <w:spacing w:after="160" w:line="278" w:lineRule="auto"/>
+              <w:rPr>
+                <w:rFonts w:ascii="Arial" w:hAnsi="Arial" w:cs="Arial"/>
+                <w:sz w:val="22"/>
+                <w:szCs w:val="22"/>
+              </w:rPr>
+            </w:pPr>
+            <w:r>
+              <w:rPr>
+                <w:rFonts w:ascii="Arial" w:hAnsi="Arial" w:cs="Arial"/>
+                <w:sz w:val="22"/>
+                <w:szCs w:val="22"/>
+              </w:rPr>
+              <w:t>Financial Authorization Policy</w:t>
+            </w:r>
+          </w:p>
+        </w:tc>
+        <w:tc>
+          <w:tcPr>
+            <w:tcW w:w="0" w:type="auto"/>
+          </w:tcPr>
+          <w:p>
+            <w:pPr>
+              <w:spacing w:after="160" w:line="278" w:lineRule="auto"/>
+              <w:rPr>
+                <w:rFonts w:ascii="Arial" w:hAnsi="Arial" w:cs="Arial"/>
+                <w:sz w:val="22"/>
+                <w:szCs w:val="22"/>
+              </w:rPr>
+            </w:pPr>
+            <w:r>
+              <w:rPr>
+                <w:rFonts w:ascii="Arial" w:hAnsi="Arial" w:cs="Arial"/>
+                <w:sz w:val="22"/>
+                <w:szCs w:val="22"/>
+              </w:rPr>
+              <w:t>The estimated $2 million investment in cloud infrastructure requires pre-authorization from Anna Armstrong prior to any transaction. All procurement decisions, supplier contracts, and technology purchases associated with this initiative must follow this approval process.</w:t>
+            </w:r>
+          </w:p>
+        </w:tc>
+      </w:tr>
+      <w:tr>
+        <w:tc>
+          <w:tcPr>
+            <w:tcW w:w="0" w:type="auto"/>
+          </w:tcPr>
+          <w:p>
+            <w:pPr>
+              <w:rPr>
+                <w:rFonts w:ascii="Arial" w:hAnsi="Arial" w:cs="Arial"/>
+                <w:sz w:val="22"/>
+                <w:szCs w:val="22"/>
+              </w:rPr>
+            </w:pPr>
+            <w:r>
+              <w:rPr>
+                <w:rFonts w:ascii="Arial" w:hAnsi="Arial" w:cs="Arial"/>
+                <w:sz w:val="22"/>
+                <w:szCs w:val="22"/>
+              </w:rPr>
+              <w:t>Documentation Policy and Procedures</w:t>
+            </w:r>
+          </w:p>
+        </w:tc>
+        <w:tc>
+          <w:tcPr>
+            <w:tcW w:w="0" w:type="auto"/>
+          </w:tcPr>
+          <w:p>
+            <w:pPr>
+              <w:rPr>
+                <w:rFonts w:ascii="Arial" w:hAnsi="Arial" w:cs="Arial"/>
+                <w:sz w:val="22"/>
+                <w:szCs w:val="22"/>
+              </w:rPr>
+            </w:pPr>
+            <w:r>
+              <w:rPr>
+                <w:rFonts w:ascii="Arial" w:hAnsi="Arial" w:cs="Arial"/>
+                <w:sz w:val="22"/>
+                <w:szCs w:val="22"/>
+              </w:rPr>
+              <w:t>All project documents, requirements artifacts, and deliverables must use Worlducation templates and be named in the format [</w:t>
+            </w:r>
+            <w:proofErr w:type="spellStart"/>
+            <w:r>
+              <w:rPr>
+                <w:rFonts w:ascii="Arial" w:hAnsi="Arial" w:cs="Arial"/>
+                <w:sz w:val="22"/>
+                <w:szCs w:val="22"/>
+              </w:rPr>
+              <w:t>Department_Type_Detail_Version</w:t>
+            </w:r>
+            <w:proofErr w:type="spellEnd"/>
+            <w:r>
+              <w:rPr>
+                <w:rFonts w:ascii="Arial" w:hAnsi="Arial" w:cs="Arial"/>
+                <w:sz w:val="22"/>
+                <w:szCs w:val="22"/>
+              </w:rPr>
+              <w:t>], saved in the cloud storage system. Feedback records should be maintained and the software's built-in review functionality should be used throughout the initiative.</w:t>
+            </w:r>
+          </w:p>
+        </w:tc>
+      </w:tr>
+    </w:tbl>
+    <w:p>
+      <w:pPr>
+        <w:rPr>
+          <w:rFonts w:ascii="Arial" w:hAnsi="Arial" w:cs="Arial"/>
+          <w:sz w:val="22"/>
+          <w:szCs w:val="22"/>
+        </w:rPr>
+      </w:pPr>
+    </w:p>
+    <w:p>
+      <w:pPr>
+        <w:rPr>
+          <w:rFonts w:ascii="Arial" w:hAnsi="Arial" w:cs="Arial"/>
+          <w:sz w:val="22"/>
+          <w:szCs w:val="22"/>
+        </w:rPr>
+      </w:pPr>
+    </w:p>
+    <w:p>
+      <w:pPr>
+        <w:spacing w:after="160" w:line="278" w:lineRule="auto"/>
+        <w:rPr>
+          <w:rFonts w:ascii="Arial" w:hAnsi="Arial" w:cs="Arial"/>
+          <w:b/>
+          <w:bCs/>
+          <w:sz w:val="22"/>
+          <w:szCs w:val="22"/>
+        </w:rPr>
+      </w:pPr>
+      <w:r>
+        <w:rPr>
+          <w:rFonts w:ascii="Arial" w:hAnsi="Arial" w:cs="Arial"/>
+          <w:b/>
+          <w:bCs/>
+          <w:sz w:val="22"/>
+          <w:szCs w:val="22"/>
+        </w:rPr>
+        <w:br w:type="page"/>
+      </w:r>
+    </w:p>
+    <w:p>
+      <w:pPr>
+        <w:rPr>
+          <w:rFonts w:ascii="Arial" w:hAnsi="Arial" w:cs="Arial"/>
+          <w:b/>
+          <w:bCs/>
+          <w:sz w:val="22"/>
+          <w:szCs w:val="22"/>
+        </w:rPr>
+      </w:pPr>
+      <w:r>
+        <w:rPr>
+          <w:rFonts w:ascii="Arial" w:hAnsi="Arial" w:cs="Arial"/>
+          <w:b/>
+          <w:bCs/>
+          <w:sz w:val="22"/>
+          <w:szCs w:val="22"/>
+        </w:rPr>
+        <w:lastRenderedPageBreak/>
+        <w:t>Legislative and Organisational Requirements</w:t>
+      </w:r>
+    </w:p>
+    <w:p>
+      <w:pPr>
+        <w:rPr>
+          <w:rFonts w:ascii="Arial" w:hAnsi="Arial" w:cs="Arial"/>
+          <w:sz w:val="22"/>
+          <w:szCs w:val="22"/>
+        </w:rPr>
+      </w:pPr>
+      <w:r>
+        <w:rPr>
+          <w:rFonts w:ascii="Arial" w:hAnsi="Arial" w:cs="Arial"/>
+          <w:sz w:val="22"/>
+          <w:szCs w:val="22"/>
+        </w:rPr>
+        <w:t>2. Strategic Hardware Partnerships and Outsourced Distribution</w:t>
+      </w:r>
+    </w:p>
+    <w:tbl>
+      <w:tblPr>
+        <w:tblStyle w:val="TableGrid"/>
+        <w:tblW w:w="0" w:type="auto"/>
+        <w:tblLook w:val="04A0" w:firstRow="1" w:lastRow="0" w:firstColumn="1" w:lastColumn="0" w:noHBand="0" w:noVBand="1"/>
+      </w:tblPr>
+      <w:tblGrid>
+        <w:gridCol w:w="2080"/>
+        <w:gridCol w:w="8376"/>
+      </w:tblGrid>
+      <w:tr>
+        <w:tc>
+          <w:tcPr>
+            <w:tcW w:w="0" w:type="auto"/>
+          </w:tcPr>
+          <w:p>
+            <w:pPr>
+              <w:rPr>
+                <w:rFonts w:ascii="Arial" w:hAnsi="Arial" w:cs="Arial"/>
+                <w:b/>
+                <w:bCs/>
+                <w:sz w:val="22"/>
+                <w:szCs w:val="22"/>
+              </w:rPr>
+            </w:pPr>
+            <w:r>
+              <w:rPr>
+                <w:rFonts w:ascii="Arial" w:hAnsi="Arial" w:cs="Arial"/>
+                <w:b/>
+                <w:bCs/>
+                <w:sz w:val="22"/>
+                <w:szCs w:val="22"/>
+              </w:rPr>
+              <w:t>Legislation</w:t>
+            </w:r>
+          </w:p>
+        </w:tc>
+        <w:tc>
+          <w:tcPr>
+            <w:tcW w:w="0" w:type="auto"/>
+          </w:tcPr>
+          <w:p>
+            <w:pPr>
+              <w:rPr>
+                <w:rFonts w:ascii="Arial" w:hAnsi="Arial" w:cs="Arial"/>
+                <w:b/>
+                <w:bCs/>
+                <w:sz w:val="22"/>
+                <w:szCs w:val="22"/>
+              </w:rPr>
+            </w:pPr>
+            <w:r>
+              <w:rPr>
+                <w:rFonts w:ascii="Arial" w:hAnsi="Arial" w:cs="Arial"/>
+                <w:b/>
+                <w:bCs/>
+                <w:sz w:val="22"/>
+                <w:szCs w:val="22"/>
+              </w:rPr>
+              <w:t>How it applies to the initiatives</w:t>
+            </w:r>
+          </w:p>
+        </w:tc>
+      </w:tr>
+      <w:tr>
+        <w:tc>
+          <w:tcPr>
+            <w:tcW w:w="0" w:type="auto"/>
+          </w:tcPr>
+          <w:p>
+            <w:pPr>
+              <w:spacing w:after="160" w:line="278" w:lineRule="auto"/>
+              <w:rPr>
+                <w:rFonts w:ascii="Arial" w:hAnsi="Arial" w:cs="Arial"/>
+                <w:sz w:val="22"/>
+                <w:szCs w:val="22"/>
+              </w:rPr>
+            </w:pPr>
+            <w:r>
+              <w:rPr>
+                <w:rFonts w:ascii="Arial" w:hAnsi="Arial" w:cs="Arial"/>
+                <w:sz w:val="22"/>
+                <w:szCs w:val="22"/>
+              </w:rPr>
+              <w:t>Competition and Consumer Act 2010 - ACL</w:t>
+            </w:r>
+          </w:p>
+        </w:tc>
+        <w:tc>
+          <w:tcPr>
+            <w:tcW w:w="0" w:type="auto"/>
+          </w:tcPr>
+          <w:p>
+            <w:pPr>
+              <w:spacing w:after="160" w:line="278" w:lineRule="auto"/>
+              <w:rPr>
+                <w:rFonts w:ascii="Arial" w:hAnsi="Arial" w:cs="Arial"/>
+                <w:sz w:val="22"/>
+                <w:szCs w:val="22"/>
+              </w:rPr>
+            </w:pPr>
+            <w:r>
+              <w:rPr>
+                <w:rFonts w:ascii="Arial" w:hAnsi="Arial" w:cs="Arial"/>
+                <w:sz w:val="22"/>
+                <w:szCs w:val="22"/>
+              </w:rPr>
+              <w:t>Hardware alliances involving the supply of products to Worlducation school customers must ensure that the products meet consumer assurance standards under the ACL, including that the goods are of acceptable quality and fit for purpose. The business analyst must ensure that partner agreements incorporate appropriate warranty and return provisions that enable Worlducation to meet its obligations to customers.</w:t>
+            </w:r>
+          </w:p>
+        </w:tc>
+      </w:tr>
+      <w:tr>
+        <w:tc>
+          <w:tcPr>
+            <w:tcW w:w="0" w:type="auto"/>
+          </w:tcPr>
+          <w:p>
+            <w:pPr>
+              <w:spacing w:after="160" w:line="278" w:lineRule="auto"/>
+              <w:rPr>
+                <w:rFonts w:ascii="Arial" w:hAnsi="Arial" w:cs="Arial"/>
+                <w:sz w:val="22"/>
+                <w:szCs w:val="22"/>
+              </w:rPr>
+            </w:pPr>
+            <w:r>
+              <w:rPr>
+                <w:rFonts w:ascii="Arial" w:hAnsi="Arial" w:cs="Arial"/>
+                <w:sz w:val="22"/>
+                <w:szCs w:val="22"/>
+              </w:rPr>
+              <w:t>Privacy Act 1988 - APPs</w:t>
+            </w:r>
+          </w:p>
+        </w:tc>
+        <w:tc>
+          <w:tcPr>
+            <w:tcW w:w="0" w:type="auto"/>
+          </w:tcPr>
+          <w:p>
+            <w:pPr>
+              <w:spacing w:after="160" w:line="278" w:lineRule="auto"/>
+              <w:rPr>
+                <w:rFonts w:ascii="Arial" w:hAnsi="Arial" w:cs="Arial"/>
+                <w:sz w:val="22"/>
+                <w:szCs w:val="22"/>
+              </w:rPr>
+            </w:pPr>
+            <w:r>
+              <w:rPr>
+                <w:rFonts w:ascii="Arial" w:hAnsi="Arial" w:cs="Arial"/>
+                <w:sz w:val="22"/>
+                <w:szCs w:val="22"/>
+              </w:rPr>
+              <w:t>Engaging hardware partners may involve sharing customer data (such as delivery addresses, order details, and institutional contact information) with third parties. APPs require that any disclosure of personal information to third parties be limited to the primary purpose of collection, be governed by data sharing agreements, and be disclosed only with the customer's consent or as permitted by law.</w:t>
+            </w:r>
+          </w:p>
+        </w:tc>
+      </w:tr>
+      <w:tr>
+        <w:tc>
+          <w:tcPr>
+            <w:tcW w:w="0" w:type="auto"/>
+          </w:tcPr>
+          <w:p>
+            <w:pPr>
+              <w:spacing w:after="160" w:line="278" w:lineRule="auto"/>
+              <w:rPr>
+                <w:rFonts w:ascii="Arial" w:hAnsi="Arial" w:cs="Arial"/>
+                <w:sz w:val="22"/>
+                <w:szCs w:val="22"/>
+              </w:rPr>
+            </w:pPr>
+            <w:r>
+              <w:rPr>
+                <w:rFonts w:ascii="Arial" w:hAnsi="Arial" w:cs="Arial"/>
+                <w:sz w:val="22"/>
+                <w:szCs w:val="22"/>
+              </w:rPr>
+              <w:t>Australian Contract Law</w:t>
+            </w:r>
+          </w:p>
+        </w:tc>
+        <w:tc>
+          <w:tcPr>
+            <w:tcW w:w="0" w:type="auto"/>
+          </w:tcPr>
+          <w:p>
+            <w:pPr>
+              <w:spacing w:after="160" w:line="278" w:lineRule="auto"/>
+              <w:rPr>
+                <w:rFonts w:ascii="Arial" w:hAnsi="Arial" w:cs="Arial"/>
+                <w:sz w:val="22"/>
+                <w:szCs w:val="22"/>
+              </w:rPr>
+            </w:pPr>
+            <w:r>
+              <w:rPr>
+                <w:rFonts w:ascii="Arial" w:hAnsi="Arial" w:cs="Arial"/>
+                <w:sz w:val="22"/>
+                <w:szCs w:val="22"/>
+              </w:rPr>
+              <w:t>Appointing hardware and distribution partners will require formal contracts. These must comply with Australian contract law principles covering offer, acceptance, consideration, capacity and legality. Key provisions should include performance obligations, intellectual property protections for Worlducation software, service level agreements, and termination clauses.</w:t>
+            </w:r>
+          </w:p>
+        </w:tc>
+      </w:tr>
+      <w:tr>
+        <w:tc>
+          <w:tcPr>
+            <w:tcW w:w="0" w:type="auto"/>
+          </w:tcPr>
+          <w:p>
+            <w:pPr>
+              <w:spacing w:after="160" w:line="278" w:lineRule="auto"/>
+              <w:rPr>
+                <w:rFonts w:ascii="Arial" w:hAnsi="Arial" w:cs="Arial"/>
+                <w:sz w:val="22"/>
+                <w:szCs w:val="22"/>
+              </w:rPr>
+            </w:pPr>
+            <w:r>
+              <w:rPr>
+                <w:rFonts w:ascii="Arial" w:hAnsi="Arial" w:cs="Arial"/>
+                <w:sz w:val="22"/>
+                <w:szCs w:val="22"/>
+              </w:rPr>
+              <w:t>Competition and Consumer Act 2010</w:t>
+            </w:r>
+          </w:p>
+        </w:tc>
+        <w:tc>
+          <w:tcPr>
+            <w:tcW w:w="0" w:type="auto"/>
+          </w:tcPr>
+          <w:p>
+            <w:pPr>
+              <w:spacing w:after="160" w:line="278" w:lineRule="auto"/>
+              <w:rPr>
+                <w:rFonts w:ascii="Arial" w:hAnsi="Arial" w:cs="Arial"/>
+                <w:sz w:val="22"/>
+                <w:szCs w:val="22"/>
+              </w:rPr>
+            </w:pPr>
+            <w:r>
+              <w:rPr>
+                <w:rFonts w:ascii="Arial" w:hAnsi="Arial" w:cs="Arial"/>
+                <w:sz w:val="22"/>
+                <w:szCs w:val="22"/>
+              </w:rPr>
+              <w:t>Exclusive hardware alliance agreements may attract scrutiny under the CEC's competition provisions, particularly if they restrict competitive supply in the educational technology market. The business analyst must ensure that agreements with partners are reviewed by legal advisors to confirm compliance with competition law.</w:t>
+            </w:r>
+          </w:p>
+        </w:tc>
+      </w:tr>
+    </w:tbl>
+    <w:p>
+      <w:pPr>
+        <w:rPr>
+          <w:rFonts w:ascii="Arial" w:hAnsi="Arial" w:cs="Arial"/>
+          <w:sz w:val="22"/>
+          <w:szCs w:val="22"/>
+        </w:rPr>
+      </w:pPr>
+    </w:p>
+    <w:p>
+      <w:pPr>
+        <w:rPr>
+          <w:rFonts w:ascii="Arial" w:hAnsi="Arial" w:cs="Arial"/>
+          <w:sz w:val="22"/>
+          <w:szCs w:val="22"/>
+        </w:rPr>
+      </w:pPr>
+    </w:p>
+    <w:p>
+      <w:pPr>
+        <w:rPr>
+          <w:rFonts w:ascii="Arial" w:hAnsi="Arial" w:cs="Arial"/>
+          <w:b/>
+          <w:bCs/>
+          <w:sz w:val="22"/>
+          <w:szCs w:val="22"/>
+        </w:rPr>
+      </w:pPr>
+      <w:r>
+        <w:rPr>
+          <w:rFonts w:ascii="Arial" w:hAnsi="Arial" w:cs="Arial"/>
+          <w:b/>
+          <w:bCs/>
+          <w:sz w:val="22"/>
+          <w:szCs w:val="22"/>
+        </w:rPr>
+        <w:t>Standards</w:t>
+      </w:r>
+    </w:p>
+    <w:p>
+      <w:pPr>
+        <w:rPr>
+          <w:rFonts w:ascii="Arial" w:hAnsi="Arial" w:cs="Arial"/>
+          <w:sz w:val="22"/>
+          <w:szCs w:val="22"/>
+        </w:rPr>
+      </w:pPr>
+      <w:r>
+        <w:rPr>
+          <w:rFonts w:ascii="Arial" w:hAnsi="Arial" w:cs="Arial"/>
+          <w:sz w:val="22"/>
+          <w:szCs w:val="22"/>
+        </w:rPr>
+        <w:t>2. Strategic Hardware Partnerships and Outsourced Distribution</w:t>
+      </w:r>
+    </w:p>
+    <w:tbl>
+      <w:tblPr>
+        <w:tblStyle w:val="TableGrid"/>
+        <w:tblW w:w="0" w:type="auto"/>
+        <w:tblLook w:val="04A0" w:firstRow="1" w:lastRow="0" w:firstColumn="1" w:lastColumn="0" w:noHBand="0" w:noVBand="1"/>
+      </w:tblPr>
+      <w:tblGrid>
+        <w:gridCol w:w="2122"/>
+        <w:gridCol w:w="7488"/>
+      </w:tblGrid>
+      <w:tr>
+        <w:tc>
+          <w:tcPr>
+            <w:tcW w:w="2122" w:type="dxa"/>
+          </w:tcPr>
+          <w:p>
+            <w:pPr>
+              <w:rPr>
+                <w:rFonts w:ascii="Arial" w:hAnsi="Arial" w:cs="Arial"/>
+                <w:b/>
+                <w:bCs/>
+                <w:sz w:val="22"/>
+                <w:szCs w:val="22"/>
+              </w:rPr>
+            </w:pPr>
+          </w:p>
+        </w:tc>
+        <w:tc>
+          <w:tcPr>
+            <w:tcW w:w="7488" w:type="dxa"/>
+          </w:tcPr>
+          <w:p>
+            <w:pPr>
+              <w:rPr>
+                <w:rFonts w:ascii="Arial" w:hAnsi="Arial" w:cs="Arial"/>
+                <w:b/>
+                <w:bCs/>
+                <w:sz w:val="22"/>
+                <w:szCs w:val="22"/>
+              </w:rPr>
+            </w:pPr>
+            <w:r>
+              <w:rPr>
+                <w:rFonts w:ascii="Arial" w:hAnsi="Arial" w:cs="Arial"/>
+                <w:b/>
+                <w:bCs/>
+                <w:sz w:val="22"/>
+                <w:szCs w:val="22"/>
+              </w:rPr>
+              <w:t>How it applies to business analysis activities</w:t>
+            </w:r>
+          </w:p>
+        </w:tc>
+      </w:tr>
+      <w:tr>
+        <w:tc>
+          <w:tcPr>
+            <w:tcW w:w="2122" w:type="dxa"/>
+          </w:tcPr>
+          <w:p>
+            <w:pPr>
+              <w:spacing w:after="160" w:line="278" w:lineRule="auto"/>
+              <w:rPr>
+                <w:rFonts w:ascii="Arial" w:hAnsi="Arial" w:cs="Arial"/>
+                <w:sz w:val="22"/>
+                <w:szCs w:val="22"/>
+              </w:rPr>
+            </w:pPr>
+            <w:r>
+              <w:rPr>
+                <w:rFonts w:ascii="Arial" w:hAnsi="Arial" w:cs="Arial"/>
+                <w:sz w:val="22"/>
+                <w:szCs w:val="22"/>
+              </w:rPr>
+              <w:t>ISO 9001:2015 – Quality Management Systems</w:t>
+            </w:r>
+          </w:p>
+        </w:tc>
+        <w:tc>
+          <w:tcPr>
+            <w:tcW w:w="7488" w:type="dxa"/>
+          </w:tcPr>
+          <w:p>
+            <w:pPr>
+              <w:spacing w:after="160" w:line="278" w:lineRule="auto"/>
+              <w:rPr>
+                <w:rFonts w:ascii="Arial" w:hAnsi="Arial" w:cs="Arial"/>
+                <w:sz w:val="22"/>
+                <w:szCs w:val="22"/>
+              </w:rPr>
+            </w:pPr>
+            <w:r>
+              <w:rPr>
+                <w:rFonts w:ascii="Arial" w:hAnsi="Arial" w:cs="Arial"/>
+                <w:sz w:val="22"/>
+                <w:szCs w:val="22"/>
+              </w:rPr>
+              <w:t>This standard provides the framework for selecting hardware partners that can consistently meet quality requirements. Business analysis activities must define quality criteria for partner evaluation, including product quality, service delivery and continuous improvement commitments, aligned with the principles of ISO 9001.</w:t>
+            </w:r>
+          </w:p>
+        </w:tc>
+      </w:tr>
+      <w:tr>
+        <w:tc>
+          <w:tcPr>
+            <w:tcW w:w="2122" w:type="dxa"/>
+          </w:tcPr>
+          <w:p>
+            <w:pPr>
+              <w:spacing w:after="160" w:line="278" w:lineRule="auto"/>
+              <w:rPr>
+                <w:rFonts w:ascii="Arial" w:hAnsi="Arial" w:cs="Arial"/>
+                <w:sz w:val="22"/>
+                <w:szCs w:val="22"/>
+              </w:rPr>
+            </w:pPr>
+            <w:r>
+              <w:rPr>
+                <w:rFonts w:ascii="Arial" w:hAnsi="Arial" w:cs="Arial"/>
+                <w:sz w:val="22"/>
+                <w:szCs w:val="22"/>
+              </w:rPr>
+              <w:t>ISO 28000:2022 – Supply Chain Security Management</w:t>
+            </w:r>
+          </w:p>
+        </w:tc>
+        <w:tc>
+          <w:tcPr>
+            <w:tcW w:w="7488" w:type="dxa"/>
+          </w:tcPr>
+          <w:p>
+            <w:pPr>
+              <w:spacing w:after="160" w:line="278" w:lineRule="auto"/>
+              <w:rPr>
+                <w:rFonts w:ascii="Arial" w:hAnsi="Arial" w:cs="Arial"/>
+                <w:sz w:val="22"/>
+                <w:szCs w:val="22"/>
+              </w:rPr>
+            </w:pPr>
+            <w:r>
+              <w:rPr>
+                <w:rFonts w:ascii="Arial" w:hAnsi="Arial" w:cs="Arial"/>
+                <w:sz w:val="22"/>
+                <w:szCs w:val="22"/>
+              </w:rPr>
+              <w:t>This standard addresses security management throughout the supply chain. Given the risks demonstrated in 2020 (factory closures, geopolitical disruption, delivery shortfalls), business analytics activities must incorporate supply chain security requirements into partner selection criteria, risk assessments, and contractual obligations.</w:t>
+            </w:r>
+          </w:p>
+        </w:tc>
+      </w:tr>
+      <w:tr>
+        <w:tc>
+          <w:tcPr>
+            <w:tcW w:w="2122" w:type="dxa"/>
+          </w:tcPr>
+          <w:p>
+            <w:pPr>
+              <w:spacing w:after="160" w:line="278" w:lineRule="auto"/>
+              <w:rPr>
+                <w:rFonts w:ascii="Arial" w:hAnsi="Arial" w:cs="Arial"/>
+                <w:sz w:val="22"/>
+                <w:szCs w:val="22"/>
+              </w:rPr>
+            </w:pPr>
+            <w:r>
+              <w:rPr>
+                <w:rFonts w:ascii="Arial" w:hAnsi="Arial" w:cs="Arial"/>
+                <w:sz w:val="22"/>
+                <w:szCs w:val="22"/>
+              </w:rPr>
+              <w:t>BABOK v3 – Business Analysis Body of Knowledge</w:t>
+            </w:r>
+          </w:p>
+        </w:tc>
+        <w:tc>
+          <w:tcPr>
+            <w:tcW w:w="7488" w:type="dxa"/>
+          </w:tcPr>
+          <w:p>
+            <w:pPr>
+              <w:spacing w:after="160" w:line="278" w:lineRule="auto"/>
+              <w:rPr>
+                <w:rFonts w:ascii="Arial" w:hAnsi="Arial" w:cs="Arial"/>
+                <w:sz w:val="22"/>
+                <w:szCs w:val="22"/>
+              </w:rPr>
+            </w:pPr>
+            <w:r>
+              <w:rPr>
+                <w:rFonts w:ascii="Arial" w:hAnsi="Arial" w:cs="Arial"/>
+                <w:sz w:val="22"/>
+                <w:szCs w:val="22"/>
+              </w:rPr>
+              <w:t>As with Initiative 1, all business analysis activities should be planned and executed in accordance with BABOK v3, ensuring professional stakeholder engagement, structured requirements elicitation, and disciplined requirements management throughout the alliance assessment and implementation process.</w:t>
+            </w:r>
+          </w:p>
+        </w:tc>
+      </w:tr>
+    </w:tbl>
+    <w:p>
+      <w:pPr>
+        <w:rPr>
+          <w:rFonts w:ascii="Arial" w:hAnsi="Arial" w:cs="Arial"/>
+          <w:sz w:val="22"/>
+          <w:szCs w:val="22"/>
+        </w:rPr>
+      </w:pPr>
+    </w:p>
+    <w:p>
+      <w:pPr>
+        <w:rPr>
+          <w:rFonts w:ascii="Arial" w:hAnsi="Arial" w:cs="Arial"/>
+          <w:b/>
+          <w:bCs/>
+          <w:sz w:val="22"/>
+          <w:szCs w:val="22"/>
+        </w:rPr>
+      </w:pPr>
+      <w:r>
+        <w:rPr>
+          <w:rFonts w:ascii="Arial" w:hAnsi="Arial" w:cs="Arial"/>
+          <w:b/>
+          <w:bCs/>
+          <w:sz w:val="22"/>
+          <w:szCs w:val="22"/>
+        </w:rPr>
+        <w:t>Policies &amp; Procedures</w:t>
+      </w:r>
+    </w:p>
+    <w:p>
+      <w:pPr>
+        <w:rPr>
+          <w:rFonts w:ascii="Arial" w:hAnsi="Arial" w:cs="Arial"/>
+          <w:sz w:val="22"/>
+          <w:szCs w:val="22"/>
+        </w:rPr>
+      </w:pPr>
+      <w:r>
+        <w:rPr>
+          <w:rFonts w:ascii="Arial" w:hAnsi="Arial" w:cs="Arial"/>
+          <w:sz w:val="22"/>
+          <w:szCs w:val="22"/>
+        </w:rPr>
+        <w:t>2. Strategic Hardware Partnerships and Outsourced Distribution</w:t>
+      </w:r>
+    </w:p>
+    <w:tbl>
+      <w:tblPr>
+        <w:tblStyle w:val="TableGrid"/>
+        <w:tblW w:w="0" w:type="auto"/>
+        <w:tblLook w:val="04A0" w:firstRow="1" w:lastRow="0" w:firstColumn="1" w:lastColumn="0" w:noHBand="0" w:noVBand="1"/>
+      </w:tblPr>
+      <w:tblGrid>
+        <w:gridCol w:w="2263"/>
+        <w:gridCol w:w="6253"/>
+      </w:tblGrid>
+      <w:tr>
+        <w:tc>
+          <w:tcPr>
+            <w:tcW w:w="2263" w:type="dxa"/>
+          </w:tcPr>
+          <w:p>
+            <w:pPr>
+              <w:rPr>
+                <w:rFonts w:ascii="Arial" w:hAnsi="Arial" w:cs="Arial"/>
+                <w:b/>
+                <w:bCs/>
+                <w:sz w:val="22"/>
+                <w:szCs w:val="22"/>
+              </w:rPr>
+            </w:pPr>
+          </w:p>
+        </w:tc>
+        <w:tc>
+          <w:tcPr>
+            <w:tcW w:w="6253" w:type="dxa"/>
+          </w:tcPr>
+          <w:p>
+            <w:pPr>
+              <w:rPr>
+                <w:rFonts w:ascii="Arial" w:hAnsi="Arial" w:cs="Arial"/>
+                <w:b/>
+                <w:bCs/>
+                <w:sz w:val="22"/>
+                <w:szCs w:val="22"/>
+              </w:rPr>
+            </w:pPr>
+            <w:r>
+              <w:rPr>
+                <w:rFonts w:ascii="Arial" w:hAnsi="Arial" w:cs="Arial"/>
+                <w:b/>
+                <w:bCs/>
+                <w:sz w:val="22"/>
+                <w:szCs w:val="22"/>
+              </w:rPr>
+              <w:t>How it applies to business analysis activities</w:t>
+            </w:r>
+          </w:p>
+        </w:tc>
+      </w:tr>
+      <w:tr>
+        <w:tc>
+          <w:tcPr>
+            <w:tcW w:w="2263" w:type="dxa"/>
+          </w:tcPr>
+          <w:p>
+            <w:pPr>
+              <w:spacing w:after="160" w:line="278" w:lineRule="auto"/>
+              <w:rPr>
+                <w:rFonts w:ascii="Arial" w:hAnsi="Arial" w:cs="Arial"/>
+                <w:sz w:val="22"/>
+                <w:szCs w:val="22"/>
+              </w:rPr>
+            </w:pPr>
+            <w:r>
+              <w:rPr>
+                <w:rFonts w:ascii="Arial" w:hAnsi="Arial" w:cs="Arial"/>
+                <w:sz w:val="22"/>
+                <w:szCs w:val="22"/>
+              </w:rPr>
+              <w:lastRenderedPageBreak/>
+              <w:t>New providers policy</w:t>
+            </w:r>
+          </w:p>
+        </w:tc>
+        <w:tc>
+          <w:tcPr>
+            <w:tcW w:w="6253" w:type="dxa"/>
+          </w:tcPr>
+          <w:p>
+            <w:pPr>
+              <w:spacing w:after="160" w:line="278" w:lineRule="auto"/>
+              <w:rPr>
+                <w:rFonts w:ascii="Arial" w:hAnsi="Arial" w:cs="Arial"/>
+                <w:sz w:val="22"/>
+                <w:szCs w:val="22"/>
+              </w:rPr>
+            </w:pPr>
+            <w:r>
+              <w:rPr>
+                <w:rFonts w:ascii="Arial" w:hAnsi="Arial" w:cs="Arial"/>
+                <w:sz w:val="22"/>
+                <w:szCs w:val="22"/>
+              </w:rPr>
+              <w:t>This policy is critical to Initiative 2. All new hardware partners must be screened using the Supplier Selection Background Information form and the Supplier Selection Review Checklist (covering price competitiveness, payment terms, return policies, warranties, merchant verifications, credit checks, and PPSR review). The appointment of each partner must be authorized by the Business Manager, who independently verifies the banking details. Payment terms must be a minimum of 30 days. The Business Analyst must ensure that all suppliers go through this policy before contracts are executed.</w:t>
+            </w:r>
+          </w:p>
+        </w:tc>
+      </w:tr>
+      <w:tr>
+        <w:tc>
+          <w:tcPr>
+            <w:tcW w:w="2263" w:type="dxa"/>
+          </w:tcPr>
+          <w:p>
+            <w:pPr>
+              <w:spacing w:after="160" w:line="278" w:lineRule="auto"/>
+              <w:rPr>
+                <w:rFonts w:ascii="Arial" w:hAnsi="Arial" w:cs="Arial"/>
+                <w:sz w:val="22"/>
+                <w:szCs w:val="22"/>
+              </w:rPr>
+            </w:pPr>
+            <w:r>
+              <w:rPr>
+                <w:rFonts w:ascii="Arial" w:hAnsi="Arial" w:cs="Arial"/>
+                <w:sz w:val="22"/>
+                <w:szCs w:val="22"/>
+              </w:rPr>
+              <w:t>Financial Authorization Policy</w:t>
+            </w:r>
+          </w:p>
+        </w:tc>
+        <w:tc>
+          <w:tcPr>
+            <w:tcW w:w="6253" w:type="dxa"/>
+          </w:tcPr>
+          <w:p>
+            <w:pPr>
+              <w:spacing w:after="160" w:line="278" w:lineRule="auto"/>
+              <w:rPr>
+                <w:rFonts w:ascii="Arial" w:hAnsi="Arial" w:cs="Arial"/>
+                <w:sz w:val="22"/>
+                <w:szCs w:val="22"/>
+              </w:rPr>
+            </w:pPr>
+            <w:r>
+              <w:rPr>
+                <w:rFonts w:ascii="Arial" w:hAnsi="Arial" w:cs="Arial"/>
+                <w:sz w:val="22"/>
+                <w:szCs w:val="22"/>
+              </w:rPr>
+              <w:t>All financial commitments to hardware partners, including purchase orders and contractual payments, require prior authorization from Anna Armstrong. The Business Analyst must ensure that budget estimates for alliance costs (estimated lost margin of $200 per unit at 10,000 units = $2 million annually) are submitted for formal approval prior to taking any procurement action.</w:t>
+            </w:r>
+          </w:p>
+        </w:tc>
+      </w:tr>
+      <w:tr>
+        <w:tc>
+          <w:tcPr>
+            <w:tcW w:w="2263" w:type="dxa"/>
+          </w:tcPr>
+          <w:p>
+            <w:pPr>
+              <w:spacing w:after="160" w:line="278" w:lineRule="auto"/>
+              <w:rPr>
+                <w:rFonts w:ascii="Arial" w:hAnsi="Arial" w:cs="Arial"/>
+                <w:sz w:val="22"/>
+                <w:szCs w:val="22"/>
+              </w:rPr>
+            </w:pPr>
+            <w:r>
+              <w:rPr>
+                <w:rFonts w:ascii="Arial" w:hAnsi="Arial" w:cs="Arial"/>
+                <w:sz w:val="22"/>
+                <w:szCs w:val="22"/>
+              </w:rPr>
+              <w:t>Privacy Policy and Procedures</w:t>
+            </w:r>
+          </w:p>
+        </w:tc>
+        <w:tc>
+          <w:tcPr>
+            <w:tcW w:w="6253" w:type="dxa"/>
+          </w:tcPr>
+          <w:p>
+            <w:pPr>
+              <w:spacing w:after="160" w:line="278" w:lineRule="auto"/>
+              <w:rPr>
+                <w:rFonts w:ascii="Arial" w:hAnsi="Arial" w:cs="Arial"/>
+                <w:sz w:val="22"/>
+                <w:szCs w:val="22"/>
+              </w:rPr>
+            </w:pPr>
+            <w:r>
+              <w:rPr>
+                <w:rFonts w:ascii="Arial" w:hAnsi="Arial" w:cs="Arial"/>
+                <w:sz w:val="22"/>
+                <w:szCs w:val="22"/>
+              </w:rPr>
+              <w:t xml:space="preserve">Sharing customer order data with distribution partners must comply with </w:t>
+            </w:r>
+            <w:proofErr w:type="spellStart"/>
+            <w:r>
+              <w:rPr>
+                <w:rFonts w:ascii="Arial" w:hAnsi="Arial" w:cs="Arial"/>
+                <w:sz w:val="22"/>
+                <w:szCs w:val="22"/>
+              </w:rPr>
+              <w:t>Worlducation's</w:t>
+            </w:r>
+            <w:proofErr w:type="spellEnd"/>
+            <w:r>
+              <w:rPr>
+                <w:rFonts w:ascii="Arial" w:hAnsi="Arial" w:cs="Arial"/>
+                <w:sz w:val="22"/>
+                <w:szCs w:val="22"/>
+              </w:rPr>
+              <w:t xml:space="preserve"> Privacy Policy, including restrictions on disclosure to third parties, data security obligations, and email security protocols when communicating sensitive delivery information.</w:t>
+            </w:r>
+          </w:p>
+        </w:tc>
+      </w:tr>
+      <w:tr>
+        <w:tc>
+          <w:tcPr>
+            <w:tcW w:w="2263" w:type="dxa"/>
+          </w:tcPr>
+          <w:p>
+            <w:pPr>
+              <w:spacing w:after="160" w:line="278" w:lineRule="auto"/>
+              <w:rPr>
+                <w:rFonts w:ascii="Arial" w:hAnsi="Arial" w:cs="Arial"/>
+                <w:sz w:val="22"/>
+                <w:szCs w:val="22"/>
+              </w:rPr>
+            </w:pPr>
+            <w:r>
+              <w:rPr>
+                <w:rFonts w:ascii="Arial" w:hAnsi="Arial" w:cs="Arial"/>
+                <w:sz w:val="22"/>
+                <w:szCs w:val="22"/>
+              </w:rPr>
+              <w:t>Documentation Policy and Procedures</w:t>
+            </w:r>
+          </w:p>
+        </w:tc>
+        <w:tc>
+          <w:tcPr>
+            <w:tcW w:w="6253" w:type="dxa"/>
+          </w:tcPr>
+          <w:p>
+            <w:pPr>
+              <w:spacing w:after="160" w:line="278" w:lineRule="auto"/>
+              <w:rPr>
+                <w:rFonts w:ascii="Arial" w:hAnsi="Arial" w:cs="Arial"/>
+                <w:sz w:val="22"/>
+                <w:szCs w:val="22"/>
+              </w:rPr>
+            </w:pPr>
+            <w:r>
+              <w:rPr>
+                <w:rFonts w:ascii="Arial" w:hAnsi="Arial" w:cs="Arial"/>
+                <w:sz w:val="22"/>
+                <w:szCs w:val="22"/>
+              </w:rPr>
+              <w:t>All partner assessment documentation, supplier checklists and contract records must comply with Worlducation documentation standards, using organizational templates, stored in the cloud system under the [</w:t>
+            </w:r>
+            <w:proofErr w:type="spellStart"/>
+            <w:r>
+              <w:rPr>
+                <w:rFonts w:ascii="Arial" w:hAnsi="Arial" w:cs="Arial"/>
+                <w:sz w:val="22"/>
+                <w:szCs w:val="22"/>
+              </w:rPr>
+              <w:t>Department_Type_Detail_Version</w:t>
+            </w:r>
+            <w:proofErr w:type="spellEnd"/>
+            <w:r>
+              <w:rPr>
+                <w:rFonts w:ascii="Arial" w:hAnsi="Arial" w:cs="Arial"/>
+                <w:sz w:val="22"/>
+                <w:szCs w:val="22"/>
+              </w:rPr>
+              <w:t>] naming convention, with feedback records maintained throughout the process.</w:t>
+            </w:r>
+          </w:p>
+        </w:tc>
+      </w:tr>
+    </w:tbl>
+    <w:p>
+      <w:pPr>
+        <w:rPr>
+          <w:rFonts w:ascii="Arial" w:hAnsi="Arial" w:cs="Arial"/>
+          <w:sz w:val="22"/>
+          <w:szCs w:val="22"/>
+        </w:rPr>
+      </w:pPr>
+    </w:p>
+    <w:p>
+      <w:pPr>
+        <w:spacing w:after="160" w:line="278" w:lineRule="auto"/>
+        <w:rPr>
+          <w:rFonts w:ascii="Arial" w:hAnsi="Arial" w:cs="Arial"/>
+          <w:sz w:val="22"/>
+          <w:szCs w:val="22"/>
+        </w:rPr>
+      </w:pPr>
+      <w:r>
+        <w:rPr>
+          <w:rFonts w:ascii="Arial" w:hAnsi="Arial" w:cs="Arial"/>
+          <w:sz w:val="22"/>
+          <w:szCs w:val="22"/>
+        </w:rPr>
+        <w:br w:type="page"/>
+      </w:r>
+    </w:p>
+    <w:p>
+      <w:pPr>
+        <w:rPr>
+          <w:rFonts w:ascii="Arial" w:hAnsi="Arial" w:cs="Arial"/>
+          <w:b/>
+          <w:bCs/>
+          <w:sz w:val="22"/>
+          <w:szCs w:val="22"/>
+        </w:rPr>
+      </w:pPr>
+      <w:r>
+        <w:rPr>
+          <w:rFonts w:ascii="Arial" w:hAnsi="Arial" w:cs="Arial"/>
+          <w:b/>
+          <w:bCs/>
+          <w:sz w:val="22"/>
+          <w:szCs w:val="22"/>
+        </w:rPr>
+        <w:lastRenderedPageBreak/>
+        <w:t>Identification of stakeholders</w:t>
+      </w:r>
+    </w:p>
+    <w:p>
+      <w:pPr>
+        <w:rPr>
+          <w:rFonts w:ascii="Arial" w:hAnsi="Arial" w:cs="Arial"/>
+          <w:b/>
+          <w:bCs/>
+          <w:sz w:val="22"/>
+          <w:szCs w:val="22"/>
+        </w:rPr>
+      </w:pPr>
+    </w:p>
+    <w:p>
+      <w:pPr>
+        <w:rPr>
+          <w:rFonts w:ascii="Arial" w:hAnsi="Arial" w:cs="Arial"/>
+          <w:i/>
+          <w:iCs/>
+          <w:sz w:val="22"/>
+          <w:szCs w:val="22"/>
+        </w:rPr>
+      </w:pPr>
+      <w:r>
+        <w:rPr>
+          <w:rFonts w:ascii="Arial" w:hAnsi="Arial" w:cs="Arial"/>
+          <w:i/>
+          <w:iCs/>
+          <w:sz w:val="22"/>
+          <w:szCs w:val="22"/>
+        </w:rPr>
+        <w:t>Affinity Diagram technique</w:t>
+      </w:r>
+    </w:p>
+    <w:p>
+      <w:pPr>
+        <w:spacing w:before="100" w:beforeAutospacing="1" w:after="100" w:afterAutospacing="1"/>
+        <w:outlineLvl w:val="2"/>
+        <w:rPr>
+          <w:rFonts w:ascii="Arial" w:hAnsi="Arial" w:cs="Arial"/>
+          <w:b/>
+          <w:bCs/>
+          <w:sz w:val="22"/>
+          <w:szCs w:val="22"/>
+        </w:rPr>
+      </w:pPr>
+      <w:r>
+        <w:rPr>
+          <w:rFonts w:ascii="Arial" w:hAnsi="Arial" w:cs="Arial"/>
+          <w:b/>
+          <w:bCs/>
+          <w:sz w:val="22"/>
+          <w:szCs w:val="22"/>
+        </w:rPr>
+        <w:t>Complete Stakeholder List (Affinity Diagram Groups)</w:t>
+      </w:r>
+    </w:p>
+    <w:p>
+      <w:pPr>
+        <w:spacing w:before="100" w:beforeAutospacing="1" w:after="100" w:afterAutospacing="1"/>
+        <w:rPr>
+          <w:rFonts w:ascii="Arial" w:hAnsi="Arial" w:cs="Arial"/>
+          <w:sz w:val="22"/>
+          <w:szCs w:val="22"/>
+        </w:rPr>
+      </w:pPr>
+      <w:r>
+        <w:rPr>
+          <w:rFonts w:ascii="Arial" w:hAnsi="Arial" w:cs="Arial"/>
+          <w:b/>
+          <w:bCs/>
+          <w:sz w:val="22"/>
+          <w:szCs w:val="22"/>
+        </w:rPr>
+        <w:t>Internal – Executive/Strategic:</w:t>
+      </w:r>
+    </w:p>
+    <w:tbl>
+      <w:tblPr>
+        <w:tblStyle w:val="TableGrid"/>
+        <w:tblW w:w="0" w:type="auto"/>
+        <w:tblLook w:val="04A0" w:firstRow="1" w:lastRow="0" w:firstColumn="1" w:lastColumn="0" w:noHBand="0" w:noVBand="1"/>
+      </w:tblPr>
+      <w:tblGrid>
+        <w:gridCol w:w="4202"/>
+        <w:gridCol w:w="1109"/>
+      </w:tblGrid>
+      <w:tr>
+        <w:tc>
+          <w:tcPr>
+            <w:tcW w:w="0" w:type="auto"/>
+            <w:hideMark/>
+          </w:tcPr>
+          <w:p>
+            <w:pPr>
+              <w:jc w:val="center"/>
+              <w:rPr>
+                <w:rFonts w:ascii="Arial" w:hAnsi="Arial" w:cs="Arial"/>
+                <w:b/>
+                <w:bCs/>
+                <w:sz w:val="22"/>
+                <w:szCs w:val="22"/>
+              </w:rPr>
+            </w:pPr>
+            <w:r>
+              <w:rPr>
+                <w:rFonts w:ascii="Arial" w:hAnsi="Arial" w:cs="Arial"/>
+                <w:b/>
+                <w:bCs/>
+                <w:sz w:val="22"/>
+                <w:szCs w:val="22"/>
+              </w:rPr>
+              <w:t>Stakeholder</w:t>
+            </w:r>
+          </w:p>
+        </w:tc>
+        <w:tc>
+          <w:tcPr>
+            <w:tcW w:w="0" w:type="auto"/>
+            <w:hideMark/>
+          </w:tcPr>
+          <w:p>
+            <w:pPr>
+              <w:jc w:val="center"/>
+              <w:rPr>
+                <w:rFonts w:ascii="Arial" w:hAnsi="Arial" w:cs="Arial"/>
+                <w:b/>
+                <w:bCs/>
+                <w:sz w:val="22"/>
+                <w:szCs w:val="22"/>
+              </w:rPr>
+            </w:pPr>
+            <w:r>
+              <w:rPr>
+                <w:rFonts w:ascii="Arial" w:hAnsi="Arial" w:cs="Arial"/>
+                <w:b/>
+                <w:bCs/>
+                <w:sz w:val="22"/>
+                <w:szCs w:val="22"/>
+              </w:rPr>
+              <w:t>Initiative</w:t>
+            </w:r>
+          </w:p>
+        </w:tc>
+      </w:tr>
+      <w:tr>
+        <w:tc>
+          <w:tcPr>
+            <w:tcW w:w="0" w:type="auto"/>
+            <w:hideMark/>
+          </w:tcPr>
+          <w:p>
+            <w:pPr>
+              <w:rPr>
+                <w:rFonts w:ascii="Arial" w:hAnsi="Arial" w:cs="Arial"/>
+                <w:sz w:val="22"/>
+                <w:szCs w:val="22"/>
+              </w:rPr>
+            </w:pPr>
+            <w:r>
+              <w:rPr>
+                <w:rFonts w:ascii="Arial" w:hAnsi="Arial" w:cs="Arial"/>
+                <w:sz w:val="22"/>
+                <w:szCs w:val="22"/>
+              </w:rPr>
+              <w:t>Lucas Lopez (CEO and Founder)</w:t>
+            </w:r>
+          </w:p>
+        </w:tc>
+        <w:tc>
+          <w:tcPr>
+            <w:tcW w:w="0" w:type="auto"/>
+            <w:hideMark/>
+          </w:tcPr>
+          <w:p>
+            <w:pPr>
+              <w:rPr>
+                <w:rFonts w:ascii="Arial" w:hAnsi="Arial" w:cs="Arial"/>
+                <w:sz w:val="22"/>
+                <w:szCs w:val="22"/>
+              </w:rPr>
+            </w:pPr>
+            <w:r>
+              <w:rPr>
+                <w:rFonts w:ascii="Arial" w:hAnsi="Arial" w:cs="Arial"/>
+                <w:sz w:val="22"/>
+                <w:szCs w:val="22"/>
+              </w:rPr>
+              <w:t>Both</w:t>
+            </w:r>
+          </w:p>
+        </w:tc>
+      </w:tr>
+      <w:tr>
+        <w:tc>
+          <w:tcPr>
+            <w:tcW w:w="0" w:type="auto"/>
+            <w:hideMark/>
+          </w:tcPr>
+          <w:p>
+            <w:pPr>
+              <w:rPr>
+                <w:rFonts w:ascii="Arial" w:hAnsi="Arial" w:cs="Arial"/>
+                <w:sz w:val="22"/>
+                <w:szCs w:val="22"/>
+              </w:rPr>
+            </w:pPr>
+            <w:r>
+              <w:rPr>
+                <w:rFonts w:ascii="Arial" w:hAnsi="Arial" w:cs="Arial"/>
+                <w:sz w:val="22"/>
+                <w:szCs w:val="22"/>
+              </w:rPr>
+              <w:t>Anna Armstrong (Finance Manager)</w:t>
+            </w:r>
+          </w:p>
+        </w:tc>
+        <w:tc>
+          <w:tcPr>
+            <w:tcW w:w="0" w:type="auto"/>
+            <w:hideMark/>
+          </w:tcPr>
+          <w:p>
+            <w:pPr>
+              <w:rPr>
+                <w:rFonts w:ascii="Arial" w:hAnsi="Arial" w:cs="Arial"/>
+                <w:sz w:val="22"/>
+                <w:szCs w:val="22"/>
+              </w:rPr>
+            </w:pPr>
+            <w:r>
+              <w:rPr>
+                <w:rFonts w:ascii="Arial" w:hAnsi="Arial" w:cs="Arial"/>
+                <w:sz w:val="22"/>
+                <w:szCs w:val="22"/>
+              </w:rPr>
+              <w:t>Both</w:t>
+            </w:r>
+          </w:p>
+        </w:tc>
+      </w:tr>
+      <w:tr>
+        <w:tc>
+          <w:tcPr>
+            <w:tcW w:w="0" w:type="auto"/>
+            <w:hideMark/>
+          </w:tcPr>
+          <w:p>
+            <w:pPr>
+              <w:rPr>
+                <w:rFonts w:ascii="Arial" w:hAnsi="Arial" w:cs="Arial"/>
+                <w:sz w:val="22"/>
+                <w:szCs w:val="22"/>
+              </w:rPr>
+            </w:pPr>
+            <w:r>
+              <w:rPr>
+                <w:rFonts w:ascii="Arial" w:hAnsi="Arial" w:cs="Arial"/>
+                <w:sz w:val="22"/>
+                <w:szCs w:val="22"/>
+              </w:rPr>
+              <w:t>Divya Sapra (IT Professional Supervisor)</w:t>
+            </w:r>
+          </w:p>
+        </w:tc>
+        <w:tc>
+          <w:tcPr>
+            <w:tcW w:w="0" w:type="auto"/>
+            <w:hideMark/>
+          </w:tcPr>
+          <w:p>
+            <w:pPr>
+              <w:rPr>
+                <w:rFonts w:ascii="Arial" w:hAnsi="Arial" w:cs="Arial"/>
+                <w:sz w:val="22"/>
+                <w:szCs w:val="22"/>
+              </w:rPr>
+            </w:pPr>
+            <w:r>
+              <w:rPr>
+                <w:rFonts w:ascii="Arial" w:hAnsi="Arial" w:cs="Arial"/>
+                <w:sz w:val="22"/>
+                <w:szCs w:val="22"/>
+              </w:rPr>
+              <w:t>Both</w:t>
+            </w:r>
+          </w:p>
+        </w:tc>
+      </w:tr>
+    </w:tbl>
+    <w:p>
+      <w:pPr>
+        <w:spacing w:before="100" w:beforeAutospacing="1" w:after="100" w:afterAutospacing="1"/>
+        <w:rPr>
+          <w:rFonts w:ascii="Arial" w:hAnsi="Arial" w:cs="Arial"/>
+          <w:sz w:val="22"/>
+          <w:szCs w:val="22"/>
+        </w:rPr>
+      </w:pPr>
+      <w:r>
+        <w:rPr>
+          <w:rFonts w:ascii="Arial" w:hAnsi="Arial" w:cs="Arial"/>
+          <w:b/>
+          <w:bCs/>
+          <w:sz w:val="22"/>
+          <w:szCs w:val="22"/>
+        </w:rPr>
+        <w:t>Internal – Operational:</w:t>
+      </w:r>
+    </w:p>
+    <w:tbl>
+      <w:tblPr>
+        <w:tblStyle w:val="TableGrid"/>
+        <w:tblW w:w="0" w:type="auto"/>
+        <w:tblLook w:val="04A0" w:firstRow="1" w:lastRow="0" w:firstColumn="1" w:lastColumn="0" w:noHBand="0" w:noVBand="1"/>
+      </w:tblPr>
+      <w:tblGrid>
+        <w:gridCol w:w="4888"/>
+        <w:gridCol w:w="1672"/>
+      </w:tblGrid>
+      <w:tr>
+        <w:tc>
+          <w:tcPr>
+            <w:tcW w:w="0" w:type="auto"/>
+            <w:hideMark/>
+          </w:tcPr>
+          <w:p>
+            <w:pPr>
+              <w:jc w:val="center"/>
+              <w:rPr>
+                <w:rFonts w:ascii="Arial" w:hAnsi="Arial" w:cs="Arial"/>
+                <w:b/>
+                <w:bCs/>
+                <w:sz w:val="22"/>
+                <w:szCs w:val="22"/>
+              </w:rPr>
+            </w:pPr>
+            <w:r>
+              <w:rPr>
+                <w:rFonts w:ascii="Arial" w:hAnsi="Arial" w:cs="Arial"/>
+                <w:b/>
+                <w:bCs/>
+                <w:sz w:val="22"/>
+                <w:szCs w:val="22"/>
+              </w:rPr>
+              <w:t>Stakeholder</w:t>
+            </w:r>
+          </w:p>
+        </w:tc>
+        <w:tc>
+          <w:tcPr>
+            <w:tcW w:w="0" w:type="auto"/>
+            <w:hideMark/>
+          </w:tcPr>
+          <w:p>
+            <w:pPr>
+              <w:jc w:val="center"/>
+              <w:rPr>
+                <w:rFonts w:ascii="Arial" w:hAnsi="Arial" w:cs="Arial"/>
+                <w:b/>
+                <w:bCs/>
+                <w:sz w:val="22"/>
+                <w:szCs w:val="22"/>
+              </w:rPr>
+            </w:pPr>
+            <w:r>
+              <w:rPr>
+                <w:rFonts w:ascii="Arial" w:hAnsi="Arial" w:cs="Arial"/>
+                <w:b/>
+                <w:bCs/>
+                <w:sz w:val="22"/>
+                <w:szCs w:val="22"/>
+              </w:rPr>
+              <w:t>Initiative</w:t>
+            </w:r>
+          </w:p>
+        </w:tc>
+      </w:tr>
+      <w:tr>
+        <w:tc>
+          <w:tcPr>
+            <w:tcW w:w="0" w:type="auto"/>
+            <w:hideMark/>
+          </w:tcPr>
+          <w:p>
+            <w:pPr>
+              <w:rPr>
+                <w:rFonts w:ascii="Arial" w:hAnsi="Arial" w:cs="Arial"/>
+                <w:sz w:val="22"/>
+                <w:szCs w:val="22"/>
+              </w:rPr>
+            </w:pPr>
+            <w:r>
+              <w:rPr>
+                <w:rFonts w:ascii="Arial" w:hAnsi="Arial" w:cs="Arial"/>
+                <w:sz w:val="22"/>
+                <w:szCs w:val="22"/>
+              </w:rPr>
+              <w:t>Noah Jones (Operations Team Manager)</w:t>
+            </w:r>
+          </w:p>
+        </w:tc>
+        <w:tc>
+          <w:tcPr>
+            <w:tcW w:w="0" w:type="auto"/>
+            <w:hideMark/>
+          </w:tcPr>
+          <w:p>
+            <w:pPr>
+              <w:rPr>
+                <w:rFonts w:ascii="Arial" w:hAnsi="Arial" w:cs="Arial"/>
+                <w:sz w:val="22"/>
+                <w:szCs w:val="22"/>
+              </w:rPr>
+            </w:pPr>
+            <w:r>
+              <w:rPr>
+                <w:rFonts w:ascii="Arial" w:hAnsi="Arial" w:cs="Arial"/>
+                <w:sz w:val="22"/>
+                <w:szCs w:val="22"/>
+              </w:rPr>
+              <w:t>Both</w:t>
+            </w:r>
+          </w:p>
+        </w:tc>
+      </w:tr>
+      <w:tr>
+        <w:tc>
+          <w:tcPr>
+            <w:tcW w:w="0" w:type="auto"/>
+            <w:hideMark/>
+          </w:tcPr>
+          <w:p>
+            <w:pPr>
+              <w:rPr>
+                <w:rFonts w:ascii="Arial" w:hAnsi="Arial" w:cs="Arial"/>
+                <w:sz w:val="22"/>
+                <w:szCs w:val="22"/>
+              </w:rPr>
+            </w:pPr>
+            <w:r>
+              <w:rPr>
+                <w:rFonts w:ascii="Arial" w:hAnsi="Arial" w:cs="Arial"/>
+                <w:sz w:val="22"/>
+                <w:szCs w:val="22"/>
+              </w:rPr>
+              <w:t xml:space="preserve">Victorine </w:t>
+            </w:r>
+            <w:proofErr w:type="spellStart"/>
+            <w:r>
+              <w:rPr>
+                <w:rFonts w:ascii="Arial" w:hAnsi="Arial" w:cs="Arial"/>
+                <w:sz w:val="22"/>
+                <w:szCs w:val="22"/>
+              </w:rPr>
+              <w:t>Satore</w:t>
+            </w:r>
+            <w:proofErr w:type="spellEnd"/>
+            <w:r>
+              <w:rPr>
+                <w:rFonts w:ascii="Arial" w:hAnsi="Arial" w:cs="Arial"/>
+                <w:sz w:val="22"/>
+                <w:szCs w:val="22"/>
+              </w:rPr>
+              <w:t xml:space="preserve"> (Sales Team Manager)</w:t>
+            </w:r>
+          </w:p>
+        </w:tc>
+        <w:tc>
+          <w:tcPr>
+            <w:tcW w:w="0" w:type="auto"/>
+            <w:hideMark/>
+          </w:tcPr>
+          <w:p>
+            <w:pPr>
+              <w:rPr>
+                <w:rFonts w:ascii="Arial" w:hAnsi="Arial" w:cs="Arial"/>
+                <w:sz w:val="22"/>
+                <w:szCs w:val="22"/>
+              </w:rPr>
+            </w:pPr>
+            <w:r>
+              <w:rPr>
+                <w:rFonts w:ascii="Arial" w:hAnsi="Arial" w:cs="Arial"/>
+                <w:sz w:val="22"/>
+                <w:szCs w:val="22"/>
+              </w:rPr>
+              <w:t>Both</w:t>
+            </w:r>
+          </w:p>
+        </w:tc>
+      </w:tr>
+      <w:tr>
+        <w:tc>
+          <w:tcPr>
+            <w:tcW w:w="0" w:type="auto"/>
+            <w:hideMark/>
+          </w:tcPr>
+          <w:p>
+            <w:pPr>
+              <w:rPr>
+                <w:rFonts w:ascii="Arial" w:hAnsi="Arial" w:cs="Arial"/>
+                <w:sz w:val="22"/>
+                <w:szCs w:val="22"/>
+              </w:rPr>
+            </w:pPr>
+            <w:r>
+              <w:rPr>
+                <w:rFonts w:ascii="Arial" w:hAnsi="Arial" w:cs="Arial"/>
+                <w:sz w:val="22"/>
+                <w:szCs w:val="22"/>
+              </w:rPr>
+              <w:t>Luiz Ricardo (Operations and Business Analyst)</w:t>
+            </w:r>
+          </w:p>
+        </w:tc>
+        <w:tc>
+          <w:tcPr>
+            <w:tcW w:w="0" w:type="auto"/>
+            <w:hideMark/>
+          </w:tcPr>
+          <w:p>
+            <w:pPr>
+              <w:rPr>
+                <w:rFonts w:ascii="Arial" w:hAnsi="Arial" w:cs="Arial"/>
+                <w:sz w:val="22"/>
+                <w:szCs w:val="22"/>
+              </w:rPr>
+            </w:pPr>
+            <w:r>
+              <w:rPr>
+                <w:rFonts w:ascii="Arial" w:hAnsi="Arial" w:cs="Arial"/>
+                <w:sz w:val="22"/>
+                <w:szCs w:val="22"/>
+              </w:rPr>
+              <w:t>Both</w:t>
+            </w:r>
+          </w:p>
+        </w:tc>
+      </w:tr>
+      <w:tr>
+        <w:tc>
+          <w:tcPr>
+            <w:tcW w:w="0" w:type="auto"/>
+            <w:hideMark/>
+          </w:tcPr>
+          <w:p>
+            <w:pPr>
+              <w:rPr>
+                <w:rFonts w:ascii="Arial" w:hAnsi="Arial" w:cs="Arial"/>
+                <w:sz w:val="22"/>
+                <w:szCs w:val="22"/>
+              </w:rPr>
+            </w:pPr>
+            <w:r>
+              <w:rPr>
+                <w:rFonts w:ascii="Arial" w:hAnsi="Arial" w:cs="Arial"/>
+                <w:sz w:val="22"/>
+                <w:szCs w:val="22"/>
+              </w:rPr>
+              <w:t>Manufacturing Team (Hong Kong)</w:t>
+            </w:r>
+          </w:p>
+        </w:tc>
+        <w:tc>
+          <w:tcPr>
+            <w:tcW w:w="0" w:type="auto"/>
+            <w:hideMark/>
+          </w:tcPr>
+          <w:p>
+            <w:pPr>
+              <w:rPr>
+                <w:rFonts w:ascii="Arial" w:hAnsi="Arial" w:cs="Arial"/>
+                <w:sz w:val="22"/>
+                <w:szCs w:val="22"/>
+              </w:rPr>
+            </w:pPr>
+            <w:r>
+              <w:rPr>
+                <w:rFonts w:ascii="Arial" w:hAnsi="Arial" w:cs="Arial"/>
+                <w:sz w:val="22"/>
+                <w:szCs w:val="22"/>
+              </w:rPr>
+              <w:t>Initiative 2 only</w:t>
+            </w:r>
+          </w:p>
+        </w:tc>
+      </w:tr>
+    </w:tbl>
+    <w:p>
+      <w:pPr>
+        <w:spacing w:before="100" w:beforeAutospacing="1" w:after="100" w:afterAutospacing="1"/>
+        <w:rPr>
+          <w:rFonts w:ascii="Arial" w:hAnsi="Arial" w:cs="Arial"/>
+          <w:sz w:val="22"/>
+          <w:szCs w:val="22"/>
+        </w:rPr>
+      </w:pPr>
+      <w:r>
+        <w:rPr>
+          <w:rFonts w:ascii="Arial" w:hAnsi="Arial" w:cs="Arial"/>
+          <w:b/>
+          <w:bCs/>
+          <w:sz w:val="22"/>
+          <w:szCs w:val="22"/>
+        </w:rPr>
+        <w:t>Internal – Technical:</w:t>
+      </w:r>
+    </w:p>
+    <w:tbl>
+      <w:tblPr>
+        <w:tblStyle w:val="TableGrid"/>
+        <w:tblW w:w="0" w:type="auto"/>
+        <w:tblLook w:val="04A0" w:firstRow="1" w:lastRow="0" w:firstColumn="1" w:lastColumn="0" w:noHBand="0" w:noVBand="1"/>
+      </w:tblPr>
+      <w:tblGrid>
+        <w:gridCol w:w="5107"/>
+        <w:gridCol w:w="1672"/>
+      </w:tblGrid>
+      <w:tr>
+        <w:tc>
+          <w:tcPr>
+            <w:tcW w:w="0" w:type="auto"/>
+            <w:hideMark/>
+          </w:tcPr>
+          <w:p>
+            <w:pPr>
+              <w:jc w:val="center"/>
+              <w:rPr>
+                <w:rFonts w:ascii="Arial" w:hAnsi="Arial" w:cs="Arial"/>
+                <w:b/>
+                <w:bCs/>
+                <w:sz w:val="22"/>
+                <w:szCs w:val="22"/>
+              </w:rPr>
+            </w:pPr>
+            <w:r>
+              <w:rPr>
+                <w:rFonts w:ascii="Arial" w:hAnsi="Arial" w:cs="Arial"/>
+                <w:b/>
+                <w:bCs/>
+                <w:sz w:val="22"/>
+                <w:szCs w:val="22"/>
+              </w:rPr>
+              <w:t>Stakeholder</w:t>
+            </w:r>
+          </w:p>
+        </w:tc>
+        <w:tc>
+          <w:tcPr>
+            <w:tcW w:w="0" w:type="auto"/>
+            <w:hideMark/>
+          </w:tcPr>
+          <w:p>
+            <w:pPr>
+              <w:jc w:val="center"/>
+              <w:rPr>
+                <w:rFonts w:ascii="Arial" w:hAnsi="Arial" w:cs="Arial"/>
+                <w:b/>
+                <w:bCs/>
+                <w:sz w:val="22"/>
+                <w:szCs w:val="22"/>
+              </w:rPr>
+            </w:pPr>
+            <w:r>
+              <w:rPr>
+                <w:rFonts w:ascii="Arial" w:hAnsi="Arial" w:cs="Arial"/>
+                <w:b/>
+                <w:bCs/>
+                <w:sz w:val="22"/>
+                <w:szCs w:val="22"/>
+              </w:rPr>
+              <w:t>Initiative</w:t>
+            </w:r>
+          </w:p>
+        </w:tc>
+      </w:tr>
+      <w:tr>
+        <w:tc>
+          <w:tcPr>
+            <w:tcW w:w="0" w:type="auto"/>
+            <w:hideMark/>
+          </w:tcPr>
+          <w:p>
+            <w:pPr>
+              <w:rPr>
+                <w:rFonts w:ascii="Arial" w:hAnsi="Arial" w:cs="Arial"/>
+                <w:sz w:val="22"/>
+                <w:szCs w:val="22"/>
+              </w:rPr>
+            </w:pPr>
+            <w:r>
+              <w:rPr>
+                <w:rFonts w:ascii="Arial" w:hAnsi="Arial" w:cs="Arial"/>
+                <w:sz w:val="22"/>
+                <w:szCs w:val="22"/>
+              </w:rPr>
+              <w:t>Manuel Perez (IT Professional / Business Analyst)</w:t>
+            </w:r>
+          </w:p>
+        </w:tc>
+        <w:tc>
+          <w:tcPr>
+            <w:tcW w:w="0" w:type="auto"/>
+            <w:hideMark/>
+          </w:tcPr>
+          <w:p>
+            <w:pPr>
+              <w:rPr>
+                <w:rFonts w:ascii="Arial" w:hAnsi="Arial" w:cs="Arial"/>
+                <w:sz w:val="22"/>
+                <w:szCs w:val="22"/>
+              </w:rPr>
+            </w:pPr>
+            <w:r>
+              <w:rPr>
+                <w:rFonts w:ascii="Arial" w:hAnsi="Arial" w:cs="Arial"/>
+                <w:sz w:val="22"/>
+                <w:szCs w:val="22"/>
+              </w:rPr>
+              <w:t>Both</w:t>
+            </w:r>
+          </w:p>
+        </w:tc>
+      </w:tr>
+      <w:tr>
+        <w:tc>
+          <w:tcPr>
+            <w:tcW w:w="0" w:type="auto"/>
+            <w:hideMark/>
+          </w:tcPr>
+          <w:p>
+            <w:pPr>
+              <w:rPr>
+                <w:rFonts w:ascii="Arial" w:hAnsi="Arial" w:cs="Arial"/>
+                <w:sz w:val="22"/>
+                <w:szCs w:val="22"/>
+              </w:rPr>
+            </w:pPr>
+            <w:r>
+              <w:rPr>
+                <w:rFonts w:ascii="Arial" w:hAnsi="Arial" w:cs="Arial"/>
+                <w:sz w:val="22"/>
+                <w:szCs w:val="22"/>
+              </w:rPr>
+              <w:t>Bulgaria Development Team</w:t>
+            </w:r>
+          </w:p>
+        </w:tc>
+        <w:tc>
+          <w:tcPr>
+            <w:tcW w:w="0" w:type="auto"/>
+            <w:hideMark/>
+          </w:tcPr>
+          <w:p>
+            <w:pPr>
+              <w:rPr>
+                <w:rFonts w:ascii="Arial" w:hAnsi="Arial" w:cs="Arial"/>
+                <w:sz w:val="22"/>
+                <w:szCs w:val="22"/>
+              </w:rPr>
+            </w:pPr>
+            <w:r>
+              <w:rPr>
+                <w:rFonts w:ascii="Arial" w:hAnsi="Arial" w:cs="Arial"/>
+                <w:sz w:val="22"/>
+                <w:szCs w:val="22"/>
+              </w:rPr>
+              <w:t>Initiative 1 only</w:t>
+            </w:r>
+          </w:p>
+        </w:tc>
+      </w:tr>
+    </w:tbl>
+    <w:p>
+      <w:pPr>
+        <w:spacing w:before="100" w:beforeAutospacing="1" w:after="100" w:afterAutospacing="1"/>
+        <w:rPr>
+          <w:rFonts w:ascii="Arial" w:hAnsi="Arial" w:cs="Arial"/>
+          <w:sz w:val="22"/>
+          <w:szCs w:val="22"/>
+        </w:rPr>
+      </w:pPr>
+      <w:r>
+        <w:rPr>
+          <w:rFonts w:ascii="Arial" w:hAnsi="Arial" w:cs="Arial"/>
+          <w:b/>
+          <w:bCs/>
+          <w:sz w:val="22"/>
+          <w:szCs w:val="22"/>
+        </w:rPr>
+        <w:t>External:</w:t>
+      </w:r>
+    </w:p>
+    <w:tbl>
+      <w:tblPr>
+        <w:tblStyle w:val="TableGrid"/>
+        <w:tblW w:w="0" w:type="auto"/>
+        <w:tblLook w:val="04A0" w:firstRow="1" w:lastRow="0" w:firstColumn="1" w:lastColumn="0" w:noHBand="0" w:noVBand="1"/>
+      </w:tblPr>
+      <w:tblGrid>
+        <w:gridCol w:w="7786"/>
+        <w:gridCol w:w="1672"/>
+      </w:tblGrid>
+      <w:tr>
+        <w:tc>
+          <w:tcPr>
+            <w:tcW w:w="0" w:type="auto"/>
+            <w:hideMark/>
+          </w:tcPr>
+          <w:p>
+            <w:pPr>
+              <w:jc w:val="center"/>
+              <w:rPr>
+                <w:rFonts w:ascii="Arial" w:hAnsi="Arial" w:cs="Arial"/>
+                <w:b/>
+                <w:bCs/>
+                <w:sz w:val="22"/>
+                <w:szCs w:val="22"/>
+              </w:rPr>
+            </w:pPr>
+            <w:r>
+              <w:rPr>
+                <w:rFonts w:ascii="Arial" w:hAnsi="Arial" w:cs="Arial"/>
+                <w:b/>
+                <w:bCs/>
+                <w:sz w:val="22"/>
+                <w:szCs w:val="22"/>
+              </w:rPr>
+              <w:t>Stakeholder</w:t>
+            </w:r>
+          </w:p>
+        </w:tc>
+        <w:tc>
+          <w:tcPr>
+            <w:tcW w:w="0" w:type="auto"/>
+            <w:hideMark/>
+          </w:tcPr>
+          <w:p>
+            <w:pPr>
+              <w:jc w:val="center"/>
+              <w:rPr>
+                <w:rFonts w:ascii="Arial" w:hAnsi="Arial" w:cs="Arial"/>
+                <w:b/>
+                <w:bCs/>
+                <w:sz w:val="22"/>
+                <w:szCs w:val="22"/>
+              </w:rPr>
+            </w:pPr>
+            <w:r>
+              <w:rPr>
+                <w:rFonts w:ascii="Arial" w:hAnsi="Arial" w:cs="Arial"/>
+                <w:b/>
+                <w:bCs/>
+                <w:sz w:val="22"/>
+                <w:szCs w:val="22"/>
+              </w:rPr>
+              <w:t>Initiative</w:t>
+            </w:r>
+          </w:p>
+        </w:tc>
+      </w:tr>
+      <w:tr>
+        <w:tc>
+          <w:tcPr>
+            <w:tcW w:w="0" w:type="auto"/>
+            <w:hideMark/>
+          </w:tcPr>
+          <w:p>
+            <w:pPr>
+              <w:rPr>
+                <w:rFonts w:ascii="Arial" w:hAnsi="Arial" w:cs="Arial"/>
+                <w:sz w:val="22"/>
+                <w:szCs w:val="22"/>
+              </w:rPr>
+            </w:pPr>
+            <w:r>
+              <w:rPr>
+                <w:rFonts w:ascii="Arial" w:hAnsi="Arial" w:cs="Arial"/>
+                <w:sz w:val="22"/>
+                <w:szCs w:val="22"/>
+              </w:rPr>
+              <w:t>Educational Institutions and Schools (existing B2B customers)</w:t>
+            </w:r>
+          </w:p>
+        </w:tc>
+        <w:tc>
+          <w:tcPr>
+            <w:tcW w:w="0" w:type="auto"/>
+            <w:hideMark/>
+          </w:tcPr>
+          <w:p>
+            <w:pPr>
+              <w:rPr>
+                <w:rFonts w:ascii="Arial" w:hAnsi="Arial" w:cs="Arial"/>
+                <w:sz w:val="22"/>
+                <w:szCs w:val="22"/>
+              </w:rPr>
+            </w:pPr>
+            <w:r>
+              <w:rPr>
+                <w:rFonts w:ascii="Arial" w:hAnsi="Arial" w:cs="Arial"/>
+                <w:sz w:val="22"/>
+                <w:szCs w:val="22"/>
+              </w:rPr>
+              <w:t>Both</w:t>
+            </w:r>
+          </w:p>
+        </w:tc>
+      </w:tr>
+      <w:tr>
+        <w:tc>
+          <w:tcPr>
+            <w:tcW w:w="0" w:type="auto"/>
+            <w:hideMark/>
+          </w:tcPr>
+          <w:p>
+            <w:pPr>
+              <w:rPr>
+                <w:rFonts w:ascii="Arial" w:hAnsi="Arial" w:cs="Arial"/>
+                <w:sz w:val="22"/>
+                <w:szCs w:val="22"/>
+              </w:rPr>
+            </w:pPr>
+            <w:r>
+              <w:rPr>
+                <w:rFonts w:ascii="Arial" w:hAnsi="Arial" w:cs="Arial"/>
+                <w:sz w:val="22"/>
+                <w:szCs w:val="22"/>
+              </w:rPr>
+              <w:t>B2C End Users (individual students and parents)</w:t>
+            </w:r>
+          </w:p>
+        </w:tc>
+        <w:tc>
+          <w:tcPr>
+            <w:tcW w:w="0" w:type="auto"/>
+            <w:hideMark/>
+          </w:tcPr>
+          <w:p>
+            <w:pPr>
+              <w:rPr>
+                <w:rFonts w:ascii="Arial" w:hAnsi="Arial" w:cs="Arial"/>
+                <w:sz w:val="22"/>
+                <w:szCs w:val="22"/>
+              </w:rPr>
+            </w:pPr>
+            <w:r>
+              <w:rPr>
+                <w:rFonts w:ascii="Arial" w:hAnsi="Arial" w:cs="Arial"/>
+                <w:sz w:val="22"/>
+                <w:szCs w:val="22"/>
+              </w:rPr>
+              <w:t>Initiative 1 only</w:t>
+            </w:r>
+          </w:p>
+        </w:tc>
+      </w:tr>
+      <w:tr>
+        <w:tc>
+          <w:tcPr>
+            <w:tcW w:w="0" w:type="auto"/>
+            <w:hideMark/>
+          </w:tcPr>
+          <w:p>
+            <w:pPr>
+              <w:rPr>
+                <w:rFonts w:ascii="Arial" w:hAnsi="Arial" w:cs="Arial"/>
+                <w:sz w:val="22"/>
+                <w:szCs w:val="22"/>
+              </w:rPr>
+            </w:pPr>
+            <w:r>
+              <w:rPr>
+                <w:rFonts w:ascii="Arial" w:hAnsi="Arial" w:cs="Arial"/>
+                <w:sz w:val="22"/>
+                <w:szCs w:val="22"/>
+              </w:rPr>
+              <w:t>Cloud Infrastructure Provider (e.g., AWS, Microsoft Azure, or Google Cloud)</w:t>
+            </w:r>
+          </w:p>
+        </w:tc>
+        <w:tc>
+          <w:tcPr>
+            <w:tcW w:w="0" w:type="auto"/>
+            <w:hideMark/>
+          </w:tcPr>
+          <w:p>
+            <w:pPr>
+              <w:rPr>
+                <w:rFonts w:ascii="Arial" w:hAnsi="Arial" w:cs="Arial"/>
+                <w:sz w:val="22"/>
+                <w:szCs w:val="22"/>
+              </w:rPr>
+            </w:pPr>
+            <w:r>
+              <w:rPr>
+                <w:rFonts w:ascii="Arial" w:hAnsi="Arial" w:cs="Arial"/>
+                <w:sz w:val="22"/>
+                <w:szCs w:val="22"/>
+              </w:rPr>
+              <w:t>Initiative 1 only</w:t>
+            </w:r>
+          </w:p>
+        </w:tc>
+      </w:tr>
+      <w:tr>
+        <w:tc>
+          <w:tcPr>
+            <w:tcW w:w="0" w:type="auto"/>
+            <w:hideMark/>
+          </w:tcPr>
+          <w:p>
+            <w:pPr>
+              <w:rPr>
+                <w:rFonts w:ascii="Arial" w:hAnsi="Arial" w:cs="Arial"/>
+                <w:sz w:val="22"/>
+                <w:szCs w:val="22"/>
+              </w:rPr>
+            </w:pPr>
+            <w:r>
+              <w:rPr>
+                <w:rFonts w:ascii="Arial" w:hAnsi="Arial" w:cs="Arial"/>
+                <w:sz w:val="22"/>
+                <w:szCs w:val="22"/>
+              </w:rPr>
+              <w:t>Office of the Australian Information Commissioner (OAIC) – regulatory body</w:t>
+            </w:r>
+          </w:p>
+        </w:tc>
+        <w:tc>
+          <w:tcPr>
+            <w:tcW w:w="0" w:type="auto"/>
+            <w:hideMark/>
+          </w:tcPr>
+          <w:p>
+            <w:pPr>
+              <w:rPr>
+                <w:rFonts w:ascii="Arial" w:hAnsi="Arial" w:cs="Arial"/>
+                <w:sz w:val="22"/>
+                <w:szCs w:val="22"/>
+              </w:rPr>
+            </w:pPr>
+            <w:r>
+              <w:rPr>
+                <w:rFonts w:ascii="Arial" w:hAnsi="Arial" w:cs="Arial"/>
+                <w:sz w:val="22"/>
+                <w:szCs w:val="22"/>
+              </w:rPr>
+              <w:t>Initiative 1 only</w:t>
+            </w:r>
+          </w:p>
+        </w:tc>
+      </w:tr>
+      <w:tr>
+        <w:tc>
+          <w:tcPr>
+            <w:tcW w:w="0" w:type="auto"/>
+            <w:hideMark/>
+          </w:tcPr>
+          <w:p>
+            <w:pPr>
+              <w:rPr>
+                <w:rFonts w:ascii="Arial" w:hAnsi="Arial" w:cs="Arial"/>
+                <w:sz w:val="22"/>
+                <w:szCs w:val="22"/>
+              </w:rPr>
+            </w:pPr>
+            <w:r>
+              <w:rPr>
+                <w:rFonts w:ascii="Arial" w:hAnsi="Arial" w:cs="Arial"/>
+                <w:sz w:val="22"/>
+                <w:szCs w:val="22"/>
+              </w:rPr>
+              <w:t>Hardware Manufacturing Partners (to be selected via Supplier Policy process)</w:t>
+            </w:r>
+          </w:p>
+        </w:tc>
+        <w:tc>
+          <w:tcPr>
+            <w:tcW w:w="0" w:type="auto"/>
+            <w:hideMark/>
+          </w:tcPr>
+          <w:p>
+            <w:pPr>
+              <w:rPr>
+                <w:rFonts w:ascii="Arial" w:hAnsi="Arial" w:cs="Arial"/>
+                <w:sz w:val="22"/>
+                <w:szCs w:val="22"/>
+              </w:rPr>
+            </w:pPr>
+            <w:r>
+              <w:rPr>
+                <w:rFonts w:ascii="Arial" w:hAnsi="Arial" w:cs="Arial"/>
+                <w:sz w:val="22"/>
+                <w:szCs w:val="22"/>
+              </w:rPr>
+              <w:t>Initiative 2 only</w:t>
+            </w:r>
+          </w:p>
+        </w:tc>
+      </w:tr>
+      <w:tr>
+        <w:tc>
+          <w:tcPr>
+            <w:tcW w:w="0" w:type="auto"/>
+            <w:hideMark/>
+          </w:tcPr>
+          <w:p>
+            <w:pPr>
+              <w:rPr>
+                <w:rFonts w:ascii="Arial" w:hAnsi="Arial" w:cs="Arial"/>
+                <w:sz w:val="22"/>
+                <w:szCs w:val="22"/>
+              </w:rPr>
+            </w:pPr>
+            <w:r>
+              <w:rPr>
+                <w:rFonts w:ascii="Arial" w:hAnsi="Arial" w:cs="Arial"/>
+                <w:sz w:val="22"/>
+                <w:szCs w:val="22"/>
+              </w:rPr>
+              <w:t>Distribution and Logistics Partners</w:t>
+            </w:r>
+          </w:p>
+        </w:tc>
+        <w:tc>
+          <w:tcPr>
+            <w:tcW w:w="0" w:type="auto"/>
+            <w:hideMark/>
+          </w:tcPr>
+          <w:p>
+            <w:pPr>
+              <w:rPr>
+                <w:rFonts w:ascii="Arial" w:hAnsi="Arial" w:cs="Arial"/>
+                <w:sz w:val="22"/>
+                <w:szCs w:val="22"/>
+              </w:rPr>
+            </w:pPr>
+            <w:r>
+              <w:rPr>
+                <w:rFonts w:ascii="Arial" w:hAnsi="Arial" w:cs="Arial"/>
+                <w:sz w:val="22"/>
+                <w:szCs w:val="22"/>
+              </w:rPr>
+              <w:t>Initiative 2 only</w:t>
+            </w:r>
+          </w:p>
+        </w:tc>
+      </w:tr>
+      <w:tr>
+        <w:tc>
+          <w:tcPr>
+            <w:tcW w:w="0" w:type="auto"/>
+            <w:hideMark/>
+          </w:tcPr>
+          <w:p>
+            <w:pPr>
+              <w:rPr>
+                <w:rFonts w:ascii="Arial" w:hAnsi="Arial" w:cs="Arial"/>
+                <w:sz w:val="22"/>
+                <w:szCs w:val="22"/>
+              </w:rPr>
+            </w:pPr>
+            <w:r>
+              <w:rPr>
+                <w:rFonts w:ascii="Arial" w:hAnsi="Arial" w:cs="Arial"/>
+                <w:sz w:val="22"/>
+                <w:szCs w:val="22"/>
+              </w:rPr>
+              <w:t>Finance Team and Investors</w:t>
+            </w:r>
+          </w:p>
+        </w:tc>
+        <w:tc>
+          <w:tcPr>
+            <w:tcW w:w="0" w:type="auto"/>
+            <w:hideMark/>
+          </w:tcPr>
+          <w:p>
+            <w:pPr>
+              <w:rPr>
+                <w:rFonts w:ascii="Arial" w:hAnsi="Arial" w:cs="Arial"/>
+                <w:sz w:val="22"/>
+                <w:szCs w:val="22"/>
+              </w:rPr>
+            </w:pPr>
+            <w:r>
+              <w:rPr>
+                <w:rFonts w:ascii="Arial" w:hAnsi="Arial" w:cs="Arial"/>
+                <w:sz w:val="22"/>
+                <w:szCs w:val="22"/>
+              </w:rPr>
+              <w:t>Initiative 2 only</w:t>
+            </w:r>
+          </w:p>
+        </w:tc>
+      </w:tr>
+    </w:tbl>
+    <w:p>
+      <w:pPr>
+        <w:rPr>
+          <w:rFonts w:ascii="Arial" w:hAnsi="Arial" w:cs="Arial"/>
+          <w:sz w:val="22"/>
+          <w:szCs w:val="22"/>
+        </w:rPr>
+      </w:pPr>
+    </w:p>
+    <w:p>
+      <w:pPr>
+        <w:rPr>
+          <w:rFonts w:ascii="Arial" w:hAnsi="Arial" w:cs="Arial"/>
+          <w:sz w:val="22"/>
+          <w:szCs w:val="22"/>
+        </w:rPr>
+      </w:pPr>
+    </w:p>
+    <w:p>
+      <w:pPr>
+        <w:rPr>
+          <w:rFonts w:ascii="Arial" w:hAnsi="Arial" w:cs="Arial"/>
+          <w:b/>
+          <w:bCs/>
+          <w:sz w:val="22"/>
+          <w:szCs w:val="22"/>
+        </w:rPr>
+      </w:pPr>
+      <w:r>
+        <w:rPr>
+          <w:rFonts w:ascii="Arial" w:hAnsi="Arial" w:cs="Arial"/>
+          <w:b/>
+          <w:bCs/>
+          <w:sz w:val="22"/>
+          <w:szCs w:val="22"/>
+        </w:rPr>
+        <w:t>Key Stakeholders: Power/Interest Matrix</w:t>
+      </w:r>
+    </w:p>
+    <w:p>
+      <w:pPr>
+        <w:rPr>
+          <w:rFonts w:ascii="Arial" w:hAnsi="Arial" w:cs="Arial"/>
+          <w:sz w:val="22"/>
+          <w:szCs w:val="22"/>
+        </w:rPr>
+      </w:pPr>
+    </w:p>
+    <w:tbl>
+      <w:tblPr>
+        <w:tblStyle w:val="TableGrid"/>
+        <w:tblW w:w="0" w:type="auto"/>
+        <w:tblLook w:val="04A0" w:firstRow="1" w:lastRow="0" w:firstColumn="1" w:lastColumn="0" w:noHBand="0" w:noVBand="1"/>
+      </w:tblPr>
+      <w:tblGrid>
+        <w:gridCol w:w="2017"/>
+        <w:gridCol w:w="1216"/>
+        <w:gridCol w:w="1216"/>
+        <w:gridCol w:w="1305"/>
+        <w:gridCol w:w="1232"/>
+        <w:gridCol w:w="3470"/>
+      </w:tblGrid>
+      <w:tr>
+        <w:tc>
+          <w:tcPr>
+            <w:tcW w:w="0" w:type="auto"/>
+            <w:hideMark/>
+          </w:tcPr>
+          <w:p>
+            <w:pPr>
+              <w:jc w:val="center"/>
+              <w:rPr>
+                <w:b/>
+                <w:bCs/>
+              </w:rPr>
+            </w:pPr>
+            <w:r>
+              <w:rPr>
+                <w:b/>
+                <w:bCs/>
+              </w:rPr>
+              <w:t>Stakeholder</w:t>
+            </w:r>
+          </w:p>
+        </w:tc>
+        <w:tc>
+          <w:tcPr>
+            <w:tcW w:w="0" w:type="auto"/>
+            <w:hideMark/>
+          </w:tcPr>
+          <w:p>
+            <w:pPr>
+              <w:jc w:val="center"/>
+              <w:rPr>
+                <w:b/>
+                <w:bCs/>
+              </w:rPr>
+            </w:pPr>
+            <w:r>
+              <w:rPr>
+                <w:b/>
+                <w:bCs/>
+              </w:rPr>
+              <w:t>Power</w:t>
+            </w:r>
+          </w:p>
+        </w:tc>
+        <w:tc>
+          <w:tcPr>
+            <w:tcW w:w="0" w:type="auto"/>
+            <w:hideMark/>
+          </w:tcPr>
+          <w:p>
+            <w:pPr>
+              <w:jc w:val="center"/>
+              <w:rPr>
+                <w:b/>
+                <w:bCs/>
+              </w:rPr>
+            </w:pPr>
+            <w:r>
+              <w:rPr>
+                <w:b/>
+                <w:bCs/>
+              </w:rPr>
+              <w:t>Interest</w:t>
+            </w:r>
+          </w:p>
+        </w:tc>
+        <w:tc>
+          <w:tcPr>
+            <w:tcW w:w="0" w:type="auto"/>
+            <w:hideMark/>
+          </w:tcPr>
+          <w:p>
+            <w:pPr>
+              <w:jc w:val="center"/>
+              <w:rPr>
+                <w:b/>
+                <w:bCs/>
+              </w:rPr>
+            </w:pPr>
+            <w:r>
+              <w:rPr>
+                <w:b/>
+                <w:bCs/>
+              </w:rPr>
+              <w:t>Grid Quadrant</w:t>
+            </w:r>
+          </w:p>
+        </w:tc>
+        <w:tc>
+          <w:tcPr>
+            <w:tcW w:w="0" w:type="auto"/>
+            <w:hideMark/>
+          </w:tcPr>
+          <w:p>
+            <w:pPr>
+              <w:jc w:val="center"/>
+              <w:rPr>
+                <w:b/>
+                <w:bCs/>
+              </w:rPr>
+            </w:pPr>
+            <w:r>
+              <w:rPr>
+                <w:b/>
+                <w:bCs/>
+              </w:rPr>
+              <w:t>Initiative</w:t>
+            </w:r>
+          </w:p>
+        </w:tc>
+        <w:tc>
+          <w:tcPr>
+            <w:tcW w:w="0" w:type="auto"/>
+            <w:hideMark/>
+          </w:tcPr>
+          <w:p>
+            <w:pPr>
+              <w:jc w:val="center"/>
+              <w:rPr>
+                <w:b/>
+                <w:bCs/>
+              </w:rPr>
+            </w:pPr>
+            <w:r>
+              <w:rPr>
+                <w:b/>
+                <w:bCs/>
+              </w:rPr>
+              <w:t>Role</w:t>
+            </w:r>
+          </w:p>
+        </w:tc>
+      </w:tr>
+      <w:tr>
+        <w:tc>
+          <w:tcPr>
+            <w:tcW w:w="0" w:type="auto"/>
+            <w:hideMark/>
+          </w:tcPr>
+          <w:p>
+            <w:r>
+              <w:t>Lucas Lopez (CEO/Founder)</w:t>
+            </w:r>
+          </w:p>
+        </w:tc>
+        <w:tc>
+          <w:tcPr>
+            <w:tcW w:w="0" w:type="auto"/>
+            <w:hideMark/>
+          </w:tcPr>
+          <w:p>
+            <w:r>
+              <w:t>HIGH</w:t>
+            </w:r>
+          </w:p>
+        </w:tc>
+        <w:tc>
+          <w:tcPr>
+            <w:tcW w:w="0" w:type="auto"/>
+            <w:hideMark/>
+          </w:tcPr>
+          <w:p>
+            <w:r>
+              <w:t>HIGH</w:t>
+            </w:r>
+          </w:p>
+        </w:tc>
+        <w:tc>
+          <w:tcPr>
+            <w:tcW w:w="0" w:type="auto"/>
+            <w:hideMark/>
+          </w:tcPr>
+          <w:p>
+            <w:r>
+              <w:t>Manage Closely</w:t>
+            </w:r>
+          </w:p>
+        </w:tc>
+        <w:tc>
+          <w:tcPr>
+            <w:tcW w:w="0" w:type="auto"/>
+            <w:hideMark/>
+          </w:tcPr>
+          <w:p>
+            <w:r>
+              <w:t>Both</w:t>
+            </w:r>
+          </w:p>
+        </w:tc>
+        <w:tc>
+          <w:tcPr>
+            <w:tcW w:w="0" w:type="auto"/>
+            <w:hideMark/>
+          </w:tcPr>
+          <w:p>
+            <w:r>
+              <w:t>Approves strategic direction and all major initiative decisions; provides final authorisation</w:t>
+            </w:r>
+          </w:p>
+        </w:tc>
+      </w:tr>
+      <w:tr>
+        <w:tc>
+          <w:tcPr>
+            <w:tcW w:w="0" w:type="auto"/>
+            <w:hideMark/>
+          </w:tcPr>
+          <w:p>
+            <w:r>
+              <w:t>Anna Armstrong (Finance Manager)</w:t>
+            </w:r>
+          </w:p>
+        </w:tc>
+        <w:tc>
+          <w:tcPr>
+            <w:tcW w:w="0" w:type="auto"/>
+            <w:hideMark/>
+          </w:tcPr>
+          <w:p>
+            <w:r>
+              <w:t>HIGH</w:t>
+            </w:r>
+          </w:p>
+        </w:tc>
+        <w:tc>
+          <w:tcPr>
+            <w:tcW w:w="0" w:type="auto"/>
+            <w:hideMark/>
+          </w:tcPr>
+          <w:p>
+            <w:r>
+              <w:t>HIGH</w:t>
+            </w:r>
+          </w:p>
+        </w:tc>
+        <w:tc>
+          <w:tcPr>
+            <w:tcW w:w="0" w:type="auto"/>
+            <w:hideMark/>
+          </w:tcPr>
+          <w:p>
+            <w:r>
+              <w:t>Manage Closely</w:t>
+            </w:r>
+          </w:p>
+        </w:tc>
+        <w:tc>
+          <w:tcPr>
+            <w:tcW w:w="0" w:type="auto"/>
+            <w:hideMark/>
+          </w:tcPr>
+          <w:p>
+            <w:r>
+              <w:t>Both</w:t>
+            </w:r>
+          </w:p>
+        </w:tc>
+        <w:tc>
+          <w:tcPr>
+            <w:tcW w:w="0" w:type="auto"/>
+            <w:hideMark/>
+          </w:tcPr>
+          <w:p>
+            <w:r>
+              <w:t>Authorises all financial transactions per Finance Authorisation Policy; approves $2M cloud investment (Init. 1) and all supplier commitments (Init. 2)</w:t>
+            </w:r>
+          </w:p>
+        </w:tc>
+      </w:tr>
+      <w:tr>
+        <w:tc>
+          <w:tcPr>
+            <w:tcW w:w="0" w:type="auto"/>
+            <w:hideMark/>
+          </w:tcPr>
+          <w:p>
+            <w:r>
+              <w:t>Divya Sapra (IT Supervisor)</w:t>
+            </w:r>
+          </w:p>
+        </w:tc>
+        <w:tc>
+          <w:tcPr>
+            <w:tcW w:w="0" w:type="auto"/>
+            <w:hideMark/>
+          </w:tcPr>
+          <w:p>
+            <w:r>
+              <w:t>HIGH</w:t>
+            </w:r>
+          </w:p>
+        </w:tc>
+        <w:tc>
+          <w:tcPr>
+            <w:tcW w:w="0" w:type="auto"/>
+            <w:hideMark/>
+          </w:tcPr>
+          <w:p>
+            <w:r>
+              <w:t>HIGH</w:t>
+            </w:r>
+          </w:p>
+        </w:tc>
+        <w:tc>
+          <w:tcPr>
+            <w:tcW w:w="0" w:type="auto"/>
+            <w:hideMark/>
+          </w:tcPr>
+          <w:p>
+            <w:r>
+              <w:t>Manage Closely</w:t>
+            </w:r>
+          </w:p>
+        </w:tc>
+        <w:tc>
+          <w:tcPr>
+            <w:tcW w:w="0" w:type="auto"/>
+            <w:hideMark/>
+          </w:tcPr>
+          <w:p>
+            <w:r>
+              <w:t>Both</w:t>
+            </w:r>
+          </w:p>
+        </w:tc>
+        <w:tc>
+          <w:tcPr>
+            <w:tcW w:w="0" w:type="auto"/>
+            <w:hideMark/>
+          </w:tcPr>
+          <w:p>
+            <w:r>
+              <w:t>Direct supervisory authority over BA activities; reviews and approves BA deliverables; oversees technical requirements and ERP integration</w:t>
+            </w:r>
+          </w:p>
+        </w:tc>
+      </w:tr>
+      <w:tr>
+        <w:tc>
+          <w:tcPr>
+            <w:tcW w:w="0" w:type="auto"/>
+            <w:hideMark/>
+          </w:tcPr>
+          <w:p>
+            <w:r>
+              <w:lastRenderedPageBreak/>
+              <w:t>Noah Jones (Operations Manager)</w:t>
+            </w:r>
+          </w:p>
+        </w:tc>
+        <w:tc>
+          <w:tcPr>
+            <w:tcW w:w="0" w:type="auto"/>
+            <w:hideMark/>
+          </w:tcPr>
+          <w:p>
+            <w:r>
+              <w:t>HIGH</w:t>
+            </w:r>
+          </w:p>
+        </w:tc>
+        <w:tc>
+          <w:tcPr>
+            <w:tcW w:w="0" w:type="auto"/>
+            <w:hideMark/>
+          </w:tcPr>
+          <w:p>
+            <w:r>
+              <w:t>HIGH</w:t>
+            </w:r>
+          </w:p>
+        </w:tc>
+        <w:tc>
+          <w:tcPr>
+            <w:tcW w:w="0" w:type="auto"/>
+            <w:hideMark/>
+          </w:tcPr>
+          <w:p>
+            <w:r>
+              <w:t>Manage Closely</w:t>
+            </w:r>
+          </w:p>
+        </w:tc>
+        <w:tc>
+          <w:tcPr>
+            <w:tcW w:w="0" w:type="auto"/>
+            <w:hideMark/>
+          </w:tcPr>
+          <w:p>
+            <w:r>
+              <w:t>Both</w:t>
+            </w:r>
+          </w:p>
+        </w:tc>
+        <w:tc>
+          <w:tcPr>
+            <w:tcW w:w="0" w:type="auto"/>
+            <w:hideMark/>
+          </w:tcPr>
+          <w:p>
+            <w:r>
+              <w:t>Owns supply chain and workforce transition (Init. 1); leads operational transition to outsourced model (Init. 2)</w:t>
+            </w:r>
+          </w:p>
+        </w:tc>
+      </w:tr>
+      <w:tr>
+        <w:tc>
+          <w:tcPr>
+            <w:tcW w:w="0" w:type="auto"/>
+            <w:hideMark/>
+          </w:tcPr>
+          <w:p>
+            <w:r>
+              <w:t xml:space="preserve">Victorine </w:t>
+            </w:r>
+            <w:proofErr w:type="spellStart"/>
+            <w:r>
+              <w:t>Satore</w:t>
+            </w:r>
+            <w:proofErr w:type="spellEnd"/>
+            <w:r>
+              <w:t xml:space="preserve"> (Sales Manager)</w:t>
+            </w:r>
+          </w:p>
+        </w:tc>
+        <w:tc>
+          <w:tcPr>
+            <w:tcW w:w="0" w:type="auto"/>
+            <w:hideMark/>
+          </w:tcPr>
+          <w:p>
+            <w:r>
+              <w:t>MEDIUM</w:t>
+            </w:r>
+          </w:p>
+        </w:tc>
+        <w:tc>
+          <w:tcPr>
+            <w:tcW w:w="0" w:type="auto"/>
+            <w:hideMark/>
+          </w:tcPr>
+          <w:p>
+            <w:r>
+              <w:t>HIGH</w:t>
+            </w:r>
+          </w:p>
+        </w:tc>
+        <w:tc>
+          <w:tcPr>
+            <w:tcW w:w="0" w:type="auto"/>
+            <w:hideMark/>
+          </w:tcPr>
+          <w:p>
+            <w:r>
+              <w:t>Keep Informed</w:t>
+            </w:r>
+          </w:p>
+        </w:tc>
+        <w:tc>
+          <w:tcPr>
+            <w:tcW w:w="0" w:type="auto"/>
+            <w:hideMark/>
+          </w:tcPr>
+          <w:p>
+            <w:r>
+              <w:t>Both</w:t>
+            </w:r>
+          </w:p>
+        </w:tc>
+        <w:tc>
+          <w:tcPr>
+            <w:tcW w:w="0" w:type="auto"/>
+            <w:hideMark/>
+          </w:tcPr>
+          <w:p>
+            <w:r>
+              <w:t>Sales model transformation and training needs (Init. 1); customer commitments and order fulfilment (Init. 2)</w:t>
+            </w:r>
+          </w:p>
+        </w:tc>
+      </w:tr>
+      <w:tr>
+        <w:tc>
+          <w:tcPr>
+            <w:tcW w:w="0" w:type="auto"/>
+            <w:hideMark/>
+          </w:tcPr>
+          <w:p>
+            <w:r>
+              <w:t>Luiz Ricardo (Operations &amp; BA)</w:t>
+            </w:r>
+          </w:p>
+        </w:tc>
+        <w:tc>
+          <w:tcPr>
+            <w:tcW w:w="0" w:type="auto"/>
+            <w:hideMark/>
+          </w:tcPr>
+          <w:p>
+            <w:r>
+              <w:t>LOW</w:t>
+            </w:r>
+          </w:p>
+        </w:tc>
+        <w:tc>
+          <w:tcPr>
+            <w:tcW w:w="0" w:type="auto"/>
+            <w:hideMark/>
+          </w:tcPr>
+          <w:p>
+            <w:r>
+              <w:t>HIGH</w:t>
+            </w:r>
+          </w:p>
+        </w:tc>
+        <w:tc>
+          <w:tcPr>
+            <w:tcW w:w="0" w:type="auto"/>
+            <w:hideMark/>
+          </w:tcPr>
+          <w:p>
+            <w:r>
+              <w:t>Keep Informed</w:t>
+            </w:r>
+          </w:p>
+        </w:tc>
+        <w:tc>
+          <w:tcPr>
+            <w:tcW w:w="0" w:type="auto"/>
+            <w:hideMark/>
+          </w:tcPr>
+          <w:p>
+            <w:r>
+              <w:t>Both</w:t>
+            </w:r>
+          </w:p>
+        </w:tc>
+        <w:tc>
+          <w:tcPr>
+            <w:tcW w:w="0" w:type="auto"/>
+            <w:hideMark/>
+          </w:tcPr>
+          <w:p>
+            <w:r>
+              <w:t>Provides operational and financial data; supports transition planning for both initiatives</w:t>
+            </w:r>
+          </w:p>
+        </w:tc>
+      </w:tr>
+      <w:tr>
+        <w:tc>
+          <w:tcPr>
+            <w:tcW w:w="0" w:type="auto"/>
+            <w:hideMark/>
+          </w:tcPr>
+          <w:p>
+            <w:r>
+              <w:t>Bulgaria Development Team</w:t>
+            </w:r>
+          </w:p>
+        </w:tc>
+        <w:tc>
+          <w:tcPr>
+            <w:tcW w:w="0" w:type="auto"/>
+            <w:hideMark/>
+          </w:tcPr>
+          <w:p>
+            <w:r>
+              <w:t>MEDIUM</w:t>
+            </w:r>
+          </w:p>
+        </w:tc>
+        <w:tc>
+          <w:tcPr>
+            <w:tcW w:w="0" w:type="auto"/>
+            <w:hideMark/>
+          </w:tcPr>
+          <w:p>
+            <w:r>
+              <w:t>HIGH</w:t>
+            </w:r>
+          </w:p>
+        </w:tc>
+        <w:tc>
+          <w:tcPr>
+            <w:tcW w:w="0" w:type="auto"/>
+            <w:hideMark/>
+          </w:tcPr>
+          <w:p>
+            <w:r>
+              <w:t>Keep Informed</w:t>
+            </w:r>
+          </w:p>
+        </w:tc>
+        <w:tc>
+          <w:tcPr>
+            <w:tcW w:w="0" w:type="auto"/>
+            <w:hideMark/>
+          </w:tcPr>
+          <w:p>
+            <w:r>
+              <w:t>Initiative 1 only</w:t>
+            </w:r>
+          </w:p>
+        </w:tc>
+        <w:tc>
+          <w:tcPr>
+            <w:tcW w:w="0" w:type="auto"/>
+            <w:hideMark/>
+          </w:tcPr>
+          <w:p>
+            <w:r>
+              <w:t>Responsible for cloud SaaS platform development</w:t>
+            </w:r>
+          </w:p>
+        </w:tc>
+      </w:tr>
+      <w:tr>
+        <w:tc>
+          <w:tcPr>
+            <w:tcW w:w="0" w:type="auto"/>
+            <w:hideMark/>
+          </w:tcPr>
+          <w:p>
+            <w:r>
+              <w:t>Manufacturing Team (Hong Kong)</w:t>
+            </w:r>
+          </w:p>
+        </w:tc>
+        <w:tc>
+          <w:tcPr>
+            <w:tcW w:w="0" w:type="auto"/>
+            <w:hideMark/>
+          </w:tcPr>
+          <w:p>
+            <w:r>
+              <w:t>MEDIUM</w:t>
+            </w:r>
+          </w:p>
+        </w:tc>
+        <w:tc>
+          <w:tcPr>
+            <w:tcW w:w="0" w:type="auto"/>
+            <w:hideMark/>
+          </w:tcPr>
+          <w:p>
+            <w:r>
+              <w:t>HIGH</w:t>
+            </w:r>
+          </w:p>
+        </w:tc>
+        <w:tc>
+          <w:tcPr>
+            <w:tcW w:w="0" w:type="auto"/>
+            <w:hideMark/>
+          </w:tcPr>
+          <w:p>
+            <w:r>
+              <w:t>Keep Informed</w:t>
+            </w:r>
+          </w:p>
+        </w:tc>
+        <w:tc>
+          <w:tcPr>
+            <w:tcW w:w="0" w:type="auto"/>
+            <w:hideMark/>
+          </w:tcPr>
+          <w:p>
+            <w:r>
+              <w:t>Initiative 2 only</w:t>
+            </w:r>
+          </w:p>
+        </w:tc>
+        <w:tc>
+          <w:tcPr>
+            <w:tcW w:w="0" w:type="auto"/>
+            <w:hideMark/>
+          </w:tcPr>
+          <w:p>
+            <w:r>
+              <w:t>Directly impacted by transition to outsourced hardware partners</w:t>
+            </w:r>
+          </w:p>
+        </w:tc>
+      </w:tr>
+      <w:tr>
+        <w:tc>
+          <w:tcPr>
+            <w:tcW w:w="0" w:type="auto"/>
+            <w:hideMark/>
+          </w:tcPr>
+          <w:p>
+            <w:r>
+              <w:t>Cloud Infrastructure Provider</w:t>
+            </w:r>
+          </w:p>
+        </w:tc>
+        <w:tc>
+          <w:tcPr>
+            <w:tcW w:w="0" w:type="auto"/>
+            <w:hideMark/>
+          </w:tcPr>
+          <w:p>
+            <w:r>
+              <w:t>MEDIUM</w:t>
+            </w:r>
+          </w:p>
+        </w:tc>
+        <w:tc>
+          <w:tcPr>
+            <w:tcW w:w="0" w:type="auto"/>
+            <w:hideMark/>
+          </w:tcPr>
+          <w:p>
+            <w:r>
+              <w:t>HIGH</w:t>
+            </w:r>
+          </w:p>
+        </w:tc>
+        <w:tc>
+          <w:tcPr>
+            <w:tcW w:w="0" w:type="auto"/>
+            <w:hideMark/>
+          </w:tcPr>
+          <w:p>
+            <w:r>
+              <w:t>Keep Informed</w:t>
+            </w:r>
+          </w:p>
+        </w:tc>
+        <w:tc>
+          <w:tcPr>
+            <w:tcW w:w="0" w:type="auto"/>
+            <w:hideMark/>
+          </w:tcPr>
+          <w:p>
+            <w:r>
+              <w:t>Initiative 1 only</w:t>
+            </w:r>
+          </w:p>
+        </w:tc>
+        <w:tc>
+          <w:tcPr>
+            <w:tcW w:w="0" w:type="auto"/>
+            <w:hideMark/>
+          </w:tcPr>
+          <w:p>
+            <w:r>
+              <w:t>Technology partner for cloud platform deployment</w:t>
+            </w:r>
+          </w:p>
+        </w:tc>
+      </w:tr>
+      <w:tr>
+        <w:tc>
+          <w:tcPr>
+            <w:tcW w:w="0" w:type="auto"/>
+            <w:hideMark/>
+          </w:tcPr>
+          <w:p>
+            <w:r>
+              <w:t>Hardware Manufacturing Partners</w:t>
+            </w:r>
+          </w:p>
+        </w:tc>
+        <w:tc>
+          <w:tcPr>
+            <w:tcW w:w="0" w:type="auto"/>
+            <w:hideMark/>
+          </w:tcPr>
+          <w:p>
+            <w:r>
+              <w:t>MEDIUM</w:t>
+            </w:r>
+          </w:p>
+        </w:tc>
+        <w:tc>
+          <w:tcPr>
+            <w:tcW w:w="0" w:type="auto"/>
+            <w:hideMark/>
+          </w:tcPr>
+          <w:p>
+            <w:r>
+              <w:t>HIGH</w:t>
+            </w:r>
+          </w:p>
+        </w:tc>
+        <w:tc>
+          <w:tcPr>
+            <w:tcW w:w="0" w:type="auto"/>
+            <w:hideMark/>
+          </w:tcPr>
+          <w:p>
+            <w:r>
+              <w:t>Keep Informed</w:t>
+            </w:r>
+          </w:p>
+        </w:tc>
+        <w:tc>
+          <w:tcPr>
+            <w:tcW w:w="0" w:type="auto"/>
+            <w:hideMark/>
+          </w:tcPr>
+          <w:p>
+            <w:r>
+              <w:t>Initiative 2 only</w:t>
+            </w:r>
+          </w:p>
+        </w:tc>
+        <w:tc>
+          <w:tcPr>
+            <w:tcW w:w="0" w:type="auto"/>
+            <w:hideMark/>
+          </w:tcPr>
+          <w:p>
+            <w:r>
+              <w:t>Core delivery partners under the new outsourced supply chain model</w:t>
+            </w:r>
+          </w:p>
+        </w:tc>
+      </w:tr>
+      <w:tr>
+        <w:tc>
+          <w:tcPr>
+            <w:tcW w:w="0" w:type="auto"/>
+            <w:hideMark/>
+          </w:tcPr>
+          <w:p>
+            <w:r>
+              <w:t>Distribution and Logistics Partners</w:t>
+            </w:r>
+          </w:p>
+        </w:tc>
+        <w:tc>
+          <w:tcPr>
+            <w:tcW w:w="0" w:type="auto"/>
+            <w:hideMark/>
+          </w:tcPr>
+          <w:p>
+            <w:r>
+              <w:t>MEDIUM</w:t>
+            </w:r>
+          </w:p>
+        </w:tc>
+        <w:tc>
+          <w:tcPr>
+            <w:tcW w:w="0" w:type="auto"/>
+            <w:hideMark/>
+          </w:tcPr>
+          <w:p>
+            <w:r>
+              <w:t>HIGH</w:t>
+            </w:r>
+          </w:p>
+        </w:tc>
+        <w:tc>
+          <w:tcPr>
+            <w:tcW w:w="0" w:type="auto"/>
+            <w:hideMark/>
+          </w:tcPr>
+          <w:p>
+            <w:r>
+              <w:t>Keep Informed</w:t>
+            </w:r>
+          </w:p>
+        </w:tc>
+        <w:tc>
+          <w:tcPr>
+            <w:tcW w:w="0" w:type="auto"/>
+            <w:hideMark/>
+          </w:tcPr>
+          <w:p>
+            <w:r>
+              <w:t>Initiative 2 only</w:t>
+            </w:r>
+          </w:p>
+        </w:tc>
+        <w:tc>
+          <w:tcPr>
+            <w:tcW w:w="0" w:type="auto"/>
+            <w:hideMark/>
+          </w:tcPr>
+          <w:p>
+            <w:r>
+              <w:t>Responsible for order fulfilment to educational customers</w:t>
+            </w:r>
+          </w:p>
+        </w:tc>
+      </w:tr>
+      <w:tr>
+        <w:tc>
+          <w:tcPr>
+            <w:tcW w:w="0" w:type="auto"/>
+            <w:hideMark/>
+          </w:tcPr>
+          <w:p>
+            <w:r>
+              <w:t>Educational Institutions and Schools</w:t>
+            </w:r>
+          </w:p>
+        </w:tc>
+        <w:tc>
+          <w:tcPr>
+            <w:tcW w:w="0" w:type="auto"/>
+            <w:hideMark/>
+          </w:tcPr>
+          <w:p>
+            <w:r>
+              <w:t>LOW</w:t>
+            </w:r>
+          </w:p>
+        </w:tc>
+        <w:tc>
+          <w:tcPr>
+            <w:tcW w:w="0" w:type="auto"/>
+            <w:hideMark/>
+          </w:tcPr>
+          <w:p>
+            <w:r>
+              <w:t>HIGH</w:t>
+            </w:r>
+          </w:p>
+        </w:tc>
+        <w:tc>
+          <w:tcPr>
+            <w:tcW w:w="0" w:type="auto"/>
+            <w:hideMark/>
+          </w:tcPr>
+          <w:p>
+            <w:r>
+              <w:t>Keep Informed</w:t>
+            </w:r>
+          </w:p>
+        </w:tc>
+        <w:tc>
+          <w:tcPr>
+            <w:tcW w:w="0" w:type="auto"/>
+            <w:hideMark/>
+          </w:tcPr>
+          <w:p>
+            <w:r>
+              <w:t>Both</w:t>
+            </w:r>
+          </w:p>
+        </w:tc>
+        <w:tc>
+          <w:tcPr>
+            <w:tcW w:w="0" w:type="auto"/>
+            <w:hideMark/>
+          </w:tcPr>
+          <w:p>
+            <w:r>
+              <w:t>Affected by transition to cloud access (Init. 1) and delivery timelines (Init. 2); require proactive communication</w:t>
+            </w:r>
+          </w:p>
+        </w:tc>
+      </w:tr>
+      <w:tr>
+        <w:tc>
+          <w:tcPr>
+            <w:tcW w:w="0" w:type="auto"/>
+            <w:hideMark/>
+          </w:tcPr>
+          <w:p>
+            <w:r>
+              <w:t>B2C End Users (students and parents)</w:t>
+            </w:r>
+          </w:p>
+        </w:tc>
+        <w:tc>
+          <w:tcPr>
+            <w:tcW w:w="0" w:type="auto"/>
+            <w:hideMark/>
+          </w:tcPr>
+          <w:p>
+            <w:r>
+              <w:t>LOW</w:t>
+            </w:r>
+          </w:p>
+        </w:tc>
+        <w:tc>
+          <w:tcPr>
+            <w:tcW w:w="0" w:type="auto"/>
+            <w:hideMark/>
+          </w:tcPr>
+          <w:p>
+            <w:r>
+              <w:t>MEDIUM</w:t>
+            </w:r>
+          </w:p>
+        </w:tc>
+        <w:tc>
+          <w:tcPr>
+            <w:tcW w:w="0" w:type="auto"/>
+            <w:hideMark/>
+          </w:tcPr>
+          <w:p>
+            <w:r>
+              <w:t>Monitor</w:t>
+            </w:r>
+          </w:p>
+        </w:tc>
+        <w:tc>
+          <w:tcPr>
+            <w:tcW w:w="0" w:type="auto"/>
+            <w:hideMark/>
+          </w:tcPr>
+          <w:p>
+            <w:r>
+              <w:t>Initiative 1 only</w:t>
+            </w:r>
+          </w:p>
+        </w:tc>
+        <w:tc>
+          <w:tcPr>
+            <w:tcW w:w="0" w:type="auto"/>
+            <w:hideMark/>
+          </w:tcPr>
+          <w:p>
+            <w:r>
+              <w:t>New customer segment; adoption of the B2C subscription platform</w:t>
+            </w:r>
+          </w:p>
+        </w:tc>
+      </w:tr>
+      <w:tr>
+        <w:tc>
+          <w:tcPr>
+            <w:tcW w:w="0" w:type="auto"/>
+            <w:hideMark/>
+          </w:tcPr>
+          <w:p>
+            <w:r>
+              <w:t>Finance Team and Investors</w:t>
+            </w:r>
+          </w:p>
+        </w:tc>
+        <w:tc>
+          <w:tcPr>
+            <w:tcW w:w="0" w:type="auto"/>
+            <w:hideMark/>
+          </w:tcPr>
+          <w:p>
+            <w:r>
+              <w:t>HIGH</w:t>
+            </w:r>
+          </w:p>
+        </w:tc>
+        <w:tc>
+          <w:tcPr>
+            <w:tcW w:w="0" w:type="auto"/>
+            <w:hideMark/>
+          </w:tcPr>
+          <w:p>
+            <w:r>
+              <w:t>MEDIUM</w:t>
+            </w:r>
+          </w:p>
+        </w:tc>
+        <w:tc>
+          <w:tcPr>
+            <w:tcW w:w="0" w:type="auto"/>
+            <w:hideMark/>
+          </w:tcPr>
+          <w:p>
+            <w:r>
+              <w:t>Keep Satisfied</w:t>
+            </w:r>
+          </w:p>
+        </w:tc>
+        <w:tc>
+          <w:tcPr>
+            <w:tcW w:w="0" w:type="auto"/>
+            <w:hideMark/>
+          </w:tcPr>
+          <w:p>
+            <w:r>
+              <w:t>Initiative 2 only</w:t>
+            </w:r>
+          </w:p>
+        </w:tc>
+        <w:tc>
+          <w:tcPr>
+            <w:tcW w:w="0" w:type="auto"/>
+            <w:hideMark/>
+          </w:tcPr>
+          <w:p>
+            <w:r>
+              <w:t>Monitor financial impact of $200/unit lost margin; investment and liquidity decisions</w:t>
+            </w:r>
+          </w:p>
+        </w:tc>
+      </w:tr>
+      <w:tr>
+        <w:tc>
+          <w:tcPr>
+            <w:tcW w:w="0" w:type="auto"/>
+            <w:hideMark/>
+          </w:tcPr>
+          <w:p>
+            <w:r>
+              <w:t>OAIC (regulatory body)</w:t>
+            </w:r>
+          </w:p>
+        </w:tc>
+        <w:tc>
+          <w:tcPr>
+            <w:tcW w:w="0" w:type="auto"/>
+            <w:hideMark/>
+          </w:tcPr>
+          <w:p>
+            <w:r>
+              <w:t>HIGH</w:t>
+            </w:r>
+          </w:p>
+        </w:tc>
+        <w:tc>
+          <w:tcPr>
+            <w:tcW w:w="0" w:type="auto"/>
+            <w:hideMark/>
+          </w:tcPr>
+          <w:p>
+            <w:r>
+              <w:t>LOW</w:t>
+            </w:r>
+          </w:p>
+        </w:tc>
+        <w:tc>
+          <w:tcPr>
+            <w:tcW w:w="0" w:type="auto"/>
+            <w:hideMark/>
+          </w:tcPr>
+          <w:p>
+            <w:r>
+              <w:t>Keep Satisfied</w:t>
+            </w:r>
+          </w:p>
+        </w:tc>
+        <w:tc>
+          <w:tcPr>
+            <w:tcW w:w="0" w:type="auto"/>
+            <w:hideMark/>
+          </w:tcPr>
+          <w:p>
+            <w:r>
+              <w:t>Initiative 1 only</w:t>
+            </w:r>
+          </w:p>
+        </w:tc>
+        <w:tc>
+          <w:tcPr>
+            <w:tcW w:w="0" w:type="auto"/>
+            <w:hideMark/>
+          </w:tcPr>
+          <w:p>
+            <w:r>
+              <w:t>Regulatory compliance oversight for student data privacy under the Privacy Act 1988</w:t>
+            </w:r>
+          </w:p>
+        </w:tc>
+      </w:tr>
+    </w:tbl>
+    <w:p>
+      <w:pPr>
+        <w:rPr>
+          <w:rFonts w:ascii="Arial" w:hAnsi="Arial" w:cs="Arial"/>
+          <w:sz w:val="22"/>
+          <w:szCs w:val="22"/>
+        </w:rPr>
+      </w:pPr>
+    </w:p>
+    <w:p>
+      <w:pPr>
+        <w:rPr>
+          <w:rFonts w:ascii="Arial" w:hAnsi="Arial" w:cs="Arial"/>
+          <w:sz w:val="22"/>
+          <w:szCs w:val="22"/>
+        </w:rPr>
+      </w:pPr>
+    </w:p>
+    <w:p>
+      <w:pPr>
+        <w:rPr>
+          <w:rFonts w:ascii="Arial" w:hAnsi="Arial" w:cs="Arial"/>
+          <w:b/>
+          <w:bCs/>
+          <w:sz w:val="22"/>
+          <w:szCs w:val="22"/>
+        </w:rPr>
+      </w:pPr>
+      <w:r>
+        <w:rPr>
+          <w:rFonts w:ascii="Arial" w:hAnsi="Arial" w:cs="Arial"/>
+          <w:b/>
+          <w:bCs/>
+          <w:sz w:val="22"/>
+          <w:szCs w:val="22"/>
+        </w:rPr>
+        <w:t>Stakeholders with Authority Over Business Analysis Activities</w:t>
+      </w:r>
+    </w:p>
+    <w:p>
+      <w:pPr>
+        <w:rPr>
+          <w:rFonts w:ascii="Arial" w:hAnsi="Arial" w:cs="Arial"/>
+          <w:sz w:val="22"/>
+          <w:szCs w:val="22"/>
+        </w:rPr>
+      </w:pPr>
+      <w:r>
+        <w:rPr>
+          <w:rFonts w:ascii="Arial" w:hAnsi="Arial" w:cs="Arial"/>
+          <w:sz w:val="22"/>
+          <w:szCs w:val="22"/>
+        </w:rPr>
+        <w:t>The following stakeholders have formal authority over business analysis activities in both initiatives:</w:t>
+      </w:r>
+    </w:p>
+    <w:p>
+      <w:pPr>
+        <w:rPr>
+          <w:rFonts w:ascii="Arial" w:hAnsi="Arial" w:cs="Arial"/>
+          <w:sz w:val="22"/>
+          <w:szCs w:val="22"/>
+        </w:rPr>
+      </w:pPr>
+    </w:p>
+    <w:p>
+      <w:pPr>
+        <w:pStyle w:val="ListParagraph"/>
+        <w:numPr>
+          <w:ilvl w:val="0"/>
+          <w:numId w:val="20"/>
+        </w:numPr>
+        <w:rPr>
+          <w:rFonts w:ascii="Arial" w:hAnsi="Arial" w:cs="Arial"/>
+          <w:sz w:val="22"/>
+          <w:szCs w:val="22"/>
+        </w:rPr>
+      </w:pPr>
+      <w:r>
+        <w:rPr>
+          <w:rFonts w:ascii="Arial" w:hAnsi="Arial" w:cs="Arial"/>
+          <w:sz w:val="22"/>
+          <w:szCs w:val="22"/>
+        </w:rPr>
+        <w:t>Lucas López (CEO/Founder) – Both initiatives</w:t>
+      </w:r>
+    </w:p>
+    <w:p>
+      <w:pPr>
+        <w:rPr>
+          <w:rFonts w:ascii="Arial" w:hAnsi="Arial" w:cs="Arial"/>
+          <w:sz w:val="22"/>
+          <w:szCs w:val="22"/>
+        </w:rPr>
+      </w:pPr>
+      <w:r>
+        <w:rPr>
+          <w:rFonts w:ascii="Arial" w:hAnsi="Arial" w:cs="Arial"/>
+          <w:sz w:val="22"/>
+          <w:szCs w:val="22"/>
+        </w:rPr>
+        <w:t>He has ultimate authority to approve or reject each initiative and all major decisions regarding its scope. No significant commitments or changes in direction can be made without his approval.</w:t>
+      </w:r>
+    </w:p>
+    <w:p>
+      <w:pPr>
+        <w:rPr>
+          <w:rFonts w:ascii="Arial" w:hAnsi="Arial" w:cs="Arial"/>
+          <w:sz w:val="22"/>
+          <w:szCs w:val="22"/>
+        </w:rPr>
+      </w:pPr>
+    </w:p>
+    <w:p>
+      <w:pPr>
+        <w:pStyle w:val="ListParagraph"/>
+        <w:numPr>
+          <w:ilvl w:val="0"/>
+          <w:numId w:val="20"/>
+        </w:numPr>
+        <w:rPr>
+          <w:rFonts w:ascii="Arial" w:hAnsi="Arial" w:cs="Arial"/>
+          <w:sz w:val="22"/>
+          <w:szCs w:val="22"/>
+        </w:rPr>
+      </w:pPr>
+      <w:r>
+        <w:rPr>
+          <w:rFonts w:ascii="Arial" w:hAnsi="Arial" w:cs="Arial"/>
+          <w:sz w:val="22"/>
+          <w:szCs w:val="22"/>
+        </w:rPr>
+        <w:t>Anna Armstrong (Finance Manager) – Both initiatives</w:t>
+      </w:r>
+    </w:p>
+    <w:p>
+      <w:pPr>
+        <w:rPr>
+          <w:rFonts w:ascii="Arial" w:hAnsi="Arial" w:cs="Arial"/>
+          <w:sz w:val="22"/>
+          <w:szCs w:val="22"/>
+        </w:rPr>
+      </w:pPr>
+      <w:r>
+        <w:rPr>
+          <w:rFonts w:ascii="Arial" w:hAnsi="Arial" w:cs="Arial"/>
+          <w:sz w:val="22"/>
+          <w:szCs w:val="22"/>
+        </w:rPr>
+        <w:t>She has authority over all financial approvals according to the Financial Authorization Policy. For Initiative 1, this includes the $2 million investment in cloud infrastructure. For Initiative 2, this includes all purchase orders and financial commitments from suppliers, as well as the independent verification of partners' bank details according to the New Suppliers Policy.</w:t>
+      </w:r>
+    </w:p>
+    <w:p>
+      <w:pPr>
+        <w:rPr>
+          <w:rFonts w:ascii="Arial" w:hAnsi="Arial" w:cs="Arial"/>
+          <w:sz w:val="22"/>
+          <w:szCs w:val="22"/>
+        </w:rPr>
+      </w:pPr>
+    </w:p>
+    <w:p>
+      <w:pPr>
+        <w:pStyle w:val="ListParagraph"/>
+        <w:numPr>
+          <w:ilvl w:val="0"/>
+          <w:numId w:val="20"/>
+        </w:numPr>
+        <w:rPr>
+          <w:rFonts w:ascii="Arial" w:hAnsi="Arial" w:cs="Arial"/>
+          <w:sz w:val="22"/>
+          <w:szCs w:val="22"/>
+        </w:rPr>
+      </w:pPr>
+      <w:r>
+        <w:rPr>
+          <w:rFonts w:ascii="Arial" w:hAnsi="Arial" w:cs="Arial"/>
+          <w:sz w:val="22"/>
+          <w:szCs w:val="22"/>
+        </w:rPr>
+        <w:t>Divya Sapra (IT Supervisor) – Both initiatives</w:t>
+      </w:r>
+    </w:p>
+    <w:p>
+      <w:pPr>
+        <w:rPr>
+          <w:rFonts w:ascii="Arial" w:hAnsi="Arial" w:cs="Arial"/>
+          <w:sz w:val="22"/>
+          <w:szCs w:val="22"/>
+        </w:rPr>
+      </w:pPr>
+      <w:r>
+        <w:rPr>
+          <w:rFonts w:ascii="Arial" w:hAnsi="Arial" w:cs="Arial"/>
+          <w:sz w:val="22"/>
+          <w:szCs w:val="22"/>
+        </w:rPr>
+        <w:lastRenderedPageBreak/>
+        <w:t>She has direct supervisory authority over all business analysis activities performed by Manuel Pérez. Reviews and approves all business analysis deliverables, oversees technical requirements for the cloud platform (Initiative 1) and ERP integration (Initiative 2), and serves as the escalation point for technical issues.</w:t>
+      </w:r>
+    </w:p>
+    <w:p>
+      <w:pPr>
+        <w:rPr>
+          <w:rFonts w:ascii="Arial" w:hAnsi="Arial" w:cs="Arial"/>
+          <w:sz w:val="22"/>
+          <w:szCs w:val="22"/>
+        </w:rPr>
+      </w:pPr>
+    </w:p>
+    <w:p>
+      <w:pPr>
+        <w:pStyle w:val="ListParagraph"/>
+        <w:numPr>
+          <w:ilvl w:val="0"/>
+          <w:numId w:val="20"/>
+        </w:numPr>
+        <w:rPr>
+          <w:rFonts w:ascii="Arial" w:hAnsi="Arial" w:cs="Arial"/>
+          <w:sz w:val="22"/>
+          <w:szCs w:val="22"/>
+        </w:rPr>
+      </w:pPr>
+      <w:r>
+        <w:rPr>
+          <w:rFonts w:ascii="Arial" w:hAnsi="Arial" w:cs="Arial"/>
+          <w:sz w:val="22"/>
+          <w:szCs w:val="22"/>
+        </w:rPr>
+        <w:t>Noah Jones (Operations Manager) – Initiative 2</w:t>
+      </w:r>
+    </w:p>
+    <w:p>
+      <w:pPr>
+        <w:rPr>
+          <w:rFonts w:ascii="Arial" w:hAnsi="Arial" w:cs="Arial"/>
+          <w:sz w:val="22"/>
+          <w:szCs w:val="22"/>
+        </w:rPr>
+      </w:pPr>
+      <w:r>
+        <w:rPr>
+          <w:rFonts w:ascii="Arial" w:hAnsi="Arial" w:cs="Arial"/>
+          <w:sz w:val="22"/>
+          <w:szCs w:val="22"/>
+        </w:rPr>
+        <w:t>Has operational authority over supply chain decisions, including the transition from in-house manufacturing to partnerships with third-party hardware vendors. Approves operational requirements and validates partner compliance processes.</w:t>
+      </w:r>
+    </w:p>
+    <w:p>
+      <w:pPr>
+        <w:rPr>
+          <w:rFonts w:ascii="Arial" w:hAnsi="Arial" w:cs="Arial"/>
+          <w:sz w:val="22"/>
+          <w:szCs w:val="22"/>
+        </w:rPr>
+      </w:pPr>
+    </w:p>
+    <w:p>
+      <w:pPr>
+        <w:rPr>
+          <w:rFonts w:ascii="Arial" w:hAnsi="Arial" w:cs="Arial"/>
+          <w:b/>
+          <w:bCs/>
+          <w:sz w:val="22"/>
+          <w:szCs w:val="22"/>
+        </w:rPr>
+      </w:pPr>
+      <w:r>
+        <w:rPr>
+          <w:rFonts w:ascii="Arial" w:hAnsi="Arial" w:cs="Arial"/>
+          <w:b/>
+          <w:bCs/>
+          <w:sz w:val="22"/>
+          <w:szCs w:val="22"/>
+        </w:rPr>
+        <w:t>Identifying and Dealing with New Stakeholders</w:t>
+      </w:r>
+    </w:p>
+    <w:p>
+      <w:pPr>
+        <w:rPr>
+          <w:rFonts w:ascii="Arial" w:hAnsi="Arial" w:cs="Arial"/>
+          <w:sz w:val="22"/>
+          <w:szCs w:val="22"/>
+        </w:rPr>
+      </w:pPr>
+    </w:p>
+    <w:p>
+      <w:pPr>
+        <w:pStyle w:val="ListParagraph"/>
+        <w:numPr>
+          <w:ilvl w:val="0"/>
+          <w:numId w:val="21"/>
+        </w:numPr>
+        <w:rPr>
+          <w:rFonts w:ascii="Arial" w:hAnsi="Arial" w:cs="Arial"/>
+          <w:sz w:val="22"/>
+          <w:szCs w:val="22"/>
+        </w:rPr>
+      </w:pPr>
+      <w:r>
+        <w:rPr>
+          <w:rFonts w:ascii="Arial" w:hAnsi="Arial" w:cs="Arial"/>
+          <w:b/>
+          <w:bCs/>
+          <w:sz w:val="22"/>
+          <w:szCs w:val="22"/>
+        </w:rPr>
+        <w:t>Horizon Scan at Phase Closure:</w:t>
+      </w:r>
+      <w:r>
+        <w:rPr>
+          <w:rFonts w:ascii="Arial" w:hAnsi="Arial" w:cs="Arial"/>
+          <w:sz w:val="22"/>
+          <w:szCs w:val="22"/>
+        </w:rPr>
+        <w:t xml:space="preserve"> At the close of each project phase, the Business Analyst (Manuel Perez) will conduct a structured stakeholder horizon scan to identify any new individuals, groups, or organisations who have become affected by or interested in either initiative.</w:t>
+      </w:r>
+    </w:p>
+    <w:p>
+      <w:pPr>
+        <w:pStyle w:val="ListParagraph"/>
+        <w:numPr>
+          <w:ilvl w:val="0"/>
+          <w:numId w:val="21"/>
+        </w:numPr>
+        <w:rPr>
+          <w:rFonts w:ascii="Arial" w:hAnsi="Arial" w:cs="Arial"/>
+          <w:sz w:val="22"/>
+          <w:szCs w:val="22"/>
+        </w:rPr>
+      </w:pPr>
+      <w:r>
+        <w:rPr>
+          <w:rFonts w:ascii="Arial" w:hAnsi="Arial" w:cs="Arial"/>
+          <w:b/>
+          <w:bCs/>
+          <w:sz w:val="22"/>
+          <w:szCs w:val="22"/>
+        </w:rPr>
+        <w:t>Immediate Registration:</w:t>
+      </w:r>
+      <w:r>
+        <w:rPr>
+          <w:rFonts w:ascii="Arial" w:hAnsi="Arial" w:cs="Arial"/>
+          <w:sz w:val="22"/>
+          <w:szCs w:val="22"/>
+        </w:rPr>
+        <w:t xml:space="preserve"> Any newly identified stakeholder will be added to the stakeholder register within two business days of identification, classified using the Power/Interest Grid, and assigned an appropriate engagement level (manage closely, keep satisfied, keep informed, or monitor).</w:t>
+      </w:r>
+    </w:p>
+    <w:p>
+      <w:pPr>
+        <w:pStyle w:val="ListParagraph"/>
+        <w:numPr>
+          <w:ilvl w:val="0"/>
+          <w:numId w:val="21"/>
+        </w:numPr>
+        <w:rPr>
+          <w:rFonts w:ascii="Arial" w:hAnsi="Arial" w:cs="Arial"/>
+          <w:sz w:val="22"/>
+          <w:szCs w:val="22"/>
+        </w:rPr>
+      </w:pPr>
+      <w:r>
+        <w:rPr>
+          <w:rFonts w:ascii="Arial" w:hAnsi="Arial" w:cs="Arial"/>
+          <w:b/>
+          <w:bCs/>
+          <w:sz w:val="22"/>
+          <w:szCs w:val="22"/>
+        </w:rPr>
+        <w:t>Communication Plan Update:</w:t>
+      </w:r>
+      <w:r>
+        <w:rPr>
+          <w:rFonts w:ascii="Arial" w:hAnsi="Arial" w:cs="Arial"/>
+          <w:sz w:val="22"/>
+          <w:szCs w:val="22"/>
+        </w:rPr>
+        <w:t xml:space="preserve"> The communication plan will be updated to include the new stakeholder, specifying the communication channel, frequency, and responsible person for engagement.</w:t>
+      </w:r>
+    </w:p>
+    <w:p>
+      <w:pPr>
+        <w:pStyle w:val="ListParagraph"/>
+        <w:numPr>
+          <w:ilvl w:val="0"/>
+          <w:numId w:val="21"/>
+        </w:numPr>
+        <w:rPr>
+          <w:rFonts w:ascii="Arial" w:hAnsi="Arial" w:cs="Arial"/>
+          <w:sz w:val="22"/>
+          <w:szCs w:val="22"/>
+        </w:rPr>
+      </w:pPr>
+      <w:r>
+        <w:rPr>
+          <w:rFonts w:ascii="Arial" w:hAnsi="Arial" w:cs="Arial"/>
+          <w:b/>
+          <w:bCs/>
+          <w:sz w:val="22"/>
+          <w:szCs w:val="22"/>
+        </w:rPr>
+        <w:t>Initial Engagement:</w:t>
+      </w:r>
+      <w:r>
+        <w:rPr>
+          <w:rFonts w:ascii="Arial" w:hAnsi="Arial" w:cs="Arial"/>
+          <w:sz w:val="22"/>
+          <w:szCs w:val="22"/>
+        </w:rPr>
+        <w:t xml:space="preserve"> An initial engagement meeting or communication will be scheduled within five business days of the stakeholder being identified and registered.</w:t>
+      </w:r>
+    </w:p>
+    <w:p>
+      <w:pPr>
+        <w:pStyle w:val="ListParagraph"/>
+        <w:numPr>
+          <w:ilvl w:val="0"/>
+          <w:numId w:val="21"/>
+        </w:numPr>
+        <w:rPr>
+          <w:rFonts w:ascii="Arial" w:hAnsi="Arial" w:cs="Arial"/>
+          <w:sz w:val="22"/>
+          <w:szCs w:val="22"/>
+        </w:rPr>
+      </w:pPr>
+      <w:r>
+        <w:rPr>
+          <w:rFonts w:ascii="Arial" w:hAnsi="Arial" w:cs="Arial"/>
+          <w:b/>
+          <w:bCs/>
+          <w:sz w:val="22"/>
+          <w:szCs w:val="22"/>
+        </w:rPr>
+        <w:t>Feedback Register Entry:</w:t>
+      </w:r>
+      <w:r>
+        <w:rPr>
+          <w:rFonts w:ascii="Arial" w:hAnsi="Arial" w:cs="Arial"/>
+          <w:sz w:val="22"/>
+          <w:szCs w:val="22"/>
+        </w:rPr>
+        <w:t xml:space="preserve"> All feedback and observations from new stakeholder engagements will be recorded in the Stakeholders Feedback Register in accordance with </w:t>
+      </w:r>
+      <w:proofErr w:type="spellStart"/>
+      <w:r>
+        <w:rPr>
+          <w:rFonts w:ascii="Arial" w:hAnsi="Arial" w:cs="Arial"/>
+          <w:sz w:val="22"/>
+          <w:szCs w:val="22"/>
+        </w:rPr>
+        <w:t>Worlducation's</w:t>
+      </w:r>
+      <w:proofErr w:type="spellEnd"/>
+      <w:r>
+        <w:rPr>
+          <w:rFonts w:ascii="Arial" w:hAnsi="Arial" w:cs="Arial"/>
+          <w:sz w:val="22"/>
+          <w:szCs w:val="22"/>
+        </w:rPr>
+        <w:t xml:space="preserve"> Documentation Policy, using the format: Date / Person Providing Feedback / Department Receiving Feedback / Comments / Actions Required.</w:t>
+      </w:r>
+    </w:p>
+    <w:p>
+      <w:pPr>
+        <w:rPr>
+          <w:rFonts w:ascii="Arial" w:hAnsi="Arial" w:cs="Arial"/>
+          <w:sz w:val="22"/>
+          <w:szCs w:val="22"/>
+        </w:rPr>
+      </w:pPr>
+    </w:p>
+    <w:p>
+      <w:pPr>
+        <w:rPr>
+          <w:rFonts w:ascii="Arial" w:hAnsi="Arial" w:cs="Arial"/>
+          <w:b/>
+          <w:bCs/>
+          <w:sz w:val="22"/>
+          <w:szCs w:val="22"/>
+        </w:rPr>
+      </w:pPr>
+      <w:r>
+        <w:rPr>
+          <w:rFonts w:ascii="Arial" w:hAnsi="Arial" w:cs="Arial"/>
+          <w:b/>
+          <w:bCs/>
+          <w:sz w:val="22"/>
+          <w:szCs w:val="22"/>
+        </w:rPr>
+        <w:t xml:space="preserve">Establish </w:t>
+      </w:r>
+      <w:r>
+        <w:rPr>
+          <w:rFonts w:ascii="Arial" w:hAnsi="Arial" w:cs="Arial"/>
+          <w:b/>
+          <w:bCs/>
+          <w:sz w:val="22"/>
+          <w:szCs w:val="22"/>
+        </w:rPr>
+        <w:t>P</w:t>
+      </w:r>
+      <w:r>
+        <w:rPr>
+          <w:rFonts w:ascii="Arial" w:hAnsi="Arial" w:cs="Arial"/>
+          <w:b/>
+          <w:bCs/>
+          <w:sz w:val="22"/>
+          <w:szCs w:val="22"/>
+        </w:rPr>
+        <w:t xml:space="preserve">rocess </w:t>
+      </w:r>
+      <w:r>
+        <w:rPr>
+          <w:rFonts w:ascii="Arial" w:hAnsi="Arial" w:cs="Arial"/>
+          <w:b/>
+          <w:bCs/>
+          <w:sz w:val="22"/>
+          <w:szCs w:val="22"/>
+        </w:rPr>
+        <w:t>N</w:t>
+      </w:r>
+      <w:r>
+        <w:rPr>
+          <w:rFonts w:ascii="Arial" w:hAnsi="Arial" w:cs="Arial"/>
+          <w:b/>
+          <w:bCs/>
+          <w:sz w:val="22"/>
+          <w:szCs w:val="22"/>
+        </w:rPr>
+        <w:t>eeds</w:t>
+      </w:r>
+    </w:p>
+    <w:p>
+      <w:pPr>
+        <w:rPr>
+          <w:rFonts w:ascii="Arial" w:hAnsi="Arial" w:cs="Arial"/>
+          <w:sz w:val="22"/>
+          <w:szCs w:val="22"/>
+        </w:rPr>
+      </w:pPr>
+    </w:p>
+    <w:p>
+      <w:pPr>
+        <w:rPr>
+          <w:rFonts w:ascii="Arial" w:hAnsi="Arial" w:cs="Arial"/>
+          <w:b/>
+          <w:bCs/>
+          <w:sz w:val="22"/>
+          <w:szCs w:val="22"/>
+        </w:rPr>
+      </w:pPr>
+      <w:r>
+        <w:rPr>
+          <w:rFonts w:ascii="Arial" w:hAnsi="Arial" w:cs="Arial"/>
+          <w:b/>
+          <w:bCs/>
+          <w:sz w:val="22"/>
+          <w:szCs w:val="22"/>
+        </w:rPr>
+        <w:t>Relevant Personnel</w:t>
+      </w:r>
+    </w:p>
+    <w:p>
+      <w:pPr>
+        <w:rPr>
+          <w:rFonts w:ascii="Arial" w:hAnsi="Arial" w:cs="Arial"/>
+          <w:b/>
+          <w:bCs/>
+          <w:sz w:val="22"/>
+          <w:szCs w:val="22"/>
+        </w:rPr>
+      </w:pPr>
+    </w:p>
+    <w:tbl>
+      <w:tblPr>
+        <w:tblStyle w:val="TableGrid"/>
+        <w:tblW w:w="0" w:type="auto"/>
+        <w:tblLook w:val="04A0" w:firstRow="1" w:lastRow="0" w:firstColumn="1" w:lastColumn="0" w:noHBand="0" w:noVBand="1"/>
+      </w:tblPr>
+      <w:tblGrid>
+        <w:gridCol w:w="2022"/>
+        <w:gridCol w:w="1632"/>
+        <w:gridCol w:w="1266"/>
+        <w:gridCol w:w="5536"/>
+      </w:tblGrid>
+      <w:tr>
+        <w:tc>
+          <w:tcPr>
+            <w:tcW w:w="0" w:type="auto"/>
+            <w:hideMark/>
+          </w:tcPr>
+          <w:p>
+            <w:pPr>
+              <w:jc w:val="center"/>
+              <w:rPr>
+                <w:b/>
+                <w:bCs/>
+              </w:rPr>
+            </w:pPr>
+            <w:r>
+              <w:rPr>
+                <w:b/>
+                <w:bCs/>
+              </w:rPr>
+              <w:t>Role</w:t>
+            </w:r>
+          </w:p>
+        </w:tc>
+        <w:tc>
+          <w:tcPr>
+            <w:tcW w:w="0" w:type="auto"/>
+            <w:hideMark/>
+          </w:tcPr>
+          <w:p>
+            <w:pPr>
+              <w:jc w:val="center"/>
+              <w:rPr>
+                <w:b/>
+                <w:bCs/>
+              </w:rPr>
+            </w:pPr>
+            <w:r>
+              <w:rPr>
+                <w:b/>
+                <w:bCs/>
+              </w:rPr>
+              <w:t>Person</w:t>
+            </w:r>
+          </w:p>
+        </w:tc>
+        <w:tc>
+          <w:tcPr>
+            <w:tcW w:w="0" w:type="auto"/>
+            <w:hideMark/>
+          </w:tcPr>
+          <w:p>
+            <w:pPr>
+              <w:jc w:val="center"/>
+              <w:rPr>
+                <w:b/>
+                <w:bCs/>
+              </w:rPr>
+            </w:pPr>
+            <w:r>
+              <w:rPr>
+                <w:b/>
+                <w:bCs/>
+              </w:rPr>
+              <w:t>Initiative</w:t>
+            </w:r>
+          </w:p>
+        </w:tc>
+        <w:tc>
+          <w:tcPr>
+            <w:tcW w:w="0" w:type="auto"/>
+            <w:hideMark/>
+          </w:tcPr>
+          <w:p>
+            <w:pPr>
+              <w:jc w:val="center"/>
+              <w:rPr>
+                <w:b/>
+                <w:bCs/>
+              </w:rPr>
+            </w:pPr>
+            <w:r>
+              <w:rPr>
+                <w:b/>
+                <w:bCs/>
+              </w:rPr>
+              <w:t>Responsibility</w:t>
+            </w:r>
+          </w:p>
+        </w:tc>
+      </w:tr>
+      <w:tr>
+        <w:tc>
+          <w:tcPr>
+            <w:tcW w:w="0" w:type="auto"/>
+            <w:hideMark/>
+          </w:tcPr>
+          <w:p>
+            <w:r>
+              <w:t>IT Professional / Business Analyst</w:t>
+            </w:r>
+          </w:p>
+        </w:tc>
+        <w:tc>
+          <w:tcPr>
+            <w:tcW w:w="0" w:type="auto"/>
+            <w:hideMark/>
+          </w:tcPr>
+          <w:p>
+            <w:r>
+              <w:t>Manuel Perez</w:t>
+            </w:r>
+          </w:p>
+        </w:tc>
+        <w:tc>
+          <w:tcPr>
+            <w:tcW w:w="0" w:type="auto"/>
+            <w:hideMark/>
+          </w:tcPr>
+          <w:p>
+            <w:r>
+              <w:t>Both</w:t>
+            </w:r>
+          </w:p>
+        </w:tc>
+        <w:tc>
+          <w:tcPr>
+            <w:tcW w:w="0" w:type="auto"/>
+            <w:hideMark/>
+          </w:tcPr>
+          <w:p>
+            <w:r>
+              <w:t>Plans and executes all business analysis activities; elicits and documents requirements; manages stakeholder engagement across both initiatives</w:t>
+            </w:r>
+          </w:p>
+        </w:tc>
+      </w:tr>
+      <w:tr>
+        <w:tc>
+          <w:tcPr>
+            <w:tcW w:w="0" w:type="auto"/>
+            <w:hideMark/>
+          </w:tcPr>
+          <w:p>
+            <w:r>
+              <w:t>IT Professional Supervisor</w:t>
+            </w:r>
+          </w:p>
+        </w:tc>
+        <w:tc>
+          <w:tcPr>
+            <w:tcW w:w="0" w:type="auto"/>
+            <w:hideMark/>
+          </w:tcPr>
+          <w:p>
+            <w:r>
+              <w:t>Divya Sapra</w:t>
+            </w:r>
+          </w:p>
+        </w:tc>
+        <w:tc>
+          <w:tcPr>
+            <w:tcW w:w="0" w:type="auto"/>
+            <w:hideMark/>
+          </w:tcPr>
+          <w:p>
+            <w:r>
+              <w:t>Both</w:t>
+            </w:r>
+          </w:p>
+        </w:tc>
+        <w:tc>
+          <w:tcPr>
+            <w:tcW w:w="0" w:type="auto"/>
+            <w:hideMark/>
+          </w:tcPr>
+          <w:p>
+            <w:r>
+              <w:t>Provides technical oversight; reviews and approves BA deliverables; escalation point for technical issues; oversees ERP integration requirements (Init. 2)</w:t>
+            </w:r>
+          </w:p>
+        </w:tc>
+      </w:tr>
+      <w:tr>
+        <w:tc>
+          <w:tcPr>
+            <w:tcW w:w="0" w:type="auto"/>
+            <w:hideMark/>
+          </w:tcPr>
+          <w:p>
+            <w:r>
+              <w:t>CEO / Founder</w:t>
+            </w:r>
+          </w:p>
+        </w:tc>
+        <w:tc>
+          <w:tcPr>
+            <w:tcW w:w="0" w:type="auto"/>
+            <w:hideMark/>
+          </w:tcPr>
+          <w:p>
+            <w:r>
+              <w:t>Lucas Lopez</w:t>
+            </w:r>
+          </w:p>
+        </w:tc>
+        <w:tc>
+          <w:tcPr>
+            <w:tcW w:w="0" w:type="auto"/>
+            <w:hideMark/>
+          </w:tcPr>
+          <w:p>
+            <w:r>
+              <w:t>Both</w:t>
+            </w:r>
+          </w:p>
+        </w:tc>
+        <w:tc>
+          <w:tcPr>
+            <w:tcW w:w="0" w:type="auto"/>
+            <w:hideMark/>
+          </w:tcPr>
+          <w:p>
+            <w:r>
+              <w:t>Provides strategic direction; approves initiative scope, investment, and partner contracts</w:t>
+            </w:r>
+          </w:p>
+        </w:tc>
+      </w:tr>
+      <w:tr>
+        <w:tc>
+          <w:tcPr>
+            <w:tcW w:w="0" w:type="auto"/>
+            <w:hideMark/>
+          </w:tcPr>
+          <w:p>
+            <w:r>
+              <w:t>Finance Manager</w:t>
+            </w:r>
+          </w:p>
+        </w:tc>
+        <w:tc>
+          <w:tcPr>
+            <w:tcW w:w="0" w:type="auto"/>
+            <w:hideMark/>
+          </w:tcPr>
+          <w:p>
+            <w:r>
+              <w:t>Anna Armstrong</w:t>
+            </w:r>
+          </w:p>
+        </w:tc>
+        <w:tc>
+          <w:tcPr>
+            <w:tcW w:w="0" w:type="auto"/>
+            <w:hideMark/>
+          </w:tcPr>
+          <w:p>
+            <w:r>
+              <w:t>Both</w:t>
+            </w:r>
+          </w:p>
+        </w:tc>
+        <w:tc>
+          <w:tcPr>
+            <w:tcW w:w="0" w:type="auto"/>
+            <w:hideMark/>
+          </w:tcPr>
+          <w:p>
+            <w:r>
+              <w:t>Authorises all financial transactions per Finance Authorisation Policy; approves $2M cloud investment (Init. 1) and all supplier commitments and purchase orders (Init. 2); independently verifies partner bank details (Init. 2)</w:t>
+            </w:r>
+          </w:p>
+        </w:tc>
+      </w:tr>
+      <w:tr>
+        <w:tc>
+          <w:tcPr>
+            <w:tcW w:w="0" w:type="auto"/>
+            <w:hideMark/>
+          </w:tcPr>
+          <w:p>
+            <w:r>
+              <w:t>Operations Manager</w:t>
+            </w:r>
+          </w:p>
+        </w:tc>
+        <w:tc>
+          <w:tcPr>
+            <w:tcW w:w="0" w:type="auto"/>
+            <w:hideMark/>
+          </w:tcPr>
+          <w:p>
+            <w:r>
+              <w:t>Noah Jones</w:t>
+            </w:r>
+          </w:p>
+        </w:tc>
+        <w:tc>
+          <w:tcPr>
+            <w:tcW w:w="0" w:type="auto"/>
+            <w:hideMark/>
+          </w:tcPr>
+          <w:p>
+            <w:r>
+              <w:t>Both</w:t>
+            </w:r>
+          </w:p>
+        </w:tc>
+        <w:tc>
+          <w:tcPr>
+            <w:tcW w:w="0" w:type="auto"/>
+            <w:hideMark/>
+          </w:tcPr>
+          <w:p>
+            <w:r>
+              <w:t>Provides operational context and reviews workforce impact (Init. 1); leads supply chain transition and owns partner relationship management (Init. 2)</w:t>
+            </w:r>
+          </w:p>
+        </w:tc>
+      </w:tr>
+      <w:tr>
+        <w:tc>
+          <w:tcPr>
+            <w:tcW w:w="0" w:type="auto"/>
+            <w:hideMark/>
+          </w:tcPr>
+          <w:p>
+            <w:r>
+              <w:t>Sales Manager</w:t>
+            </w:r>
+          </w:p>
+        </w:tc>
+        <w:tc>
+          <w:tcPr>
+            <w:tcW w:w="0" w:type="auto"/>
+            <w:hideMark/>
+          </w:tcPr>
+          <w:p>
+            <w:r>
+              <w:t xml:space="preserve">Victorine </w:t>
+            </w:r>
+            <w:proofErr w:type="spellStart"/>
+            <w:r>
+              <w:t>Satore</w:t>
+            </w:r>
+            <w:proofErr w:type="spellEnd"/>
+          </w:p>
+        </w:tc>
+        <w:tc>
+          <w:tcPr>
+            <w:tcW w:w="0" w:type="auto"/>
+            <w:hideMark/>
+          </w:tcPr>
+          <w:p>
+            <w:r>
+              <w:t>Both</w:t>
+            </w:r>
+          </w:p>
+        </w:tc>
+        <w:tc>
+          <w:tcPr>
+            <w:tcW w:w="0" w:type="auto"/>
+            <w:hideMark/>
+          </w:tcPr>
+          <w:p>
+            <w:r>
+              <w:t>Defines current sales process input and B2C sales model requirements (Init. 1); defines customer fulfilment requirements and communicates delivery commitments to customers (Init. 2)</w:t>
+            </w:r>
+          </w:p>
+        </w:tc>
+      </w:tr>
+      <w:tr>
+        <w:tc>
+          <w:tcPr>
+            <w:tcW w:w="0" w:type="auto"/>
+            <w:hideMark/>
+          </w:tcPr>
+          <w:p>
+            <w:r>
+              <w:lastRenderedPageBreak/>
+              <w:t>Operations &amp; Business Analyst</w:t>
+            </w:r>
+          </w:p>
+        </w:tc>
+        <w:tc>
+          <w:tcPr>
+            <w:tcW w:w="0" w:type="auto"/>
+            <w:hideMark/>
+          </w:tcPr>
+          <w:p>
+            <w:r>
+              <w:t>Luiz Ricardo</w:t>
+            </w:r>
+          </w:p>
+        </w:tc>
+        <w:tc>
+          <w:tcPr>
+            <w:tcW w:w="0" w:type="auto"/>
+            <w:hideMark/>
+          </w:tcPr>
+          <w:p>
+            <w:r>
+              <w:t>Both</w:t>
+            </w:r>
+          </w:p>
+        </w:tc>
+        <w:tc>
+          <w:tcPr>
+            <w:tcW w:w="0" w:type="auto"/>
+            <w:hideMark/>
+          </w:tcPr>
+          <w:p>
+            <w:r>
+              <w:t>Provides financial and operational data; supports analysis and transition planning for both initiatives</w:t>
+            </w:r>
+          </w:p>
+        </w:tc>
+      </w:tr>
+      <w:tr>
+        <w:tc>
+          <w:tcPr>
+            <w:tcW w:w="0" w:type="auto"/>
+            <w:hideMark/>
+          </w:tcPr>
+          <w:p>
+            <w:r>
+              <w:t>Development Team (Bulgaria)</w:t>
+            </w:r>
+          </w:p>
+        </w:tc>
+        <w:tc>
+          <w:tcPr>
+            <w:tcW w:w="0" w:type="auto"/>
+            <w:hideMark/>
+          </w:tcPr>
+          <w:p>
+            <w:r>
+              <w:t>Development Leads</w:t>
+            </w:r>
+          </w:p>
+        </w:tc>
+        <w:tc>
+          <w:tcPr>
+            <w:tcW w:w="0" w:type="auto"/>
+            <w:hideMark/>
+          </w:tcPr>
+          <w:p>
+            <w:r>
+              <w:t>Initiative 1 only</w:t>
+            </w:r>
+          </w:p>
+        </w:tc>
+        <w:tc>
+          <w:tcPr>
+            <w:tcW w:w="0" w:type="auto"/>
+            <w:hideMark/>
+          </w:tcPr>
+          <w:p>
+            <w:r>
+              <w:t>Implements the cloud SaaS platform; provides technical feasibility input during design and development phases</w:t>
+            </w:r>
+          </w:p>
+        </w:tc>
+      </w:tr>
+      <w:tr>
+        <w:tc>
+          <w:tcPr>
+            <w:tcW w:w="0" w:type="auto"/>
+            <w:hideMark/>
+          </w:tcPr>
+          <w:p>
+            <w:r>
+              <w:t>Manufacturing Team (Hong Kong)</w:t>
+            </w:r>
+          </w:p>
+        </w:tc>
+        <w:tc>
+          <w:tcPr>
+            <w:tcW w:w="0" w:type="auto"/>
+            <w:hideMark/>
+          </w:tcPr>
+          <w:p>
+            <w:r>
+              <w:t>Team Leads</w:t>
+            </w:r>
+          </w:p>
+        </w:tc>
+        <w:tc>
+          <w:tcPr>
+            <w:tcW w:w="0" w:type="auto"/>
+            <w:hideMark/>
+          </w:tcPr>
+          <w:p>
+            <w:r>
+              <w:t>Initiative 2 only</w:t>
+            </w:r>
+          </w:p>
+        </w:tc>
+        <w:tc>
+          <w:tcPr>
+            <w:tcW w:w="0" w:type="auto"/>
+            <w:hideMark/>
+          </w:tcPr>
+          <w:p>
+            <w:r>
+              <w:t>Directly impacted by the transition to outsourced hardware partners; provides current manufacturing process context</w:t>
+            </w:r>
+          </w:p>
+        </w:tc>
+      </w:tr>
+    </w:tbl>
+    <w:p>
+      <w:pPr>
+        <w:rPr>
+          <w:rFonts w:ascii="Arial" w:hAnsi="Arial" w:cs="Arial"/>
+          <w:sz w:val="22"/>
+          <w:szCs w:val="22"/>
+        </w:rPr>
+      </w:pPr>
+    </w:p>
+    <w:p>
+      <w:pPr>
+        <w:rPr>
+          <w:rFonts w:ascii="Arial" w:hAnsi="Arial" w:cs="Arial"/>
+          <w:sz w:val="22"/>
+          <w:szCs w:val="22"/>
+        </w:rPr>
+      </w:pPr>
+    </w:p>
+    <w:p>
+      <w:pPr>
+        <w:rPr>
+          <w:rFonts w:ascii="Arial" w:hAnsi="Arial" w:cs="Arial"/>
+          <w:b/>
+          <w:bCs/>
+          <w:sz w:val="22"/>
+          <w:szCs w:val="22"/>
+        </w:rPr>
+      </w:pPr>
+      <w:r>
+        <w:rPr>
+          <w:rFonts w:ascii="Arial" w:hAnsi="Arial" w:cs="Arial"/>
+          <w:b/>
+          <w:bCs/>
+          <w:sz w:val="22"/>
+          <w:szCs w:val="22"/>
+        </w:rPr>
+        <w:t>Engagement with Personnel</w:t>
+      </w:r>
+    </w:p>
+    <w:p>
+      <w:pPr>
+        <w:rPr>
+          <w:rFonts w:ascii="Arial" w:hAnsi="Arial" w:cs="Arial"/>
+          <w:sz w:val="22"/>
+          <w:szCs w:val="22"/>
+        </w:rPr>
+      </w:pPr>
+    </w:p>
+    <w:p>
+      <w:pPr>
+        <w:rPr>
+          <w:rFonts w:ascii="Arial" w:hAnsi="Arial" w:cs="Arial"/>
+          <w:sz w:val="22"/>
+          <w:szCs w:val="22"/>
+        </w:rPr>
+      </w:pPr>
+      <w:r>
+        <w:rPr>
+          <w:rFonts w:ascii="Arial" w:hAnsi="Arial" w:cs="Arial"/>
+          <w:sz w:val="22"/>
+          <w:szCs w:val="22"/>
+        </w:rPr>
+        <w:t xml:space="preserve">It was initiated by a formal approval email request to Senior Management and Founders, requesting authorisation to proceed with </w:t>
+      </w:r>
+      <w:r>
+        <w:rPr>
+          <w:rFonts w:ascii="Arial" w:hAnsi="Arial" w:cs="Arial"/>
+          <w:sz w:val="22"/>
+          <w:szCs w:val="22"/>
+        </w:rPr>
+        <w:t>Cloud-First SaaS and B2C initiative</w:t>
+      </w:r>
+      <w:r>
+        <w:rPr>
+          <w:rFonts w:ascii="Arial" w:hAnsi="Arial" w:cs="Arial"/>
+          <w:sz w:val="22"/>
+          <w:szCs w:val="22"/>
+        </w:rPr>
+        <w:t>, see “</w:t>
+      </w:r>
+      <w:r>
+        <w:rPr>
+          <w:rFonts w:ascii="Arial" w:hAnsi="Arial" w:cs="Arial"/>
+          <w:sz w:val="22"/>
+          <w:szCs w:val="22"/>
+        </w:rPr>
+        <w:t>Initiative</w:t>
+      </w:r>
+      <w:r>
+        <w:rPr>
+          <w:rFonts w:ascii="Arial" w:hAnsi="Arial" w:cs="Arial"/>
+          <w:sz w:val="22"/>
+          <w:szCs w:val="22"/>
+        </w:rPr>
+        <w:t>1</w:t>
+      </w:r>
+      <w:r>
+        <w:rPr>
+          <w:rFonts w:ascii="Arial" w:hAnsi="Arial" w:cs="Arial"/>
+          <w:sz w:val="22"/>
+          <w:szCs w:val="22"/>
+        </w:rPr>
+        <w:t>_Engagement_</w:t>
+      </w:r>
+      <w:r>
+        <w:rPr>
+          <w:rFonts w:ascii="Arial" w:hAnsi="Arial" w:cs="Arial"/>
+          <w:sz w:val="22"/>
+          <w:szCs w:val="22"/>
+        </w:rPr>
+        <w:t xml:space="preserve">email”. Also, for </w:t>
+      </w:r>
+      <w:r>
+        <w:rPr>
+          <w:rFonts w:ascii="Arial" w:hAnsi="Arial" w:cs="Arial"/>
+          <w:sz w:val="22"/>
+          <w:szCs w:val="22"/>
+        </w:rPr>
+        <w:t>Strategic Hardware Partnerships and Outsourced Distribution</w:t>
+      </w:r>
+      <w:r>
+        <w:rPr>
+          <w:rFonts w:ascii="Arial" w:hAnsi="Arial" w:cs="Arial"/>
+          <w:sz w:val="22"/>
+          <w:szCs w:val="22"/>
+        </w:rPr>
+        <w:t xml:space="preserve"> initiative was requested by </w:t>
+      </w:r>
+      <w:proofErr w:type="gramStart"/>
+      <w:r>
+        <w:rPr>
+          <w:rFonts w:ascii="Arial" w:hAnsi="Arial" w:cs="Arial"/>
+          <w:sz w:val="22"/>
+          <w:szCs w:val="22"/>
+        </w:rPr>
+        <w:t>a</w:t>
+      </w:r>
+      <w:proofErr w:type="gramEnd"/>
+      <w:r>
+        <w:rPr>
+          <w:rFonts w:ascii="Arial" w:hAnsi="Arial" w:cs="Arial"/>
+          <w:sz w:val="22"/>
+          <w:szCs w:val="22"/>
+        </w:rPr>
+        <w:t xml:space="preserve"> email to Noah Jones (operations team manager) and Victorine </w:t>
+      </w:r>
+      <w:proofErr w:type="spellStart"/>
+      <w:r>
+        <w:rPr>
+          <w:rFonts w:ascii="Arial" w:hAnsi="Arial" w:cs="Arial"/>
+          <w:sz w:val="22"/>
+          <w:szCs w:val="22"/>
+        </w:rPr>
+        <w:t>Satore</w:t>
+      </w:r>
+      <w:proofErr w:type="spellEnd"/>
+      <w:r>
+        <w:rPr>
+          <w:rFonts w:ascii="Arial" w:hAnsi="Arial" w:cs="Arial"/>
+          <w:sz w:val="22"/>
+          <w:szCs w:val="22"/>
+        </w:rPr>
+        <w:t xml:space="preserve"> (Team sales manager) to meeting and discuss. See “</w:t>
+      </w:r>
+      <w:r>
+        <w:rPr>
+          <w:rFonts w:ascii="Arial" w:hAnsi="Arial" w:cs="Arial"/>
+          <w:sz w:val="22"/>
+          <w:szCs w:val="22"/>
+        </w:rPr>
+        <w:t>Initiative2_Engagement_</w:t>
+      </w:r>
+      <w:r>
+        <w:rPr>
+          <w:rFonts w:ascii="Arial" w:hAnsi="Arial" w:cs="Arial"/>
+          <w:sz w:val="22"/>
+          <w:szCs w:val="22"/>
+        </w:rPr>
+        <w:t>e</w:t>
+      </w:r>
+      <w:r>
+        <w:rPr>
+          <w:rFonts w:ascii="Arial" w:hAnsi="Arial" w:cs="Arial"/>
+          <w:sz w:val="22"/>
+          <w:szCs w:val="22"/>
+        </w:rPr>
+        <w:t>mail</w:t>
+      </w:r>
+      <w:r>
+        <w:rPr>
+          <w:rFonts w:ascii="Arial" w:hAnsi="Arial" w:cs="Arial"/>
+          <w:sz w:val="22"/>
+          <w:szCs w:val="22"/>
+        </w:rPr>
+        <w:t>”.</w:t>
+      </w:r>
+    </w:p>
+    <w:p>
+      <w:pPr>
+        <w:rPr>
+          <w:rFonts w:ascii="Arial" w:hAnsi="Arial" w:cs="Arial"/>
+          <w:sz w:val="22"/>
+          <w:szCs w:val="22"/>
+        </w:rPr>
+      </w:pPr>
+    </w:p>
+    <w:p>
+      <w:pPr>
+        <w:rPr>
+          <w:rFonts w:ascii="Arial" w:hAnsi="Arial" w:cs="Arial"/>
+          <w:sz w:val="22"/>
+          <w:szCs w:val="22"/>
+        </w:rPr>
+      </w:pPr>
+      <w:r>
+        <w:rPr>
+          <w:rFonts w:ascii="Arial" w:hAnsi="Arial" w:cs="Arial"/>
+          <w:sz w:val="22"/>
+          <w:szCs w:val="22"/>
+        </w:rPr>
+        <w:t>Details of the</w:t>
+      </w:r>
+      <w:r>
+        <w:rPr>
+          <w:rFonts w:ascii="Arial" w:hAnsi="Arial" w:cs="Arial"/>
+          <w:sz w:val="22"/>
+          <w:szCs w:val="22"/>
+        </w:rPr>
+        <w:t xml:space="preserve"> feedback </w:t>
+      </w:r>
+      <w:r>
+        <w:rPr>
+          <w:rFonts w:ascii="Arial" w:hAnsi="Arial" w:cs="Arial"/>
+          <w:sz w:val="22"/>
+          <w:szCs w:val="22"/>
+        </w:rPr>
+        <w:t>are in “</w:t>
+      </w:r>
+      <w:r>
+        <w:rPr>
+          <w:rFonts w:ascii="Arial" w:hAnsi="Arial" w:cs="Arial"/>
+          <w:sz w:val="22"/>
+          <w:szCs w:val="22"/>
+        </w:rPr>
+        <w:t>Stakeholders-Feedback-Register</w:t>
+      </w:r>
+      <w:r>
+        <w:rPr>
+          <w:rFonts w:ascii="Arial" w:hAnsi="Arial" w:cs="Arial"/>
+          <w:sz w:val="22"/>
+          <w:szCs w:val="22"/>
+        </w:rPr>
+        <w:t>”</w:t>
+      </w:r>
+      <w:r>
+        <w:rPr>
+          <w:rFonts w:ascii="Arial" w:hAnsi="Arial" w:cs="Arial"/>
+          <w:sz w:val="22"/>
+          <w:szCs w:val="22"/>
+        </w:rPr>
+        <w:t>.</w:t>
+      </w:r>
+    </w:p>
+    <w:p>
+      <w:pPr>
+        <w:rPr>
+          <w:rFonts w:ascii="Arial" w:hAnsi="Arial" w:cs="Arial"/>
+          <w:sz w:val="22"/>
+          <w:szCs w:val="22"/>
+        </w:rPr>
+      </w:pPr>
+    </w:p>
+    <w:p>
+      <w:pPr>
+        <w:rPr>
+          <w:rFonts w:ascii="Arial" w:hAnsi="Arial" w:cs="Arial"/>
+          <w:b/>
+          <w:bCs/>
+          <w:sz w:val="22"/>
+          <w:szCs w:val="22"/>
+        </w:rPr>
+      </w:pPr>
+      <w:r>
+        <w:rPr>
+          <w:rFonts w:ascii="Arial" w:hAnsi="Arial" w:cs="Arial"/>
+          <w:b/>
+          <w:bCs/>
+          <w:sz w:val="22"/>
+          <w:szCs w:val="22"/>
+        </w:rPr>
+        <w:t>Project Management Method</w:t>
+      </w:r>
+    </w:p>
+    <w:p>
+      <w:pPr>
+        <w:rPr>
+          <w:rFonts w:ascii="Arial" w:hAnsi="Arial" w:cs="Arial"/>
+          <w:sz w:val="22"/>
+          <w:szCs w:val="22"/>
+        </w:rPr>
+      </w:pPr>
+    </w:p>
+    <w:p>
+      <w:pPr>
+        <w:rPr>
+          <w:rFonts w:ascii="Arial" w:hAnsi="Arial" w:cs="Arial"/>
+          <w:sz w:val="22"/>
+          <w:szCs w:val="22"/>
+        </w:rPr>
+      </w:pPr>
+    </w:p>
     <w:sectPr>
       <w:pgSz w:w="11906" w:h="16838"/>
       <w:pgMar w:top="720" w:right="720" w:bottom="720" w:left="720" w:header="708" w:footer="708" w:gutter="0"/>
@@ -684,6 +8000,95 @@
 <file path=word/numbering.xml><?xml version="1.0" encoding="utf-8"?>
 <w:numbering xmlns:wpc="http://schemas.microsoft.com/office/word/2010/wordprocessingCanvas" xmlns:cx="http://schemas.microsoft.com/office/drawing/2014/chartex" xmlns:cx1="http://schemas.microsoft.com/office/drawing/2015/9/8/chartex" xmlns:cx2="http://schemas.microsoft.com/office/drawing/2015/10/21/chartex" xmlns:cx3="http://schemas.microsoft.com/office/drawing/2016/5/9/chartex" xmlns:cx4="http://schemas.microsoft.com/office/drawing/2016/5/10/chartex" xmlns:cx5="http://schemas.microsoft.com/office/drawing/2016/5/11/chartex" xmlns:cx6="http://schemas.microsoft.com/office/drawing/2016/5/12/chartex" xmlns:cx7="http://schemas.microsoft.com/office/drawing/2016/5/13/chartex" xmlns:cx8="http://schemas.microsoft.com/office/drawing/2016/5/14/chartex" xmlns:mc="http://schemas.openxmlformats.org/markup-compatibility/2006" xmlns:m="http://schemas.openxmlformats.org/officeDocument/2006/math" xmlns:aink="http://schemas.microsoft.com/office/drawing/2016/ink" xmlns:am3d="http://schemas.microsoft.com/office/drawing/2017/model3d" xmlns:oel="http://schemas.microsoft.com/office/2019/extlst" xmlns:r="http://schemas.openxmlformats.org/officeDocument/2006/relationships" xmlns:wp14="http://schemas.microsoft.com/office/word/2010/wordprocessingDrawing" xmlns:wp="http://schemas.openxmlformats.org/drawingml/2006/wordprocessingDrawing" xmlns:wpg="http://schemas.microsoft.com/office/word/2010/wordprocessingGroup" xmlns:wpi="http://schemas.microsoft.com/office/word/2010/wordprocessingInk" xmlns:wps="http://schemas.microsoft.com/office/word/2010/wordprocessingShape" xmlns:o="urn:schemas-microsoft-com:office:office" xmlns:v="urn:schemas-microsoft-com:vml" xmlns:w10="urn:schemas-microsoft-com:office:word" xmlns:w="http://schemas.openxmlformats.org/wordprocessingml/2006/main" xmlns:w14="http://schemas.microsoft.com/office/word/2010/wordml" xmlns:w15="http://schemas.microsoft.com/office/word/2012/wordml" xmlns:w16cex="http://schemas.microsoft.com/office/word/2018/wordml/cex" xmlns:w16cid="http://schemas.microsoft.com/office/word/2016/wordml/cid" xmlns:w16="http://schemas.microsoft.com/office/word/2018/wordml" xmlns:w16sdtdh="http://schemas.microsoft.com/office/word/2020/wordml/sdtdatahash" xmlns:w16sdtfl="http://schemas.microsoft.com/office/word/2024/wordml/sdtformatlock" xmlns:w16se="http://schemas.microsoft.com/office/word/2015/wordml/symex" xmlns:w16du="http://schemas.microsoft.com/office/word/2023/wordml/word16du" xmlns:wne="http://schemas.microsoft.com/office/word/2006/wordml" mc:Ignorable="w14 w15 w16se w16cid w16 w16cex w16sdtdh w16sdtfl w16du wp14">
   <w:abstractNum w:abstractNumId="0" w15:restartNumberingAfterBreak="0">
+    <w:nsid w:val="02371F11"/>
+    <w:multiLevelType w:val="hybridMultilevel"/>
+    <w:tmpl w:val="1CF06B5C"/>
+    <w:lvl w:ilvl="0" w:tplc="0809000F">
+      <w:start w:val="1"/>
+      <w:numFmt w:val="decimal"/>
+      <w:lvlText w:val="%1."/>
+      <w:lvlJc w:val="left"/>
+      <w:pPr>
+        <w:ind w:left="720" w:hanging="360"/>
+      </w:pPr>
+      <w:rPr>
+        <w:rFonts w:hint="default"/>
+      </w:rPr>
+    </w:lvl>
+    <w:lvl w:ilvl="1" w:tplc="08090019" w:tentative="1">
+      <w:start w:val="1"/>
+      <w:numFmt w:val="lowerLetter"/>
+      <w:lvlText w:val="%2."/>
+      <w:lvlJc w:val="left"/>
+      <w:pPr>
+        <w:ind w:left="1440" w:hanging="360"/>
+      </w:pPr>
+    </w:lvl>
+    <w:lvl w:ilvl="2" w:tplc="0809001B" w:tentative="1">
+      <w:start w:val="1"/>
+      <w:numFmt w:val="lowerRoman"/>
+      <w:lvlText w:val="%3."/>
+      <w:lvlJc w:val="right"/>
+      <w:pPr>
+        <w:ind w:left="2160" w:hanging="180"/>
+      </w:pPr>
+    </w:lvl>
+    <w:lvl w:ilvl="3" w:tplc="0809000F" w:tentative="1">
+      <w:start w:val="1"/>
+      <w:numFmt w:val="decimal"/>
+      <w:lvlText w:val="%4."/>
+      <w:lvlJc w:val="left"/>
+      <w:pPr>
+        <w:ind w:left="2880" w:hanging="360"/>
+      </w:pPr>
+    </w:lvl>
+    <w:lvl w:ilvl="4" w:tplc="08090019" w:tentative="1">
+      <w:start w:val="1"/>
+      <w:numFmt w:val="lowerLetter"/>
+      <w:lvlText w:val="%5."/>
+      <w:lvlJc w:val="left"/>
+      <w:pPr>
+        <w:ind w:left="3600" w:hanging="360"/>
+      </w:pPr>
+    </w:lvl>
+    <w:lvl w:ilvl="5" w:tplc="0809001B" w:tentative="1">
+      <w:start w:val="1"/>
+      <w:numFmt w:val="lowerRoman"/>
+      <w:lvlText w:val="%6."/>
+      <w:lvlJc w:val="right"/>
+      <w:pPr>
+        <w:ind w:left="4320" w:hanging="180"/>
+      </w:pPr>
+    </w:lvl>
+    <w:lvl w:ilvl="6" w:tplc="0809000F" w:tentative="1">
+      <w:start w:val="1"/>
+      <w:numFmt w:val="decimal"/>
+      <w:lvlText w:val="%7."/>
+      <w:lvlJc w:val="left"/>
+      <w:pPr>
+        <w:ind w:left="5040" w:hanging="360"/>
+      </w:pPr>
+    </w:lvl>
+    <w:lvl w:ilvl="7" w:tplc="08090019" w:tentative="1">
+      <w:start w:val="1"/>
+      <w:numFmt w:val="lowerLetter"/>
+      <w:lvlText w:val="%8."/>
+      <w:lvlJc w:val="left"/>
+      <w:pPr>
+        <w:ind w:left="5760" w:hanging="360"/>
+      </w:pPr>
+    </w:lvl>
+    <w:lvl w:ilvl="8" w:tplc="0809001B" w:tentative="1">
+      <w:start w:val="1"/>
+      <w:numFmt w:val="lowerRoman"/>
+      <w:lvlText w:val="%9."/>
+      <w:lvlJc w:val="right"/>
+      <w:pPr>
+        <w:ind w:left="6480" w:hanging="180"/>
+      </w:pPr>
+    </w:lvl>
+  </w:abstractNum>
+  <w:abstractNum w:abstractNumId="1" w15:restartNumberingAfterBreak="0">
     <w:nsid w:val="0D7320FB"/>
     <w:multiLevelType w:val="multilevel"/>
     <w:tmpl w:val="CD941F0A"/>
@@ -832,7 +8237,7 @@
       </w:rPr>
     </w:lvl>
   </w:abstractNum>
-  <w:abstractNum w:abstractNumId="1" w15:restartNumberingAfterBreak="0">
+  <w:abstractNum w:abstractNumId="2" w15:restartNumberingAfterBreak="0">
     <w:nsid w:val="113C59F1"/>
     <w:multiLevelType w:val="multilevel"/>
     <w:tmpl w:val="66D8D3C4"/>
@@ -981,7 +8386,7 @@
       </w:rPr>
     </w:lvl>
   </w:abstractNum>
-  <w:abstractNum w:abstractNumId="2" w15:restartNumberingAfterBreak="0">
+  <w:abstractNum w:abstractNumId="3" w15:restartNumberingAfterBreak="0">
     <w:nsid w:val="1B890B33"/>
     <w:multiLevelType w:val="multilevel"/>
     <w:tmpl w:val="9A761358"/>
@@ -1130,7 +8535,7 @@
       </w:rPr>
     </w:lvl>
   </w:abstractNum>
-  <w:abstractNum w:abstractNumId="3" w15:restartNumberingAfterBreak="0">
+  <w:abstractNum w:abstractNumId="4" w15:restartNumberingAfterBreak="0">
     <w:nsid w:val="1E526D28"/>
     <w:multiLevelType w:val="multilevel"/>
     <w:tmpl w:val="E61E96DA"/>
@@ -1279,7 +8684,7 @@
       </w:rPr>
     </w:lvl>
   </w:abstractNum>
-  <w:abstractNum w:abstractNumId="4" w15:restartNumberingAfterBreak="0">
+  <w:abstractNum w:abstractNumId="5" w15:restartNumberingAfterBreak="0">
     <w:nsid w:val="291B1D4C"/>
     <w:multiLevelType w:val="multilevel"/>
     <w:tmpl w:val="25A8E8A2"/>
@@ -1428,7 +8833,7 @@
       </w:rPr>
     </w:lvl>
   </w:abstractNum>
-  <w:abstractNum w:abstractNumId="5" w15:restartNumberingAfterBreak="0">
+  <w:abstractNum w:abstractNumId="6" w15:restartNumberingAfterBreak="0">
     <w:nsid w:val="2B2026EC"/>
     <w:multiLevelType w:val="multilevel"/>
     <w:tmpl w:val="A98CDBF2"/>
@@ -1577,7 +8982,7 @@
       </w:rPr>
     </w:lvl>
   </w:abstractNum>
-  <w:abstractNum w:abstractNumId="6" w15:restartNumberingAfterBreak="0">
+  <w:abstractNum w:abstractNumId="7" w15:restartNumberingAfterBreak="0">
     <w:nsid w:val="2C200EEE"/>
     <w:multiLevelType w:val="multilevel"/>
     <w:tmpl w:val="E2E06D82"/>
@@ -1726,7 +9131,7 @@
       </w:rPr>
     </w:lvl>
   </w:abstractNum>
-  <w:abstractNum w:abstractNumId="7" w15:restartNumberingAfterBreak="0">
+  <w:abstractNum w:abstractNumId="8" w15:restartNumberingAfterBreak="0">
     <w:nsid w:val="45D42475"/>
     <w:multiLevelType w:val="multilevel"/>
     <w:tmpl w:val="94867490"/>
@@ -1875,7 +9280,7 @@
       </w:rPr>
     </w:lvl>
   </w:abstractNum>
-  <w:abstractNum w:abstractNumId="8" w15:restartNumberingAfterBreak="0">
+  <w:abstractNum w:abstractNumId="9" w15:restartNumberingAfterBreak="0">
     <w:nsid w:val="4B8F7330"/>
     <w:multiLevelType w:val="multilevel"/>
     <w:tmpl w:val="86B07C14"/>
@@ -2024,7 +9429,7 @@
       </w:rPr>
     </w:lvl>
   </w:abstractNum>
-  <w:abstractNum w:abstractNumId="9" w15:restartNumberingAfterBreak="0">
+  <w:abstractNum w:abstractNumId="10" w15:restartNumberingAfterBreak="0">
     <w:nsid w:val="4E8E5320"/>
     <w:multiLevelType w:val="multilevel"/>
     <w:tmpl w:val="8C40FDA4"/>
@@ -2173,7 +9578,7 @@
       </w:rPr>
     </w:lvl>
   </w:abstractNum>
-  <w:abstractNum w:abstractNumId="10" w15:restartNumberingAfterBreak="0">
+  <w:abstractNum w:abstractNumId="11" w15:restartNumberingAfterBreak="0">
     <w:nsid w:val="4ED3475E"/>
     <w:multiLevelType w:val="multilevel"/>
     <w:tmpl w:val="457CF4BA"/>
@@ -2322,7 +9727,120 @@
       </w:rPr>
     </w:lvl>
   </w:abstractNum>
-  <w:abstractNum w:abstractNumId="11" w15:restartNumberingAfterBreak="0">
+  <w:abstractNum w:abstractNumId="12" w15:restartNumberingAfterBreak="0">
+    <w:nsid w:val="5CFB5BD0"/>
+    <w:multiLevelType w:val="hybridMultilevel"/>
+    <w:tmpl w:val="3DD6BFE4"/>
+    <w:lvl w:ilvl="0" w:tplc="4DDA3D4E">
+      <w:start w:val="2"/>
+      <w:numFmt w:val="bullet"/>
+      <w:lvlText w:val="-"/>
+      <w:lvlJc w:val="left"/>
+      <w:pPr>
+        <w:ind w:left="720" w:hanging="360"/>
+      </w:pPr>
+      <w:rPr>
+        <w:rFonts w:ascii="Arial" w:eastAsia="Times New Roman" w:hAnsi="Arial" w:cs="Arial" w:hint="default"/>
+      </w:rPr>
+    </w:lvl>
+    <w:lvl w:ilvl="1" w:tplc="08090003" w:tentative="1">
+      <w:start w:val="1"/>
+      <w:numFmt w:val="bullet"/>
+      <w:lvlText w:val="o"/>
+      <w:lvlJc w:val="left"/>
+      <w:pPr>
+        <w:ind w:left="1440" w:hanging="360"/>
+      </w:pPr>
+      <w:rPr>
+        <w:rFonts w:ascii="Courier New" w:hAnsi="Courier New" w:cs="Courier New" w:hint="default"/>
+      </w:rPr>
+    </w:lvl>
+    <w:lvl w:ilvl="2" w:tplc="08090005" w:tentative="1">
+      <w:start w:val="1"/>
+      <w:numFmt w:val="bullet"/>
+      <w:lvlText w:val=""/>
+      <w:lvlJc w:val="left"/>
+      <w:pPr>
+        <w:ind w:left="2160" w:hanging="360"/>
+      </w:pPr>
+      <w:rPr>
+        <w:rFonts w:ascii="Wingdings" w:hAnsi="Wingdings" w:hint="default"/>
+      </w:rPr>
+    </w:lvl>
+    <w:lvl w:ilvl="3" w:tplc="08090001" w:tentative="1">
+      <w:start w:val="1"/>
+      <w:numFmt w:val="bullet"/>
+      <w:lvlText w:val=""/>
+      <w:lvlJc w:val="left"/>
+      <w:pPr>
+        <w:ind w:left="2880" w:hanging="360"/>
+      </w:pPr>
+      <w:rPr>
+        <w:rFonts w:ascii="Symbol" w:hAnsi="Symbol" w:hint="default"/>
+      </w:rPr>
+    </w:lvl>
+    <w:lvl w:ilvl="4" w:tplc="08090003" w:tentative="1">
+      <w:start w:val="1"/>
+      <w:numFmt w:val="bullet"/>
+      <w:lvlText w:val="o"/>
+      <w:lvlJc w:val="left"/>
+      <w:pPr>
+        <w:ind w:left="3600" w:hanging="360"/>
+      </w:pPr>
+      <w:rPr>
+        <w:rFonts w:ascii="Courier New" w:hAnsi="Courier New" w:cs="Courier New" w:hint="default"/>
+      </w:rPr>
+    </w:lvl>
+    <w:lvl w:ilvl="5" w:tplc="08090005" w:tentative="1">
+      <w:start w:val="1"/>
+      <w:numFmt w:val="bullet"/>
+      <w:lvlText w:val=""/>
+      <w:lvlJc w:val="left"/>
+      <w:pPr>
+        <w:ind w:left="4320" w:hanging="360"/>
+      </w:pPr>
+      <w:rPr>
+        <w:rFonts w:ascii="Wingdings" w:hAnsi="Wingdings" w:hint="default"/>
+      </w:rPr>
+    </w:lvl>
+    <w:lvl w:ilvl="6" w:tplc="08090001" w:tentative="1">
+      <w:start w:val="1"/>
+      <w:numFmt w:val="bullet"/>
+      <w:lvlText w:val=""/>
+      <w:lvlJc w:val="left"/>
+      <w:pPr>
+        <w:ind w:left="5040" w:hanging="360"/>
+      </w:pPr>
+      <w:rPr>
+        <w:rFonts w:ascii="Symbol" w:hAnsi="Symbol" w:hint="default"/>
+      </w:rPr>
+    </w:lvl>
+    <w:lvl w:ilvl="7" w:tplc="08090003" w:tentative="1">
+      <w:start w:val="1"/>
+      <w:numFmt w:val="bullet"/>
+      <w:lvlText w:val="o"/>
+      <w:lvlJc w:val="left"/>
+      <w:pPr>
+        <w:ind w:left="5760" w:hanging="360"/>
+      </w:pPr>
+      <w:rPr>
+        <w:rFonts w:ascii="Courier New" w:hAnsi="Courier New" w:cs="Courier New" w:hint="default"/>
+      </w:rPr>
+    </w:lvl>
+    <w:lvl w:ilvl="8" w:tplc="08090005" w:tentative="1">
+      <w:start w:val="1"/>
+      <w:numFmt w:val="bullet"/>
+      <w:lvlText w:val=""/>
+      <w:lvlJc w:val="left"/>
+      <w:pPr>
+        <w:ind w:left="6480" w:hanging="360"/>
+      </w:pPr>
+      <w:rPr>
+        <w:rFonts w:ascii="Wingdings" w:hAnsi="Wingdings" w:hint="default"/>
+      </w:rPr>
+    </w:lvl>
+  </w:abstractNum>
+  <w:abstractNum w:abstractNumId="13" w15:restartNumberingAfterBreak="0">
     <w:nsid w:val="664C4BE2"/>
     <w:multiLevelType w:val="hybridMultilevel"/>
     <w:tmpl w:val="26CA9C52"/>
@@ -2411,7 +9929,7 @@
       </w:pPr>
     </w:lvl>
   </w:abstractNum>
-  <w:abstractNum w:abstractNumId="12" w15:restartNumberingAfterBreak="0">
+  <w:abstractNum w:abstractNumId="14" w15:restartNumberingAfterBreak="0">
     <w:nsid w:val="68427343"/>
     <w:multiLevelType w:val="multilevel"/>
     <w:tmpl w:val="61965642"/>
@@ -2560,7 +10078,7 @@
       </w:rPr>
     </w:lvl>
   </w:abstractNum>
-  <w:abstractNum w:abstractNumId="13" w15:restartNumberingAfterBreak="0">
+  <w:abstractNum w:abstractNumId="15" w15:restartNumberingAfterBreak="0">
     <w:nsid w:val="69B45CEF"/>
     <w:multiLevelType w:val="multilevel"/>
     <w:tmpl w:val="2FD69B20"/>
@@ -2709,7 +10227,7 @@
       </w:rPr>
     </w:lvl>
   </w:abstractNum>
-  <w:abstractNum w:abstractNumId="14" w15:restartNumberingAfterBreak="0">
+  <w:abstractNum w:abstractNumId="16" w15:restartNumberingAfterBreak="0">
     <w:nsid w:val="6B7832EC"/>
     <w:multiLevelType w:val="multilevel"/>
     <w:tmpl w:val="A81A89CA"/>
@@ -2858,7 +10376,96 @@
       </w:rPr>
     </w:lvl>
   </w:abstractNum>
-  <w:abstractNum w:abstractNumId="15" w15:restartNumberingAfterBreak="0">
+  <w:abstractNum w:abstractNumId="17" w15:restartNumberingAfterBreak="0">
+    <w:nsid w:val="73072708"/>
+    <w:multiLevelType w:val="hybridMultilevel"/>
+    <w:tmpl w:val="632CFC68"/>
+    <w:lvl w:ilvl="0" w:tplc="0809000F">
+      <w:start w:val="1"/>
+      <w:numFmt w:val="decimal"/>
+      <w:lvlText w:val="%1."/>
+      <w:lvlJc w:val="left"/>
+      <w:pPr>
+        <w:ind w:left="720" w:hanging="360"/>
+      </w:pPr>
+      <w:rPr>
+        <w:rFonts w:hint="default"/>
+      </w:rPr>
+    </w:lvl>
+    <w:lvl w:ilvl="1" w:tplc="08090019" w:tentative="1">
+      <w:start w:val="1"/>
+      <w:numFmt w:val="lowerLetter"/>
+      <w:lvlText w:val="%2."/>
+      <w:lvlJc w:val="left"/>
+      <w:pPr>
+        <w:ind w:left="1440" w:hanging="360"/>
+      </w:pPr>
+    </w:lvl>
+    <w:lvl w:ilvl="2" w:tplc="0809001B" w:tentative="1">
+      <w:start w:val="1"/>
+      <w:numFmt w:val="lowerRoman"/>
+      <w:lvlText w:val="%3."/>
+      <w:lvlJc w:val="right"/>
+      <w:pPr>
+        <w:ind w:left="2160" w:hanging="180"/>
+      </w:pPr>
+    </w:lvl>
+    <w:lvl w:ilvl="3" w:tplc="0809000F" w:tentative="1">
+      <w:start w:val="1"/>
+      <w:numFmt w:val="decimal"/>
+      <w:lvlText w:val="%4."/>
+      <w:lvlJc w:val="left"/>
+      <w:pPr>
+        <w:ind w:left="2880" w:hanging="360"/>
+      </w:pPr>
+    </w:lvl>
+    <w:lvl w:ilvl="4" w:tplc="08090019" w:tentative="1">
+      <w:start w:val="1"/>
+      <w:numFmt w:val="lowerLetter"/>
+      <w:lvlText w:val="%5."/>
+      <w:lvlJc w:val="left"/>
+      <w:pPr>
+        <w:ind w:left="3600" w:hanging="360"/>
+      </w:pPr>
+    </w:lvl>
+    <w:lvl w:ilvl="5" w:tplc="0809001B" w:tentative="1">
+      <w:start w:val="1"/>
+      <w:numFmt w:val="lowerRoman"/>
+      <w:lvlText w:val="%6."/>
+      <w:lvlJc w:val="right"/>
+      <w:pPr>
+        <w:ind w:left="4320" w:hanging="180"/>
+      </w:pPr>
+    </w:lvl>
+    <w:lvl w:ilvl="6" w:tplc="0809000F" w:tentative="1">
+      <w:start w:val="1"/>
+      <w:numFmt w:val="decimal"/>
+      <w:lvlText w:val="%7."/>
+      <w:lvlJc w:val="left"/>
+      <w:pPr>
+        <w:ind w:left="5040" w:hanging="360"/>
+      </w:pPr>
+    </w:lvl>
+    <w:lvl w:ilvl="7" w:tplc="08090019" w:tentative="1">
+      <w:start w:val="1"/>
+      <w:numFmt w:val="lowerLetter"/>
+      <w:lvlText w:val="%8."/>
+      <w:lvlJc w:val="left"/>
+      <w:pPr>
+        <w:ind w:left="5760" w:hanging="360"/>
+      </w:pPr>
+    </w:lvl>
+    <w:lvl w:ilvl="8" w:tplc="0809001B" w:tentative="1">
+      <w:start w:val="1"/>
+      <w:numFmt w:val="lowerRoman"/>
+      <w:lvlText w:val="%9."/>
+      <w:lvlJc w:val="right"/>
+      <w:pPr>
+        <w:ind w:left="6480" w:hanging="180"/>
+      </w:pPr>
+    </w:lvl>
+  </w:abstractNum>
+  <w:abstractNum w:abstractNumId="18" w15:restartNumberingAfterBreak="0">
     <w:nsid w:val="73321BBA"/>
     <w:multiLevelType w:val="multilevel"/>
     <w:tmpl w:val="EFE6DFCA"/>
@@ -3007,7 +10614,7 @@
       </w:rPr>
     </w:lvl>
   </w:abstractNum>
-  <w:abstractNum w:abstractNumId="16" w15:restartNumberingAfterBreak="0">
+  <w:abstractNum w:abstractNumId="19" w15:restartNumberingAfterBreak="0">
     <w:nsid w:val="78BD4B0A"/>
     <w:multiLevelType w:val="multilevel"/>
     <w:tmpl w:val="0E5AF6F0"/>
@@ -3156,7 +10763,7 @@
       </w:rPr>
     </w:lvl>
   </w:abstractNum>
-  <w:abstractNum w:abstractNumId="17" w15:restartNumberingAfterBreak="0">
+  <w:abstractNum w:abstractNumId="20" w15:restartNumberingAfterBreak="0">
     <w:nsid w:val="79FD2B7C"/>
     <w:multiLevelType w:val="multilevel"/>
     <w:tmpl w:val="FEC8E97E"/>
@@ -3306,58 +10913,67 @@
     </w:lvl>
   </w:abstractNum>
   <w:num w:numId="1" w16cid:durableId="1651977992">
+    <w:abstractNumId w:val="18"/>
+  </w:num>
+  <w:num w:numId="2" w16cid:durableId="222713874">
+    <w:abstractNumId w:val="1"/>
+  </w:num>
+  <w:num w:numId="3" w16cid:durableId="1897811804">
+    <w:abstractNumId w:val="19"/>
+  </w:num>
+  <w:num w:numId="4" w16cid:durableId="480998893">
+    <w:abstractNumId w:val="11"/>
+  </w:num>
+  <w:num w:numId="5" w16cid:durableId="627710897">
+    <w:abstractNumId w:val="10"/>
+  </w:num>
+  <w:num w:numId="6" w16cid:durableId="1650670057">
+    <w:abstractNumId w:val="4"/>
+  </w:num>
+  <w:num w:numId="7" w16cid:durableId="1062102917">
+    <w:abstractNumId w:val="16"/>
+  </w:num>
+  <w:num w:numId="8" w16cid:durableId="879586373">
+    <w:abstractNumId w:val="6"/>
+  </w:num>
+  <w:num w:numId="9" w16cid:durableId="1369069069">
+    <w:abstractNumId w:val="14"/>
+  </w:num>
+  <w:num w:numId="10" w16cid:durableId="245656287">
+    <w:abstractNumId w:val="20"/>
+  </w:num>
+  <w:num w:numId="11" w16cid:durableId="435977825">
+    <w:abstractNumId w:val="8"/>
+  </w:num>
+  <w:num w:numId="12" w16cid:durableId="1315985183">
+    <w:abstractNumId w:val="7"/>
+  </w:num>
+  <w:num w:numId="13" w16cid:durableId="1158885373">
+    <w:abstractNumId w:val="3"/>
+  </w:num>
+  <w:num w:numId="14" w16cid:durableId="1310137639">
+    <w:abstractNumId w:val="9"/>
+  </w:num>
+  <w:num w:numId="15" w16cid:durableId="248657663">
+    <w:abstractNumId w:val="5"/>
+  </w:num>
+  <w:num w:numId="16" w16cid:durableId="1338919693">
+    <w:abstractNumId w:val="2"/>
+  </w:num>
+  <w:num w:numId="17" w16cid:durableId="1705866966">
     <w:abstractNumId w:val="15"/>
   </w:num>
-  <w:num w:numId="2" w16cid:durableId="222713874">
-    <w:abstractNumId w:val="0"/>
+  <w:num w:numId="18" w16cid:durableId="1640526705">
+    <w:abstractNumId w:val="13"/>
   </w:num>
-  <w:num w:numId="3" w16cid:durableId="1897811804">
-    <w:abstractNumId w:val="16"/>
+  <w:num w:numId="19" w16cid:durableId="1013218433">
+    <w:abstractNumId w:val="17"/>
   </w:num>
-  <w:num w:numId="4" w16cid:durableId="480998893">
-    <w:abstractNumId w:val="10"/>
-  </w:num>
-  <w:num w:numId="5" w16cid:durableId="627710897">
-    <w:abstractNumId w:val="9"/>
-  </w:num>
-  <w:num w:numId="6" w16cid:durableId="1650670057">
-    <w:abstractNumId w:val="3"/>
-  </w:num>
-  <w:num w:numId="7" w16cid:durableId="1062102917">
-    <w:abstractNumId w:val="14"/>
-  </w:num>
-  <w:num w:numId="8" w16cid:durableId="879586373">
-    <w:abstractNumId w:val="5"/>
-  </w:num>
-  <w:num w:numId="9" w16cid:durableId="1369069069">
+  <w:num w:numId="20" w16cid:durableId="1723140307">
     <w:abstractNumId w:val="12"/>
   </w:num>
-  <w:num w:numId="10" w16cid:durableId="245656287">
-    <w:abstractNumId w:val="17"/>
-  </w:num>
-  <w:num w:numId="11" w16cid:durableId="435977825">
-    <w:abstractNumId w:val="7"/>
-  </w:num>
-  <w:num w:numId="12" w16cid:durableId="1315985183">
-    <w:abstractNumId w:val="6"/>
-  </w:num>
-  <w:num w:numId="13" w16cid:durableId="1158885373">
-    <w:abstractNumId w:val="2"/>
-  </w:num>
-  <w:num w:numId="14" w16cid:durableId="1310137639">
-    <w:abstractNumId w:val="8"/>
-  </w:num>
-  <w:num w:numId="15" w16cid:durableId="248657663">
-    <w:abstractNumId w:val="4"/>
-  </w:num>
-  <w:num w:numId="16" w16cid:durableId="1338919693">
-    <w:abstractNumId w:val="1"/>
-  </w:num>
-  <w:num w:numId="17" w16cid:durableId="1705866966">
-    <w:abstractNumId w:val="13"/>
-  </w:num>
-  <w:num w:numId="18" w16cid:durableId="1640526705">
-    <w:abstractNumId w:val="11"/>
+  <w:num w:numId="21" w16cid:durableId="474951159">
+    <w:abstractNumId w:val="0"/>
   </w:num>
 </w:numbering>
 </file>
@@ -3762,6 +11378,16 @@
   <w:style w:type="paragraph" w:default="1" w:styleId="Normal">
     <w:name w:val="Normal"/>
     <w:qFormat/>
+    <w:rsid w:val="00A158FF"/>
+    <w:pPr>
+      <w:spacing w:after="0" w:line="240" w:lineRule="auto"/>
+    </w:pPr>
+    <w:rPr>
+      <w:rFonts w:ascii="Times New Roman" w:eastAsia="Times New Roman" w:hAnsi="Times New Roman" w:cs="Times New Roman"/>
+      <w:kern w:val="0"/>
+      <w:lang w:eastAsia="en-GB"/>
+      <w14:ligatures w14:val="none"/>
+    </w:rPr>
   </w:style>
   <w:style w:type="paragraph" w:styleId="Heading1">
     <w:name w:val="heading 1"/>
@@ -3774,14 +11400,17 @@
     <w:pPr>
       <w:keepNext/>
       <w:keepLines/>
-      <w:spacing w:before="360" w:after="80"/>
+      <w:spacing w:before="360" w:after="80" w:line="278" w:lineRule="auto"/>
       <w:outlineLvl w:val="0"/>
     </w:pPr>
     <w:rPr>
       <w:rFonts w:asciiTheme="majorHAnsi" w:eastAsiaTheme="majorEastAsia" w:hAnsiTheme="majorHAnsi" w:cstheme="majorBidi"/>
       <w:color w:val="2F5496" w:themeColor="accent1" w:themeShade="BF"/>
+      <w:kern w:val="2"/>
       <w:sz w:val="40"/>
       <w:szCs w:val="40"/>
+      <w:lang w:eastAsia="en-US"/>
+      <w14:ligatures w14:val="standardContextual"/>
     </w:rPr>
   </w:style>
   <w:style w:type="paragraph" w:styleId="Heading2">
@@ -3797,14 +11426,17 @@
     <w:pPr>
       <w:keepNext/>
       <w:keepLines/>
-      <w:spacing w:before="160" w:after="80"/>
+      <w:spacing w:before="160" w:after="80" w:line="278" w:lineRule="auto"/>
       <w:outlineLvl w:val="1"/>
     </w:pPr>
     <w:rPr>
       <w:rFonts w:asciiTheme="majorHAnsi" w:eastAsiaTheme="majorEastAsia" w:hAnsiTheme="majorHAnsi" w:cstheme="majorBidi"/>
       <w:color w:val="2F5496" w:themeColor="accent1" w:themeShade="BF"/>
+      <w:kern w:val="2"/>
       <w:sz w:val="32"/>
       <w:szCs w:val="32"/>
+      <w:lang w:eastAsia="en-US"/>
+      <w14:ligatures w14:val="standardContextual"/>
     </w:rPr>
   </w:style>
   <w:style w:type="paragraph" w:styleId="Heading3">
@@ -3813,21 +11445,23 @@
     <w:next w:val="Normal"/>
     <w:link w:val="Heading3Char"/>
     <w:uiPriority w:val="9"/>
-    <w:semiHidden/>
     <w:unhideWhenUsed/>
     <w:qFormat/>
     <w:rsid w:val="00B17F94"/>
     <w:pPr>
       <w:keepNext/>
       <w:keepLines/>
-      <w:spacing w:before="160" w:after="80"/>
+      <w:spacing w:before="160" w:after="80" w:line="278" w:lineRule="auto"/>
       <w:outlineLvl w:val="2"/>
     </w:pPr>
     <w:rPr>
-      <w:rFonts w:eastAsiaTheme="majorEastAsia" w:cstheme="majorBidi"/>
+      <w:rFonts w:asciiTheme="minorHAnsi" w:eastAsiaTheme="majorEastAsia" w:hAnsiTheme="minorHAnsi" w:cstheme="majorBidi"/>
       <w:color w:val="2F5496" w:themeColor="accent1" w:themeShade="BF"/>
+      <w:kern w:val="2"/>
       <w:sz w:val="28"/>
       <w:szCs w:val="28"/>
+      <w:lang w:eastAsia="en-US"/>
+      <w14:ligatures w14:val="standardContextual"/>
     </w:rPr>
   </w:style>
   <w:style w:type="paragraph" w:styleId="Heading4">
@@ -3843,14 +11477,17 @@
     <w:pPr>
       <w:keepNext/>
       <w:keepLines/>
-      <w:spacing w:before="80" w:after="40"/>
+      <w:spacing w:before="80" w:after="40" w:line="278" w:lineRule="auto"/>
       <w:outlineLvl w:val="3"/>
     </w:pPr>
     <w:rPr>
-      <w:rFonts w:eastAsiaTheme="majorEastAsia" w:cstheme="majorBidi"/>
+      <w:rFonts w:asciiTheme="minorHAnsi" w:eastAsiaTheme="majorEastAsia" w:hAnsiTheme="minorHAnsi" w:cstheme="majorBidi"/>
       <w:i/>
       <w:iCs/>
       <w:color w:val="2F5496" w:themeColor="accent1" w:themeShade="BF"/>
+      <w:kern w:val="2"/>
+      <w:lang w:eastAsia="en-US"/>
+      <w14:ligatures w14:val="standardContextual"/>
     </w:rPr>
   </w:style>
   <w:style w:type="paragraph" w:styleId="Heading5">
@@ -3866,12 +11503,15 @@
     <w:pPr>
       <w:keepNext/>
       <w:keepLines/>
-      <w:spacing w:before="80" w:after="40"/>
+      <w:spacing w:before="80" w:after="40" w:line="278" w:lineRule="auto"/>
       <w:outlineLvl w:val="4"/>
     </w:pPr>
     <w:rPr>
-      <w:rFonts w:eastAsiaTheme="majorEastAsia" w:cstheme="majorBidi"/>
+      <w:rFonts w:asciiTheme="minorHAnsi" w:eastAsiaTheme="majorEastAsia" w:hAnsiTheme="minorHAnsi" w:cstheme="majorBidi"/>
       <w:color w:val="2F5496" w:themeColor="accent1" w:themeShade="BF"/>
+      <w:kern w:val="2"/>
+      <w:lang w:eastAsia="en-US"/>
+      <w14:ligatures w14:val="standardContextual"/>
     </w:rPr>
   </w:style>
   <w:style w:type="paragraph" w:styleId="Heading6">
@@ -3887,14 +11527,17 @@
     <w:pPr>
       <w:keepNext/>
       <w:keepLines/>
-      <w:spacing w:before="40" w:after="0"/>
+      <w:spacing w:before="40" w:line="278" w:lineRule="auto"/>
       <w:outlineLvl w:val="5"/>
     </w:pPr>
     <w:rPr>
-      <w:rFonts w:eastAsiaTheme="majorEastAsia" w:cstheme="majorBidi"/>
+      <w:rFonts w:asciiTheme="minorHAnsi" w:eastAsiaTheme="majorEastAsia" w:hAnsiTheme="minorHAnsi" w:cstheme="majorBidi"/>
       <w:i/>
       <w:iCs/>
       <w:color w:val="595959" w:themeColor="text1" w:themeTint="A6"/>
+      <w:kern w:val="2"/>
+      <w:lang w:eastAsia="en-US"/>
+      <w14:ligatures w14:val="standardContextual"/>
     </w:rPr>
   </w:style>
   <w:style w:type="paragraph" w:styleId="Heading7">
@@ -3910,12 +11553,15 @@
     <w:pPr>
       <w:keepNext/>
       <w:keepLines/>
-      <w:spacing w:before="40" w:after="0"/>
+      <w:spacing w:before="40" w:line="278" w:lineRule="auto"/>
       <w:outlineLvl w:val="6"/>
     </w:pPr>
     <w:rPr>
-      <w:rFonts w:eastAsiaTheme="majorEastAsia" w:cstheme="majorBidi"/>
+      <w:rFonts w:asciiTheme="minorHAnsi" w:eastAsiaTheme="majorEastAsia" w:hAnsiTheme="minorHAnsi" w:cstheme="majorBidi"/>
       <w:color w:val="595959" w:themeColor="text1" w:themeTint="A6"/>
+      <w:kern w:val="2"/>
+      <w:lang w:eastAsia="en-US"/>
+      <w14:ligatures w14:val="standardContextual"/>
     </w:rPr>
   </w:style>
   <w:style w:type="paragraph" w:styleId="Heading8">
@@ -3931,14 +11577,17 @@
     <w:pPr>
       <w:keepNext/>
       <w:keepLines/>
-      <w:spacing w:after="0"/>
+      <w:spacing w:line="278" w:lineRule="auto"/>
       <w:outlineLvl w:val="7"/>
     </w:pPr>
     <w:rPr>
-      <w:rFonts w:eastAsiaTheme="majorEastAsia" w:cstheme="majorBidi"/>
+      <w:rFonts w:asciiTheme="minorHAnsi" w:eastAsiaTheme="majorEastAsia" w:hAnsiTheme="minorHAnsi" w:cstheme="majorBidi"/>
       <w:i/>
       <w:iCs/>
       <w:color w:val="272727" w:themeColor="text1" w:themeTint="D8"/>
+      <w:kern w:val="2"/>
+      <w:lang w:eastAsia="en-US"/>
+      <w14:ligatures w14:val="standardContextual"/>
     </w:rPr>
   </w:style>
   <w:style w:type="paragraph" w:styleId="Heading9">
@@ -3954,12 +11603,15 @@
     <w:pPr>
       <w:keepNext/>
       <w:keepLines/>
-      <w:spacing w:after="0"/>
+      <w:spacing w:line="278" w:lineRule="auto"/>
       <w:outlineLvl w:val="8"/>
     </w:pPr>
     <w:rPr>
-      <w:rFonts w:eastAsiaTheme="majorEastAsia" w:cstheme="majorBidi"/>
+      <w:rFonts w:asciiTheme="minorHAnsi" w:eastAsiaTheme="majorEastAsia" w:hAnsiTheme="minorHAnsi" w:cstheme="majorBidi"/>
       <w:color w:val="272727" w:themeColor="text1" w:themeTint="D8"/>
+      <w:kern w:val="2"/>
+      <w:lang w:eastAsia="en-US"/>
+      <w14:ligatures w14:val="standardContextual"/>
     </w:rPr>
   </w:style>
   <w:style w:type="character" w:default="1" w:styleId="DefaultParagraphFont">
@@ -4020,7 +11672,6 @@
     <w:basedOn w:val="DefaultParagraphFont"/>
     <w:link w:val="Heading3"/>
     <w:uiPriority w:val="9"/>
-    <w:semiHidden/>
     <w:rsid w:val="00B17F94"/>
     <w:rPr>
       <w:rFonts w:eastAsiaTheme="majorEastAsia" w:cstheme="majorBidi"/>
@@ -4116,7 +11767,7 @@
     <w:qFormat/>
     <w:rsid w:val="00B17F94"/>
     <w:pPr>
-      <w:spacing w:after="80" w:line="240" w:lineRule="auto"/>
+      <w:spacing w:after="80"/>
       <w:contextualSpacing/>
     </w:pPr>
     <w:rPr>
@@ -4125,6 +11776,8 @@
       <w:kern w:val="28"/>
       <w:sz w:val="56"/>
       <w:szCs w:val="56"/>
+      <w:lang w:eastAsia="en-US"/>
+      <w14:ligatures w14:val="standardContextual"/>
     </w:rPr>
   </w:style>
   <w:style w:type="character" w:customStyle="1" w:styleId="TitleChar">
@@ -4153,13 +11806,17 @@
       <w:numPr>
         <w:ilvl w:val="1"/>
       </w:numPr>
+      <w:spacing w:after="160" w:line="278" w:lineRule="auto"/>
     </w:pPr>
     <w:rPr>
-      <w:rFonts w:eastAsiaTheme="majorEastAsia" w:cstheme="majorBidi"/>
+      <w:rFonts w:asciiTheme="minorHAnsi" w:eastAsiaTheme="majorEastAsia" w:hAnsiTheme="minorHAnsi" w:cstheme="majorBidi"/>
       <w:color w:val="595959" w:themeColor="text1" w:themeTint="A6"/>
       <w:spacing w:val="15"/>
+      <w:kern w:val="2"/>
       <w:sz w:val="28"/>
       <w:szCs w:val="28"/>
+      <w:lang w:eastAsia="en-US"/>
+      <w14:ligatures w14:val="standardContextual"/>
     </w:rPr>
   </w:style>
   <w:style w:type="character" w:customStyle="1" w:styleId="SubtitleChar">
@@ -4185,13 +11842,17 @@
     <w:qFormat/>
     <w:rsid w:val="00B17F94"/>
     <w:pPr>
-      <w:spacing w:before="160"/>
+      <w:spacing w:before="160" w:after="160" w:line="278" w:lineRule="auto"/>
       <w:jc w:val="center"/>
     </w:pPr>
     <w:rPr>
+      <w:rFonts w:asciiTheme="minorHAnsi" w:eastAsiaTheme="minorHAnsi" w:hAnsiTheme="minorHAnsi" w:cstheme="minorBidi"/>
       <w:i/>
       <w:iCs/>
       <w:color w:val="404040" w:themeColor="text1" w:themeTint="BF"/>
+      <w:kern w:val="2"/>
+      <w:lang w:eastAsia="en-US"/>
+      <w14:ligatures w14:val="standardContextual"/>
     </w:rPr>
   </w:style>
   <w:style w:type="character" w:customStyle="1" w:styleId="QuoteChar">
@@ -4213,9 +11874,16 @@
     <w:qFormat/>
     <w:rsid w:val="00B17F94"/>
     <w:pPr>
+      <w:spacing w:after="160" w:line="278" w:lineRule="auto"/>
       <w:ind w:left="720"/>
       <w:contextualSpacing/>
     </w:pPr>
+    <w:rPr>
+      <w:rFonts w:asciiTheme="minorHAnsi" w:eastAsiaTheme="minorHAnsi" w:hAnsiTheme="minorHAnsi" w:cstheme="minorBidi"/>
+      <w:kern w:val="2"/>
+      <w:lang w:eastAsia="en-US"/>
+      <w14:ligatures w14:val="standardContextual"/>
+    </w:rPr>
   </w:style>
   <w:style w:type="character" w:styleId="IntenseEmphasis">
     <w:name w:val="Intense Emphasis"/>
@@ -4242,14 +11910,18 @@
         <w:top w:val="single" w:sz="4" w:space="10" w:color="2F5496" w:themeColor="accent1" w:themeShade="BF"/>
         <w:bottom w:val="single" w:sz="4" w:space="10" w:color="2F5496" w:themeColor="accent1" w:themeShade="BF"/>
       </w:pBdr>
-      <w:spacing w:before="360" w:after="360"/>
+      <w:spacing w:before="360" w:after="360" w:line="278" w:lineRule="auto"/>
       <w:ind w:left="864" w:right="864"/>
       <w:jc w:val="center"/>
     </w:pPr>
     <w:rPr>
+      <w:rFonts w:asciiTheme="minorHAnsi" w:eastAsiaTheme="minorHAnsi" w:hAnsiTheme="minorHAnsi" w:cstheme="minorBidi"/>
       <w:i/>
       <w:iCs/>
       <w:color w:val="2F5496" w:themeColor="accent1" w:themeShade="BF"/>
+      <w:kern w:val="2"/>
+      <w:lang w:eastAsia="en-US"/>
+      <w14:ligatures w14:val="standardContextual"/>
     </w:rPr>
   </w:style>
   <w:style w:type="character" w:customStyle="1" w:styleId="IntenseQuoteChar">
@@ -4296,6 +11968,25 @@
         <w:insideV w:val="single" w:sz="4" w:space="0" w:color="auto"/>
       </w:tblBorders>
     </w:tblPr>
+  </w:style>
+  <w:style w:type="paragraph" w:customStyle="1" w:styleId="firstmt-15">
+    <w:name w:val="first:mt-1.5!"/>
+    <w:basedOn w:val="Normal"/>
+    <w:rsid w:val="00A158FF"/>
+    <w:pPr>
+      <w:spacing w:before="100" w:beforeAutospacing="1" w:after="100" w:afterAutospacing="1"/>
+    </w:pPr>
+  </w:style>
+  <w:style w:type="character" w:styleId="Strong">
+    <w:name w:val="Strong"/>
+    <w:basedOn w:val="DefaultParagraphFont"/>
+    <w:uiPriority w:val="22"/>
+    <w:qFormat/>
+    <w:rsid w:val="00A158FF"/>
+    <w:rPr>
+      <w:b/>
+      <w:bCs/>
+    </w:rPr>
   </w:style>
 </w:styles>
 </file>

--- a/2026-T3/B2-ICTSAD609-Plan_Monitor/2-Task2/Task2.docx
+++ b/2026-T3/B2-ICTSAD609-Plan_Monitor/2-Task2/Task2.docx
@@ -7704,7 +7704,9 @@
           <w:szCs w:val="22"/>
         </w:rPr>
       </w:pPr>
-      <w:r>
+    </w:p>
+    <w:p>
+      <w:pPr>
         <w:rPr>
           <w:rFonts w:ascii="Arial" w:hAnsi="Arial" w:cs="Arial"/>
           <w:b/>
@@ -7712,244 +7714,8 @@
           <w:sz w:val="22"/>
           <w:szCs w:val="22"/>
         </w:rPr>
-        <w:t>Engagement with Personnel</w:t>
-      </w:r>
-    </w:p>
-    <w:p>
-      <w:pPr>
-        <w:rPr>
-          <w:rFonts w:ascii="Arial" w:hAnsi="Arial" w:cs="Arial"/>
-          <w:sz w:val="22"/>
-          <w:szCs w:val="22"/>
-        </w:rPr>
-      </w:pPr>
-    </w:p>
-    <w:p>
-      <w:pPr>
-        <w:rPr>
-          <w:rFonts w:ascii="Arial" w:hAnsi="Arial" w:cs="Arial"/>
-          <w:sz w:val="22"/>
-          <w:szCs w:val="22"/>
-        </w:rPr>
-      </w:pPr>
-      <w:r>
-        <w:rPr>
-          <w:rFonts w:ascii="Arial" w:hAnsi="Arial" w:cs="Arial"/>
-          <w:sz w:val="22"/>
-          <w:szCs w:val="22"/>
-        </w:rPr>
-        <w:t xml:space="preserve">It was initiated by a formal approval email request to Senior Management and Founders, requesting authorisation to proceed with </w:t>
-      </w:r>
-      <w:r>
-        <w:rPr>
-          <w:rFonts w:ascii="Arial" w:hAnsi="Arial" w:cs="Arial"/>
-          <w:sz w:val="22"/>
-          <w:szCs w:val="22"/>
-        </w:rPr>
-        <w:t>Cloud-First SaaS and B2C initiative</w:t>
-      </w:r>
-      <w:r>
-        <w:rPr>
-          <w:rFonts w:ascii="Arial" w:hAnsi="Arial" w:cs="Arial"/>
-          <w:sz w:val="22"/>
-          <w:szCs w:val="22"/>
-        </w:rPr>
-        <w:t>, see “</w:t>
-      </w:r>
-      <w:r>
-        <w:rPr>
-          <w:rFonts w:ascii="Arial" w:hAnsi="Arial" w:cs="Arial"/>
-          <w:sz w:val="22"/>
-          <w:szCs w:val="22"/>
-        </w:rPr>
-        <w:t>Initiative</w:t>
-      </w:r>
-      <w:r>
-        <w:rPr>
-          <w:rFonts w:ascii="Arial" w:hAnsi="Arial" w:cs="Arial"/>
-          <w:sz w:val="22"/>
-          <w:szCs w:val="22"/>
-        </w:rPr>
-        <w:t>1</w:t>
-      </w:r>
-      <w:r>
-        <w:rPr>
-          <w:rFonts w:ascii="Arial" w:hAnsi="Arial" w:cs="Arial"/>
-          <w:sz w:val="22"/>
-          <w:szCs w:val="22"/>
-        </w:rPr>
-        <w:t>_Engagement_</w:t>
-      </w:r>
-      <w:r>
-        <w:rPr>
-          <w:rFonts w:ascii="Arial" w:hAnsi="Arial" w:cs="Arial"/>
-          <w:sz w:val="22"/>
-          <w:szCs w:val="22"/>
-        </w:rPr>
-        <w:t xml:space="preserve">email”. Also, for </w:t>
-      </w:r>
-      <w:r>
-        <w:rPr>
-          <w:rFonts w:ascii="Arial" w:hAnsi="Arial" w:cs="Arial"/>
-          <w:sz w:val="22"/>
-          <w:szCs w:val="22"/>
-        </w:rPr>
-        <w:t>Strategic Hardware Partnerships and Outsourced Distribution</w:t>
-      </w:r>
-      <w:r>
-        <w:rPr>
-          <w:rFonts w:ascii="Arial" w:hAnsi="Arial" w:cs="Arial"/>
-          <w:sz w:val="22"/>
-          <w:szCs w:val="22"/>
-        </w:rPr>
-        <w:t xml:space="preserve"> initiative was requested by </w:t>
-      </w:r>
-      <w:proofErr w:type="gramStart"/>
-      <w:r>
-        <w:rPr>
-          <w:rFonts w:ascii="Arial" w:hAnsi="Arial" w:cs="Arial"/>
-          <w:sz w:val="22"/>
-          <w:szCs w:val="22"/>
-        </w:rPr>
-        <w:t>a</w:t>
-      </w:r>
-      <w:proofErr w:type="gramEnd"/>
-      <w:r>
-        <w:rPr>
-          <w:rFonts w:ascii="Arial" w:hAnsi="Arial" w:cs="Arial"/>
-          <w:sz w:val="22"/>
-          <w:szCs w:val="22"/>
-        </w:rPr>
-        <w:t xml:space="preserve"> email to Noah Jones (operations team manager) and Victorine </w:t>
-      </w:r>
-      <w:proofErr w:type="spellStart"/>
-      <w:r>
-        <w:rPr>
-          <w:rFonts w:ascii="Arial" w:hAnsi="Arial" w:cs="Arial"/>
-          <w:sz w:val="22"/>
-          <w:szCs w:val="22"/>
-        </w:rPr>
-        <w:t>Satore</w:t>
-      </w:r>
-      <w:proofErr w:type="spellEnd"/>
-      <w:r>
-        <w:rPr>
-          <w:rFonts w:ascii="Arial" w:hAnsi="Arial" w:cs="Arial"/>
-          <w:sz w:val="22"/>
-          <w:szCs w:val="22"/>
-        </w:rPr>
-        <w:t xml:space="preserve"> (Team sales manager) to meeting and discuss. See “</w:t>
-      </w:r>
-      <w:r>
-        <w:rPr>
-          <w:rFonts w:ascii="Arial" w:hAnsi="Arial" w:cs="Arial"/>
-          <w:sz w:val="22"/>
-          <w:szCs w:val="22"/>
-        </w:rPr>
-        <w:t>Initiative2_Engagement_</w:t>
-      </w:r>
-      <w:r>
-        <w:rPr>
-          <w:rFonts w:ascii="Arial" w:hAnsi="Arial" w:cs="Arial"/>
-          <w:sz w:val="22"/>
-          <w:szCs w:val="22"/>
-        </w:rPr>
-        <w:t>e</w:t>
-      </w:r>
-      <w:r>
-        <w:rPr>
-          <w:rFonts w:ascii="Arial" w:hAnsi="Arial" w:cs="Arial"/>
-          <w:sz w:val="22"/>
-          <w:szCs w:val="22"/>
-        </w:rPr>
-        <w:t>mail</w:t>
-      </w:r>
-      <w:r>
-        <w:rPr>
-          <w:rFonts w:ascii="Arial" w:hAnsi="Arial" w:cs="Arial"/>
-          <w:sz w:val="22"/>
-          <w:szCs w:val="22"/>
-        </w:rPr>
-        <w:t>”.</w:t>
-      </w:r>
-    </w:p>
-    <w:p>
-      <w:pPr>
-        <w:rPr>
-          <w:rFonts w:ascii="Arial" w:hAnsi="Arial" w:cs="Arial"/>
-          <w:sz w:val="22"/>
-          <w:szCs w:val="22"/>
-        </w:rPr>
-      </w:pPr>
-    </w:p>
-    <w:p>
-      <w:pPr>
-        <w:rPr>
-          <w:rFonts w:ascii="Arial" w:hAnsi="Arial" w:cs="Arial"/>
-          <w:sz w:val="22"/>
-          <w:szCs w:val="22"/>
-        </w:rPr>
-      </w:pPr>
-      <w:r>
-        <w:rPr>
-          <w:rFonts w:ascii="Arial" w:hAnsi="Arial" w:cs="Arial"/>
-          <w:sz w:val="22"/>
-          <w:szCs w:val="22"/>
-        </w:rPr>
-        <w:t>Details of the</w:t>
-      </w:r>
-      <w:r>
-        <w:rPr>
-          <w:rFonts w:ascii="Arial" w:hAnsi="Arial" w:cs="Arial"/>
-          <w:sz w:val="22"/>
-          <w:szCs w:val="22"/>
-        </w:rPr>
-        <w:t xml:space="preserve"> feedback </w:t>
-      </w:r>
-      <w:r>
-        <w:rPr>
-          <w:rFonts w:ascii="Arial" w:hAnsi="Arial" w:cs="Arial"/>
-          <w:sz w:val="22"/>
-          <w:szCs w:val="22"/>
-        </w:rPr>
-        <w:t>are in “</w:t>
-      </w:r>
-      <w:r>
-        <w:rPr>
-          <w:rFonts w:ascii="Arial" w:hAnsi="Arial" w:cs="Arial"/>
-          <w:sz w:val="22"/>
-          <w:szCs w:val="22"/>
-        </w:rPr>
-        <w:t>Stakeholders-Feedback-Register</w:t>
-      </w:r>
-      <w:r>
-        <w:rPr>
-          <w:rFonts w:ascii="Arial" w:hAnsi="Arial" w:cs="Arial"/>
-          <w:sz w:val="22"/>
-          <w:szCs w:val="22"/>
-        </w:rPr>
-        <w:t>”</w:t>
-      </w:r>
-      <w:r>
-        <w:rPr>
-          <w:rFonts w:ascii="Arial" w:hAnsi="Arial" w:cs="Arial"/>
-          <w:sz w:val="22"/>
-          <w:szCs w:val="22"/>
-        </w:rPr>
-        <w:t>.</w:t>
-      </w:r>
-    </w:p>
-    <w:p>
-      <w:pPr>
-        <w:rPr>
-          <w:rFonts w:ascii="Arial" w:hAnsi="Arial" w:cs="Arial"/>
-          <w:sz w:val="22"/>
-          <w:szCs w:val="22"/>
-        </w:rPr>
-      </w:pPr>
-    </w:p>
-    <w:p>
-      <w:pPr>
+      </w:pPr>
+      <w:r>
         <w:rPr>
           <w:rFonts w:ascii="Arial" w:hAnsi="Arial" w:cs="Arial"/>
           <w:b/>
@@ -7957,8 +7723,244 @@
           <w:sz w:val="22"/>
           <w:szCs w:val="22"/>
         </w:rPr>
-      </w:pPr>
-      <w:r>
+        <w:t>Engagement with Personnel</w:t>
+      </w:r>
+    </w:p>
+    <w:p>
+      <w:pPr>
+        <w:rPr>
+          <w:rFonts w:ascii="Arial" w:hAnsi="Arial" w:cs="Arial"/>
+          <w:sz w:val="22"/>
+          <w:szCs w:val="22"/>
+        </w:rPr>
+      </w:pPr>
+    </w:p>
+    <w:p>
+      <w:pPr>
+        <w:rPr>
+          <w:rFonts w:ascii="Arial" w:hAnsi="Arial" w:cs="Arial"/>
+          <w:sz w:val="22"/>
+          <w:szCs w:val="22"/>
+        </w:rPr>
+      </w:pPr>
+      <w:r>
+        <w:rPr>
+          <w:rFonts w:ascii="Arial" w:hAnsi="Arial" w:cs="Arial"/>
+          <w:sz w:val="22"/>
+          <w:szCs w:val="22"/>
+        </w:rPr>
+        <w:t xml:space="preserve">It was initiated by a formal approval email request to Senior Management and Founders, requesting authorisation to proceed with </w:t>
+      </w:r>
+      <w:r>
+        <w:rPr>
+          <w:rFonts w:ascii="Arial" w:hAnsi="Arial" w:cs="Arial"/>
+          <w:sz w:val="22"/>
+          <w:szCs w:val="22"/>
+        </w:rPr>
+        <w:t>Cloud-First SaaS and B2C initiative</w:t>
+      </w:r>
+      <w:r>
+        <w:rPr>
+          <w:rFonts w:ascii="Arial" w:hAnsi="Arial" w:cs="Arial"/>
+          <w:sz w:val="22"/>
+          <w:szCs w:val="22"/>
+        </w:rPr>
+        <w:t>, see “</w:t>
+      </w:r>
+      <w:r>
+        <w:rPr>
+          <w:rFonts w:ascii="Arial" w:hAnsi="Arial" w:cs="Arial"/>
+          <w:sz w:val="22"/>
+          <w:szCs w:val="22"/>
+        </w:rPr>
+        <w:t>Initiative</w:t>
+      </w:r>
+      <w:r>
+        <w:rPr>
+          <w:rFonts w:ascii="Arial" w:hAnsi="Arial" w:cs="Arial"/>
+          <w:sz w:val="22"/>
+          <w:szCs w:val="22"/>
+        </w:rPr>
+        <w:t>1</w:t>
+      </w:r>
+      <w:r>
+        <w:rPr>
+          <w:rFonts w:ascii="Arial" w:hAnsi="Arial" w:cs="Arial"/>
+          <w:sz w:val="22"/>
+          <w:szCs w:val="22"/>
+        </w:rPr>
+        <w:t>_Engagement_</w:t>
+      </w:r>
+      <w:r>
+        <w:rPr>
+          <w:rFonts w:ascii="Arial" w:hAnsi="Arial" w:cs="Arial"/>
+          <w:sz w:val="22"/>
+          <w:szCs w:val="22"/>
+        </w:rPr>
+        <w:t xml:space="preserve">email”. Also, for </w:t>
+      </w:r>
+      <w:r>
+        <w:rPr>
+          <w:rFonts w:ascii="Arial" w:hAnsi="Arial" w:cs="Arial"/>
+          <w:sz w:val="22"/>
+          <w:szCs w:val="22"/>
+        </w:rPr>
+        <w:t>Strategic Hardware Partnerships and Outsourced Distribution</w:t>
+      </w:r>
+      <w:r>
+        <w:rPr>
+          <w:rFonts w:ascii="Arial" w:hAnsi="Arial" w:cs="Arial"/>
+          <w:sz w:val="22"/>
+          <w:szCs w:val="22"/>
+        </w:rPr>
+        <w:t xml:space="preserve"> initiative was requested by </w:t>
+      </w:r>
+      <w:proofErr w:type="gramStart"/>
+      <w:r>
+        <w:rPr>
+          <w:rFonts w:ascii="Arial" w:hAnsi="Arial" w:cs="Arial"/>
+          <w:sz w:val="22"/>
+          <w:szCs w:val="22"/>
+        </w:rPr>
+        <w:t>a</w:t>
+      </w:r>
+      <w:proofErr w:type="gramEnd"/>
+      <w:r>
+        <w:rPr>
+          <w:rFonts w:ascii="Arial" w:hAnsi="Arial" w:cs="Arial"/>
+          <w:sz w:val="22"/>
+          <w:szCs w:val="22"/>
+        </w:rPr>
+        <w:t xml:space="preserve"> email to Noah Jones (operations team manager) and Victorine </w:t>
+      </w:r>
+      <w:proofErr w:type="spellStart"/>
+      <w:r>
+        <w:rPr>
+          <w:rFonts w:ascii="Arial" w:hAnsi="Arial" w:cs="Arial"/>
+          <w:sz w:val="22"/>
+          <w:szCs w:val="22"/>
+        </w:rPr>
+        <w:t>Satore</w:t>
+      </w:r>
+      <w:proofErr w:type="spellEnd"/>
+      <w:r>
+        <w:rPr>
+          <w:rFonts w:ascii="Arial" w:hAnsi="Arial" w:cs="Arial"/>
+          <w:sz w:val="22"/>
+          <w:szCs w:val="22"/>
+        </w:rPr>
+        <w:t xml:space="preserve"> (Team sales manager) to meeting and discuss. See “</w:t>
+      </w:r>
+      <w:r>
+        <w:rPr>
+          <w:rFonts w:ascii="Arial" w:hAnsi="Arial" w:cs="Arial"/>
+          <w:sz w:val="22"/>
+          <w:szCs w:val="22"/>
+        </w:rPr>
+        <w:t>Initiative2_Engagement_</w:t>
+      </w:r>
+      <w:r>
+        <w:rPr>
+          <w:rFonts w:ascii="Arial" w:hAnsi="Arial" w:cs="Arial"/>
+          <w:sz w:val="22"/>
+          <w:szCs w:val="22"/>
+        </w:rPr>
+        <w:t>e</w:t>
+      </w:r>
+      <w:r>
+        <w:rPr>
+          <w:rFonts w:ascii="Arial" w:hAnsi="Arial" w:cs="Arial"/>
+          <w:sz w:val="22"/>
+          <w:szCs w:val="22"/>
+        </w:rPr>
+        <w:t>mail</w:t>
+      </w:r>
+      <w:r>
+        <w:rPr>
+          <w:rFonts w:ascii="Arial" w:hAnsi="Arial" w:cs="Arial"/>
+          <w:sz w:val="22"/>
+          <w:szCs w:val="22"/>
+        </w:rPr>
+        <w:t>”.</w:t>
+      </w:r>
+    </w:p>
+    <w:p>
+      <w:pPr>
+        <w:rPr>
+          <w:rFonts w:ascii="Arial" w:hAnsi="Arial" w:cs="Arial"/>
+          <w:sz w:val="22"/>
+          <w:szCs w:val="22"/>
+        </w:rPr>
+      </w:pPr>
+    </w:p>
+    <w:p>
+      <w:pPr>
+        <w:rPr>
+          <w:rFonts w:ascii="Arial" w:hAnsi="Arial" w:cs="Arial"/>
+          <w:sz w:val="22"/>
+          <w:szCs w:val="22"/>
+        </w:rPr>
+      </w:pPr>
+      <w:r>
+        <w:rPr>
+          <w:rFonts w:ascii="Arial" w:hAnsi="Arial" w:cs="Arial"/>
+          <w:sz w:val="22"/>
+          <w:szCs w:val="22"/>
+        </w:rPr>
+        <w:t>Details of the</w:t>
+      </w:r>
+      <w:r>
+        <w:rPr>
+          <w:rFonts w:ascii="Arial" w:hAnsi="Arial" w:cs="Arial"/>
+          <w:sz w:val="22"/>
+          <w:szCs w:val="22"/>
+        </w:rPr>
+        <w:t xml:space="preserve"> feedback </w:t>
+      </w:r>
+      <w:r>
+        <w:rPr>
+          <w:rFonts w:ascii="Arial" w:hAnsi="Arial" w:cs="Arial"/>
+          <w:sz w:val="22"/>
+          <w:szCs w:val="22"/>
+        </w:rPr>
+        <w:t>are in “</w:t>
+      </w:r>
+      <w:r>
+        <w:rPr>
+          <w:rFonts w:ascii="Arial" w:hAnsi="Arial" w:cs="Arial"/>
+          <w:sz w:val="22"/>
+          <w:szCs w:val="22"/>
+        </w:rPr>
+        <w:t>Stakeholders-Feedback-Register</w:t>
+      </w:r>
+      <w:r>
+        <w:rPr>
+          <w:rFonts w:ascii="Arial" w:hAnsi="Arial" w:cs="Arial"/>
+          <w:sz w:val="22"/>
+          <w:szCs w:val="22"/>
+        </w:rPr>
+        <w:t>”</w:t>
+      </w:r>
+      <w:r>
+        <w:rPr>
+          <w:rFonts w:ascii="Arial" w:hAnsi="Arial" w:cs="Arial"/>
+          <w:sz w:val="22"/>
+          <w:szCs w:val="22"/>
+        </w:rPr>
+        <w:t>.</w:t>
+      </w:r>
+    </w:p>
+    <w:p>
+      <w:pPr>
+        <w:rPr>
+          <w:rFonts w:ascii="Arial" w:hAnsi="Arial" w:cs="Arial"/>
+          <w:sz w:val="22"/>
+          <w:szCs w:val="22"/>
+        </w:rPr>
+      </w:pPr>
+    </w:p>
+    <w:p>
+      <w:pPr>
         <w:rPr>
           <w:rFonts w:ascii="Arial" w:hAnsi="Arial" w:cs="Arial"/>
           <w:b/>
@@ -7966,6 +7968,26 @@
           <w:sz w:val="22"/>
           <w:szCs w:val="22"/>
         </w:rPr>
+      </w:pPr>
+    </w:p>
+    <w:p>
+      <w:pPr>
+        <w:rPr>
+          <w:rFonts w:ascii="Arial" w:hAnsi="Arial" w:cs="Arial"/>
+          <w:b/>
+          <w:bCs/>
+          <w:sz w:val="22"/>
+          <w:szCs w:val="22"/>
+        </w:rPr>
+      </w:pPr>
+      <w:r>
+        <w:rPr>
+          <w:rFonts w:ascii="Arial" w:hAnsi="Arial" w:cs="Arial"/>
+          <w:b/>
+          <w:bCs/>
+          <w:sz w:val="22"/>
+          <w:szCs w:val="22"/>
+        </w:rPr>
         <w:t>Project Management Method</w:t>
       </w:r>
     </w:p>
@@ -7980,12 +8002,306 @@
     </w:p>
     <w:p>
       <w:pPr>
-        <w:rPr>
-          <w:rFonts w:ascii="Arial" w:hAnsi="Arial" w:cs="Arial"/>
-          <w:sz w:val="22"/>
-          <w:szCs w:val="22"/>
-        </w:rPr>
-      </w:pPr>
+        <w:pStyle w:val="ListParagraph"/>
+        <w:numPr>
+          <w:ilvl w:val="0"/>
+          <w:numId w:val="23"/>
+        </w:numPr>
+        <w:rPr>
+          <w:rFonts w:ascii="Arial" w:hAnsi="Arial" w:cs="Arial"/>
+          <w:sz w:val="22"/>
+          <w:szCs w:val="22"/>
+        </w:rPr>
+      </w:pPr>
+      <w:r>
+        <w:rPr>
+          <w:rFonts w:ascii="Arial" w:hAnsi="Arial" w:cs="Arial"/>
+          <w:sz w:val="22"/>
+          <w:szCs w:val="22"/>
+        </w:rPr>
+        <w:t>Cloud-Centric SaaS and B2C Model: Agile (Scrum)</w:t>
+      </w:r>
+    </w:p>
+    <w:p>
+      <w:pPr>
+        <w:rPr>
+          <w:rFonts w:ascii="Arial" w:hAnsi="Arial" w:cs="Arial"/>
+          <w:sz w:val="22"/>
+          <w:szCs w:val="22"/>
+        </w:rPr>
+      </w:pPr>
+      <w:r>
+        <w:rPr>
+          <w:rFonts w:ascii="Arial" w:hAnsi="Arial" w:cs="Arial"/>
+          <w:sz w:val="22"/>
+          <w:szCs w:val="22"/>
+        </w:rPr>
+        <w:t xml:space="preserve">The Agile Scrum methodology is the most appropriate project management approach for Initiative 1. </w:t>
+      </w:r>
+    </w:p>
+    <w:p>
+      <w:pPr>
+        <w:rPr>
+          <w:rFonts w:ascii="Arial" w:hAnsi="Arial" w:cs="Arial"/>
+          <w:sz w:val="22"/>
+          <w:szCs w:val="22"/>
+        </w:rPr>
+      </w:pPr>
+    </w:p>
+    <w:p>
+      <w:pPr>
+        <w:rPr>
+          <w:rFonts w:ascii="Arial" w:hAnsi="Arial" w:cs="Arial"/>
+          <w:sz w:val="22"/>
+          <w:szCs w:val="22"/>
+        </w:rPr>
+      </w:pPr>
+      <w:r>
+        <w:rPr>
+          <w:rFonts w:ascii="Arial" w:hAnsi="Arial" w:cs="Arial"/>
+          <w:sz w:val="22"/>
+          <w:szCs w:val="22"/>
+        </w:rPr>
+        <w:t>This initiative involves developing software with evolving requirements, the need for continuous stakeholder feedback, and iterative delivery</w:t>
+      </w:r>
+      <w:r>
+        <w:rPr>
+          <w:rFonts w:ascii="Arial" w:hAnsi="Arial" w:cs="Arial"/>
+          <w:sz w:val="22"/>
+          <w:szCs w:val="22"/>
+        </w:rPr>
+        <w:t xml:space="preserve"> </w:t>
+      </w:r>
+      <w:r>
+        <w:rPr>
+          <w:rFonts w:ascii="Arial" w:hAnsi="Arial" w:cs="Arial"/>
+          <w:sz w:val="22"/>
+          <w:szCs w:val="22"/>
+        </w:rPr>
+        <w:t>all characteristics for which Agile is specifically designed.</w:t>
+      </w:r>
+    </w:p>
+    <w:p>
+      <w:pPr>
+        <w:rPr>
+          <w:rFonts w:ascii="Arial" w:hAnsi="Arial" w:cs="Arial"/>
+          <w:sz w:val="22"/>
+          <w:szCs w:val="22"/>
+        </w:rPr>
+      </w:pPr>
+    </w:p>
+    <w:p>
+      <w:pPr>
+        <w:rPr>
+          <w:rFonts w:ascii="Arial" w:hAnsi="Arial" w:cs="Arial"/>
+          <w:sz w:val="22"/>
+          <w:szCs w:val="22"/>
+        </w:rPr>
+      </w:pPr>
+      <w:r>
+        <w:rPr>
+          <w:rFonts w:ascii="Arial" w:hAnsi="Arial" w:cs="Arial"/>
+          <w:sz w:val="22"/>
+          <w:szCs w:val="22"/>
+        </w:rPr>
+        <w:t xml:space="preserve">Scrum organizes work into sprints with two- to four-week timeframes, and each sprint delivers a tested and potentially </w:t>
+      </w:r>
+      <w:proofErr w:type="spellStart"/>
+      <w:r>
+        <w:rPr>
+          <w:rFonts w:ascii="Arial" w:hAnsi="Arial" w:cs="Arial"/>
+          <w:sz w:val="22"/>
+          <w:szCs w:val="22"/>
+        </w:rPr>
+        <w:t>releaseable</w:t>
+      </w:r>
+      <w:proofErr w:type="spellEnd"/>
+      <w:r>
+        <w:rPr>
+          <w:rFonts w:ascii="Arial" w:hAnsi="Arial" w:cs="Arial"/>
+          <w:sz w:val="22"/>
+          <w:szCs w:val="22"/>
+        </w:rPr>
+        <w:t xml:space="preserve"> increment of the SaaS platform. Scrum ceremonies (sprint planning, daily stand-ups, sprint reviews, and retrospectives) ensure continuous progress tracking, rapid problem identification, and ongoing adaptation to changing requirements.</w:t>
+      </w:r>
+    </w:p>
+    <w:p>
+      <w:pPr>
+        <w:rPr>
+          <w:rFonts w:ascii="Arial" w:hAnsi="Arial" w:cs="Arial"/>
+          <w:sz w:val="22"/>
+          <w:szCs w:val="22"/>
+        </w:rPr>
+      </w:pPr>
+    </w:p>
+    <w:p>
+      <w:pPr>
+        <w:rPr>
+          <w:rFonts w:ascii="Arial" w:hAnsi="Arial" w:cs="Arial"/>
+          <w:sz w:val="22"/>
+          <w:szCs w:val="22"/>
+        </w:rPr>
+      </w:pPr>
+      <w:r>
+        <w:rPr>
+          <w:rFonts w:ascii="Arial" w:hAnsi="Arial" w:cs="Arial"/>
+          <w:sz w:val="22"/>
+          <w:szCs w:val="22"/>
+        </w:rPr>
+        <w:t xml:space="preserve">This approach is well-aligned with </w:t>
+      </w:r>
+      <w:proofErr w:type="spellStart"/>
+      <w:r>
+        <w:rPr>
+          <w:rFonts w:ascii="Arial" w:hAnsi="Arial" w:cs="Arial"/>
+          <w:sz w:val="22"/>
+          <w:szCs w:val="22"/>
+        </w:rPr>
+        <w:t>Worlducation's</w:t>
+      </w:r>
+      <w:proofErr w:type="spellEnd"/>
+      <w:r>
+        <w:rPr>
+          <w:rFonts w:ascii="Arial" w:hAnsi="Arial" w:cs="Arial"/>
+          <w:sz w:val="22"/>
+          <w:szCs w:val="22"/>
+        </w:rPr>
+        <w:t xml:space="preserve"> core values ​​of innovation and collaboration and supports the strategic priority of enhancing responsiveness to change. The Scrum framework also allows the Development Team in Bulgaria to work in parallel with the Business Analysis activities in Sydney, maintaining alignment through sprint reviews and work refinement sessions.</w:t>
+      </w:r>
+    </w:p>
+    <w:p>
+      <w:pPr>
+        <w:rPr>
+          <w:rFonts w:ascii="Arial" w:hAnsi="Arial" w:cs="Arial"/>
+          <w:sz w:val="22"/>
+          <w:szCs w:val="22"/>
+        </w:rPr>
+      </w:pPr>
+    </w:p>
+    <w:p>
+      <w:pPr>
+        <w:pStyle w:val="ListParagraph"/>
+        <w:numPr>
+          <w:ilvl w:val="0"/>
+          <w:numId w:val="23"/>
+        </w:numPr>
+        <w:rPr>
+          <w:rFonts w:ascii="Arial" w:hAnsi="Arial" w:cs="Arial"/>
+          <w:sz w:val="22"/>
+          <w:szCs w:val="22"/>
+        </w:rPr>
+      </w:pPr>
+      <w:r>
+        <w:rPr>
+          <w:rFonts w:ascii="Arial" w:hAnsi="Arial" w:cs="Arial"/>
+          <w:sz w:val="22"/>
+          <w:szCs w:val="22"/>
+        </w:rPr>
+        <w:t>Strategic Hardware Partnerships and Outsourced Distribution: Structured Stage (Influenced by PRINCE2)</w:t>
+      </w:r>
+    </w:p>
+    <w:p>
+      <w:pPr>
+        <w:rPr>
+          <w:rFonts w:ascii="Arial" w:hAnsi="Arial" w:cs="Arial"/>
+          <w:sz w:val="22"/>
+          <w:szCs w:val="22"/>
+        </w:rPr>
+      </w:pPr>
+      <w:r>
+        <w:rPr>
+          <w:rFonts w:ascii="Arial" w:hAnsi="Arial" w:cs="Arial"/>
+          <w:sz w:val="22"/>
+          <w:szCs w:val="22"/>
+        </w:rPr>
+        <w:t>The Structured Stage-Gate methodology, based on PRINCE2 principles, is the most appropriate project management approach for Initiative 2.</w:t>
+      </w:r>
+    </w:p>
+    <w:p>
+      <w:pPr>
+        <w:rPr>
+          <w:rFonts w:ascii="Arial" w:hAnsi="Arial" w:cs="Arial"/>
+          <w:sz w:val="22"/>
+          <w:szCs w:val="22"/>
+        </w:rPr>
+      </w:pPr>
+    </w:p>
+    <w:p>
+      <w:pPr>
+        <w:rPr>
+          <w:rFonts w:ascii="Arial" w:hAnsi="Arial" w:cs="Arial"/>
+          <w:sz w:val="22"/>
+          <w:szCs w:val="22"/>
+        </w:rPr>
+      </w:pPr>
+      <w:r>
+        <w:rPr>
+          <w:rFonts w:ascii="Arial" w:hAnsi="Arial" w:cs="Arial"/>
+          <w:sz w:val="22"/>
+          <w:szCs w:val="22"/>
+        </w:rPr>
+        <w:t>This initiative involves well-defined stages (market research, partner evaluation, contract negotiation, ERP integration and implementation), clear decision points requiring formal governance approval, and defined deliverables at each stage</w:t>
+      </w:r>
+      <w:r>
+        <w:rPr>
+          <w:rFonts w:ascii="Arial" w:hAnsi="Arial" w:cs="Arial"/>
+          <w:sz w:val="22"/>
+          <w:szCs w:val="22"/>
+        </w:rPr>
+        <w:t xml:space="preserve"> </w:t>
+      </w:r>
+      <w:r>
+        <w:rPr>
+          <w:rFonts w:ascii="Arial" w:hAnsi="Arial" w:cs="Arial"/>
+          <w:sz w:val="22"/>
+          <w:szCs w:val="22"/>
+        </w:rPr>
+        <w:t>all characteristics well-suited to a structured and sequential approach.</w:t>
+      </w:r>
+    </w:p>
+    <w:p>
+      <w:pPr>
+        <w:rPr>
+          <w:rFonts w:ascii="Arial" w:hAnsi="Arial" w:cs="Arial"/>
+          <w:sz w:val="22"/>
+          <w:szCs w:val="22"/>
+        </w:rPr>
+      </w:pPr>
+    </w:p>
+    <w:p>
+      <w:pPr>
+        <w:rPr>
+          <w:rFonts w:ascii="Arial" w:hAnsi="Arial" w:cs="Arial"/>
+          <w:sz w:val="22"/>
+          <w:szCs w:val="22"/>
+        </w:rPr>
+      </w:pPr>
+      <w:r>
+        <w:rPr>
+          <w:rFonts w:ascii="Arial" w:hAnsi="Arial" w:cs="Arial"/>
+          <w:sz w:val="22"/>
+          <w:szCs w:val="22"/>
+        </w:rPr>
+        <w:t xml:space="preserve">Unlike Agile, which is designed for software development with evolving requirements, Initiative 2 requires formal documentation, compliance with </w:t>
+      </w:r>
+      <w:proofErr w:type="spellStart"/>
+      <w:r>
+        <w:rPr>
+          <w:rFonts w:ascii="Arial" w:hAnsi="Arial" w:cs="Arial"/>
+          <w:sz w:val="22"/>
+          <w:szCs w:val="22"/>
+        </w:rPr>
+        <w:t>Worlducation's</w:t>
+      </w:r>
+      <w:proofErr w:type="spellEnd"/>
+      <w:r>
+        <w:rPr>
+          <w:rFonts w:ascii="Arial" w:hAnsi="Arial" w:cs="Arial"/>
+          <w:sz w:val="22"/>
+          <w:szCs w:val="22"/>
+        </w:rPr>
+        <w:t xml:space="preserve"> new Supplier Policy (supplier selection background information, supplier review checklist, appointment of a business manager, and bank verification), and prior authorization of all financial commitments by Anna Armstrong before proceeding to each subsequent stage. The stage-gate model ensures a formal go-ahead/no-go review at each phase transition, reducing the risk of committing to a partner without completing due diligence. The quarterly supplier payment review cycle required by the new Supplier Policy is also consistent with this structured governance approach.</w:t>
+      </w:r>
     </w:p>
     <w:sectPr>
       <w:pgSz w:w="11906" w:h="16838"/>
@@ -8238,6 +8554,95 @@
     </w:lvl>
   </w:abstractNum>
   <w:abstractNum w:abstractNumId="2" w15:restartNumberingAfterBreak="0">
+    <w:nsid w:val="0D9B187D"/>
+    <w:multiLevelType w:val="hybridMultilevel"/>
+    <w:tmpl w:val="F4864A54"/>
+    <w:lvl w:ilvl="0" w:tplc="0809000F">
+      <w:start w:val="1"/>
+      <w:numFmt w:val="decimal"/>
+      <w:lvlText w:val="%1."/>
+      <w:lvlJc w:val="left"/>
+      <w:pPr>
+        <w:ind w:left="720" w:hanging="360"/>
+      </w:pPr>
+      <w:rPr>
+        <w:rFonts w:hint="default"/>
+      </w:rPr>
+    </w:lvl>
+    <w:lvl w:ilvl="1" w:tplc="08090019" w:tentative="1">
+      <w:start w:val="1"/>
+      <w:numFmt w:val="lowerLetter"/>
+      <w:lvlText w:val="%2."/>
+      <w:lvlJc w:val="left"/>
+      <w:pPr>
+        <w:ind w:left="1440" w:hanging="360"/>
+      </w:pPr>
+    </w:lvl>
+    <w:lvl w:ilvl="2" w:tplc="0809001B" w:tentative="1">
+      <w:start w:val="1"/>
+      <w:numFmt w:val="lowerRoman"/>
+      <w:lvlText w:val="%3."/>
+      <w:lvlJc w:val="right"/>
+      <w:pPr>
+        <w:ind w:left="2160" w:hanging="180"/>
+      </w:pPr>
+    </w:lvl>
+    <w:lvl w:ilvl="3" w:tplc="0809000F" w:tentative="1">
+      <w:start w:val="1"/>
+      <w:numFmt w:val="decimal"/>
+      <w:lvlText w:val="%4."/>
+      <w:lvlJc w:val="left"/>
+      <w:pPr>
+        <w:ind w:left="2880" w:hanging="360"/>
+      </w:pPr>
+    </w:lvl>
+    <w:lvl w:ilvl="4" w:tplc="08090019" w:tentative="1">
+      <w:start w:val="1"/>
+      <w:numFmt w:val="lowerLetter"/>
+      <w:lvlText w:val="%5."/>
+      <w:lvlJc w:val="left"/>
+      <w:pPr>
+        <w:ind w:left="3600" w:hanging="360"/>
+      </w:pPr>
+    </w:lvl>
+    <w:lvl w:ilvl="5" w:tplc="0809001B" w:tentative="1">
+      <w:start w:val="1"/>
+      <w:numFmt w:val="lowerRoman"/>
+      <w:lvlText w:val="%6."/>
+      <w:lvlJc w:val="right"/>
+      <w:pPr>
+        <w:ind w:left="4320" w:hanging="180"/>
+      </w:pPr>
+    </w:lvl>
+    <w:lvl w:ilvl="6" w:tplc="0809000F" w:tentative="1">
+      <w:start w:val="1"/>
+      <w:numFmt w:val="decimal"/>
+      <w:lvlText w:val="%7."/>
+      <w:lvlJc w:val="left"/>
+      <w:pPr>
+        <w:ind w:left="5040" w:hanging="360"/>
+      </w:pPr>
+    </w:lvl>
+    <w:lvl w:ilvl="7" w:tplc="08090019" w:tentative="1">
+      <w:start w:val="1"/>
+      <w:numFmt w:val="lowerLetter"/>
+      <w:lvlText w:val="%8."/>
+      <w:lvlJc w:val="left"/>
+      <w:pPr>
+        <w:ind w:left="5760" w:hanging="360"/>
+      </w:pPr>
+    </w:lvl>
+    <w:lvl w:ilvl="8" w:tplc="0809001B" w:tentative="1">
+      <w:start w:val="1"/>
+      <w:numFmt w:val="lowerRoman"/>
+      <w:lvlText w:val="%9."/>
+      <w:lvlJc w:val="right"/>
+      <w:pPr>
+        <w:ind w:left="6480" w:hanging="180"/>
+      </w:pPr>
+    </w:lvl>
+  </w:abstractNum>
+  <w:abstractNum w:abstractNumId="3" w15:restartNumberingAfterBreak="0">
     <w:nsid w:val="113C59F1"/>
     <w:multiLevelType w:val="multilevel"/>
     <w:tmpl w:val="66D8D3C4"/>
@@ -8386,7 +8791,7 @@
       </w:rPr>
     </w:lvl>
   </w:abstractNum>
-  <w:abstractNum w:abstractNumId="3" w15:restartNumberingAfterBreak="0">
+  <w:abstractNum w:abstractNumId="4" w15:restartNumberingAfterBreak="0">
     <w:nsid w:val="1B890B33"/>
     <w:multiLevelType w:val="multilevel"/>
     <w:tmpl w:val="9A761358"/>
@@ -8535,7 +8940,7 @@
       </w:rPr>
     </w:lvl>
   </w:abstractNum>
-  <w:abstractNum w:abstractNumId="4" w15:restartNumberingAfterBreak="0">
+  <w:abstractNum w:abstractNumId="5" w15:restartNumberingAfterBreak="0">
     <w:nsid w:val="1E526D28"/>
     <w:multiLevelType w:val="multilevel"/>
     <w:tmpl w:val="E61E96DA"/>
@@ -8684,7 +9089,7 @@
       </w:rPr>
     </w:lvl>
   </w:abstractNum>
-  <w:abstractNum w:abstractNumId="5" w15:restartNumberingAfterBreak="0">
+  <w:abstractNum w:abstractNumId="6" w15:restartNumberingAfterBreak="0">
     <w:nsid w:val="291B1D4C"/>
     <w:multiLevelType w:val="multilevel"/>
     <w:tmpl w:val="25A8E8A2"/>
@@ -8833,7 +9238,7 @@
       </w:rPr>
     </w:lvl>
   </w:abstractNum>
-  <w:abstractNum w:abstractNumId="6" w15:restartNumberingAfterBreak="0">
+  <w:abstractNum w:abstractNumId="7" w15:restartNumberingAfterBreak="0">
     <w:nsid w:val="2B2026EC"/>
     <w:multiLevelType w:val="multilevel"/>
     <w:tmpl w:val="A98CDBF2"/>
@@ -8982,7 +9387,7 @@
       </w:rPr>
     </w:lvl>
   </w:abstractNum>
-  <w:abstractNum w:abstractNumId="7" w15:restartNumberingAfterBreak="0">
+  <w:abstractNum w:abstractNumId="8" w15:restartNumberingAfterBreak="0">
     <w:nsid w:val="2C200EEE"/>
     <w:multiLevelType w:val="multilevel"/>
     <w:tmpl w:val="E2E06D82"/>
@@ -9131,7 +9536,7 @@
       </w:rPr>
     </w:lvl>
   </w:abstractNum>
-  <w:abstractNum w:abstractNumId="8" w15:restartNumberingAfterBreak="0">
+  <w:abstractNum w:abstractNumId="9" w15:restartNumberingAfterBreak="0">
     <w:nsid w:val="45D42475"/>
     <w:multiLevelType w:val="multilevel"/>
     <w:tmpl w:val="94867490"/>
@@ -9280,7 +9685,7 @@
       </w:rPr>
     </w:lvl>
   </w:abstractNum>
-  <w:abstractNum w:abstractNumId="9" w15:restartNumberingAfterBreak="0">
+  <w:abstractNum w:abstractNumId="10" w15:restartNumberingAfterBreak="0">
     <w:nsid w:val="4B8F7330"/>
     <w:multiLevelType w:val="multilevel"/>
     <w:tmpl w:val="86B07C14"/>
@@ -9429,7 +9834,7 @@
       </w:rPr>
     </w:lvl>
   </w:abstractNum>
-  <w:abstractNum w:abstractNumId="10" w15:restartNumberingAfterBreak="0">
+  <w:abstractNum w:abstractNumId="11" w15:restartNumberingAfterBreak="0">
     <w:nsid w:val="4E8E5320"/>
     <w:multiLevelType w:val="multilevel"/>
     <w:tmpl w:val="8C40FDA4"/>
@@ -9578,7 +9983,7 @@
       </w:rPr>
     </w:lvl>
   </w:abstractNum>
-  <w:abstractNum w:abstractNumId="11" w15:restartNumberingAfterBreak="0">
+  <w:abstractNum w:abstractNumId="12" w15:restartNumberingAfterBreak="0">
     <w:nsid w:val="4ED3475E"/>
     <w:multiLevelType w:val="multilevel"/>
     <w:tmpl w:val="457CF4BA"/>
@@ -9727,7 +10132,7 @@
       </w:rPr>
     </w:lvl>
   </w:abstractNum>
-  <w:abstractNum w:abstractNumId="12" w15:restartNumberingAfterBreak="0">
+  <w:abstractNum w:abstractNumId="13" w15:restartNumberingAfterBreak="0">
     <w:nsid w:val="5CFB5BD0"/>
     <w:multiLevelType w:val="hybridMultilevel"/>
     <w:tmpl w:val="3DD6BFE4"/>
@@ -9840,7 +10245,7 @@
       </w:rPr>
     </w:lvl>
   </w:abstractNum>
-  <w:abstractNum w:abstractNumId="13" w15:restartNumberingAfterBreak="0">
+  <w:abstractNum w:abstractNumId="14" w15:restartNumberingAfterBreak="0">
     <w:nsid w:val="664C4BE2"/>
     <w:multiLevelType w:val="hybridMultilevel"/>
     <w:tmpl w:val="26CA9C52"/>
@@ -9929,7 +10334,96 @@
       </w:pPr>
     </w:lvl>
   </w:abstractNum>
-  <w:abstractNum w:abstractNumId="14" w15:restartNumberingAfterBreak="0">
+  <w:abstractNum w:abstractNumId="15" w15:restartNumberingAfterBreak="0">
+    <w:nsid w:val="66726260"/>
+    <w:multiLevelType w:val="hybridMultilevel"/>
+    <w:tmpl w:val="FFA28A4C"/>
+    <w:lvl w:ilvl="0" w:tplc="0809000F">
+      <w:start w:val="1"/>
+      <w:numFmt w:val="decimal"/>
+      <w:lvlText w:val="%1."/>
+      <w:lvlJc w:val="left"/>
+      <w:pPr>
+        <w:ind w:left="720" w:hanging="360"/>
+      </w:pPr>
+      <w:rPr>
+        <w:rFonts w:hint="default"/>
+      </w:rPr>
+    </w:lvl>
+    <w:lvl w:ilvl="1" w:tplc="08090019" w:tentative="1">
+      <w:start w:val="1"/>
+      <w:numFmt w:val="lowerLetter"/>
+      <w:lvlText w:val="%2."/>
+      <w:lvlJc w:val="left"/>
+      <w:pPr>
+        <w:ind w:left="1440" w:hanging="360"/>
+      </w:pPr>
+    </w:lvl>
+    <w:lvl w:ilvl="2" w:tplc="0809001B" w:tentative="1">
+      <w:start w:val="1"/>
+      <w:numFmt w:val="lowerRoman"/>
+      <w:lvlText w:val="%3."/>
+      <w:lvlJc w:val="right"/>
+      <w:pPr>
+        <w:ind w:left="2160" w:hanging="180"/>
+      </w:pPr>
+    </w:lvl>
+    <w:lvl w:ilvl="3" w:tplc="0809000F" w:tentative="1">
+      <w:start w:val="1"/>
+      <w:numFmt w:val="decimal"/>
+      <w:lvlText w:val="%4."/>
+      <w:lvlJc w:val="left"/>
+      <w:pPr>
+        <w:ind w:left="2880" w:hanging="360"/>
+      </w:pPr>
+    </w:lvl>
+    <w:lvl w:ilvl="4" w:tplc="08090019" w:tentative="1">
+      <w:start w:val="1"/>
+      <w:numFmt w:val="lowerLetter"/>
+      <w:lvlText w:val="%5."/>
+      <w:lvlJc w:val="left"/>
+      <w:pPr>
+        <w:ind w:left="3600" w:hanging="360"/>
+      </w:pPr>
+    </w:lvl>
+    <w:lvl w:ilvl="5" w:tplc="0809001B" w:tentative="1">
+      <w:start w:val="1"/>
+      <w:numFmt w:val="lowerRoman"/>
+      <w:lvlText w:val="%6."/>
+      <w:lvlJc w:val="right"/>
+      <w:pPr>
+        <w:ind w:left="4320" w:hanging="180"/>
+      </w:pPr>
+    </w:lvl>
+    <w:lvl w:ilvl="6" w:tplc="0809000F" w:tentative="1">
+      <w:start w:val="1"/>
+      <w:numFmt w:val="decimal"/>
+      <w:lvlText w:val="%7."/>
+      <w:lvlJc w:val="left"/>
+      <w:pPr>
+        <w:ind w:left="5040" w:hanging="360"/>
+      </w:pPr>
+    </w:lvl>
+    <w:lvl w:ilvl="7" w:tplc="08090019" w:tentative="1">
+      <w:start w:val="1"/>
+      <w:numFmt w:val="lowerLetter"/>
+      <w:lvlText w:val="%8."/>
+      <w:lvlJc w:val="left"/>
+      <w:pPr>
+        <w:ind w:left="5760" w:hanging="360"/>
+      </w:pPr>
+    </w:lvl>
+    <w:lvl w:ilvl="8" w:tplc="0809001B" w:tentative="1">
+      <w:start w:val="1"/>
+      <w:numFmt w:val="lowerRoman"/>
+      <w:lvlText w:val="%9."/>
+      <w:lvlJc w:val="right"/>
+      <w:pPr>
+        <w:ind w:left="6480" w:hanging="180"/>
+      </w:pPr>
+    </w:lvl>
+  </w:abstractNum>
+  <w:abstractNum w:abstractNumId="16" w15:restartNumberingAfterBreak="0">
     <w:nsid w:val="68427343"/>
     <w:multiLevelType w:val="multilevel"/>
     <w:tmpl w:val="61965642"/>
@@ -10078,7 +10572,7 @@
       </w:rPr>
     </w:lvl>
   </w:abstractNum>
-  <w:abstractNum w:abstractNumId="15" w15:restartNumberingAfterBreak="0">
+  <w:abstractNum w:abstractNumId="17" w15:restartNumberingAfterBreak="0">
     <w:nsid w:val="69B45CEF"/>
     <w:multiLevelType w:val="multilevel"/>
     <w:tmpl w:val="2FD69B20"/>
@@ -10227,7 +10721,7 @@
       </w:rPr>
     </w:lvl>
   </w:abstractNum>
-  <w:abstractNum w:abstractNumId="16" w15:restartNumberingAfterBreak="0">
+  <w:abstractNum w:abstractNumId="18" w15:restartNumberingAfterBreak="0">
     <w:nsid w:val="6B7832EC"/>
     <w:multiLevelType w:val="multilevel"/>
     <w:tmpl w:val="A81A89CA"/>
@@ -10376,7 +10870,7 @@
       </w:rPr>
     </w:lvl>
   </w:abstractNum>
-  <w:abstractNum w:abstractNumId="17" w15:restartNumberingAfterBreak="0">
+  <w:abstractNum w:abstractNumId="19" w15:restartNumberingAfterBreak="0">
     <w:nsid w:val="73072708"/>
     <w:multiLevelType w:val="hybridMultilevel"/>
     <w:tmpl w:val="632CFC68"/>
@@ -10465,7 +10959,7 @@
       </w:pPr>
     </w:lvl>
   </w:abstractNum>
-  <w:abstractNum w:abstractNumId="18" w15:restartNumberingAfterBreak="0">
+  <w:abstractNum w:abstractNumId="20" w15:restartNumberingAfterBreak="0">
     <w:nsid w:val="73321BBA"/>
     <w:multiLevelType w:val="multilevel"/>
     <w:tmpl w:val="EFE6DFCA"/>
@@ -10614,7 +11108,7 @@
       </w:rPr>
     </w:lvl>
   </w:abstractNum>
-  <w:abstractNum w:abstractNumId="19" w15:restartNumberingAfterBreak="0">
+  <w:abstractNum w:abstractNumId="21" w15:restartNumberingAfterBreak="0">
     <w:nsid w:val="78BD4B0A"/>
     <w:multiLevelType w:val="multilevel"/>
     <w:tmpl w:val="0E5AF6F0"/>
@@ -10763,7 +11257,7 @@
       </w:rPr>
     </w:lvl>
   </w:abstractNum>
-  <w:abstractNum w:abstractNumId="20" w15:restartNumberingAfterBreak="0">
+  <w:abstractNum w:abstractNumId="22" w15:restartNumberingAfterBreak="0">
     <w:nsid w:val="79FD2B7C"/>
     <w:multiLevelType w:val="multilevel"/>
     <w:tmpl w:val="FEC8E97E"/>
@@ -10913,67 +11407,73 @@
     </w:lvl>
   </w:abstractNum>
   <w:num w:numId="1" w16cid:durableId="1651977992">
-    <w:abstractNumId w:val="18"/>
+    <w:abstractNumId w:val="20"/>
   </w:num>
   <w:num w:numId="2" w16cid:durableId="222713874">
     <w:abstractNumId w:val="1"/>
   </w:num>
   <w:num w:numId="3" w16cid:durableId="1897811804">
+    <w:abstractNumId w:val="21"/>
+  </w:num>
+  <w:num w:numId="4" w16cid:durableId="480998893">
+    <w:abstractNumId w:val="12"/>
+  </w:num>
+  <w:num w:numId="5" w16cid:durableId="627710897">
+    <w:abstractNumId w:val="11"/>
+  </w:num>
+  <w:num w:numId="6" w16cid:durableId="1650670057">
+    <w:abstractNumId w:val="5"/>
+  </w:num>
+  <w:num w:numId="7" w16cid:durableId="1062102917">
+    <w:abstractNumId w:val="18"/>
+  </w:num>
+  <w:num w:numId="8" w16cid:durableId="879586373">
+    <w:abstractNumId w:val="7"/>
+  </w:num>
+  <w:num w:numId="9" w16cid:durableId="1369069069">
+    <w:abstractNumId w:val="16"/>
+  </w:num>
+  <w:num w:numId="10" w16cid:durableId="245656287">
+    <w:abstractNumId w:val="22"/>
+  </w:num>
+  <w:num w:numId="11" w16cid:durableId="435977825">
+    <w:abstractNumId w:val="9"/>
+  </w:num>
+  <w:num w:numId="12" w16cid:durableId="1315985183">
+    <w:abstractNumId w:val="8"/>
+  </w:num>
+  <w:num w:numId="13" w16cid:durableId="1158885373">
+    <w:abstractNumId w:val="4"/>
+  </w:num>
+  <w:num w:numId="14" w16cid:durableId="1310137639">
+    <w:abstractNumId w:val="10"/>
+  </w:num>
+  <w:num w:numId="15" w16cid:durableId="248657663">
+    <w:abstractNumId w:val="6"/>
+  </w:num>
+  <w:num w:numId="16" w16cid:durableId="1338919693">
+    <w:abstractNumId w:val="3"/>
+  </w:num>
+  <w:num w:numId="17" w16cid:durableId="1705866966">
+    <w:abstractNumId w:val="17"/>
+  </w:num>
+  <w:num w:numId="18" w16cid:durableId="1640526705">
+    <w:abstractNumId w:val="14"/>
+  </w:num>
+  <w:num w:numId="19" w16cid:durableId="1013218433">
     <w:abstractNumId w:val="19"/>
   </w:num>
-  <w:num w:numId="4" w16cid:durableId="480998893">
-    <w:abstractNumId w:val="11"/>
-  </w:num>
-  <w:num w:numId="5" w16cid:durableId="627710897">
-    <w:abstractNumId w:val="10"/>
-  </w:num>
-  <w:num w:numId="6" w16cid:durableId="1650670057">
-    <w:abstractNumId w:val="4"/>
-  </w:num>
-  <w:num w:numId="7" w16cid:durableId="1062102917">
-    <w:abstractNumId w:val="16"/>
-  </w:num>
-  <w:num w:numId="8" w16cid:durableId="879586373">
-    <w:abstractNumId w:val="6"/>
-  </w:num>
-  <w:num w:numId="9" w16cid:durableId="1369069069">
-    <w:abstractNumId w:val="14"/>
-  </w:num>
-  <w:num w:numId="10" w16cid:durableId="245656287">
-    <w:abstractNumId w:val="20"/>
-  </w:num>
-  <w:num w:numId="11" w16cid:durableId="435977825">
-    <w:abstractNumId w:val="8"/>
-  </w:num>
-  <w:num w:numId="12" w16cid:durableId="1315985183">
-    <w:abstractNumId w:val="7"/>
-  </w:num>
-  <w:num w:numId="13" w16cid:durableId="1158885373">
-    <w:abstractNumId w:val="3"/>
-  </w:num>
-  <w:num w:numId="14" w16cid:durableId="1310137639">
-    <w:abstractNumId w:val="9"/>
-  </w:num>
-  <w:num w:numId="15" w16cid:durableId="248657663">
-    <w:abstractNumId w:val="5"/>
-  </w:num>
-  <w:num w:numId="16" w16cid:durableId="1338919693">
-    <w:abstractNumId w:val="2"/>
-  </w:num>
-  <w:num w:numId="17" w16cid:durableId="1705866966">
-    <w:abstractNumId w:val="15"/>
-  </w:num>
-  <w:num w:numId="18" w16cid:durableId="1640526705">
+  <w:num w:numId="20" w16cid:durableId="1723140307">
     <w:abstractNumId w:val="13"/>
-  </w:num>
-  <w:num w:numId="19" w16cid:durableId="1013218433">
-    <w:abstractNumId w:val="17"/>
-  </w:num>
-  <w:num w:numId="20" w16cid:durableId="1723140307">
-    <w:abstractNumId w:val="12"/>
   </w:num>
   <w:num w:numId="21" w16cid:durableId="474951159">
     <w:abstractNumId w:val="0"/>
+  </w:num>
+  <w:num w:numId="22" w16cid:durableId="1077551572">
+    <w:abstractNumId w:val="2"/>
+  </w:num>
+  <w:num w:numId="23" w16cid:durableId="133723997">
+    <w:abstractNumId w:val="15"/>
   </w:num>
 </w:numbering>
 </file>

--- a/2026-T3/B2-ICTSAD609-Plan_Monitor/2-Task2/Task2.docx
+++ b/2026-T3/B2-ICTSAD609-Plan_Monitor/2-Task2/Task2.docx
@@ -2723,6 +2723,7 @@
               <w:rPr>
                 <w:rFonts w:ascii="Arial" w:hAnsi="Arial" w:cs="Arial"/>
                 <w:color w:val="000000" w:themeColor="text1"/>
+                <w:highlight w:val="yellow"/>
               </w:rPr>
             </w:pPr>
             <w:r>
@@ -8407,35 +8408,7 @@
           <w:rFonts w:ascii="Arial" w:hAnsi="Arial" w:cs="Arial"/>
           <w:color w:val="000000" w:themeColor="text1"/>
         </w:rPr>
-        <w:t xml:space="preserve">Staff involvement in Initiative 1 began with a formal approval request </w:t>
-      </w:r>
-      <w:r>
-        <w:rPr>
-          <w:rFonts w:ascii="Arial" w:hAnsi="Arial" w:cs="Arial"/>
-          <w:color w:val="000000" w:themeColor="text1"/>
-        </w:rPr>
-        <w:t>sent</w:t>
-      </w:r>
-      <w:r>
-        <w:rPr>
-          <w:rFonts w:ascii="Arial" w:hAnsi="Arial" w:cs="Arial"/>
-          <w:color w:val="000000" w:themeColor="text1"/>
-        </w:rPr>
-        <w:t xml:space="preserve"> to Senior Management and the Founders</w:t>
-      </w:r>
-      <w:r>
-        <w:rPr>
-          <w:rFonts w:ascii="Arial" w:hAnsi="Arial" w:cs="Arial"/>
-          <w:color w:val="000000" w:themeColor="text1"/>
-        </w:rPr>
-        <w:t>,</w:t>
-      </w:r>
-      <w:r>
-        <w:rPr>
-          <w:rFonts w:ascii="Arial" w:hAnsi="Arial" w:cs="Arial"/>
-          <w:color w:val="000000" w:themeColor="text1"/>
-        </w:rPr>
-        <w:t xml:space="preserve"> requesting authorization to proceed with the Cloud-Prioritized SaaS and B2C initiative.</w:t>
+        <w:t>Staff involvement in Initiative 1 began with a formal approval request sent to Senior Management and the Founders, requesting authorization to proceed with the Cloud-Prioritized SaaS and B2C initiative.</w:t>
       </w:r>
     </w:p>
     <w:p>
@@ -8481,35 +8454,7 @@
           <w:rFonts w:ascii="Arial" w:hAnsi="Arial" w:cs="Arial"/>
           <w:color w:val="000000" w:themeColor="text1"/>
         </w:rPr>
-        <w:t>M</w:t>
-      </w:r>
-      <w:r>
-        <w:rPr>
-          <w:rFonts w:ascii="Arial" w:hAnsi="Arial" w:cs="Arial"/>
-          <w:color w:val="000000" w:themeColor="text1"/>
-        </w:rPr>
-        <w:t>embers of the operations and sales teams provided feedback through the Stakeholder Feedback Log:</w:t>
-      </w:r>
-      <w:r>
-        <w:rPr>
-          <w:rFonts w:ascii="Arial" w:hAnsi="Arial" w:cs="Arial"/>
-          <w:color w:val="000000" w:themeColor="text1"/>
-        </w:rPr>
-        <w:t xml:space="preserve"> see “</w:t>
-      </w:r>
-      <w:r>
-        <w:rPr>
-          <w:rFonts w:ascii="Arial" w:hAnsi="Arial" w:cs="Arial"/>
-          <w:color w:val="000000" w:themeColor="text1"/>
-        </w:rPr>
-        <w:t>Stakeholders-Feedback-Register</w:t>
-      </w:r>
-      <w:r>
-        <w:rPr>
-          <w:rFonts w:ascii="Arial" w:hAnsi="Arial" w:cs="Arial"/>
-          <w:color w:val="000000" w:themeColor="text1"/>
-        </w:rPr>
-        <w:t>”.</w:t>
+        <w:t>Members of the operations and sales teams provided feedback through the Stakeholder Feedback Log: see “Stakeholders-Feedback-Register”.</w:t>
       </w:r>
     </w:p>
     <w:p>
@@ -8564,21 +8509,7 @@
           <w:rFonts w:ascii="Arial" w:hAnsi="Arial" w:cs="Arial"/>
           <w:color w:val="000000" w:themeColor="text1"/>
         </w:rPr>
-        <w:t>Noah Jones (Operations Manager) expressed concerns regarding workforce transition</w:t>
-      </w:r>
-      <w:r>
-        <w:rPr>
-          <w:rFonts w:ascii="Arial" w:hAnsi="Arial" w:cs="Arial"/>
-          <w:color w:val="000000" w:themeColor="text1"/>
-        </w:rPr>
-        <w:t xml:space="preserve">, </w:t>
-      </w:r>
-      <w:r>
-        <w:rPr>
-          <w:rFonts w:ascii="Arial" w:hAnsi="Arial" w:cs="Arial"/>
-          <w:color w:val="000000" w:themeColor="text1"/>
-        </w:rPr>
-        <w:t>operating cost projections and requested a Workforce Impact Analysis, a B2C Cost Audit, and a Risk Mitigation Plan.</w:t>
+        <w:t>Noah Jones (Operations Manager) expressed concerns regarding workforce transition, operating cost projections and requested a Workforce Impact Analysis, a B2C Cost Audit, and a Risk Mitigation Plan.</w:t>
       </w:r>
     </w:p>
     <w:p>
@@ -8674,21 +8605,7 @@
           <w:rFonts w:ascii="Arial" w:hAnsi="Arial" w:cs="Arial"/>
           <w:color w:val="000000" w:themeColor="text1"/>
         </w:rPr>
-        <w:t>Please find the email in “</w:t>
-      </w:r>
-      <w:r>
-        <w:rPr>
-          <w:rFonts w:ascii="Arial" w:hAnsi="Arial" w:cs="Arial"/>
-          <w:color w:val="000000" w:themeColor="text1"/>
-        </w:rPr>
-        <w:t>Initiative1_Engagement_email</w:t>
-      </w:r>
-      <w:r>
-        <w:rPr>
-          <w:rFonts w:ascii="Arial" w:hAnsi="Arial" w:cs="Arial"/>
-          <w:color w:val="000000" w:themeColor="text1"/>
-        </w:rPr>
-        <w:t>”.</w:t>
+        <w:t>Please find the email in “Initiative1_Engagement_email”.</w:t>
       </w:r>
     </w:p>
     <w:p>
@@ -8735,21 +8652,7 @@
           <w:rFonts w:ascii="Arial" w:hAnsi="Arial" w:cs="Arial"/>
           <w:color w:val="000000" w:themeColor="text1"/>
         </w:rPr>
-        <w:t>Staff involvement in Initiative 1 began with a formal approval request sent to</w:t>
-      </w:r>
-      <w:r>
-        <w:rPr>
-          <w:rFonts w:ascii="Arial" w:hAnsi="Arial" w:cs="Arial"/>
-          <w:color w:val="000000" w:themeColor="text1"/>
-        </w:rPr>
-        <w:t xml:space="preserve"> </w:t>
-      </w:r>
-      <w:r>
-        <w:rPr>
-          <w:rFonts w:ascii="Arial" w:hAnsi="Arial" w:cs="Arial"/>
-          <w:color w:val="000000" w:themeColor="text1"/>
-        </w:rPr>
-        <w:t xml:space="preserve">Noah Jones (Operations Team Manager) and Victorine </w:t>
+        <w:t xml:space="preserve">Staff involvement in Initiative 1 began with a formal approval request sent to Noah Jones (Operations Team Manager) and Victorine </w:t>
       </w:r>
       <w:proofErr w:type="spellStart"/>
       <w:r>
@@ -8765,49 +8668,7 @@
           <w:rFonts w:ascii="Arial" w:hAnsi="Arial" w:cs="Arial"/>
           <w:color w:val="000000" w:themeColor="text1"/>
         </w:rPr>
-        <w:t xml:space="preserve"> (Sales Team Manager</w:t>
-      </w:r>
-      <w:r>
-        <w:rPr>
-          <w:rFonts w:ascii="Arial" w:hAnsi="Arial" w:cs="Arial"/>
-          <w:color w:val="000000" w:themeColor="text1"/>
-        </w:rPr>
-        <w:t>).</w:t>
-      </w:r>
-      <w:r>
-        <w:rPr>
-          <w:rFonts w:ascii="Arial" w:hAnsi="Arial" w:cs="Arial"/>
-          <w:color w:val="000000" w:themeColor="text1"/>
-        </w:rPr>
-        <w:t xml:space="preserve"> </w:t>
-      </w:r>
-      <w:r>
-        <w:rPr>
-          <w:rFonts w:ascii="Arial" w:hAnsi="Arial" w:cs="Arial"/>
-          <w:color w:val="000000" w:themeColor="text1"/>
-        </w:rPr>
-        <w:t>R</w:t>
-      </w:r>
-      <w:r>
-        <w:rPr>
-          <w:rFonts w:ascii="Arial" w:hAnsi="Arial" w:cs="Arial"/>
-          <w:color w:val="000000" w:themeColor="text1"/>
-        </w:rPr>
-        <w:t>equest</w:t>
-      </w:r>
-      <w:r>
-        <w:rPr>
-          <w:rFonts w:ascii="Arial" w:hAnsi="Arial" w:cs="Arial"/>
-          <w:color w:val="000000" w:themeColor="text1"/>
-        </w:rPr>
-        <w:t>ing</w:t>
-      </w:r>
-      <w:r>
-        <w:rPr>
-          <w:rFonts w:ascii="Arial" w:hAnsi="Arial" w:cs="Arial"/>
-          <w:color w:val="000000" w:themeColor="text1"/>
-        </w:rPr>
-        <w:t xml:space="preserve"> a working meeting to discuss how the hardware alliance transition should be executed, what operational requirements need to be defined, and how the ERP integration requirements should be gathered. Key topics to be addressed at the meeting include:</w:t>
+        <w:t xml:space="preserve"> (Sales Team Manager). Requesting a working meeting to discuss how the hardware alliance transition should be executed, what operational requirements need to be defined, and how the ERP integration requirements should be gathered. Key topics to be addressed at the meeting include:</w:t>
       </w:r>
     </w:p>
     <w:p>
@@ -8985,21 +8846,7 @@
           <w:rFonts w:ascii="Arial" w:hAnsi="Arial" w:cs="Arial"/>
           <w:color w:val="000000" w:themeColor="text1"/>
         </w:rPr>
-        <w:t>Please find the email in “Initiative</w:t>
-      </w:r>
-      <w:r>
-        <w:rPr>
-          <w:rFonts w:ascii="Arial" w:hAnsi="Arial" w:cs="Arial"/>
-          <w:color w:val="000000" w:themeColor="text1"/>
-        </w:rPr>
-        <w:t>2</w:t>
-      </w:r>
-      <w:r>
-        <w:rPr>
-          <w:rFonts w:ascii="Arial" w:hAnsi="Arial" w:cs="Arial"/>
-          <w:color w:val="000000" w:themeColor="text1"/>
-        </w:rPr>
-        <w:t>_Engagement_email”.</w:t>
+        <w:t>Please find the email in “Initiative2_Engagement_email”.</w:t>
       </w:r>
     </w:p>
     <w:p>
@@ -9070,105 +8917,63 @@
           <w:bCs/>
           <w:color w:val="000000" w:themeColor="text1"/>
         </w:rPr>
-        <w:t xml:space="preserve"> Cloud-Based SaaS and B2C Model </w:t>
-      </w:r>
-      <w:r>
-        <w:rPr>
-          <w:rFonts w:ascii="Arial" w:hAnsi="Arial" w:cs="Arial"/>
-          <w:b/>
-          <w:bCs/>
-          <w:color w:val="000000" w:themeColor="text1"/>
-        </w:rPr>
-        <w:t xml:space="preserve">-&gt; </w:t>
-      </w:r>
-      <w:r>
-        <w:rPr>
-          <w:rFonts w:ascii="Arial" w:hAnsi="Arial" w:cs="Arial"/>
-          <w:b/>
-          <w:bCs/>
-          <w:color w:val="000000" w:themeColor="text1"/>
-        </w:rPr>
-        <w:t>Agile Methodology (Scrum)</w:t>
-      </w:r>
-    </w:p>
-    <w:p>
-      <w:pPr>
-        <w:rPr>
-          <w:rFonts w:ascii="Arial" w:hAnsi="Arial" w:cs="Arial"/>
-          <w:color w:val="000000" w:themeColor="text1"/>
-        </w:rPr>
-      </w:pPr>
-      <w:r>
-        <w:rPr>
-          <w:rFonts w:ascii="Arial" w:hAnsi="Arial" w:cs="Arial"/>
-          <w:color w:val="000000" w:themeColor="text1"/>
-        </w:rPr>
-        <w:t>The Agile Scrum methodology is the most suitable project management approach for Initiative 1. This initiative involves developing software with constantly evolving requirements, the need for continuous stakeholder feedback, and iterative delivery</w:t>
-      </w:r>
-      <w:r>
-        <w:rPr>
-          <w:rFonts w:ascii="Arial" w:hAnsi="Arial" w:cs="Arial"/>
-          <w:color w:val="000000" w:themeColor="text1"/>
-        </w:rPr>
         <w:t xml:space="preserve"> </w:t>
       </w:r>
       <w:r>
         <w:rPr>
           <w:rFonts w:ascii="Arial" w:hAnsi="Arial" w:cs="Arial"/>
-          <w:color w:val="000000" w:themeColor="text1"/>
-        </w:rPr>
-        <w:t>characteristics that Agile is specifically designed to address.</w:t>
-      </w:r>
-    </w:p>
-    <w:p>
-      <w:pPr>
-        <w:rPr>
-          <w:rFonts w:ascii="Arial" w:hAnsi="Arial" w:cs="Arial"/>
-          <w:color w:val="000000" w:themeColor="text1"/>
-        </w:rPr>
-      </w:pPr>
-    </w:p>
-    <w:p>
-      <w:pPr>
-        <w:rPr>
-          <w:rFonts w:ascii="Arial" w:hAnsi="Arial" w:cs="Arial"/>
-          <w:color w:val="000000" w:themeColor="text1"/>
-        </w:rPr>
-      </w:pPr>
-      <w:r>
-        <w:rPr>
-          <w:rFonts w:ascii="Arial" w:hAnsi="Arial" w:cs="Arial"/>
-          <w:color w:val="000000" w:themeColor="text1"/>
-        </w:rPr>
-        <w:t>Scrum organizes work into sprints with defined durations of two to four weeks, where each sprint delivers a tested and potentially launch-ready increment of the SaaS platform. Scrum ceremonies</w:t>
+          <w:b/>
+          <w:bCs/>
+          <w:color w:val="000000" w:themeColor="text1"/>
+        </w:rPr>
+        <w:t>Cloud-First SaaS and B2C Model</w:t>
       </w:r>
       <w:r>
         <w:rPr>
           <w:rFonts w:ascii="Arial" w:hAnsi="Arial" w:cs="Arial"/>
-          <w:color w:val="000000" w:themeColor="text1"/>
-        </w:rPr>
-        <w:t xml:space="preserve"> </w:t>
+          <w:b/>
+          <w:bCs/>
+          <w:color w:val="000000" w:themeColor="text1"/>
+        </w:rPr>
+        <w:t xml:space="preserve"> -&gt; Agile Methodology (Scrum)</w:t>
       </w:r>
+    </w:p>
+    <w:p>
+      <w:pPr>
+        <w:rPr>
+          <w:rFonts w:ascii="Arial" w:hAnsi="Arial" w:cs="Arial"/>
+          <w:color w:val="000000" w:themeColor="text1"/>
+        </w:rPr>
+      </w:pPr>
       <w:r>
         <w:rPr>
           <w:rFonts w:ascii="Arial" w:hAnsi="Arial" w:cs="Arial"/>
           <w:color w:val="000000" w:themeColor="text1"/>
         </w:rPr>
-        <w:t>sprint planning, daily stand-ups, sprint reviews, and retrospectives</w:t>
+        <w:t>The Agile Scrum methodology is the most suitable project management approach for Initiative 1. This initiative involves developing software with constantly evolving requirements, the need for continuous stakeholder feedback, and iterative delivery characteristics that Agile is specifically designed to address.</w:t>
       </w:r>
+    </w:p>
+    <w:p>
+      <w:pPr>
+        <w:rPr>
+          <w:rFonts w:ascii="Arial" w:hAnsi="Arial" w:cs="Arial"/>
+          <w:color w:val="000000" w:themeColor="text1"/>
+        </w:rPr>
+      </w:pPr>
+    </w:p>
+    <w:p>
+      <w:pPr>
+        <w:rPr>
+          <w:rFonts w:ascii="Arial" w:hAnsi="Arial" w:cs="Arial"/>
+          <w:color w:val="000000" w:themeColor="text1"/>
+        </w:rPr>
+      </w:pPr>
       <w:r>
         <w:rPr>
           <w:rFonts w:ascii="Arial" w:hAnsi="Arial" w:cs="Arial"/>
           <w:color w:val="000000" w:themeColor="text1"/>
         </w:rPr>
-        <w:t xml:space="preserve"> </w:t>
-      </w:r>
-      <w:r>
-        <w:rPr>
-          <w:rFonts w:ascii="Arial" w:hAnsi="Arial" w:cs="Arial"/>
-          <w:color w:val="000000" w:themeColor="text1"/>
-        </w:rPr>
-        <w:t>ensure continuous progress monitoring, rapid problem identification, and constant adaptation to changing requirements.</w:t>
+        <w:t>Scrum organizes work into sprints with defined durations of two to four weeks, where each sprint delivers a tested and potentially launch-ready increment of the SaaS platform. Scrum ceremonies sprint planning, daily stand-ups, sprint reviews, and retrospectives ensure continuous progress monitoring, rapid problem identification, and constant adaptation to changing requirements.</w:t>
       </w:r>
     </w:p>
     <w:p>
@@ -9247,54 +9052,40 @@
           <w:bCs/>
           <w:color w:val="000000" w:themeColor="text1"/>
         </w:rPr>
-        <w:t xml:space="preserve"> Strategic Hardware Alliances and Outsourced Distribution </w:t>
-      </w:r>
-      <w:r>
-        <w:rPr>
-          <w:rFonts w:ascii="Arial" w:hAnsi="Arial" w:cs="Arial"/>
-          <w:b/>
-          <w:bCs/>
-          <w:color w:val="000000" w:themeColor="text1"/>
-        </w:rPr>
-        <w:t>-&gt;</w:t>
-      </w:r>
-      <w:r>
-        <w:rPr>
-          <w:rFonts w:ascii="Arial" w:hAnsi="Arial" w:cs="Arial"/>
-          <w:b/>
-          <w:bCs/>
-          <w:color w:val="000000" w:themeColor="text1"/>
-        </w:rPr>
-        <w:t xml:space="preserve"> Staged Structured Methodology (PRINCE2)</w:t>
-      </w:r>
-    </w:p>
-    <w:p>
-      <w:pPr>
-        <w:rPr>
-          <w:rFonts w:ascii="Arial" w:hAnsi="Arial" w:cs="Arial"/>
-          <w:color w:val="000000" w:themeColor="text1"/>
-        </w:rPr>
-      </w:pPr>
-      <w:r>
-        <w:rPr>
-          <w:rFonts w:ascii="Arial" w:hAnsi="Arial" w:cs="Arial"/>
-          <w:color w:val="000000" w:themeColor="text1"/>
-        </w:rPr>
-        <w:t>The Staged Structured methodology, based on PRINCE2 principles, is the most suitable project management approach for Initiative 2. This initiative comprises well-defined phases (market research, partner evaluation, contract negotiation, ERP integration, and implementation), clear decision points requiring formal governance approval, and defined deliverables at each stage</w:t>
-      </w:r>
-      <w:r>
-        <w:rPr>
-          <w:rFonts w:ascii="Arial" w:hAnsi="Arial" w:cs="Arial"/>
-          <w:color w:val="000000" w:themeColor="text1"/>
-        </w:rPr>
         <w:t xml:space="preserve"> </w:t>
       </w:r>
       <w:r>
         <w:rPr>
           <w:rFonts w:ascii="Arial" w:hAnsi="Arial" w:cs="Arial"/>
-          <w:color w:val="000000" w:themeColor="text1"/>
-        </w:rPr>
-        <w:t>characteristics ideal for a structured and sequential approach.</w:t>
+          <w:b/>
+          <w:bCs/>
+          <w:color w:val="000000" w:themeColor="text1"/>
+        </w:rPr>
+        <w:t>Strategic Hardware Partnerships and Outsourced Distribution</w:t>
+      </w:r>
+      <w:r>
+        <w:rPr>
+          <w:rFonts w:ascii="Arial" w:hAnsi="Arial" w:cs="Arial"/>
+          <w:b/>
+          <w:bCs/>
+          <w:color w:val="000000" w:themeColor="text1"/>
+        </w:rPr>
+        <w:t xml:space="preserve"> -&gt; Staged Structured Methodology (PRINCE2)</w:t>
+      </w:r>
+    </w:p>
+    <w:p>
+      <w:pPr>
+        <w:rPr>
+          <w:rFonts w:ascii="Arial" w:hAnsi="Arial" w:cs="Arial"/>
+          <w:color w:val="000000" w:themeColor="text1"/>
+        </w:rPr>
+      </w:pPr>
+      <w:r>
+        <w:rPr>
+          <w:rFonts w:ascii="Arial" w:hAnsi="Arial" w:cs="Arial"/>
+          <w:color w:val="000000" w:themeColor="text1"/>
+        </w:rPr>
+        <w:t>The Staged Structured methodology, based on PRINCE2 principles, is the most suitable project management approach for Initiative 2. This initiative comprises well-defined phases (market research, partner evaluation, contract negotiation, ERP integration, and implementation), clear decision points requiring formal governance approval, and defined deliverables at each stage characteristics ideal for a structured and sequential approach.</w:t>
       </w:r>
     </w:p>
     <w:p>
@@ -9335,6 +9126,2831 @@
         </w:rPr>
         <w:t xml:space="preserve"> New Supplier Policy (Background Information for Supplier Selection, Supplier Review Checklist, appointment of the Commercial Manager, and bank verification), and pre-authorization of all financial commitments by Anna Armstrong before moving to each stage. The phased approach ensures a formal approval/rejection review at each phase transition, reducing the risk of committing to a partner without completing due diligence. The quarterly supplier payment review cycle mandated by the New Supplier Policy is also consistent with this structured governance approach.</w:t>
       </w:r>
+    </w:p>
+    <w:p>
+      <w:pPr>
+        <w:spacing w:after="160" w:line="278" w:lineRule="auto"/>
+        <w:rPr>
+          <w:rFonts w:ascii="Arial" w:hAnsi="Arial" w:cs="Arial"/>
+          <w:color w:val="000000" w:themeColor="text1"/>
+        </w:rPr>
+      </w:pPr>
+      <w:r>
+        <w:rPr>
+          <w:rFonts w:ascii="Arial" w:hAnsi="Arial" w:cs="Arial"/>
+          <w:color w:val="000000" w:themeColor="text1"/>
+        </w:rPr>
+        <w:br w:type="page"/>
+      </w:r>
+    </w:p>
+    <w:p>
+      <w:pPr>
+        <w:rPr>
+          <w:rFonts w:ascii="Arial" w:hAnsi="Arial" w:cs="Arial"/>
+          <w:b/>
+          <w:bCs/>
+          <w:color w:val="000000" w:themeColor="text1"/>
+        </w:rPr>
+      </w:pPr>
+      <w:r>
+        <w:rPr>
+          <w:rFonts w:ascii="Arial" w:hAnsi="Arial" w:cs="Arial"/>
+          <w:b/>
+          <w:bCs/>
+          <w:color w:val="000000" w:themeColor="text1"/>
+        </w:rPr>
+        <w:lastRenderedPageBreak/>
+        <w:t>Plan The Execution of Business Analysis Activities</w:t>
+      </w:r>
+    </w:p>
+    <w:p>
+      <w:pPr>
+        <w:rPr>
+          <w:rFonts w:ascii="Arial" w:hAnsi="Arial" w:cs="Arial"/>
+          <w:color w:val="000000" w:themeColor="text1"/>
+        </w:rPr>
+      </w:pPr>
+    </w:p>
+    <w:p>
+      <w:pPr>
+        <w:rPr>
+          <w:rFonts w:ascii="Arial" w:hAnsi="Arial" w:cs="Arial"/>
+          <w:color w:val="000000" w:themeColor="text1"/>
+        </w:rPr>
+      </w:pPr>
+      <w:r>
+        <w:rPr>
+          <w:rFonts w:ascii="Arial" w:hAnsi="Arial" w:cs="Arial"/>
+          <w:color w:val="000000" w:themeColor="text1"/>
+        </w:rPr>
+        <w:t>P</w:t>
+      </w:r>
+      <w:r>
+        <w:rPr>
+          <w:rFonts w:ascii="Arial" w:hAnsi="Arial" w:cs="Arial"/>
+          <w:color w:val="000000" w:themeColor="text1"/>
+        </w:rPr>
+        <w:t>lanned execution of business analysis activities according to</w:t>
+      </w:r>
+      <w:r>
+        <w:rPr>
+          <w:rFonts w:ascii="Arial" w:hAnsi="Arial" w:cs="Arial"/>
+          <w:color w:val="000000" w:themeColor="text1"/>
+        </w:rPr>
+        <w:t xml:space="preserve"> </w:t>
+      </w:r>
+      <w:r>
+        <w:rPr>
+          <w:rFonts w:ascii="Arial" w:hAnsi="Arial" w:cs="Arial"/>
+          <w:color w:val="000000" w:themeColor="text1"/>
+        </w:rPr>
+        <w:t>Worlducation requirements</w:t>
+      </w:r>
+      <w:r>
+        <w:rPr>
+          <w:rFonts w:ascii="Arial" w:hAnsi="Arial" w:cs="Arial"/>
+          <w:color w:val="000000" w:themeColor="text1"/>
+        </w:rPr>
+        <w:t>:</w:t>
+      </w:r>
+    </w:p>
+    <w:p>
+      <w:pPr>
+        <w:rPr>
+          <w:rFonts w:ascii="Arial" w:hAnsi="Arial" w:cs="Arial"/>
+          <w:color w:val="000000" w:themeColor="text1"/>
+        </w:rPr>
+      </w:pPr>
+    </w:p>
+    <w:p>
+      <w:pPr>
+        <w:pStyle w:val="ListParagraph"/>
+        <w:numPr>
+          <w:ilvl w:val="0"/>
+          <w:numId w:val="30"/>
+        </w:numPr>
+        <w:rPr>
+          <w:rFonts w:ascii="Arial" w:hAnsi="Arial" w:cs="Arial"/>
+          <w:b/>
+          <w:bCs/>
+          <w:color w:val="000000" w:themeColor="text1"/>
+        </w:rPr>
+      </w:pPr>
+      <w:r>
+        <w:rPr>
+          <w:rFonts w:ascii="Arial" w:hAnsi="Arial" w:cs="Arial"/>
+          <w:b/>
+          <w:bCs/>
+        </w:rPr>
+        <w:t>Cloud-First SaaS and B2C Model</w:t>
+      </w:r>
+    </w:p>
+    <w:tbl>
+      <w:tblPr>
+        <w:tblStyle w:val="TableGrid"/>
+        <w:tblW w:w="0" w:type="auto"/>
+        <w:tblLook w:val="04A0" w:firstRow="1" w:lastRow="0" w:firstColumn="1" w:lastColumn="0" w:noHBand="0" w:noVBand="1"/>
+      </w:tblPr>
+      <w:tblGrid>
+        <w:gridCol w:w="1728"/>
+        <w:gridCol w:w="2592"/>
+        <w:gridCol w:w="1872"/>
+        <w:gridCol w:w="1728"/>
+        <w:gridCol w:w="1763"/>
+      </w:tblGrid>
+      <w:tr>
+        <w:tc>
+          <w:tcPr>
+            <w:tcW w:w="1728" w:type="dxa"/>
+          </w:tcPr>
+          <w:p>
+            <w:pPr>
+              <w:rPr>
+                <w:b/>
+                <w:bCs/>
+                <w:lang w:val="en-US"/>
+              </w:rPr>
+            </w:pPr>
+            <w:r>
+              <w:rPr>
+                <w:b/>
+                <w:bCs/>
+                <w:lang w:val="en-US"/>
+              </w:rPr>
+              <w:t>Phase</w:t>
+            </w:r>
+          </w:p>
+        </w:tc>
+        <w:tc>
+          <w:tcPr>
+            <w:tcW w:w="1728" w:type="dxa"/>
+          </w:tcPr>
+          <w:p>
+            <w:pPr>
+              <w:rPr>
+                <w:b/>
+                <w:bCs/>
+                <w:lang w:val="en-US"/>
+              </w:rPr>
+            </w:pPr>
+            <w:r>
+              <w:rPr>
+                <w:b/>
+                <w:bCs/>
+                <w:lang w:val="en-US"/>
+              </w:rPr>
+              <w:t>Activity</w:t>
+            </w:r>
+          </w:p>
+        </w:tc>
+        <w:tc>
+          <w:tcPr>
+            <w:tcW w:w="1728" w:type="dxa"/>
+          </w:tcPr>
+          <w:p>
+            <w:pPr>
+              <w:rPr>
+                <w:b/>
+                <w:bCs/>
+                <w:lang w:val="en-US"/>
+              </w:rPr>
+            </w:pPr>
+            <w:r>
+              <w:rPr>
+                <w:b/>
+                <w:bCs/>
+                <w:lang w:val="en-US"/>
+              </w:rPr>
+              <w:t>Responsible</w:t>
+            </w:r>
+          </w:p>
+        </w:tc>
+        <w:tc>
+          <w:tcPr>
+            <w:tcW w:w="1728" w:type="dxa"/>
+          </w:tcPr>
+          <w:p>
+            <w:pPr>
+              <w:rPr>
+                <w:b/>
+                <w:bCs/>
+                <w:lang w:val="en-US"/>
+              </w:rPr>
+            </w:pPr>
+            <w:r>
+              <w:rPr>
+                <w:b/>
+                <w:bCs/>
+                <w:lang w:val="en-US"/>
+              </w:rPr>
+              <w:t>Timeframe</w:t>
+            </w:r>
+          </w:p>
+        </w:tc>
+        <w:tc>
+          <w:tcPr>
+            <w:tcW w:w="1728" w:type="dxa"/>
+          </w:tcPr>
+          <w:p>
+            <w:pPr>
+              <w:rPr>
+                <w:b/>
+                <w:bCs/>
+                <w:lang w:val="en-US"/>
+              </w:rPr>
+            </w:pPr>
+            <w:r>
+              <w:rPr>
+                <w:b/>
+                <w:bCs/>
+                <w:lang w:val="en-US"/>
+              </w:rPr>
+              <w:t>Deliverable</w:t>
+            </w:r>
+          </w:p>
+        </w:tc>
+      </w:tr>
+      <w:tr>
+        <w:tc>
+          <w:tcPr>
+            <w:tcW w:w="1728" w:type="dxa"/>
+          </w:tcPr>
+          <w:p>
+            <w:pPr>
+              <w:rPr>
+                <w:b/>
+                <w:bCs/>
+                <w:lang w:val="en-US"/>
+              </w:rPr>
+            </w:pPr>
+            <w:r>
+              <w:rPr>
+                <w:b/>
+                <w:bCs/>
+                <w:lang w:val="en-US"/>
+              </w:rPr>
+              <w:t>1. Initiation and Scoping</w:t>
+            </w:r>
+          </w:p>
+        </w:tc>
+        <w:tc>
+          <w:tcPr>
+            <w:tcW w:w="2592" w:type="dxa"/>
+          </w:tcPr>
+          <w:p>
+            <w:pPr>
+              <w:rPr>
+                <w:lang w:val="en-US"/>
+              </w:rPr>
+            </w:pPr>
+            <w:r>
+              <w:rPr>
+                <w:lang w:val="en-US"/>
+              </w:rPr>
+              <w:t>Obtain formal approval; define initiative scope; establish BA plan; set up requirements repository</w:t>
+            </w:r>
+          </w:p>
+        </w:tc>
+        <w:tc>
+          <w:tcPr>
+            <w:tcW w:w="1872" w:type="dxa"/>
+          </w:tcPr>
+          <w:p>
+            <w:pPr>
+              <w:rPr>
+                <w:lang w:val="en-US"/>
+              </w:rPr>
+            </w:pPr>
+            <w:r>
+              <w:rPr>
+                <w:lang w:val="en-US"/>
+              </w:rPr>
+              <w:t>Manuel Perez, Divya Sapra</w:t>
+            </w:r>
+          </w:p>
+        </w:tc>
+        <w:tc>
+          <w:tcPr>
+            <w:tcW w:w="1152" w:type="dxa"/>
+          </w:tcPr>
+          <w:p>
+            <w:pPr>
+              <w:rPr>
+                <w:lang w:val="en-US"/>
+              </w:rPr>
+            </w:pPr>
+            <w:r>
+              <w:rPr>
+                <w:lang w:val="en-US"/>
+              </w:rPr>
+              <w:t>Month 1</w:t>
+            </w:r>
+          </w:p>
+        </w:tc>
+        <w:tc>
+          <w:tcPr>
+            <w:tcW w:w="1728" w:type="dxa"/>
+          </w:tcPr>
+          <w:p>
+            <w:pPr>
+              <w:rPr>
+                <w:lang w:val="en-US"/>
+              </w:rPr>
+            </w:pPr>
+            <w:r>
+              <w:rPr>
+                <w:lang w:val="en-US"/>
+              </w:rPr>
+              <w:t>Approved BA plan; Scope document</w:t>
+            </w:r>
+          </w:p>
+        </w:tc>
+      </w:tr>
+      <w:tr>
+        <w:tc>
+          <w:tcPr>
+            <w:tcW w:w="1728" w:type="dxa"/>
+          </w:tcPr>
+          <w:p>
+            <w:pPr>
+              <w:rPr>
+                <w:b/>
+                <w:bCs/>
+                <w:lang w:val="en-US"/>
+              </w:rPr>
+            </w:pPr>
+            <w:r>
+              <w:rPr>
+                <w:b/>
+                <w:bCs/>
+                <w:lang w:val="en-US"/>
+              </w:rPr>
+              <w:t>1. Initiation and Scoping</w:t>
+            </w:r>
+          </w:p>
+        </w:tc>
+        <w:tc>
+          <w:tcPr>
+            <w:tcW w:w="2592" w:type="dxa"/>
+          </w:tcPr>
+          <w:p>
+            <w:pPr>
+              <w:rPr>
+                <w:lang w:val="en-US"/>
+              </w:rPr>
+            </w:pPr>
+            <w:r>
+              <w:rPr>
+                <w:lang w:val="en-US"/>
+              </w:rPr>
+              <w:t>Confirm stakeholder register; assign communication plan; initiate feedback register</w:t>
+            </w:r>
+          </w:p>
+        </w:tc>
+        <w:tc>
+          <w:tcPr>
+            <w:tcW w:w="1872" w:type="dxa"/>
+          </w:tcPr>
+          <w:p>
+            <w:pPr>
+              <w:rPr>
+                <w:lang w:val="en-US"/>
+              </w:rPr>
+            </w:pPr>
+            <w:r>
+              <w:rPr>
+                <w:lang w:val="en-US"/>
+              </w:rPr>
+              <w:t>Manuel Perez</w:t>
+            </w:r>
+          </w:p>
+        </w:tc>
+        <w:tc>
+          <w:tcPr>
+            <w:tcW w:w="1152" w:type="dxa"/>
+          </w:tcPr>
+          <w:p>
+            <w:pPr>
+              <w:rPr>
+                <w:lang w:val="en-US"/>
+              </w:rPr>
+            </w:pPr>
+            <w:r>
+              <w:rPr>
+                <w:lang w:val="en-US"/>
+              </w:rPr>
+              <w:t>Month 1</w:t>
+            </w:r>
+          </w:p>
+        </w:tc>
+        <w:tc>
+          <w:tcPr>
+            <w:tcW w:w="1728" w:type="dxa"/>
+          </w:tcPr>
+          <w:p>
+            <w:pPr>
+              <w:rPr>
+                <w:lang w:val="en-US"/>
+              </w:rPr>
+            </w:pPr>
+            <w:r>
+              <w:rPr>
+                <w:lang w:val="en-US"/>
+              </w:rPr>
+              <w:t>Stakeholder register; Communication plan</w:t>
+            </w:r>
+          </w:p>
+        </w:tc>
+      </w:tr>
+      <w:tr>
+        <w:tc>
+          <w:tcPr>
+            <w:tcW w:w="1728" w:type="dxa"/>
+          </w:tcPr>
+          <w:p>
+            <w:pPr>
+              <w:rPr>
+                <w:b/>
+                <w:bCs/>
+                <w:lang w:val="en-US"/>
+              </w:rPr>
+            </w:pPr>
+            <w:r>
+              <w:rPr>
+                <w:b/>
+                <w:bCs/>
+                <w:lang w:val="en-US"/>
+              </w:rPr>
+              <w:t>2. Requirements Gathering</w:t>
+            </w:r>
+          </w:p>
+        </w:tc>
+        <w:tc>
+          <w:tcPr>
+            <w:tcW w:w="2592" w:type="dxa"/>
+          </w:tcPr>
+          <w:p>
+            <w:pPr>
+              <w:rPr>
+                <w:lang w:val="en-US"/>
+              </w:rPr>
+            </w:pPr>
+            <w:r>
+              <w:rPr>
+                <w:lang w:val="en-US"/>
+              </w:rPr>
+              <w:t>Conduct stakeholder workshops with Operations, Sales, and Development teams</w:t>
+            </w:r>
+          </w:p>
+        </w:tc>
+        <w:tc>
+          <w:tcPr>
+            <w:tcW w:w="1872" w:type="dxa"/>
+          </w:tcPr>
+          <w:p>
+            <w:pPr>
+              <w:rPr>
+                <w:lang w:val="en-US"/>
+              </w:rPr>
+            </w:pPr>
+            <w:r>
+              <w:rPr>
+                <w:lang w:val="en-US"/>
+              </w:rPr>
+              <w:t>Manuel Perez, Divya Sapra</w:t>
+            </w:r>
+          </w:p>
+        </w:tc>
+        <w:tc>
+          <w:tcPr>
+            <w:tcW w:w="1152" w:type="dxa"/>
+          </w:tcPr>
+          <w:p>
+            <w:pPr>
+              <w:rPr>
+                <w:lang w:val="en-US"/>
+              </w:rPr>
+            </w:pPr>
+            <w:r>
+              <w:rPr>
+                <w:lang w:val="en-US"/>
+              </w:rPr>
+              <w:t>Month 2</w:t>
+            </w:r>
+          </w:p>
+        </w:tc>
+        <w:tc>
+          <w:tcPr>
+            <w:tcW w:w="1728" w:type="dxa"/>
+          </w:tcPr>
+          <w:p>
+            <w:pPr>
+              <w:rPr>
+                <w:lang w:val="en-US"/>
+              </w:rPr>
+            </w:pPr>
+            <w:r>
+              <w:rPr>
+                <w:lang w:val="en-US"/>
+              </w:rPr>
+              <w:t>Workshop notes; Requirements list</w:t>
+            </w:r>
+          </w:p>
+        </w:tc>
+      </w:tr>
+      <w:tr>
+        <w:tc>
+          <w:tcPr>
+            <w:tcW w:w="1728" w:type="dxa"/>
+          </w:tcPr>
+          <w:p>
+            <w:pPr>
+              <w:rPr>
+                <w:b/>
+                <w:bCs/>
+                <w:lang w:val="en-US"/>
+              </w:rPr>
+            </w:pPr>
+            <w:r>
+              <w:rPr>
+                <w:b/>
+                <w:bCs/>
+                <w:lang w:val="en-US"/>
+              </w:rPr>
+              <w:t>2. Requirements Gathering</w:t>
+            </w:r>
+          </w:p>
+        </w:tc>
+        <w:tc>
+          <w:tcPr>
+            <w:tcW w:w="2592" w:type="dxa"/>
+          </w:tcPr>
+          <w:p>
+            <w:pPr>
+              <w:rPr>
+                <w:lang w:val="en-US"/>
+              </w:rPr>
+            </w:pPr>
+            <w:r>
+              <w:rPr>
+                <w:lang w:val="en-US"/>
+              </w:rPr>
+              <w:t>Elicit functional requirements (B2C portal, subscription management, AI platform access); non-functional requirements (security, performance, privacy); transitional requirements (data migration, training)</w:t>
+            </w:r>
+          </w:p>
+        </w:tc>
+        <w:tc>
+          <w:tcPr>
+            <w:tcW w:w="1872" w:type="dxa"/>
+          </w:tcPr>
+          <w:p>
+            <w:pPr>
+              <w:rPr>
+                <w:lang w:val="en-US"/>
+              </w:rPr>
+            </w:pPr>
+            <w:r>
+              <w:rPr>
+                <w:lang w:val="en-US"/>
+              </w:rPr>
+              <w:t>Manuel Perez</w:t>
+            </w:r>
+          </w:p>
+        </w:tc>
+        <w:tc>
+          <w:tcPr>
+            <w:tcW w:w="1152" w:type="dxa"/>
+          </w:tcPr>
+          <w:p>
+            <w:pPr>
+              <w:rPr>
+                <w:lang w:val="en-US"/>
+              </w:rPr>
+            </w:pPr>
+            <w:r>
+              <w:rPr>
+                <w:lang w:val="en-US"/>
+              </w:rPr>
+              <w:t>Month 2–3</w:t>
+            </w:r>
+          </w:p>
+        </w:tc>
+        <w:tc>
+          <w:tcPr>
+            <w:tcW w:w="1728" w:type="dxa"/>
+          </w:tcPr>
+          <w:p>
+            <w:pPr>
+              <w:rPr>
+                <w:lang w:val="en-US"/>
+              </w:rPr>
+            </w:pPr>
+            <w:r>
+              <w:rPr>
+                <w:lang w:val="en-US"/>
+              </w:rPr>
+              <w:t>Requirements specification</w:t>
+            </w:r>
+          </w:p>
+        </w:tc>
+      </w:tr>
+      <w:tr>
+        <w:tc>
+          <w:tcPr>
+            <w:tcW w:w="1728" w:type="dxa"/>
+          </w:tcPr>
+          <w:p>
+            <w:pPr>
+              <w:rPr>
+                <w:b/>
+                <w:bCs/>
+                <w:lang w:val="en-US"/>
+              </w:rPr>
+            </w:pPr>
+            <w:r>
+              <w:rPr>
+                <w:b/>
+                <w:bCs/>
+                <w:lang w:val="en-US"/>
+              </w:rPr>
+              <w:t>2. Requirements Gathering</w:t>
+            </w:r>
+          </w:p>
+        </w:tc>
+        <w:tc>
+          <w:tcPr>
+            <w:tcW w:w="2592" w:type="dxa"/>
+          </w:tcPr>
+          <w:p>
+            <w:pPr>
+              <w:rPr>
+                <w:lang w:val="en-US"/>
+              </w:rPr>
+            </w:pPr>
+            <w:r>
+              <w:rPr>
+                <w:lang w:val="en-US"/>
+              </w:rPr>
+              <w:t>Review Cloud/SaaS Policy compliance requirements; confirm privacy and security requirements with ICT department</w:t>
+            </w:r>
+          </w:p>
+        </w:tc>
+        <w:tc>
+          <w:tcPr>
+            <w:tcW w:w="1872" w:type="dxa"/>
+          </w:tcPr>
+          <w:p>
+            <w:pPr>
+              <w:rPr>
+                <w:lang w:val="en-US"/>
+              </w:rPr>
+            </w:pPr>
+            <w:r>
+              <w:rPr>
+                <w:lang w:val="en-US"/>
+              </w:rPr>
+              <w:t>Manuel Perez, Divya Sapra</w:t>
+            </w:r>
+          </w:p>
+        </w:tc>
+        <w:tc>
+          <w:tcPr>
+            <w:tcW w:w="1152" w:type="dxa"/>
+          </w:tcPr>
+          <w:p>
+            <w:pPr>
+              <w:rPr>
+                <w:lang w:val="en-US"/>
+              </w:rPr>
+            </w:pPr>
+            <w:r>
+              <w:rPr>
+                <w:lang w:val="en-US"/>
+              </w:rPr>
+              <w:t>Month 2</w:t>
+            </w:r>
+          </w:p>
+        </w:tc>
+        <w:tc>
+          <w:tcPr>
+            <w:tcW w:w="1728" w:type="dxa"/>
+          </w:tcPr>
+          <w:p>
+            <w:pPr>
+              <w:rPr>
+                <w:lang w:val="en-US"/>
+              </w:rPr>
+            </w:pPr>
+            <w:r>
+              <w:rPr>
+                <w:lang w:val="en-US"/>
+              </w:rPr>
+              <w:t>Compliance requirements list</w:t>
+            </w:r>
+          </w:p>
+        </w:tc>
+      </w:tr>
+      <w:tr>
+        <w:tc>
+          <w:tcPr>
+            <w:tcW w:w="1728" w:type="dxa"/>
+          </w:tcPr>
+          <w:p>
+            <w:pPr>
+              <w:rPr>
+                <w:b/>
+                <w:bCs/>
+                <w:lang w:val="en-US"/>
+              </w:rPr>
+            </w:pPr>
+            <w:r>
+              <w:rPr>
+                <w:b/>
+                <w:bCs/>
+                <w:lang w:val="en-US"/>
+              </w:rPr>
+              <w:t>3. Solution Design</w:t>
+            </w:r>
+          </w:p>
+        </w:tc>
+        <w:tc>
+          <w:tcPr>
+            <w:tcW w:w="2592" w:type="dxa"/>
+          </w:tcPr>
+          <w:p>
+            <w:pPr>
+              <w:rPr>
+                <w:lang w:val="en-US"/>
+              </w:rPr>
+            </w:pPr>
+            <w:r>
+              <w:rPr>
+                <w:lang w:val="en-US"/>
+              </w:rPr>
+              <w:t>Engage cloud architecture consultants; define platform architecture; review ISO 27001 controls</w:t>
+            </w:r>
+          </w:p>
+        </w:tc>
+        <w:tc>
+          <w:tcPr>
+            <w:tcW w:w="1872" w:type="dxa"/>
+          </w:tcPr>
+          <w:p>
+            <w:pPr>
+              <w:rPr>
+                <w:lang w:val="en-US"/>
+              </w:rPr>
+            </w:pPr>
+            <w:r>
+              <w:rPr>
+                <w:lang w:val="en-US"/>
+              </w:rPr>
+              <w:t>Manuel Perez, Development Team</w:t>
+            </w:r>
+          </w:p>
+        </w:tc>
+        <w:tc>
+          <w:tcPr>
+            <w:tcW w:w="1152" w:type="dxa"/>
+          </w:tcPr>
+          <w:p>
+            <w:pPr>
+              <w:rPr>
+                <w:lang w:val="en-US"/>
+              </w:rPr>
+            </w:pPr>
+            <w:r>
+              <w:rPr>
+                <w:lang w:val="en-US"/>
+              </w:rPr>
+              <w:t>Month 3–4</w:t>
+            </w:r>
+          </w:p>
+        </w:tc>
+        <w:tc>
+          <w:tcPr>
+            <w:tcW w:w="1728" w:type="dxa"/>
+          </w:tcPr>
+          <w:p>
+            <w:pPr>
+              <w:rPr>
+                <w:lang w:val="en-US"/>
+              </w:rPr>
+            </w:pPr>
+            <w:r>
+              <w:rPr>
+                <w:lang w:val="en-US"/>
+              </w:rPr>
+              <w:t>Cloud architecture design</w:t>
+            </w:r>
+          </w:p>
+        </w:tc>
+      </w:tr>
+      <w:tr>
+        <w:tc>
+          <w:tcPr>
+            <w:tcW w:w="1728" w:type="dxa"/>
+          </w:tcPr>
+          <w:p>
+            <w:pPr>
+              <w:rPr>
+                <w:b/>
+                <w:bCs/>
+                <w:lang w:val="en-US"/>
+              </w:rPr>
+            </w:pPr>
+            <w:r>
+              <w:rPr>
+                <w:b/>
+                <w:bCs/>
+                <w:lang w:val="en-US"/>
+              </w:rPr>
+              <w:t>3. Solution Design</w:t>
+            </w:r>
+          </w:p>
+        </w:tc>
+        <w:tc>
+          <w:tcPr>
+            <w:tcW w:w="2592" w:type="dxa"/>
+          </w:tcPr>
+          <w:p>
+            <w:pPr>
+              <w:rPr>
+                <w:lang w:val="en-US"/>
+              </w:rPr>
+            </w:pPr>
+            <w:r>
+              <w:rPr>
+                <w:lang w:val="en-US"/>
+              </w:rPr>
+              <w:t>Design B2C subscription portal; define user stories for customer registration, payment, and access</w:t>
+            </w:r>
+          </w:p>
+        </w:tc>
+        <w:tc>
+          <w:tcPr>
+            <w:tcW w:w="1872" w:type="dxa"/>
+          </w:tcPr>
+          <w:p>
+            <w:pPr>
+              <w:rPr>
+                <w:lang w:val="en-US"/>
+              </w:rPr>
+            </w:pPr>
+            <w:r>
+              <w:rPr>
+                <w:lang w:val="en-US"/>
+              </w:rPr>
+              <w:t>Manuel Perez, Development Team</w:t>
+            </w:r>
+          </w:p>
+        </w:tc>
+        <w:tc>
+          <w:tcPr>
+            <w:tcW w:w="1152" w:type="dxa"/>
+          </w:tcPr>
+          <w:p>
+            <w:pPr>
+              <w:rPr>
+                <w:lang w:val="en-US"/>
+              </w:rPr>
+            </w:pPr>
+            <w:r>
+              <w:rPr>
+                <w:lang w:val="en-US"/>
+              </w:rPr>
+              <w:t>Month 3–4</w:t>
+            </w:r>
+          </w:p>
+        </w:tc>
+        <w:tc>
+          <w:tcPr>
+            <w:tcW w:w="1728" w:type="dxa"/>
+          </w:tcPr>
+          <w:p>
+            <w:pPr>
+              <w:rPr>
+                <w:lang w:val="en-US"/>
+              </w:rPr>
+            </w:pPr>
+            <w:r>
+              <w:rPr>
+                <w:lang w:val="en-US"/>
+              </w:rPr>
+              <w:t>User story backlog; UX wireframes</w:t>
+            </w:r>
+          </w:p>
+        </w:tc>
+      </w:tr>
+      <w:tr>
+        <w:tc>
+          <w:tcPr>
+            <w:tcW w:w="1728" w:type="dxa"/>
+          </w:tcPr>
+          <w:p>
+            <w:pPr>
+              <w:rPr>
+                <w:b/>
+                <w:bCs/>
+                <w:lang w:val="en-US"/>
+              </w:rPr>
+            </w:pPr>
+            <w:r>
+              <w:rPr>
+                <w:b/>
+                <w:bCs/>
+                <w:lang w:val="en-US"/>
+              </w:rPr>
+              <w:t>4. Development and Testing</w:t>
+            </w:r>
+          </w:p>
+        </w:tc>
+        <w:tc>
+          <w:tcPr>
+            <w:tcW w:w="2592" w:type="dxa"/>
+          </w:tcPr>
+          <w:p>
+            <w:pPr>
+              <w:rPr>
+                <w:lang w:val="en-US"/>
+              </w:rPr>
+            </w:pPr>
+            <w:r>
+              <w:rPr>
+                <w:lang w:val="en-US"/>
+              </w:rPr>
+              <w:t>Oversee platform development in Scrum sprints; review sprint outputs against requirements</w:t>
+            </w:r>
+          </w:p>
+        </w:tc>
+        <w:tc>
+          <w:tcPr>
+            <w:tcW w:w="1872" w:type="dxa"/>
+          </w:tcPr>
+          <w:p>
+            <w:pPr>
+              <w:rPr>
+                <w:lang w:val="en-US"/>
+              </w:rPr>
+            </w:pPr>
+            <w:r>
+              <w:rPr>
+                <w:lang w:val="en-US"/>
+              </w:rPr>
+              <w:t>Manuel Perez, Divya Sapra</w:t>
+            </w:r>
+          </w:p>
+        </w:tc>
+        <w:tc>
+          <w:tcPr>
+            <w:tcW w:w="1152" w:type="dxa"/>
+          </w:tcPr>
+          <w:p>
+            <w:pPr>
+              <w:rPr>
+                <w:lang w:val="en-US"/>
+              </w:rPr>
+            </w:pPr>
+            <w:r>
+              <w:rPr>
+                <w:lang w:val="en-US"/>
+              </w:rPr>
+              <w:t>Month 4–8</w:t>
+            </w:r>
+          </w:p>
+        </w:tc>
+        <w:tc>
+          <w:tcPr>
+            <w:tcW w:w="1728" w:type="dxa"/>
+          </w:tcPr>
+          <w:p>
+            <w:pPr>
+              <w:rPr>
+                <w:lang w:val="en-US"/>
+              </w:rPr>
+            </w:pPr>
+            <w:r>
+              <w:rPr>
+                <w:lang w:val="en-US"/>
+              </w:rPr>
+              <w:t>Sprint review reports; Tested builds</w:t>
+            </w:r>
+          </w:p>
+        </w:tc>
+      </w:tr>
+      <w:tr>
+        <w:tc>
+          <w:tcPr>
+            <w:tcW w:w="1728" w:type="dxa"/>
+          </w:tcPr>
+          <w:p>
+            <w:pPr>
+              <w:rPr>
+                <w:b/>
+                <w:bCs/>
+                <w:lang w:val="en-US"/>
+              </w:rPr>
+            </w:pPr>
+            <w:r>
+              <w:rPr>
+                <w:b/>
+                <w:bCs/>
+                <w:lang w:val="en-US"/>
+              </w:rPr>
+              <w:t>4. Development and Testing</w:t>
+            </w:r>
+          </w:p>
+        </w:tc>
+        <w:tc>
+          <w:tcPr>
+            <w:tcW w:w="2592" w:type="dxa"/>
+          </w:tcPr>
+          <w:p>
+            <w:pPr>
+              <w:rPr>
+                <w:lang w:val="en-US"/>
+              </w:rPr>
+            </w:pPr>
+            <w:r>
+              <w:rPr>
+                <w:lang w:val="en-US"/>
+              </w:rPr>
+              <w:t xml:space="preserve">Conduct user acceptance testing with school stakeholders; validate platform </w:t>
+            </w:r>
+            <w:r>
+              <w:rPr>
+                <w:lang w:val="en-US"/>
+              </w:rPr>
+              <w:lastRenderedPageBreak/>
+              <w:t>against acceptance criteria</w:t>
+            </w:r>
+          </w:p>
+        </w:tc>
+        <w:tc>
+          <w:tcPr>
+            <w:tcW w:w="1872" w:type="dxa"/>
+          </w:tcPr>
+          <w:p>
+            <w:pPr>
+              <w:rPr>
+                <w:lang w:val="en-US"/>
+              </w:rPr>
+            </w:pPr>
+            <w:r>
+              <w:rPr>
+                <w:lang w:val="en-US"/>
+              </w:rPr>
+              <w:lastRenderedPageBreak/>
+              <w:t>Manuel Perez, Stakeholders</w:t>
+            </w:r>
+          </w:p>
+        </w:tc>
+        <w:tc>
+          <w:tcPr>
+            <w:tcW w:w="1152" w:type="dxa"/>
+          </w:tcPr>
+          <w:p>
+            <w:pPr>
+              <w:rPr>
+                <w:lang w:val="en-US"/>
+              </w:rPr>
+            </w:pPr>
+            <w:r>
+              <w:rPr>
+                <w:lang w:val="en-US"/>
+              </w:rPr>
+              <w:t>Month 7–8</w:t>
+            </w:r>
+          </w:p>
+        </w:tc>
+        <w:tc>
+          <w:tcPr>
+            <w:tcW w:w="1728" w:type="dxa"/>
+          </w:tcPr>
+          <w:p>
+            <w:pPr>
+              <w:rPr>
+                <w:lang w:val="en-US"/>
+              </w:rPr>
+            </w:pPr>
+            <w:r>
+              <w:rPr>
+                <w:lang w:val="en-US"/>
+              </w:rPr>
+              <w:t>UAT report; Approved test results</w:t>
+            </w:r>
+          </w:p>
+        </w:tc>
+      </w:tr>
+      <w:tr>
+        <w:tc>
+          <w:tcPr>
+            <w:tcW w:w="1728" w:type="dxa"/>
+          </w:tcPr>
+          <w:p>
+            <w:pPr>
+              <w:rPr>
+                <w:b/>
+                <w:bCs/>
+                <w:lang w:val="en-US"/>
+              </w:rPr>
+            </w:pPr>
+            <w:r>
+              <w:rPr>
+                <w:b/>
+                <w:bCs/>
+                <w:lang w:val="en-US"/>
+              </w:rPr>
+              <w:t>5. Go-Live and Review</w:t>
+            </w:r>
+          </w:p>
+        </w:tc>
+        <w:tc>
+          <w:tcPr>
+            <w:tcW w:w="2592" w:type="dxa"/>
+          </w:tcPr>
+          <w:p>
+            <w:pPr>
+              <w:rPr>
+                <w:lang w:val="en-US"/>
+              </w:rPr>
+            </w:pPr>
+            <w:r>
+              <w:rPr>
+                <w:lang w:val="en-US"/>
+              </w:rPr>
+              <w:t>Support phased platform launch; coordinate staff training; monitor adoption metrics</w:t>
+            </w:r>
+          </w:p>
+        </w:tc>
+        <w:tc>
+          <w:tcPr>
+            <w:tcW w:w="1872" w:type="dxa"/>
+          </w:tcPr>
+          <w:p>
+            <w:pPr>
+              <w:rPr>
+                <w:lang w:val="en-US"/>
+              </w:rPr>
+            </w:pPr>
+            <w:r>
+              <w:rPr>
+                <w:lang w:val="en-US"/>
+              </w:rPr>
+              <w:t>Manuel Perez</w:t>
+            </w:r>
+          </w:p>
+        </w:tc>
+        <w:tc>
+          <w:tcPr>
+            <w:tcW w:w="1152" w:type="dxa"/>
+          </w:tcPr>
+          <w:p>
+            <w:pPr>
+              <w:rPr>
+                <w:lang w:val="en-US"/>
+              </w:rPr>
+            </w:pPr>
+            <w:r>
+              <w:rPr>
+                <w:lang w:val="en-US"/>
+              </w:rPr>
+              <w:t>Month 9</w:t>
+            </w:r>
+          </w:p>
+        </w:tc>
+        <w:tc>
+          <w:tcPr>
+            <w:tcW w:w="1728" w:type="dxa"/>
+          </w:tcPr>
+          <w:p>
+            <w:pPr>
+              <w:rPr>
+                <w:lang w:val="en-US"/>
+              </w:rPr>
+            </w:pPr>
+            <w:r>
+              <w:rPr>
+                <w:lang w:val="en-US"/>
+              </w:rPr>
+              <w:t>Training materials; Go-live report</w:t>
+            </w:r>
+          </w:p>
+        </w:tc>
+      </w:tr>
+      <w:tr>
+        <w:tc>
+          <w:tcPr>
+            <w:tcW w:w="1728" w:type="dxa"/>
+          </w:tcPr>
+          <w:p>
+            <w:pPr>
+              <w:rPr>
+                <w:b/>
+                <w:bCs/>
+                <w:lang w:val="en-US"/>
+              </w:rPr>
+            </w:pPr>
+            <w:r>
+              <w:rPr>
+                <w:b/>
+                <w:bCs/>
+                <w:lang w:val="en-US"/>
+              </w:rPr>
+              <w:t>5. Go-Live and Review</w:t>
+            </w:r>
+          </w:p>
+        </w:tc>
+        <w:tc>
+          <w:tcPr>
+            <w:tcW w:w="2592" w:type="dxa"/>
+          </w:tcPr>
+          <w:p>
+            <w:pPr>
+              <w:rPr>
+                <w:lang w:val="en-US"/>
+              </w:rPr>
+            </w:pPr>
+            <w:r>
+              <w:rPr>
+                <w:lang w:val="en-US"/>
+              </w:rPr>
+              <w:t>Conduct post-implementation review; assess whether objectives were achieved; update documentation</w:t>
+            </w:r>
+          </w:p>
+        </w:tc>
+        <w:tc>
+          <w:tcPr>
+            <w:tcW w:w="1872" w:type="dxa"/>
+          </w:tcPr>
+          <w:p>
+            <w:pPr>
+              <w:rPr>
+                <w:lang w:val="en-US"/>
+              </w:rPr>
+            </w:pPr>
+            <w:r>
+              <w:rPr>
+                <w:lang w:val="en-US"/>
+              </w:rPr>
+              <w:t>Manuel Perez, Divya Sapra</w:t>
+            </w:r>
+          </w:p>
+        </w:tc>
+        <w:tc>
+          <w:tcPr>
+            <w:tcW w:w="1152" w:type="dxa"/>
+          </w:tcPr>
+          <w:p>
+            <w:pPr>
+              <w:rPr>
+                <w:lang w:val="en-US"/>
+              </w:rPr>
+            </w:pPr>
+            <w:r>
+              <w:rPr>
+                <w:lang w:val="en-US"/>
+              </w:rPr>
+              <w:t>Month 10</w:t>
+            </w:r>
+          </w:p>
+        </w:tc>
+        <w:tc>
+          <w:tcPr>
+            <w:tcW w:w="1728" w:type="dxa"/>
+          </w:tcPr>
+          <w:p>
+            <w:pPr>
+              <w:rPr>
+                <w:lang w:val="en-US"/>
+              </w:rPr>
+            </w:pPr>
+            <w:r>
+              <w:rPr>
+                <w:lang w:val="en-US"/>
+              </w:rPr>
+              <w:t>Post-implementation review report</w:t>
+            </w:r>
+          </w:p>
+        </w:tc>
+      </w:tr>
+    </w:tbl>
+    <w:p/>
+    <w:p>
+      <w:pPr>
+        <w:rPr>
+          <w:rFonts w:ascii="Arial" w:hAnsi="Arial" w:cs="Arial"/>
+          <w:color w:val="000000" w:themeColor="text1"/>
+        </w:rPr>
+      </w:pPr>
+    </w:p>
+    <w:p>
+      <w:pPr>
+        <w:rPr>
+          <w:rFonts w:ascii="Arial" w:hAnsi="Arial" w:cs="Arial"/>
+          <w:color w:val="000000" w:themeColor="text1"/>
+        </w:rPr>
+      </w:pPr>
+    </w:p>
+    <w:p>
+      <w:pPr>
+        <w:pStyle w:val="ListParagraph"/>
+        <w:numPr>
+          <w:ilvl w:val="0"/>
+          <w:numId w:val="30"/>
+        </w:numPr>
+        <w:rPr>
+          <w:rFonts w:ascii="Arial" w:hAnsi="Arial" w:cs="Arial"/>
+          <w:b/>
+          <w:bCs/>
+          <w:color w:val="000000" w:themeColor="text1"/>
+        </w:rPr>
+      </w:pPr>
+      <w:r>
+        <w:rPr>
+          <w:rFonts w:ascii="Arial" w:hAnsi="Arial" w:cs="Arial"/>
+          <w:b/>
+          <w:bCs/>
+          <w:color w:val="000000" w:themeColor="text1"/>
+        </w:rPr>
+        <w:t>Strategic Hardware Partnerships and Outsourced Distribution</w:t>
+      </w:r>
+    </w:p>
+    <w:tbl>
+      <w:tblPr>
+        <w:tblStyle w:val="TableGrid"/>
+        <w:tblW w:w="0" w:type="auto"/>
+        <w:tblLook w:val="04A0" w:firstRow="1" w:lastRow="0" w:firstColumn="1" w:lastColumn="0" w:noHBand="0" w:noVBand="1"/>
+      </w:tblPr>
+      <w:tblGrid>
+        <w:gridCol w:w="1990"/>
+        <w:gridCol w:w="2592"/>
+        <w:gridCol w:w="1872"/>
+        <w:gridCol w:w="1728"/>
+        <w:gridCol w:w="1844"/>
+      </w:tblGrid>
+      <w:tr>
+        <w:tc>
+          <w:tcPr>
+            <w:tcW w:w="1728" w:type="dxa"/>
+          </w:tcPr>
+          <w:p>
+            <w:pPr>
+              <w:rPr>
+                <w:rFonts w:ascii="Arial" w:hAnsi="Arial" w:cs="Arial"/>
+                <w:b/>
+                <w:bCs/>
+                <w:color w:val="000000" w:themeColor="text1"/>
+                <w:lang w:val="en-US"/>
+              </w:rPr>
+            </w:pPr>
+            <w:r>
+              <w:rPr>
+                <w:rFonts w:ascii="Arial" w:hAnsi="Arial" w:cs="Arial"/>
+                <w:b/>
+                <w:bCs/>
+                <w:color w:val="000000" w:themeColor="text1"/>
+                <w:lang w:val="en-US"/>
+              </w:rPr>
+              <w:t>Phase</w:t>
+            </w:r>
+          </w:p>
+        </w:tc>
+        <w:tc>
+          <w:tcPr>
+            <w:tcW w:w="1728" w:type="dxa"/>
+          </w:tcPr>
+          <w:p>
+            <w:pPr>
+              <w:rPr>
+                <w:rFonts w:ascii="Arial" w:hAnsi="Arial" w:cs="Arial"/>
+                <w:b/>
+                <w:bCs/>
+                <w:color w:val="000000" w:themeColor="text1"/>
+                <w:lang w:val="en-US"/>
+              </w:rPr>
+            </w:pPr>
+            <w:r>
+              <w:rPr>
+                <w:rFonts w:ascii="Arial" w:hAnsi="Arial" w:cs="Arial"/>
+                <w:b/>
+                <w:bCs/>
+                <w:color w:val="000000" w:themeColor="text1"/>
+                <w:lang w:val="en-US"/>
+              </w:rPr>
+              <w:t>Activity</w:t>
+            </w:r>
+          </w:p>
+        </w:tc>
+        <w:tc>
+          <w:tcPr>
+            <w:tcW w:w="1728" w:type="dxa"/>
+          </w:tcPr>
+          <w:p>
+            <w:pPr>
+              <w:rPr>
+                <w:rFonts w:ascii="Arial" w:hAnsi="Arial" w:cs="Arial"/>
+                <w:b/>
+                <w:bCs/>
+                <w:color w:val="000000" w:themeColor="text1"/>
+                <w:lang w:val="en-US"/>
+              </w:rPr>
+            </w:pPr>
+            <w:r>
+              <w:rPr>
+                <w:rFonts w:ascii="Arial" w:hAnsi="Arial" w:cs="Arial"/>
+                <w:b/>
+                <w:bCs/>
+                <w:color w:val="000000" w:themeColor="text1"/>
+                <w:lang w:val="en-US"/>
+              </w:rPr>
+              <w:t>Responsible</w:t>
+            </w:r>
+          </w:p>
+        </w:tc>
+        <w:tc>
+          <w:tcPr>
+            <w:tcW w:w="1728" w:type="dxa"/>
+          </w:tcPr>
+          <w:p>
+            <w:pPr>
+              <w:rPr>
+                <w:rFonts w:ascii="Arial" w:hAnsi="Arial" w:cs="Arial"/>
+                <w:b/>
+                <w:bCs/>
+                <w:color w:val="000000" w:themeColor="text1"/>
+                <w:lang w:val="en-US"/>
+              </w:rPr>
+            </w:pPr>
+            <w:r>
+              <w:rPr>
+                <w:rFonts w:ascii="Arial" w:hAnsi="Arial" w:cs="Arial"/>
+                <w:b/>
+                <w:bCs/>
+                <w:color w:val="000000" w:themeColor="text1"/>
+                <w:lang w:val="en-US"/>
+              </w:rPr>
+              <w:t>Timeframe</w:t>
+            </w:r>
+          </w:p>
+        </w:tc>
+        <w:tc>
+          <w:tcPr>
+            <w:tcW w:w="1728" w:type="dxa"/>
+          </w:tcPr>
+          <w:p>
+            <w:pPr>
+              <w:rPr>
+                <w:rFonts w:ascii="Arial" w:hAnsi="Arial" w:cs="Arial"/>
+                <w:b/>
+                <w:bCs/>
+                <w:color w:val="000000" w:themeColor="text1"/>
+                <w:lang w:val="en-US"/>
+              </w:rPr>
+            </w:pPr>
+            <w:r>
+              <w:rPr>
+                <w:rFonts w:ascii="Arial" w:hAnsi="Arial" w:cs="Arial"/>
+                <w:b/>
+                <w:bCs/>
+                <w:color w:val="000000" w:themeColor="text1"/>
+                <w:lang w:val="en-US"/>
+              </w:rPr>
+              <w:t>Deliverable</w:t>
+            </w:r>
+          </w:p>
+        </w:tc>
+      </w:tr>
+      <w:tr>
+        <w:tc>
+          <w:tcPr>
+            <w:tcW w:w="1728" w:type="dxa"/>
+          </w:tcPr>
+          <w:p>
+            <w:pPr>
+              <w:rPr>
+                <w:rFonts w:ascii="Arial" w:hAnsi="Arial" w:cs="Arial"/>
+                <w:b/>
+                <w:bCs/>
+                <w:color w:val="000000" w:themeColor="text1"/>
+                <w:lang w:val="en-US"/>
+              </w:rPr>
+            </w:pPr>
+            <w:r>
+              <w:rPr>
+                <w:rFonts w:ascii="Arial" w:hAnsi="Arial" w:cs="Arial"/>
+                <w:b/>
+                <w:bCs/>
+                <w:color w:val="000000" w:themeColor="text1"/>
+                <w:lang w:val="en-US"/>
+              </w:rPr>
+              <w:t>1. Initiation and Market Research</w:t>
+            </w:r>
+          </w:p>
+        </w:tc>
+        <w:tc>
+          <w:tcPr>
+            <w:tcW w:w="2592" w:type="dxa"/>
+          </w:tcPr>
+          <w:p>
+            <w:pPr>
+              <w:rPr>
+                <w:rFonts w:ascii="Arial" w:hAnsi="Arial" w:cs="Arial"/>
+                <w:color w:val="000000" w:themeColor="text1"/>
+                <w:lang w:val="en-US"/>
+              </w:rPr>
+            </w:pPr>
+            <w:r>
+              <w:rPr>
+                <w:rFonts w:ascii="Arial" w:hAnsi="Arial" w:cs="Arial"/>
+                <w:color w:val="000000" w:themeColor="text1"/>
+                <w:lang w:val="en-US"/>
+              </w:rPr>
+              <w:t>Obtain formal approval; define initiative scope and BA plan; establish requirements repository</w:t>
+            </w:r>
+          </w:p>
+        </w:tc>
+        <w:tc>
+          <w:tcPr>
+            <w:tcW w:w="1872" w:type="dxa"/>
+          </w:tcPr>
+          <w:p>
+            <w:pPr>
+              <w:rPr>
+                <w:rFonts w:ascii="Arial" w:hAnsi="Arial" w:cs="Arial"/>
+                <w:color w:val="000000" w:themeColor="text1"/>
+                <w:lang w:val="en-US"/>
+              </w:rPr>
+            </w:pPr>
+            <w:r>
+              <w:rPr>
+                <w:rFonts w:ascii="Arial" w:hAnsi="Arial" w:cs="Arial"/>
+                <w:color w:val="000000" w:themeColor="text1"/>
+                <w:lang w:val="en-US"/>
+              </w:rPr>
+              <w:t>Manuel Perez, Divya Sapra</w:t>
+            </w:r>
+          </w:p>
+        </w:tc>
+        <w:tc>
+          <w:tcPr>
+            <w:tcW w:w="1152" w:type="dxa"/>
+          </w:tcPr>
+          <w:p>
+            <w:pPr>
+              <w:rPr>
+                <w:rFonts w:ascii="Arial" w:hAnsi="Arial" w:cs="Arial"/>
+                <w:color w:val="000000" w:themeColor="text1"/>
+                <w:lang w:val="en-US"/>
+              </w:rPr>
+            </w:pPr>
+            <w:r>
+              <w:rPr>
+                <w:rFonts w:ascii="Arial" w:hAnsi="Arial" w:cs="Arial"/>
+                <w:color w:val="000000" w:themeColor="text1"/>
+                <w:lang w:val="en-US"/>
+              </w:rPr>
+              <w:t>Month 1</w:t>
+            </w:r>
+          </w:p>
+        </w:tc>
+        <w:tc>
+          <w:tcPr>
+            <w:tcW w:w="1728" w:type="dxa"/>
+          </w:tcPr>
+          <w:p>
+            <w:pPr>
+              <w:rPr>
+                <w:rFonts w:ascii="Arial" w:hAnsi="Arial" w:cs="Arial"/>
+                <w:color w:val="000000" w:themeColor="text1"/>
+                <w:lang w:val="en-US"/>
+              </w:rPr>
+            </w:pPr>
+            <w:r>
+              <w:rPr>
+                <w:rFonts w:ascii="Arial" w:hAnsi="Arial" w:cs="Arial"/>
+                <w:color w:val="000000" w:themeColor="text1"/>
+                <w:lang w:val="en-US"/>
+              </w:rPr>
+              <w:t>Approved BA plan; Scope document</w:t>
+            </w:r>
+          </w:p>
+        </w:tc>
+      </w:tr>
+      <w:tr>
+        <w:tc>
+          <w:tcPr>
+            <w:tcW w:w="1728" w:type="dxa"/>
+          </w:tcPr>
+          <w:p>
+            <w:pPr>
+              <w:rPr>
+                <w:rFonts w:ascii="Arial" w:hAnsi="Arial" w:cs="Arial"/>
+                <w:b/>
+                <w:bCs/>
+                <w:color w:val="000000" w:themeColor="text1"/>
+                <w:lang w:val="en-US"/>
+              </w:rPr>
+            </w:pPr>
+            <w:r>
+              <w:rPr>
+                <w:rFonts w:ascii="Arial" w:hAnsi="Arial" w:cs="Arial"/>
+                <w:b/>
+                <w:bCs/>
+                <w:color w:val="000000" w:themeColor="text1"/>
+                <w:lang w:val="en-US"/>
+              </w:rPr>
+              <w:t>1. Initiation and Market Research</w:t>
+            </w:r>
+          </w:p>
+        </w:tc>
+        <w:tc>
+          <w:tcPr>
+            <w:tcW w:w="2592" w:type="dxa"/>
+          </w:tcPr>
+          <w:p>
+            <w:pPr>
+              <w:rPr>
+                <w:rFonts w:ascii="Arial" w:hAnsi="Arial" w:cs="Arial"/>
+                <w:color w:val="000000" w:themeColor="text1"/>
+                <w:lang w:val="en-US"/>
+              </w:rPr>
+            </w:pPr>
+            <w:r>
+              <w:rPr>
+                <w:rFonts w:ascii="Arial" w:hAnsi="Arial" w:cs="Arial"/>
+                <w:color w:val="000000" w:themeColor="text1"/>
+                <w:lang w:val="en-US"/>
+              </w:rPr>
+              <w:t>Conduct market scan of potential hardware manufacturing and distribution partners globally</w:t>
+            </w:r>
+          </w:p>
+        </w:tc>
+        <w:tc>
+          <w:tcPr>
+            <w:tcW w:w="1872" w:type="dxa"/>
+          </w:tcPr>
+          <w:p>
+            <w:pPr>
+              <w:rPr>
+                <w:rFonts w:ascii="Arial" w:hAnsi="Arial" w:cs="Arial"/>
+                <w:color w:val="000000" w:themeColor="text1"/>
+                <w:lang w:val="en-US"/>
+              </w:rPr>
+            </w:pPr>
+            <w:r>
+              <w:rPr>
+                <w:rFonts w:ascii="Arial" w:hAnsi="Arial" w:cs="Arial"/>
+                <w:color w:val="000000" w:themeColor="text1"/>
+                <w:lang w:val="en-US"/>
+              </w:rPr>
+              <w:t>Manuel Perez, Noah Jones</w:t>
+            </w:r>
+          </w:p>
+        </w:tc>
+        <w:tc>
+          <w:tcPr>
+            <w:tcW w:w="1152" w:type="dxa"/>
+          </w:tcPr>
+          <w:p>
+            <w:pPr>
+              <w:rPr>
+                <w:rFonts w:ascii="Arial" w:hAnsi="Arial" w:cs="Arial"/>
+                <w:color w:val="000000" w:themeColor="text1"/>
+                <w:lang w:val="en-US"/>
+              </w:rPr>
+            </w:pPr>
+            <w:r>
+              <w:rPr>
+                <w:rFonts w:ascii="Arial" w:hAnsi="Arial" w:cs="Arial"/>
+                <w:color w:val="000000" w:themeColor="text1"/>
+                <w:lang w:val="en-US"/>
+              </w:rPr>
+              <w:t>Month 1–2</w:t>
+            </w:r>
+          </w:p>
+        </w:tc>
+        <w:tc>
+          <w:tcPr>
+            <w:tcW w:w="1728" w:type="dxa"/>
+          </w:tcPr>
+          <w:p>
+            <w:pPr>
+              <w:rPr>
+                <w:rFonts w:ascii="Arial" w:hAnsi="Arial" w:cs="Arial"/>
+                <w:color w:val="000000" w:themeColor="text1"/>
+                <w:lang w:val="en-US"/>
+              </w:rPr>
+            </w:pPr>
+            <w:r>
+              <w:rPr>
+                <w:rFonts w:ascii="Arial" w:hAnsi="Arial" w:cs="Arial"/>
+                <w:color w:val="000000" w:themeColor="text1"/>
+                <w:lang w:val="en-US"/>
+              </w:rPr>
+              <w:t>Longlist of potential partners</w:t>
+            </w:r>
+          </w:p>
+        </w:tc>
+      </w:tr>
+      <w:tr>
+        <w:tc>
+          <w:tcPr>
+            <w:tcW w:w="1728" w:type="dxa"/>
+          </w:tcPr>
+          <w:p>
+            <w:pPr>
+              <w:rPr>
+                <w:rFonts w:ascii="Arial" w:hAnsi="Arial" w:cs="Arial"/>
+                <w:b/>
+                <w:bCs/>
+                <w:color w:val="000000" w:themeColor="text1"/>
+                <w:lang w:val="en-US"/>
+              </w:rPr>
+            </w:pPr>
+            <w:r>
+              <w:rPr>
+                <w:rFonts w:ascii="Arial" w:hAnsi="Arial" w:cs="Arial"/>
+                <w:b/>
+                <w:bCs/>
+                <w:color w:val="000000" w:themeColor="text1"/>
+                <w:lang w:val="en-US"/>
+              </w:rPr>
+              <w:t>2. Partner Evaluation</w:t>
+            </w:r>
+          </w:p>
+        </w:tc>
+        <w:tc>
+          <w:tcPr>
+            <w:tcW w:w="2592" w:type="dxa"/>
+          </w:tcPr>
+          <w:p>
+            <w:pPr>
+              <w:rPr>
+                <w:rFonts w:ascii="Arial" w:hAnsi="Arial" w:cs="Arial"/>
+                <w:color w:val="000000" w:themeColor="text1"/>
+                <w:lang w:val="en-US"/>
+              </w:rPr>
+            </w:pPr>
+            <w:r>
+              <w:rPr>
+                <w:rFonts w:ascii="Arial" w:hAnsi="Arial" w:cs="Arial"/>
+                <w:color w:val="000000" w:themeColor="text1"/>
+                <w:lang w:val="en-US"/>
+              </w:rPr>
+              <w:t>Complete Supplier Selection Background Information forms and Review Checklists for each candidate</w:t>
+            </w:r>
+          </w:p>
+        </w:tc>
+        <w:tc>
+          <w:tcPr>
+            <w:tcW w:w="1872" w:type="dxa"/>
+          </w:tcPr>
+          <w:p>
+            <w:pPr>
+              <w:rPr>
+                <w:rFonts w:ascii="Arial" w:hAnsi="Arial" w:cs="Arial"/>
+                <w:color w:val="000000" w:themeColor="text1"/>
+                <w:lang w:val="en-US"/>
+              </w:rPr>
+            </w:pPr>
+            <w:r>
+              <w:rPr>
+                <w:rFonts w:ascii="Arial" w:hAnsi="Arial" w:cs="Arial"/>
+                <w:color w:val="000000" w:themeColor="text1"/>
+                <w:lang w:val="en-US"/>
+              </w:rPr>
+              <w:t>Manuel Perez, Noah Jones</w:t>
+            </w:r>
+          </w:p>
+        </w:tc>
+        <w:tc>
+          <w:tcPr>
+            <w:tcW w:w="1152" w:type="dxa"/>
+          </w:tcPr>
+          <w:p>
+            <w:pPr>
+              <w:rPr>
+                <w:rFonts w:ascii="Arial" w:hAnsi="Arial" w:cs="Arial"/>
+                <w:color w:val="000000" w:themeColor="text1"/>
+                <w:lang w:val="en-US"/>
+              </w:rPr>
+            </w:pPr>
+            <w:r>
+              <w:rPr>
+                <w:rFonts w:ascii="Arial" w:hAnsi="Arial" w:cs="Arial"/>
+                <w:color w:val="000000" w:themeColor="text1"/>
+                <w:lang w:val="en-US"/>
+              </w:rPr>
+              <w:t>Month 2–3</w:t>
+            </w:r>
+          </w:p>
+        </w:tc>
+        <w:tc>
+          <w:tcPr>
+            <w:tcW w:w="1728" w:type="dxa"/>
+          </w:tcPr>
+          <w:p>
+            <w:pPr>
+              <w:rPr>
+                <w:rFonts w:ascii="Arial" w:hAnsi="Arial" w:cs="Arial"/>
+                <w:color w:val="000000" w:themeColor="text1"/>
+                <w:lang w:val="en-US"/>
+              </w:rPr>
+            </w:pPr>
+            <w:r>
+              <w:rPr>
+                <w:rFonts w:ascii="Arial" w:hAnsi="Arial" w:cs="Arial"/>
+                <w:color w:val="000000" w:themeColor="text1"/>
+                <w:lang w:val="en-US"/>
+              </w:rPr>
+              <w:t>Supplier evaluation reports</w:t>
+            </w:r>
+          </w:p>
+        </w:tc>
+      </w:tr>
+      <w:tr>
+        <w:tc>
+          <w:tcPr>
+            <w:tcW w:w="1728" w:type="dxa"/>
+          </w:tcPr>
+          <w:p>
+            <w:pPr>
+              <w:rPr>
+                <w:rFonts w:ascii="Arial" w:hAnsi="Arial" w:cs="Arial"/>
+                <w:b/>
+                <w:bCs/>
+                <w:color w:val="000000" w:themeColor="text1"/>
+                <w:lang w:val="en-US"/>
+              </w:rPr>
+            </w:pPr>
+            <w:r>
+              <w:rPr>
+                <w:rFonts w:ascii="Arial" w:hAnsi="Arial" w:cs="Arial"/>
+                <w:b/>
+                <w:bCs/>
+                <w:color w:val="000000" w:themeColor="text1"/>
+                <w:lang w:val="en-US"/>
+              </w:rPr>
+              <w:t>2. Partner Evaluation</w:t>
+            </w:r>
+          </w:p>
+        </w:tc>
+        <w:tc>
+          <w:tcPr>
+            <w:tcW w:w="2592" w:type="dxa"/>
+          </w:tcPr>
+          <w:p>
+            <w:pPr>
+              <w:rPr>
+                <w:rFonts w:ascii="Arial" w:hAnsi="Arial" w:cs="Arial"/>
+                <w:color w:val="000000" w:themeColor="text1"/>
+                <w:lang w:val="en-US"/>
+              </w:rPr>
+            </w:pPr>
+            <w:r>
+              <w:rPr>
+                <w:rFonts w:ascii="Arial" w:hAnsi="Arial" w:cs="Arial"/>
+                <w:color w:val="000000" w:themeColor="text1"/>
+                <w:lang w:val="en-US"/>
+              </w:rPr>
+              <w:t>Conduct credit checks, trade checks, and PPSR reviews for shortlisted partners</w:t>
+            </w:r>
+          </w:p>
+        </w:tc>
+        <w:tc>
+          <w:tcPr>
+            <w:tcW w:w="1872" w:type="dxa"/>
+          </w:tcPr>
+          <w:p>
+            <w:pPr>
+              <w:rPr>
+                <w:rFonts w:ascii="Arial" w:hAnsi="Arial" w:cs="Arial"/>
+                <w:color w:val="000000" w:themeColor="text1"/>
+                <w:lang w:val="en-US"/>
+              </w:rPr>
+            </w:pPr>
+            <w:r>
+              <w:rPr>
+                <w:rFonts w:ascii="Arial" w:hAnsi="Arial" w:cs="Arial"/>
+                <w:color w:val="000000" w:themeColor="text1"/>
+                <w:lang w:val="en-US"/>
+              </w:rPr>
+              <w:t>Anna Armstrong, Noah Jones</w:t>
+            </w:r>
+          </w:p>
+        </w:tc>
+        <w:tc>
+          <w:tcPr>
+            <w:tcW w:w="1152" w:type="dxa"/>
+          </w:tcPr>
+          <w:p>
+            <w:pPr>
+              <w:rPr>
+                <w:rFonts w:ascii="Arial" w:hAnsi="Arial" w:cs="Arial"/>
+                <w:color w:val="000000" w:themeColor="text1"/>
+                <w:lang w:val="en-US"/>
+              </w:rPr>
+            </w:pPr>
+            <w:r>
+              <w:rPr>
+                <w:rFonts w:ascii="Arial" w:hAnsi="Arial" w:cs="Arial"/>
+                <w:color w:val="000000" w:themeColor="text1"/>
+                <w:lang w:val="en-US"/>
+              </w:rPr>
+              <w:t>Month 3</w:t>
+            </w:r>
+          </w:p>
+        </w:tc>
+        <w:tc>
+          <w:tcPr>
+            <w:tcW w:w="1728" w:type="dxa"/>
+          </w:tcPr>
+          <w:p>
+            <w:pPr>
+              <w:rPr>
+                <w:rFonts w:ascii="Arial" w:hAnsi="Arial" w:cs="Arial"/>
+                <w:color w:val="000000" w:themeColor="text1"/>
+                <w:lang w:val="en-US"/>
+              </w:rPr>
+            </w:pPr>
+            <w:r>
+              <w:rPr>
+                <w:rFonts w:ascii="Arial" w:hAnsi="Arial" w:cs="Arial"/>
+                <w:color w:val="000000" w:themeColor="text1"/>
+                <w:lang w:val="en-US"/>
+              </w:rPr>
+              <w:t>Due diligence reports</w:t>
+            </w:r>
+          </w:p>
+        </w:tc>
+      </w:tr>
+      <w:tr>
+        <w:tc>
+          <w:tcPr>
+            <w:tcW w:w="1728" w:type="dxa"/>
+          </w:tcPr>
+          <w:p>
+            <w:pPr>
+              <w:rPr>
+                <w:rFonts w:ascii="Arial" w:hAnsi="Arial" w:cs="Arial"/>
+                <w:b/>
+                <w:bCs/>
+                <w:color w:val="000000" w:themeColor="text1"/>
+                <w:lang w:val="en-US"/>
+              </w:rPr>
+            </w:pPr>
+            <w:r>
+              <w:rPr>
+                <w:rFonts w:ascii="Arial" w:hAnsi="Arial" w:cs="Arial"/>
+                <w:b/>
+                <w:bCs/>
+                <w:color w:val="000000" w:themeColor="text1"/>
+                <w:lang w:val="en-US"/>
+              </w:rPr>
+              <w:t>3. Contract Negotiation</w:t>
+            </w:r>
+          </w:p>
+        </w:tc>
+        <w:tc>
+          <w:tcPr>
+            <w:tcW w:w="2592" w:type="dxa"/>
+          </w:tcPr>
+          <w:p>
+            <w:pPr>
+              <w:rPr>
+                <w:rFonts w:ascii="Arial" w:hAnsi="Arial" w:cs="Arial"/>
+                <w:color w:val="000000" w:themeColor="text1"/>
+                <w:lang w:val="en-US"/>
+              </w:rPr>
+            </w:pPr>
+            <w:r>
+              <w:rPr>
+                <w:rFonts w:ascii="Arial" w:hAnsi="Arial" w:cs="Arial"/>
+                <w:color w:val="000000" w:themeColor="text1"/>
+                <w:lang w:val="en-US"/>
+              </w:rPr>
+              <w:t>Draft and negotiate partnership agreements; define SLAs, payment terms (minimum 30 days), and IP protections</w:t>
+            </w:r>
+          </w:p>
+        </w:tc>
+        <w:tc>
+          <w:tcPr>
+            <w:tcW w:w="1872" w:type="dxa"/>
+          </w:tcPr>
+          <w:p>
+            <w:pPr>
+              <w:rPr>
+                <w:rFonts w:ascii="Arial" w:hAnsi="Arial" w:cs="Arial"/>
+                <w:color w:val="000000" w:themeColor="text1"/>
+                <w:lang w:val="en-US"/>
+              </w:rPr>
+            </w:pPr>
+            <w:r>
+              <w:rPr>
+                <w:rFonts w:ascii="Arial" w:hAnsi="Arial" w:cs="Arial"/>
+                <w:color w:val="000000" w:themeColor="text1"/>
+                <w:lang w:val="en-US"/>
+              </w:rPr>
+              <w:t>Manuel Perez, Lucas Lopez, Legal</w:t>
+            </w:r>
+          </w:p>
+        </w:tc>
+        <w:tc>
+          <w:tcPr>
+            <w:tcW w:w="1152" w:type="dxa"/>
+          </w:tcPr>
+          <w:p>
+            <w:pPr>
+              <w:rPr>
+                <w:rFonts w:ascii="Arial" w:hAnsi="Arial" w:cs="Arial"/>
+                <w:color w:val="000000" w:themeColor="text1"/>
+                <w:lang w:val="en-US"/>
+              </w:rPr>
+            </w:pPr>
+            <w:r>
+              <w:rPr>
+                <w:rFonts w:ascii="Arial" w:hAnsi="Arial" w:cs="Arial"/>
+                <w:color w:val="000000" w:themeColor="text1"/>
+                <w:lang w:val="en-US"/>
+              </w:rPr>
+              <w:t>Month 3–4</w:t>
+            </w:r>
+          </w:p>
+        </w:tc>
+        <w:tc>
+          <w:tcPr>
+            <w:tcW w:w="1728" w:type="dxa"/>
+          </w:tcPr>
+          <w:p>
+            <w:pPr>
+              <w:rPr>
+                <w:rFonts w:ascii="Arial" w:hAnsi="Arial" w:cs="Arial"/>
+                <w:color w:val="000000" w:themeColor="text1"/>
+                <w:lang w:val="en-US"/>
+              </w:rPr>
+            </w:pPr>
+            <w:r>
+              <w:rPr>
+                <w:rFonts w:ascii="Arial" w:hAnsi="Arial" w:cs="Arial"/>
+                <w:color w:val="000000" w:themeColor="text1"/>
+                <w:lang w:val="en-US"/>
+              </w:rPr>
+              <w:t>Executed partner contracts</w:t>
+            </w:r>
+          </w:p>
+        </w:tc>
+      </w:tr>
+      <w:tr>
+        <w:tc>
+          <w:tcPr>
+            <w:tcW w:w="1728" w:type="dxa"/>
+          </w:tcPr>
+          <w:p>
+            <w:pPr>
+              <w:rPr>
+                <w:rFonts w:ascii="Arial" w:hAnsi="Arial" w:cs="Arial"/>
+                <w:b/>
+                <w:bCs/>
+                <w:color w:val="000000" w:themeColor="text1"/>
+                <w:lang w:val="en-US"/>
+              </w:rPr>
+            </w:pPr>
+            <w:r>
+              <w:rPr>
+                <w:rFonts w:ascii="Arial" w:hAnsi="Arial" w:cs="Arial"/>
+                <w:b/>
+                <w:bCs/>
+                <w:color w:val="000000" w:themeColor="text1"/>
+                <w:lang w:val="en-US"/>
+              </w:rPr>
+              <w:t>3. Contract Negotiation</w:t>
+            </w:r>
+          </w:p>
+        </w:tc>
+        <w:tc>
+          <w:tcPr>
+            <w:tcW w:w="2592" w:type="dxa"/>
+          </w:tcPr>
+          <w:p>
+            <w:pPr>
+              <w:rPr>
+                <w:rFonts w:ascii="Arial" w:hAnsi="Arial" w:cs="Arial"/>
+                <w:color w:val="000000" w:themeColor="text1"/>
+                <w:lang w:val="en-US"/>
+              </w:rPr>
+            </w:pPr>
+            <w:r>
+              <w:rPr>
+                <w:rFonts w:ascii="Arial" w:hAnsi="Arial" w:cs="Arial"/>
+                <w:color w:val="000000" w:themeColor="text1"/>
+                <w:lang w:val="en-US"/>
+              </w:rPr>
+              <w:t xml:space="preserve">Obtain Finance Manager </w:t>
+            </w:r>
+            <w:proofErr w:type="spellStart"/>
+            <w:r>
+              <w:rPr>
+                <w:rFonts w:ascii="Arial" w:hAnsi="Arial" w:cs="Arial"/>
+                <w:color w:val="000000" w:themeColor="text1"/>
+                <w:lang w:val="en-US"/>
+              </w:rPr>
+              <w:t>authorisation</w:t>
+            </w:r>
+            <w:proofErr w:type="spellEnd"/>
+            <w:r>
+              <w:rPr>
+                <w:rFonts w:ascii="Arial" w:hAnsi="Arial" w:cs="Arial"/>
+                <w:color w:val="000000" w:themeColor="text1"/>
+                <w:lang w:val="en-US"/>
+              </w:rPr>
+              <w:t xml:space="preserve"> for all financial commitments; verify partner bank details independently</w:t>
+            </w:r>
+          </w:p>
+        </w:tc>
+        <w:tc>
+          <w:tcPr>
+            <w:tcW w:w="1872" w:type="dxa"/>
+          </w:tcPr>
+          <w:p>
+            <w:pPr>
+              <w:rPr>
+                <w:rFonts w:ascii="Arial" w:hAnsi="Arial" w:cs="Arial"/>
+                <w:color w:val="000000" w:themeColor="text1"/>
+                <w:lang w:val="en-US"/>
+              </w:rPr>
+            </w:pPr>
+            <w:r>
+              <w:rPr>
+                <w:rFonts w:ascii="Arial" w:hAnsi="Arial" w:cs="Arial"/>
+                <w:color w:val="000000" w:themeColor="text1"/>
+                <w:lang w:val="en-US"/>
+              </w:rPr>
+              <w:t>Anna Armstrong</w:t>
+            </w:r>
+          </w:p>
+        </w:tc>
+        <w:tc>
+          <w:tcPr>
+            <w:tcW w:w="1152" w:type="dxa"/>
+          </w:tcPr>
+          <w:p>
+            <w:pPr>
+              <w:rPr>
+                <w:rFonts w:ascii="Arial" w:hAnsi="Arial" w:cs="Arial"/>
+                <w:color w:val="000000" w:themeColor="text1"/>
+                <w:lang w:val="en-US"/>
+              </w:rPr>
+            </w:pPr>
+            <w:r>
+              <w:rPr>
+                <w:rFonts w:ascii="Arial" w:hAnsi="Arial" w:cs="Arial"/>
+                <w:color w:val="000000" w:themeColor="text1"/>
+                <w:lang w:val="en-US"/>
+              </w:rPr>
+              <w:t>Month 4</w:t>
+            </w:r>
+          </w:p>
+        </w:tc>
+        <w:tc>
+          <w:tcPr>
+            <w:tcW w:w="1728" w:type="dxa"/>
+          </w:tcPr>
+          <w:p>
+            <w:pPr>
+              <w:rPr>
+                <w:rFonts w:ascii="Arial" w:hAnsi="Arial" w:cs="Arial"/>
+                <w:color w:val="000000" w:themeColor="text1"/>
+                <w:lang w:val="en-US"/>
+              </w:rPr>
+            </w:pPr>
+            <w:proofErr w:type="spellStart"/>
+            <w:r>
+              <w:rPr>
+                <w:rFonts w:ascii="Arial" w:hAnsi="Arial" w:cs="Arial"/>
+                <w:color w:val="000000" w:themeColor="text1"/>
+                <w:lang w:val="en-US"/>
+              </w:rPr>
+              <w:t>Authorised</w:t>
+            </w:r>
+            <w:proofErr w:type="spellEnd"/>
+            <w:r>
+              <w:rPr>
+                <w:rFonts w:ascii="Arial" w:hAnsi="Arial" w:cs="Arial"/>
+                <w:color w:val="000000" w:themeColor="text1"/>
+                <w:lang w:val="en-US"/>
+              </w:rPr>
+              <w:t xml:space="preserve"> purchase orders</w:t>
+            </w:r>
+          </w:p>
+        </w:tc>
+      </w:tr>
+      <w:tr>
+        <w:tc>
+          <w:tcPr>
+            <w:tcW w:w="1728" w:type="dxa"/>
+          </w:tcPr>
+          <w:p>
+            <w:pPr>
+              <w:rPr>
+                <w:rFonts w:ascii="Arial" w:hAnsi="Arial" w:cs="Arial"/>
+                <w:b/>
+                <w:bCs/>
+                <w:color w:val="000000" w:themeColor="text1"/>
+                <w:lang w:val="en-US"/>
+              </w:rPr>
+            </w:pPr>
+            <w:r>
+              <w:rPr>
+                <w:rFonts w:ascii="Arial" w:hAnsi="Arial" w:cs="Arial"/>
+                <w:b/>
+                <w:bCs/>
+                <w:color w:val="000000" w:themeColor="text1"/>
+                <w:lang w:val="en-US"/>
+              </w:rPr>
+              <w:t>4. ERP Integration</w:t>
+            </w:r>
+          </w:p>
+        </w:tc>
+        <w:tc>
+          <w:tcPr>
+            <w:tcW w:w="2592" w:type="dxa"/>
+          </w:tcPr>
+          <w:p>
+            <w:pPr>
+              <w:rPr>
+                <w:rFonts w:ascii="Arial" w:hAnsi="Arial" w:cs="Arial"/>
+                <w:color w:val="000000" w:themeColor="text1"/>
+                <w:lang w:val="en-US"/>
+              </w:rPr>
+            </w:pPr>
+            <w:r>
+              <w:rPr>
+                <w:rFonts w:ascii="Arial" w:hAnsi="Arial" w:cs="Arial"/>
+                <w:color w:val="000000" w:themeColor="text1"/>
+                <w:lang w:val="en-US"/>
+              </w:rPr>
+              <w:t xml:space="preserve">Define ERP integration requirements (order routing, delivery </w:t>
+            </w:r>
+            <w:r>
+              <w:rPr>
+                <w:rFonts w:ascii="Arial" w:hAnsi="Arial" w:cs="Arial"/>
+                <w:color w:val="000000" w:themeColor="text1"/>
+                <w:lang w:val="en-US"/>
+              </w:rPr>
+              <w:lastRenderedPageBreak/>
+              <w:t>tracking, software pre-installation)</w:t>
+            </w:r>
+          </w:p>
+        </w:tc>
+        <w:tc>
+          <w:tcPr>
+            <w:tcW w:w="1872" w:type="dxa"/>
+          </w:tcPr>
+          <w:p>
+            <w:pPr>
+              <w:rPr>
+                <w:rFonts w:ascii="Arial" w:hAnsi="Arial" w:cs="Arial"/>
+                <w:color w:val="000000" w:themeColor="text1"/>
+                <w:lang w:val="en-US"/>
+              </w:rPr>
+            </w:pPr>
+            <w:r>
+              <w:rPr>
+                <w:rFonts w:ascii="Arial" w:hAnsi="Arial" w:cs="Arial"/>
+                <w:color w:val="000000" w:themeColor="text1"/>
+                <w:lang w:val="en-US"/>
+              </w:rPr>
+              <w:lastRenderedPageBreak/>
+              <w:t>Manuel Perez, Divya Sapra</w:t>
+            </w:r>
+          </w:p>
+        </w:tc>
+        <w:tc>
+          <w:tcPr>
+            <w:tcW w:w="1152" w:type="dxa"/>
+          </w:tcPr>
+          <w:p>
+            <w:pPr>
+              <w:rPr>
+                <w:rFonts w:ascii="Arial" w:hAnsi="Arial" w:cs="Arial"/>
+                <w:color w:val="000000" w:themeColor="text1"/>
+                <w:lang w:val="en-US"/>
+              </w:rPr>
+            </w:pPr>
+            <w:r>
+              <w:rPr>
+                <w:rFonts w:ascii="Arial" w:hAnsi="Arial" w:cs="Arial"/>
+                <w:color w:val="000000" w:themeColor="text1"/>
+                <w:lang w:val="en-US"/>
+              </w:rPr>
+              <w:t>Month 4–5</w:t>
+            </w:r>
+          </w:p>
+        </w:tc>
+        <w:tc>
+          <w:tcPr>
+            <w:tcW w:w="1728" w:type="dxa"/>
+          </w:tcPr>
+          <w:p>
+            <w:pPr>
+              <w:rPr>
+                <w:rFonts w:ascii="Arial" w:hAnsi="Arial" w:cs="Arial"/>
+                <w:color w:val="000000" w:themeColor="text1"/>
+                <w:lang w:val="en-US"/>
+              </w:rPr>
+            </w:pPr>
+            <w:r>
+              <w:rPr>
+                <w:rFonts w:ascii="Arial" w:hAnsi="Arial" w:cs="Arial"/>
+                <w:color w:val="000000" w:themeColor="text1"/>
+                <w:lang w:val="en-US"/>
+              </w:rPr>
+              <w:t>ERP integration requirements specification</w:t>
+            </w:r>
+          </w:p>
+        </w:tc>
+      </w:tr>
+      <w:tr>
+        <w:tc>
+          <w:tcPr>
+            <w:tcW w:w="1728" w:type="dxa"/>
+          </w:tcPr>
+          <w:p>
+            <w:pPr>
+              <w:rPr>
+                <w:rFonts w:ascii="Arial" w:hAnsi="Arial" w:cs="Arial"/>
+                <w:b/>
+                <w:bCs/>
+                <w:color w:val="000000" w:themeColor="text1"/>
+                <w:lang w:val="en-US"/>
+              </w:rPr>
+            </w:pPr>
+            <w:r>
+              <w:rPr>
+                <w:rFonts w:ascii="Arial" w:hAnsi="Arial" w:cs="Arial"/>
+                <w:b/>
+                <w:bCs/>
+                <w:color w:val="000000" w:themeColor="text1"/>
+                <w:lang w:val="en-US"/>
+              </w:rPr>
+              <w:t>4. ERP Integration</w:t>
+            </w:r>
+          </w:p>
+        </w:tc>
+        <w:tc>
+          <w:tcPr>
+            <w:tcW w:w="2592" w:type="dxa"/>
+          </w:tcPr>
+          <w:p>
+            <w:pPr>
+              <w:rPr>
+                <w:rFonts w:ascii="Arial" w:hAnsi="Arial" w:cs="Arial"/>
+                <w:color w:val="000000" w:themeColor="text1"/>
+                <w:lang w:val="en-US"/>
+              </w:rPr>
+            </w:pPr>
+            <w:r>
+              <w:rPr>
+                <w:rFonts w:ascii="Arial" w:hAnsi="Arial" w:cs="Arial"/>
+                <w:color w:val="000000" w:themeColor="text1"/>
+                <w:lang w:val="en-US"/>
+              </w:rPr>
+              <w:t>Coordinate integration testing between Worlducation ERP and partner systems</w:t>
+            </w:r>
+          </w:p>
+        </w:tc>
+        <w:tc>
+          <w:tcPr>
+            <w:tcW w:w="1872" w:type="dxa"/>
+          </w:tcPr>
+          <w:p>
+            <w:pPr>
+              <w:rPr>
+                <w:rFonts w:ascii="Arial" w:hAnsi="Arial" w:cs="Arial"/>
+                <w:color w:val="000000" w:themeColor="text1"/>
+                <w:lang w:val="en-US"/>
+              </w:rPr>
+            </w:pPr>
+            <w:r>
+              <w:rPr>
+                <w:rFonts w:ascii="Arial" w:hAnsi="Arial" w:cs="Arial"/>
+                <w:color w:val="000000" w:themeColor="text1"/>
+                <w:lang w:val="en-US"/>
+              </w:rPr>
+              <w:t>Manuel Perez, Development Team</w:t>
+            </w:r>
+          </w:p>
+        </w:tc>
+        <w:tc>
+          <w:tcPr>
+            <w:tcW w:w="1152" w:type="dxa"/>
+          </w:tcPr>
+          <w:p>
+            <w:pPr>
+              <w:rPr>
+                <w:rFonts w:ascii="Arial" w:hAnsi="Arial" w:cs="Arial"/>
+                <w:color w:val="000000" w:themeColor="text1"/>
+                <w:lang w:val="en-US"/>
+              </w:rPr>
+            </w:pPr>
+            <w:r>
+              <w:rPr>
+                <w:rFonts w:ascii="Arial" w:hAnsi="Arial" w:cs="Arial"/>
+                <w:color w:val="000000" w:themeColor="text1"/>
+                <w:lang w:val="en-US"/>
+              </w:rPr>
+              <w:t>Month 5–6</w:t>
+            </w:r>
+          </w:p>
+        </w:tc>
+        <w:tc>
+          <w:tcPr>
+            <w:tcW w:w="1728" w:type="dxa"/>
+          </w:tcPr>
+          <w:p>
+            <w:pPr>
+              <w:rPr>
+                <w:rFonts w:ascii="Arial" w:hAnsi="Arial" w:cs="Arial"/>
+                <w:color w:val="000000" w:themeColor="text1"/>
+                <w:lang w:val="en-US"/>
+              </w:rPr>
+            </w:pPr>
+            <w:r>
+              <w:rPr>
+                <w:rFonts w:ascii="Arial" w:hAnsi="Arial" w:cs="Arial"/>
+                <w:color w:val="000000" w:themeColor="text1"/>
+                <w:lang w:val="en-US"/>
+              </w:rPr>
+              <w:t>Integration test results</w:t>
+            </w:r>
+          </w:p>
+        </w:tc>
+      </w:tr>
+      <w:tr>
+        <w:tc>
+          <w:tcPr>
+            <w:tcW w:w="1728" w:type="dxa"/>
+          </w:tcPr>
+          <w:p>
+            <w:pPr>
+              <w:rPr>
+                <w:rFonts w:ascii="Arial" w:hAnsi="Arial" w:cs="Arial"/>
+                <w:b/>
+                <w:bCs/>
+                <w:color w:val="000000" w:themeColor="text1"/>
+                <w:lang w:val="en-US"/>
+              </w:rPr>
+            </w:pPr>
+            <w:r>
+              <w:rPr>
+                <w:rFonts w:ascii="Arial" w:hAnsi="Arial" w:cs="Arial"/>
+                <w:b/>
+                <w:bCs/>
+                <w:color w:val="000000" w:themeColor="text1"/>
+                <w:lang w:val="en-US"/>
+              </w:rPr>
+              <w:t>5. Pilot and Rollout</w:t>
+            </w:r>
+          </w:p>
+        </w:tc>
+        <w:tc>
+          <w:tcPr>
+            <w:tcW w:w="2592" w:type="dxa"/>
+          </w:tcPr>
+          <w:p>
+            <w:pPr>
+              <w:rPr>
+                <w:rFonts w:ascii="Arial" w:hAnsi="Arial" w:cs="Arial"/>
+                <w:color w:val="000000" w:themeColor="text1"/>
+                <w:lang w:val="en-US"/>
+              </w:rPr>
+            </w:pPr>
+            <w:r>
+              <w:rPr>
+                <w:rFonts w:ascii="Arial" w:hAnsi="Arial" w:cs="Arial"/>
+                <w:color w:val="000000" w:themeColor="text1"/>
+                <w:lang w:val="en-US"/>
+              </w:rPr>
+              <w:t>Pilot order fulfilment with one partner; validate delivery timelines and software installation quality</w:t>
+            </w:r>
+          </w:p>
+        </w:tc>
+        <w:tc>
+          <w:tcPr>
+            <w:tcW w:w="1872" w:type="dxa"/>
+          </w:tcPr>
+          <w:p>
+            <w:pPr>
+              <w:rPr>
+                <w:rFonts w:ascii="Arial" w:hAnsi="Arial" w:cs="Arial"/>
+                <w:color w:val="000000" w:themeColor="text1"/>
+                <w:lang w:val="en-US"/>
+              </w:rPr>
+            </w:pPr>
+            <w:r>
+              <w:rPr>
+                <w:rFonts w:ascii="Arial" w:hAnsi="Arial" w:cs="Arial"/>
+                <w:color w:val="000000" w:themeColor="text1"/>
+                <w:lang w:val="en-US"/>
+              </w:rPr>
+              <w:t>Noah Jones, Manuel Perez</w:t>
+            </w:r>
+          </w:p>
+        </w:tc>
+        <w:tc>
+          <w:tcPr>
+            <w:tcW w:w="1152" w:type="dxa"/>
+          </w:tcPr>
+          <w:p>
+            <w:pPr>
+              <w:rPr>
+                <w:rFonts w:ascii="Arial" w:hAnsi="Arial" w:cs="Arial"/>
+                <w:color w:val="000000" w:themeColor="text1"/>
+                <w:lang w:val="en-US"/>
+              </w:rPr>
+            </w:pPr>
+            <w:r>
+              <w:rPr>
+                <w:rFonts w:ascii="Arial" w:hAnsi="Arial" w:cs="Arial"/>
+                <w:color w:val="000000" w:themeColor="text1"/>
+                <w:lang w:val="en-US"/>
+              </w:rPr>
+              <w:t>Month 6–7</w:t>
+            </w:r>
+          </w:p>
+        </w:tc>
+        <w:tc>
+          <w:tcPr>
+            <w:tcW w:w="1728" w:type="dxa"/>
+          </w:tcPr>
+          <w:p>
+            <w:pPr>
+              <w:rPr>
+                <w:rFonts w:ascii="Arial" w:hAnsi="Arial" w:cs="Arial"/>
+                <w:color w:val="000000" w:themeColor="text1"/>
+                <w:lang w:val="en-US"/>
+              </w:rPr>
+            </w:pPr>
+            <w:r>
+              <w:rPr>
+                <w:rFonts w:ascii="Arial" w:hAnsi="Arial" w:cs="Arial"/>
+                <w:color w:val="000000" w:themeColor="text1"/>
+                <w:lang w:val="en-US"/>
+              </w:rPr>
+              <w:t>Pilot review report</w:t>
+            </w:r>
+          </w:p>
+        </w:tc>
+      </w:tr>
+      <w:tr>
+        <w:tc>
+          <w:tcPr>
+            <w:tcW w:w="1728" w:type="dxa"/>
+          </w:tcPr>
+          <w:p>
+            <w:pPr>
+              <w:rPr>
+                <w:rFonts w:ascii="Arial" w:hAnsi="Arial" w:cs="Arial"/>
+                <w:b/>
+                <w:bCs/>
+                <w:color w:val="000000" w:themeColor="text1"/>
+                <w:lang w:val="en-US"/>
+              </w:rPr>
+            </w:pPr>
+            <w:r>
+              <w:rPr>
+                <w:rFonts w:ascii="Arial" w:hAnsi="Arial" w:cs="Arial"/>
+                <w:b/>
+                <w:bCs/>
+                <w:color w:val="000000" w:themeColor="text1"/>
+                <w:lang w:val="en-US"/>
+              </w:rPr>
+              <w:t>5. Pilot and Rollout</w:t>
+            </w:r>
+          </w:p>
+        </w:tc>
+        <w:tc>
+          <w:tcPr>
+            <w:tcW w:w="2592" w:type="dxa"/>
+          </w:tcPr>
+          <w:p>
+            <w:pPr>
+              <w:rPr>
+                <w:rFonts w:ascii="Arial" w:hAnsi="Arial" w:cs="Arial"/>
+                <w:color w:val="000000" w:themeColor="text1"/>
+                <w:lang w:val="en-US"/>
+              </w:rPr>
+            </w:pPr>
+            <w:r>
+              <w:rPr>
+                <w:rFonts w:ascii="Arial" w:hAnsi="Arial" w:cs="Arial"/>
+                <w:color w:val="000000" w:themeColor="text1"/>
+                <w:lang w:val="en-US"/>
+              </w:rPr>
+              <w:t>Scale to full partnership model; establish quarterly payment review cycle per New Supplier Policy</w:t>
+            </w:r>
+          </w:p>
+        </w:tc>
+        <w:tc>
+          <w:tcPr>
+            <w:tcW w:w="1872" w:type="dxa"/>
+          </w:tcPr>
+          <w:p>
+            <w:pPr>
+              <w:rPr>
+                <w:rFonts w:ascii="Arial" w:hAnsi="Arial" w:cs="Arial"/>
+                <w:color w:val="000000" w:themeColor="text1"/>
+                <w:lang w:val="en-US"/>
+              </w:rPr>
+            </w:pPr>
+            <w:r>
+              <w:rPr>
+                <w:rFonts w:ascii="Arial" w:hAnsi="Arial" w:cs="Arial"/>
+                <w:color w:val="000000" w:themeColor="text1"/>
+                <w:lang w:val="en-US"/>
+              </w:rPr>
+              <w:t>Noah Jones, Anna Armstrong</w:t>
+            </w:r>
+          </w:p>
+        </w:tc>
+        <w:tc>
+          <w:tcPr>
+            <w:tcW w:w="1152" w:type="dxa"/>
+          </w:tcPr>
+          <w:p>
+            <w:pPr>
+              <w:rPr>
+                <w:rFonts w:ascii="Arial" w:hAnsi="Arial" w:cs="Arial"/>
+                <w:color w:val="000000" w:themeColor="text1"/>
+                <w:lang w:val="en-US"/>
+              </w:rPr>
+            </w:pPr>
+            <w:r>
+              <w:rPr>
+                <w:rFonts w:ascii="Arial" w:hAnsi="Arial" w:cs="Arial"/>
+                <w:color w:val="000000" w:themeColor="text1"/>
+                <w:lang w:val="en-US"/>
+              </w:rPr>
+              <w:t>Month 7–8</w:t>
+            </w:r>
+          </w:p>
+        </w:tc>
+        <w:tc>
+          <w:tcPr>
+            <w:tcW w:w="1728" w:type="dxa"/>
+          </w:tcPr>
+          <w:p>
+            <w:pPr>
+              <w:rPr>
+                <w:rFonts w:ascii="Arial" w:hAnsi="Arial" w:cs="Arial"/>
+                <w:color w:val="000000" w:themeColor="text1"/>
+                <w:lang w:val="en-US"/>
+              </w:rPr>
+            </w:pPr>
+            <w:r>
+              <w:rPr>
+                <w:rFonts w:ascii="Arial" w:hAnsi="Arial" w:cs="Arial"/>
+                <w:color w:val="000000" w:themeColor="text1"/>
+                <w:lang w:val="en-US"/>
+              </w:rPr>
+              <w:t>Quarterly review schedule</w:t>
+            </w:r>
+          </w:p>
+        </w:tc>
+      </w:tr>
+      <w:tr>
+        <w:tc>
+          <w:tcPr>
+            <w:tcW w:w="1728" w:type="dxa"/>
+          </w:tcPr>
+          <w:p>
+            <w:pPr>
+              <w:rPr>
+                <w:rFonts w:ascii="Arial" w:hAnsi="Arial" w:cs="Arial"/>
+                <w:b/>
+                <w:bCs/>
+                <w:color w:val="000000" w:themeColor="text1"/>
+                <w:lang w:val="en-US"/>
+              </w:rPr>
+            </w:pPr>
+            <w:r>
+              <w:rPr>
+                <w:rFonts w:ascii="Arial" w:hAnsi="Arial" w:cs="Arial"/>
+                <w:b/>
+                <w:bCs/>
+                <w:color w:val="000000" w:themeColor="text1"/>
+                <w:lang w:val="en-US"/>
+              </w:rPr>
+              <w:t>6. Post-Implementation Review</w:t>
+            </w:r>
+          </w:p>
+        </w:tc>
+        <w:tc>
+          <w:tcPr>
+            <w:tcW w:w="2592" w:type="dxa"/>
+          </w:tcPr>
+          <w:p>
+            <w:pPr>
+              <w:rPr>
+                <w:rFonts w:ascii="Arial" w:hAnsi="Arial" w:cs="Arial"/>
+                <w:color w:val="000000" w:themeColor="text1"/>
+                <w:lang w:val="en-US"/>
+              </w:rPr>
+            </w:pPr>
+            <w:r>
+              <w:rPr>
+                <w:rFonts w:ascii="Arial" w:hAnsi="Arial" w:cs="Arial"/>
+                <w:color w:val="000000" w:themeColor="text1"/>
+                <w:lang w:val="en-US"/>
+              </w:rPr>
+              <w:t>Assess whether objectives were met; review partner performance; update stakeholder documentation</w:t>
+            </w:r>
+          </w:p>
+        </w:tc>
+        <w:tc>
+          <w:tcPr>
+            <w:tcW w:w="1872" w:type="dxa"/>
+          </w:tcPr>
+          <w:p>
+            <w:pPr>
+              <w:rPr>
+                <w:rFonts w:ascii="Arial" w:hAnsi="Arial" w:cs="Arial"/>
+                <w:color w:val="000000" w:themeColor="text1"/>
+                <w:lang w:val="en-US"/>
+              </w:rPr>
+            </w:pPr>
+            <w:r>
+              <w:rPr>
+                <w:rFonts w:ascii="Arial" w:hAnsi="Arial" w:cs="Arial"/>
+                <w:color w:val="000000" w:themeColor="text1"/>
+                <w:lang w:val="en-US"/>
+              </w:rPr>
+              <w:t>Manuel Perez, Divya Sapra</w:t>
+            </w:r>
+          </w:p>
+        </w:tc>
+        <w:tc>
+          <w:tcPr>
+            <w:tcW w:w="1152" w:type="dxa"/>
+          </w:tcPr>
+          <w:p>
+            <w:pPr>
+              <w:rPr>
+                <w:rFonts w:ascii="Arial" w:hAnsi="Arial" w:cs="Arial"/>
+                <w:color w:val="000000" w:themeColor="text1"/>
+                <w:lang w:val="en-US"/>
+              </w:rPr>
+            </w:pPr>
+            <w:r>
+              <w:rPr>
+                <w:rFonts w:ascii="Arial" w:hAnsi="Arial" w:cs="Arial"/>
+                <w:color w:val="000000" w:themeColor="text1"/>
+                <w:lang w:val="en-US"/>
+              </w:rPr>
+              <w:t>Month 9</w:t>
+            </w:r>
+          </w:p>
+        </w:tc>
+        <w:tc>
+          <w:tcPr>
+            <w:tcW w:w="1728" w:type="dxa"/>
+          </w:tcPr>
+          <w:p>
+            <w:pPr>
+              <w:rPr>
+                <w:rFonts w:ascii="Arial" w:hAnsi="Arial" w:cs="Arial"/>
+                <w:color w:val="000000" w:themeColor="text1"/>
+                <w:lang w:val="en-US"/>
+              </w:rPr>
+            </w:pPr>
+            <w:r>
+              <w:rPr>
+                <w:rFonts w:ascii="Arial" w:hAnsi="Arial" w:cs="Arial"/>
+                <w:color w:val="000000" w:themeColor="text1"/>
+                <w:lang w:val="en-US"/>
+              </w:rPr>
+              <w:t>Post-implementation review report</w:t>
+            </w:r>
+          </w:p>
+        </w:tc>
+      </w:tr>
+    </w:tbl>
+    <w:p>
+      <w:pPr>
+        <w:rPr>
+          <w:rFonts w:ascii="Arial" w:hAnsi="Arial" w:cs="Arial"/>
+          <w:color w:val="000000" w:themeColor="text1"/>
+        </w:rPr>
+      </w:pPr>
+    </w:p>
+    <w:p>
+      <w:pPr>
+        <w:rPr>
+          <w:rFonts w:ascii="Arial" w:hAnsi="Arial" w:cs="Arial"/>
+          <w:color w:val="000000" w:themeColor="text1"/>
+        </w:rPr>
+      </w:pPr>
     </w:p>
     <w:p>
       <w:pPr>
@@ -9354,6 +11970,44 @@
 </w:document>
 </file>
 
+<file path=word/endnotes.xml><?xml version="1.0" encoding="utf-8"?>
+<w:endnotes xmlns:wpc="http://schemas.microsoft.com/office/word/2010/wordprocessingCanvas" xmlns:cx="http://schemas.microsoft.com/office/drawing/2014/chartex" xmlns:cx1="http://schemas.microsoft.com/office/drawing/2015/9/8/chartex" xmlns:cx2="http://schemas.microsoft.com/office/drawing/2015/10/21/chartex" xmlns:cx3="http://schemas.microsoft.com/office/drawing/2016/5/9/chartex" xmlns:cx4="http://schemas.microsoft.com/office/drawing/2016/5/10/chartex" xmlns:cx5="http://schemas.microsoft.com/office/drawing/2016/5/11/chartex" xmlns:cx6="http://schemas.microsoft.com/office/drawing/2016/5/12/chartex" xmlns:cx7="http://schemas.microsoft.com/office/drawing/2016/5/13/chartex" xmlns:cx8="http://schemas.microsoft.com/office/drawing/2016/5/14/chartex" xmlns:mc="http://schemas.openxmlformats.org/markup-compatibility/2006" xmlns:m="http://schemas.openxmlformats.org/officeDocument/2006/math" xmlns:aink="http://schemas.microsoft.com/office/drawing/2016/ink" xmlns:am3d="http://schemas.microsoft.com/office/drawing/2017/model3d" xmlns:oel="http://schemas.microsoft.com/office/2019/extlst" xmlns:r="http://schemas.openxmlformats.org/officeDocument/2006/relationships" xmlns:wp14="http://schemas.microsoft.com/office/word/2010/wordprocessingDrawing" xmlns:wp="http://schemas.openxmlformats.org/drawingml/2006/wordprocessingDrawing" xmlns:wpg="http://schemas.microsoft.com/office/word/2010/wordprocessingGroup" xmlns:wpi="http://schemas.microsoft.com/office/word/2010/wordprocessingInk" xmlns:wps="http://schemas.microsoft.com/office/word/2010/wordprocessingShape" xmlns:o="urn:schemas-microsoft-com:office:office" xmlns:v="urn:schemas-microsoft-com:vml" xmlns:w10="urn:schemas-microsoft-com:office:word" xmlns:w="http://schemas.openxmlformats.org/wordprocessingml/2006/main" xmlns:w14="http://schemas.microsoft.com/office/word/2010/wordml" xmlns:w15="http://schemas.microsoft.com/office/word/2012/wordml" xmlns:w16cex="http://schemas.microsoft.com/office/word/2018/wordml/cex" xmlns:w16cid="http://schemas.microsoft.com/office/word/2016/wordml/cid" xmlns:w16="http://schemas.microsoft.com/office/word/2018/wordml" xmlns:w16sdtdh="http://schemas.microsoft.com/office/word/2020/wordml/sdtdatahash" xmlns:w16sdtfl="http://schemas.microsoft.com/office/word/2024/wordml/sdtformatlock" xmlns:w16se="http://schemas.microsoft.com/office/word/2015/wordml/symex" xmlns:w16du="http://schemas.microsoft.com/office/word/2023/wordml/word16du" xmlns:wne="http://schemas.microsoft.com/office/word/2006/wordml" mc:Ignorable="w14 w15 w16se w16cid w16 w16cex w16sdtdh w16sdtfl w16du wp14">
+  <w:endnote w:type="separator" w:id="-1">
+    <w:p>
+      <w:r>
+        <w:separator/>
+      </w:r>
+    </w:p>
+  </w:endnote>
+  <w:endnote w:type="continuationSeparator" w:id="0">
+    <w:p>
+      <w:r>
+        <w:continuationSeparator/>
+      </w:r>
+    </w:p>
+  </w:endnote>
+</w:endnotes>
+</file>
+
+<file path=word/footnotes.xml><?xml version="1.0" encoding="utf-8"?>
+<w:footnotes xmlns:wpc="http://schemas.microsoft.com/office/word/2010/wordprocessingCanvas" xmlns:cx="http://schemas.microsoft.com/office/drawing/2014/chartex" xmlns:cx1="http://schemas.microsoft.com/office/drawing/2015/9/8/chartex" xmlns:cx2="http://schemas.microsoft.com/office/drawing/2015/10/21/chartex" xmlns:cx3="http://schemas.microsoft.com/office/drawing/2016/5/9/chartex" xmlns:cx4="http://schemas.microsoft.com/office/drawing/2016/5/10/chartex" xmlns:cx5="http://schemas.microsoft.com/office/drawing/2016/5/11/chartex" xmlns:cx6="http://schemas.microsoft.com/office/drawing/2016/5/12/chartex" xmlns:cx7="http://schemas.microsoft.com/office/drawing/2016/5/13/chartex" xmlns:cx8="http://schemas.microsoft.com/office/drawing/2016/5/14/chartex" xmlns:mc="http://schemas.openxmlformats.org/markup-compatibility/2006" xmlns:m="http://schemas.openxmlformats.org/officeDocument/2006/math" xmlns:aink="http://schemas.microsoft.com/office/drawing/2016/ink" xmlns:am3d="http://schemas.microsoft.com/office/drawing/2017/model3d" xmlns:oel="http://schemas.microsoft.com/office/2019/extlst" xmlns:r="http://schemas.openxmlformats.org/officeDocument/2006/relationships" xmlns:wp14="http://schemas.microsoft.com/office/word/2010/wordprocessingDrawing" xmlns:wp="http://schemas.openxmlformats.org/drawingml/2006/wordprocessingDrawing" xmlns:wpg="http://schemas.microsoft.com/office/word/2010/wordprocessingGroup" xmlns:wpi="http://schemas.microsoft.com/office/word/2010/wordprocessingInk" xmlns:wps="http://schemas.microsoft.com/office/word/2010/wordprocessingShape" xmlns:o="urn:schemas-microsoft-com:office:office" xmlns:v="urn:schemas-microsoft-com:vml" xmlns:w10="urn:schemas-microsoft-com:office:word" xmlns:w="http://schemas.openxmlformats.org/wordprocessingml/2006/main" xmlns:w14="http://schemas.microsoft.com/office/word/2010/wordml" xmlns:w15="http://schemas.microsoft.com/office/word/2012/wordml" xmlns:w16cex="http://schemas.microsoft.com/office/word/2018/wordml/cex" xmlns:w16cid="http://schemas.microsoft.com/office/word/2016/wordml/cid" xmlns:w16="http://schemas.microsoft.com/office/word/2018/wordml" xmlns:w16sdtdh="http://schemas.microsoft.com/office/word/2020/wordml/sdtdatahash" xmlns:w16sdtfl="http://schemas.microsoft.com/office/word/2024/wordml/sdtformatlock" xmlns:w16se="http://schemas.microsoft.com/office/word/2015/wordml/symex" xmlns:w16du="http://schemas.microsoft.com/office/word/2023/wordml/word16du" xmlns:wne="http://schemas.microsoft.com/office/word/2006/wordml" mc:Ignorable="w14 w15 w16se w16cid w16 w16cex w16sdtdh w16sdtfl w16du wp14">
+  <w:footnote w:type="separator" w:id="-1">
+    <w:p>
+      <w:r>
+        <w:separator/>
+      </w:r>
+    </w:p>
+  </w:footnote>
+  <w:footnote w:type="continuationSeparator" w:id="0">
+    <w:p>
+      <w:r>
+        <w:continuationSeparator/>
+      </w:r>
+    </w:p>
+  </w:footnote>
+</w:footnotes>
+</file>
+
 <file path=word/numbering.xml><?xml version="1.0" encoding="utf-8"?>
 <w:numbering xmlns:wpc="http://schemas.microsoft.com/office/word/2010/wordprocessingCanvas" xmlns:cx="http://schemas.microsoft.com/office/drawing/2014/chartex" xmlns:cx1="http://schemas.microsoft.com/office/drawing/2015/9/8/chartex" xmlns:cx2="http://schemas.microsoft.com/office/drawing/2015/10/21/chartex" xmlns:cx3="http://schemas.microsoft.com/office/drawing/2016/5/9/chartex" xmlns:cx4="http://schemas.microsoft.com/office/drawing/2016/5/10/chartex" xmlns:cx5="http://schemas.microsoft.com/office/drawing/2016/5/11/chartex" xmlns:cx6="http://schemas.microsoft.com/office/drawing/2016/5/12/chartex" xmlns:cx7="http://schemas.microsoft.com/office/drawing/2016/5/13/chartex" xmlns:cx8="http://schemas.microsoft.com/office/drawing/2016/5/14/chartex" xmlns:mc="http://schemas.openxmlformats.org/markup-compatibility/2006" xmlns:m="http://schemas.openxmlformats.org/officeDocument/2006/math" xmlns:aink="http://schemas.microsoft.com/office/drawing/2016/ink" xmlns:am3d="http://schemas.microsoft.com/office/drawing/2017/model3d" xmlns:oel="http://schemas.microsoft.com/office/2019/extlst" xmlns:r="http://schemas.openxmlformats.org/officeDocument/2006/relationships" xmlns:wp14="http://schemas.microsoft.com/office/word/2010/wordprocessingDrawing" xmlns:wp="http://schemas.openxmlformats.org/drawingml/2006/wordprocessingDrawing" xmlns:wpg="http://schemas.microsoft.com/office/word/2010/wordprocessingGroup" xmlns:wpi="http://schemas.microsoft.com/office/word/2010/wordprocessingInk" xmlns:wps="http://schemas.microsoft.com/office/word/2010/wordprocessingShape" xmlns:o="urn:schemas-microsoft-com:office:office" xmlns:v="urn:schemas-microsoft-com:vml" xmlns:w10="urn:schemas-microsoft-com:office:word" xmlns:w="http://schemas.openxmlformats.org/wordprocessingml/2006/main" xmlns:w14="http://schemas.microsoft.com/office/word/2010/wordml" xmlns:w15="http://schemas.microsoft.com/office/word/2012/wordml" xmlns:w16cex="http://schemas.microsoft.com/office/word/2018/wordml/cex" xmlns:w16cid="http://schemas.microsoft.com/office/word/2016/wordml/cid" xmlns:w16="http://schemas.microsoft.com/office/word/2018/wordml" xmlns:w16sdtdh="http://schemas.microsoft.com/office/word/2020/wordml/sdtdatahash" xmlns:w16sdtfl="http://schemas.microsoft.com/office/word/2024/wordml/sdtformatlock" xmlns:w16se="http://schemas.microsoft.com/office/word/2015/wordml/symex" xmlns:w16du="http://schemas.microsoft.com/office/word/2023/wordml/word16du" xmlns:wne="http://schemas.microsoft.com/office/word/2006/wordml" mc:Ignorable="w14 w15 w16se w16cid w16 w16cex w16sdtdh w16sdtfl w16du wp14">
   <w:abstractNum w:abstractNumId="0" w15:restartNumberingAfterBreak="0">
@@ -12167,6 +14821,95 @@
     </w:lvl>
   </w:abstractNum>
   <w:abstractNum w:abstractNumId="22" w15:restartNumberingAfterBreak="0">
+    <w:nsid w:val="6ADF33D0"/>
+    <w:multiLevelType w:val="hybridMultilevel"/>
+    <w:tmpl w:val="58042468"/>
+    <w:lvl w:ilvl="0" w:tplc="0809000F">
+      <w:start w:val="1"/>
+      <w:numFmt w:val="decimal"/>
+      <w:lvlText w:val="%1."/>
+      <w:lvlJc w:val="left"/>
+      <w:pPr>
+        <w:ind w:left="720" w:hanging="360"/>
+      </w:pPr>
+      <w:rPr>
+        <w:rFonts w:hint="default"/>
+      </w:rPr>
+    </w:lvl>
+    <w:lvl w:ilvl="1" w:tplc="08090019" w:tentative="1">
+      <w:start w:val="1"/>
+      <w:numFmt w:val="lowerLetter"/>
+      <w:lvlText w:val="%2."/>
+      <w:lvlJc w:val="left"/>
+      <w:pPr>
+        <w:ind w:left="1440" w:hanging="360"/>
+      </w:pPr>
+    </w:lvl>
+    <w:lvl w:ilvl="2" w:tplc="0809001B" w:tentative="1">
+      <w:start w:val="1"/>
+      <w:numFmt w:val="lowerRoman"/>
+      <w:lvlText w:val="%3."/>
+      <w:lvlJc w:val="right"/>
+      <w:pPr>
+        <w:ind w:left="2160" w:hanging="180"/>
+      </w:pPr>
+    </w:lvl>
+    <w:lvl w:ilvl="3" w:tplc="0809000F" w:tentative="1">
+      <w:start w:val="1"/>
+      <w:numFmt w:val="decimal"/>
+      <w:lvlText w:val="%4."/>
+      <w:lvlJc w:val="left"/>
+      <w:pPr>
+        <w:ind w:left="2880" w:hanging="360"/>
+      </w:pPr>
+    </w:lvl>
+    <w:lvl w:ilvl="4" w:tplc="08090019" w:tentative="1">
+      <w:start w:val="1"/>
+      <w:numFmt w:val="lowerLetter"/>
+      <w:lvlText w:val="%5."/>
+      <w:lvlJc w:val="left"/>
+      <w:pPr>
+        <w:ind w:left="3600" w:hanging="360"/>
+      </w:pPr>
+    </w:lvl>
+    <w:lvl w:ilvl="5" w:tplc="0809001B" w:tentative="1">
+      <w:start w:val="1"/>
+      <w:numFmt w:val="lowerRoman"/>
+      <w:lvlText w:val="%6."/>
+      <w:lvlJc w:val="right"/>
+      <w:pPr>
+        <w:ind w:left="4320" w:hanging="180"/>
+      </w:pPr>
+    </w:lvl>
+    <w:lvl w:ilvl="6" w:tplc="0809000F" w:tentative="1">
+      <w:start w:val="1"/>
+      <w:numFmt w:val="decimal"/>
+      <w:lvlText w:val="%7."/>
+      <w:lvlJc w:val="left"/>
+      <w:pPr>
+        <w:ind w:left="5040" w:hanging="360"/>
+      </w:pPr>
+    </w:lvl>
+    <w:lvl w:ilvl="7" w:tplc="08090019" w:tentative="1">
+      <w:start w:val="1"/>
+      <w:numFmt w:val="lowerLetter"/>
+      <w:lvlText w:val="%8."/>
+      <w:lvlJc w:val="left"/>
+      <w:pPr>
+        <w:ind w:left="5760" w:hanging="360"/>
+      </w:pPr>
+    </w:lvl>
+    <w:lvl w:ilvl="8" w:tplc="0809001B" w:tentative="1">
+      <w:start w:val="1"/>
+      <w:numFmt w:val="lowerRoman"/>
+      <w:lvlText w:val="%9."/>
+      <w:lvlJc w:val="right"/>
+      <w:pPr>
+        <w:ind w:left="6480" w:hanging="180"/>
+      </w:pPr>
+    </w:lvl>
+  </w:abstractNum>
+  <w:abstractNum w:abstractNumId="23" w15:restartNumberingAfterBreak="0">
     <w:nsid w:val="6B735A93"/>
     <w:multiLevelType w:val="hybridMultilevel"/>
     <w:tmpl w:val="8B70CDEE"/>
@@ -12255,7 +14998,7 @@
       </w:pPr>
     </w:lvl>
   </w:abstractNum>
-  <w:abstractNum w:abstractNumId="23" w15:restartNumberingAfterBreak="0">
+  <w:abstractNum w:abstractNumId="24" w15:restartNumberingAfterBreak="0">
     <w:nsid w:val="6B7832EC"/>
     <w:multiLevelType w:val="multilevel"/>
     <w:tmpl w:val="A81A89CA"/>
@@ -12404,7 +15147,7 @@
       </w:rPr>
     </w:lvl>
   </w:abstractNum>
-  <w:abstractNum w:abstractNumId="24" w15:restartNumberingAfterBreak="0">
+  <w:abstractNum w:abstractNumId="25" w15:restartNumberingAfterBreak="0">
     <w:nsid w:val="73072708"/>
     <w:multiLevelType w:val="hybridMultilevel"/>
     <w:tmpl w:val="632CFC68"/>
@@ -12493,7 +15236,7 @@
       </w:pPr>
     </w:lvl>
   </w:abstractNum>
-  <w:abstractNum w:abstractNumId="25" w15:restartNumberingAfterBreak="0">
+  <w:abstractNum w:abstractNumId="26" w15:restartNumberingAfterBreak="0">
     <w:nsid w:val="73321BBA"/>
     <w:multiLevelType w:val="multilevel"/>
     <w:tmpl w:val="EFE6DFCA"/>
@@ -12642,7 +15385,7 @@
       </w:rPr>
     </w:lvl>
   </w:abstractNum>
-  <w:abstractNum w:abstractNumId="26" w15:restartNumberingAfterBreak="0">
+  <w:abstractNum w:abstractNumId="27" w15:restartNumberingAfterBreak="0">
     <w:nsid w:val="771B0A22"/>
     <w:multiLevelType w:val="hybridMultilevel"/>
     <w:tmpl w:val="5DA022BC"/>
@@ -12731,7 +15474,7 @@
       </w:pPr>
     </w:lvl>
   </w:abstractNum>
-  <w:abstractNum w:abstractNumId="27" w15:restartNumberingAfterBreak="0">
+  <w:abstractNum w:abstractNumId="28" w15:restartNumberingAfterBreak="0">
     <w:nsid w:val="78BD4B0A"/>
     <w:multiLevelType w:val="multilevel"/>
     <w:tmpl w:val="0E5AF6F0"/>
@@ -12880,7 +15623,7 @@
       </w:rPr>
     </w:lvl>
   </w:abstractNum>
-  <w:abstractNum w:abstractNumId="28" w15:restartNumberingAfterBreak="0">
+  <w:abstractNum w:abstractNumId="29" w15:restartNumberingAfterBreak="0">
     <w:nsid w:val="79FD2B7C"/>
     <w:multiLevelType w:val="multilevel"/>
     <w:tmpl w:val="FEC8E97E"/>
@@ -13030,13 +15773,13 @@
     </w:lvl>
   </w:abstractNum>
   <w:num w:numId="1" w16cid:durableId="1651977992">
-    <w:abstractNumId w:val="25"/>
+    <w:abstractNumId w:val="26"/>
   </w:num>
   <w:num w:numId="2" w16cid:durableId="222713874">
     <w:abstractNumId w:val="1"/>
   </w:num>
   <w:num w:numId="3" w16cid:durableId="1897811804">
-    <w:abstractNumId w:val="27"/>
+    <w:abstractNumId w:val="28"/>
   </w:num>
   <w:num w:numId="4" w16cid:durableId="480998893">
     <w:abstractNumId w:val="13"/>
@@ -13048,7 +15791,7 @@
     <w:abstractNumId w:val="5"/>
   </w:num>
   <w:num w:numId="7" w16cid:durableId="1062102917">
-    <w:abstractNumId w:val="23"/>
+    <w:abstractNumId w:val="24"/>
   </w:num>
   <w:num w:numId="8" w16cid:durableId="879586373">
     <w:abstractNumId w:val="7"/>
@@ -13057,7 +15800,7 @@
     <w:abstractNumId w:val="20"/>
   </w:num>
   <w:num w:numId="10" w16cid:durableId="245656287">
-    <w:abstractNumId w:val="28"/>
+    <w:abstractNumId w:val="29"/>
   </w:num>
   <w:num w:numId="11" w16cid:durableId="435977825">
     <w:abstractNumId w:val="9"/>
@@ -13084,7 +15827,7 @@
     <w:abstractNumId w:val="18"/>
   </w:num>
   <w:num w:numId="19" w16cid:durableId="1013218433">
-    <w:abstractNumId w:val="24"/>
+    <w:abstractNumId w:val="25"/>
   </w:num>
   <w:num w:numId="20" w16cid:durableId="1723140307">
     <w:abstractNumId w:val="15"/>
@@ -13099,7 +15842,7 @@
     <w:abstractNumId w:val="19"/>
   </w:num>
   <w:num w:numId="24" w16cid:durableId="135417014">
-    <w:abstractNumId w:val="22"/>
+    <w:abstractNumId w:val="23"/>
   </w:num>
   <w:num w:numId="25" w16cid:durableId="947009409">
     <w:abstractNumId w:val="10"/>
@@ -13114,7 +15857,10 @@
     <w:abstractNumId w:val="17"/>
   </w:num>
   <w:num w:numId="29" w16cid:durableId="304311807">
-    <w:abstractNumId w:val="26"/>
+    <w:abstractNumId w:val="27"/>
+  </w:num>
+  <w:num w:numId="30" w16cid:durableId="649557697">
+    <w:abstractNumId w:val="22"/>
   </w:num>
 </w:numbering>
 </file>
@@ -13757,7 +16503,6 @@
   <w:style w:type="character" w:default="1" w:styleId="DefaultParagraphFont">
     <w:name w:val="Default Paragraph Font"/>
     <w:uiPriority w:val="1"/>
-    <w:semiHidden/>
     <w:unhideWhenUsed/>
   </w:style>
   <w:style w:type="table" w:default="1" w:styleId="TableNormal">
@@ -14128,6 +16873,184 @@
       <w:bCs/>
     </w:rPr>
   </w:style>
+  <w:style w:type="paragraph" w:styleId="Header">
+    <w:name w:val="header"/>
+    <w:basedOn w:val="Normal"/>
+    <w:link w:val="HeaderChar"/>
+    <w:uiPriority w:val="99"/>
+    <w:unhideWhenUsed/>
+    <w:rsid w:val="004D2660"/>
+    <w:pPr>
+      <w:tabs>
+        <w:tab w:val="center" w:pos="4513"/>
+        <w:tab w:val="right" w:pos="9026"/>
+      </w:tabs>
+    </w:pPr>
+  </w:style>
+  <w:style w:type="character" w:customStyle="1" w:styleId="HeaderChar">
+    <w:name w:val="Header Char"/>
+    <w:basedOn w:val="DefaultParagraphFont"/>
+    <w:link w:val="Header"/>
+    <w:uiPriority w:val="99"/>
+    <w:rsid w:val="004D2660"/>
+    <w:rPr>
+      <w:rFonts w:ascii="Times New Roman" w:eastAsia="Times New Roman" w:hAnsi="Times New Roman" w:cs="Times New Roman"/>
+      <w:kern w:val="0"/>
+      <w:lang w:eastAsia="en-GB"/>
+      <w14:ligatures w14:val="none"/>
+    </w:rPr>
+  </w:style>
+  <w:style w:type="paragraph" w:styleId="Footer">
+    <w:name w:val="footer"/>
+    <w:basedOn w:val="Normal"/>
+    <w:link w:val="FooterChar"/>
+    <w:uiPriority w:val="99"/>
+    <w:unhideWhenUsed/>
+    <w:rsid w:val="004D2660"/>
+    <w:pPr>
+      <w:tabs>
+        <w:tab w:val="center" w:pos="4513"/>
+        <w:tab w:val="right" w:pos="9026"/>
+      </w:tabs>
+    </w:pPr>
+  </w:style>
+  <w:style w:type="character" w:customStyle="1" w:styleId="FooterChar">
+    <w:name w:val="Footer Char"/>
+    <w:basedOn w:val="DefaultParagraphFont"/>
+    <w:link w:val="Footer"/>
+    <w:uiPriority w:val="99"/>
+    <w:rsid w:val="004D2660"/>
+    <w:rPr>
+      <w:rFonts w:ascii="Times New Roman" w:eastAsia="Times New Roman" w:hAnsi="Times New Roman" w:cs="Times New Roman"/>
+      <w:kern w:val="0"/>
+      <w:lang w:eastAsia="en-GB"/>
+      <w14:ligatures w14:val="none"/>
+    </w:rPr>
+  </w:style>
+  <w:style w:type="table" w:styleId="LightGrid">
+    <w:name w:val="Light Grid"/>
+    <w:basedOn w:val="TableNormal"/>
+    <w:uiPriority w:val="62"/>
+    <w:unhideWhenUsed/>
+    <w:rsid w:val="009A1ACD"/>
+    <w:pPr>
+      <w:spacing w:after="0" w:line="240" w:lineRule="auto"/>
+    </w:pPr>
+    <w:tblPr>
+      <w:tblStyleRowBandSize w:val="1"/>
+      <w:tblStyleColBandSize w:val="1"/>
+      <w:tblBorders>
+        <w:top w:val="single" w:sz="8" w:space="0" w:color="000000" w:themeColor="text1"/>
+        <w:left w:val="single" w:sz="8" w:space="0" w:color="000000" w:themeColor="text1"/>
+        <w:bottom w:val="single" w:sz="8" w:space="0" w:color="000000" w:themeColor="text1"/>
+        <w:right w:val="single" w:sz="8" w:space="0" w:color="000000" w:themeColor="text1"/>
+        <w:insideH w:val="single" w:sz="8" w:space="0" w:color="000000" w:themeColor="text1"/>
+        <w:insideV w:val="single" w:sz="8" w:space="0" w:color="000000" w:themeColor="text1"/>
+      </w:tblBorders>
+    </w:tblPr>
+    <w:tblStylePr w:type="firstRow">
+      <w:pPr>
+        <w:spacing w:before="0" w:after="0" w:line="240" w:lineRule="auto"/>
+      </w:pPr>
+      <w:rPr>
+        <w:rFonts w:asciiTheme="majorHAnsi" w:eastAsiaTheme="majorEastAsia" w:hAnsiTheme="majorHAnsi" w:cstheme="majorBidi"/>
+        <w:b/>
+        <w:bCs/>
+      </w:rPr>
+      <w:tblPr/>
+      <w:tcPr>
+        <w:tcBorders>
+          <w:top w:val="single" w:sz="8" w:space="0" w:color="000000" w:themeColor="text1"/>
+          <w:left w:val="single" w:sz="8" w:space="0" w:color="000000" w:themeColor="text1"/>
+          <w:bottom w:val="single" w:sz="18" w:space="0" w:color="000000" w:themeColor="text1"/>
+          <w:right w:val="single" w:sz="8" w:space="0" w:color="000000" w:themeColor="text1"/>
+          <w:insideH w:val="nil"/>
+          <w:insideV w:val="single" w:sz="8" w:space="0" w:color="000000" w:themeColor="text1"/>
+        </w:tcBorders>
+      </w:tcPr>
+    </w:tblStylePr>
+    <w:tblStylePr w:type="lastRow">
+      <w:pPr>
+        <w:spacing w:before="0" w:after="0" w:line="240" w:lineRule="auto"/>
+      </w:pPr>
+      <w:rPr>
+        <w:rFonts w:asciiTheme="majorHAnsi" w:eastAsiaTheme="majorEastAsia" w:hAnsiTheme="majorHAnsi" w:cstheme="majorBidi"/>
+        <w:b/>
+        <w:bCs/>
+      </w:rPr>
+      <w:tblPr/>
+      <w:tcPr>
+        <w:tcBorders>
+          <w:top w:val="double" w:sz="6" w:space="0" w:color="000000" w:themeColor="text1"/>
+          <w:left w:val="single" w:sz="8" w:space="0" w:color="000000" w:themeColor="text1"/>
+          <w:bottom w:val="single" w:sz="8" w:space="0" w:color="000000" w:themeColor="text1"/>
+          <w:right w:val="single" w:sz="8" w:space="0" w:color="000000" w:themeColor="text1"/>
+          <w:insideH w:val="nil"/>
+          <w:insideV w:val="single" w:sz="8" w:space="0" w:color="000000" w:themeColor="text1"/>
+        </w:tcBorders>
+      </w:tcPr>
+    </w:tblStylePr>
+    <w:tblStylePr w:type="firstCol">
+      <w:rPr>
+        <w:rFonts w:asciiTheme="majorHAnsi" w:eastAsiaTheme="majorEastAsia" w:hAnsiTheme="majorHAnsi" w:cstheme="majorBidi"/>
+        <w:b/>
+        <w:bCs/>
+      </w:rPr>
+    </w:tblStylePr>
+    <w:tblStylePr w:type="lastCol">
+      <w:rPr>
+        <w:rFonts w:asciiTheme="majorHAnsi" w:eastAsiaTheme="majorEastAsia" w:hAnsiTheme="majorHAnsi" w:cstheme="majorBidi"/>
+        <w:b/>
+        <w:bCs/>
+      </w:rPr>
+      <w:tblPr/>
+      <w:tcPr>
+        <w:tcBorders>
+          <w:top w:val="single" w:sz="8" w:space="0" w:color="000000" w:themeColor="text1"/>
+          <w:left w:val="single" w:sz="8" w:space="0" w:color="000000" w:themeColor="text1"/>
+          <w:bottom w:val="single" w:sz="8" w:space="0" w:color="000000" w:themeColor="text1"/>
+          <w:right w:val="single" w:sz="8" w:space="0" w:color="000000" w:themeColor="text1"/>
+        </w:tcBorders>
+      </w:tcPr>
+    </w:tblStylePr>
+    <w:tblStylePr w:type="band1Vert">
+      <w:tblPr/>
+      <w:tcPr>
+        <w:tcBorders>
+          <w:top w:val="single" w:sz="8" w:space="0" w:color="000000" w:themeColor="text1"/>
+          <w:left w:val="single" w:sz="8" w:space="0" w:color="000000" w:themeColor="text1"/>
+          <w:bottom w:val="single" w:sz="8" w:space="0" w:color="000000" w:themeColor="text1"/>
+          <w:right w:val="single" w:sz="8" w:space="0" w:color="000000" w:themeColor="text1"/>
+        </w:tcBorders>
+        <w:shd w:val="clear" w:color="auto" w:fill="C0C0C0" w:themeFill="text1" w:themeFillTint="3F"/>
+      </w:tcPr>
+    </w:tblStylePr>
+    <w:tblStylePr w:type="band1Horz">
+      <w:tblPr/>
+      <w:tcPr>
+        <w:tcBorders>
+          <w:top w:val="single" w:sz="8" w:space="0" w:color="000000" w:themeColor="text1"/>
+          <w:left w:val="single" w:sz="8" w:space="0" w:color="000000" w:themeColor="text1"/>
+          <w:bottom w:val="single" w:sz="8" w:space="0" w:color="000000" w:themeColor="text1"/>
+          <w:right w:val="single" w:sz="8" w:space="0" w:color="000000" w:themeColor="text1"/>
+          <w:insideV w:val="single" w:sz="8" w:space="0" w:color="000000" w:themeColor="text1"/>
+        </w:tcBorders>
+        <w:shd w:val="clear" w:color="auto" w:fill="C0C0C0" w:themeFill="text1" w:themeFillTint="3F"/>
+      </w:tcPr>
+    </w:tblStylePr>
+    <w:tblStylePr w:type="band2Horz">
+      <w:tblPr/>
+      <w:tcPr>
+        <w:tcBorders>
+          <w:top w:val="single" w:sz="8" w:space="0" w:color="000000" w:themeColor="text1"/>
+          <w:left w:val="single" w:sz="8" w:space="0" w:color="000000" w:themeColor="text1"/>
+          <w:bottom w:val="single" w:sz="8" w:space="0" w:color="000000" w:themeColor="text1"/>
+          <w:right w:val="single" w:sz="8" w:space="0" w:color="000000" w:themeColor="text1"/>
+          <w:insideV w:val="single" w:sz="8" w:space="0" w:color="000000" w:themeColor="text1"/>
+        </w:tcBorders>
+      </w:tcPr>
+    </w:tblStylePr>
+  </w:style>
 </w:styles>
 </file>
 
